--- a/Documentação/Entrega1_Vestuario.docx
+++ b/Documentação/Entrega1_Vestuario.docx
@@ -96,12 +96,6 @@
         <w:gridCol w:w="6838"/>
       </w:tblGrid>
       <w:tr>
-        <w:tblPrEx>
-          <w:tblCellMar>
-            <w:top w:w="0" w:type="dxa"/>
-            <w:bottom w:w="0" w:type="dxa"/>
-          </w:tblCellMar>
-        </w:tblPrEx>
         <w:trPr>
           <w:cantSplit/>
           <w:tblHeader/>
@@ -172,12 +166,6 @@
         </w:tc>
       </w:tr>
       <w:tr>
-        <w:tblPrEx>
-          <w:tblCellMar>
-            <w:top w:w="0" w:type="dxa"/>
-            <w:bottom w:w="0" w:type="dxa"/>
-          </w:tblCellMar>
-        </w:tblPrEx>
         <w:trPr>
           <w:cantSplit/>
         </w:trPr>
@@ -233,12 +221,6 @@
         </w:tc>
       </w:tr>
       <w:tr>
-        <w:tblPrEx>
-          <w:tblCellMar>
-            <w:top w:w="0" w:type="dxa"/>
-            <w:bottom w:w="0" w:type="dxa"/>
-          </w:tblCellMar>
-        </w:tblPrEx>
         <w:trPr>
           <w:cantSplit/>
         </w:trPr>
@@ -294,12 +276,6 @@
         </w:tc>
       </w:tr>
       <w:tr>
-        <w:tblPrEx>
-          <w:tblCellMar>
-            <w:top w:w="0" w:type="dxa"/>
-            <w:bottom w:w="0" w:type="dxa"/>
-          </w:tblCellMar>
-        </w:tblPrEx>
         <w:trPr>
           <w:cantSplit/>
         </w:trPr>
@@ -355,12 +331,6 @@
         </w:tc>
       </w:tr>
       <w:tr>
-        <w:tblPrEx>
-          <w:tblCellMar>
-            <w:top w:w="0" w:type="dxa"/>
-            <w:bottom w:w="0" w:type="dxa"/>
-          </w:tblCellMar>
-        </w:tblPrEx>
         <w:trPr>
           <w:cantSplit/>
         </w:trPr>
@@ -416,12 +386,6 @@
         </w:tc>
       </w:tr>
       <w:tr>
-        <w:tblPrEx>
-          <w:tblCellMar>
-            <w:top w:w="0" w:type="dxa"/>
-            <w:bottom w:w="0" w:type="dxa"/>
-          </w:tblCellMar>
-        </w:tblPrEx>
         <w:trPr>
           <w:cantSplit/>
         </w:trPr>
@@ -568,12 +532,6 @@
         <w:gridCol w:w="3761"/>
       </w:tblGrid>
       <w:tr>
-        <w:tblPrEx>
-          <w:tblCellMar>
-            <w:top w:w="0" w:type="dxa"/>
-            <w:bottom w:w="0" w:type="dxa"/>
-          </w:tblCellMar>
-        </w:tblPrEx>
         <w:trPr>
           <w:cantSplit/>
           <w:tblHeader/>
@@ -740,12 +698,6 @@
         </w:tc>
       </w:tr>
       <w:tr>
-        <w:tblPrEx>
-          <w:tblCellMar>
-            <w:top w:w="0" w:type="dxa"/>
-            <w:bottom w:w="0" w:type="dxa"/>
-          </w:tblCellMar>
-        </w:tblPrEx>
         <w:trPr>
           <w:cantSplit/>
         </w:trPr>
@@ -876,12 +828,6 @@
         </w:tc>
       </w:tr>
       <w:tr>
-        <w:tblPrEx>
-          <w:tblCellMar>
-            <w:top w:w="0" w:type="dxa"/>
-            <w:bottom w:w="0" w:type="dxa"/>
-          </w:tblCellMar>
-        </w:tblPrEx>
         <w:trPr>
           <w:cantSplit/>
         </w:trPr>
@@ -1012,12 +958,6 @@
         </w:tc>
       </w:tr>
       <w:tr>
-        <w:tblPrEx>
-          <w:tblCellMar>
-            <w:top w:w="0" w:type="dxa"/>
-            <w:bottom w:w="0" w:type="dxa"/>
-          </w:tblCellMar>
-        </w:tblPrEx>
         <w:trPr>
           <w:cantSplit/>
         </w:trPr>
@@ -1148,12 +1088,6 @@
         </w:tc>
       </w:tr>
       <w:tr>
-        <w:tblPrEx>
-          <w:tblCellMar>
-            <w:top w:w="0" w:type="dxa"/>
-            <w:bottom w:w="0" w:type="dxa"/>
-          </w:tblCellMar>
-        </w:tblPrEx>
         <w:trPr>
           <w:cantSplit/>
         </w:trPr>
@@ -1284,12 +1218,6 @@
         </w:tc>
       </w:tr>
       <w:tr>
-        <w:tblPrEx>
-          <w:tblCellMar>
-            <w:top w:w="0" w:type="dxa"/>
-            <w:bottom w:w="0" w:type="dxa"/>
-          </w:tblCellMar>
-        </w:tblPrEx>
         <w:trPr>
           <w:cantSplit/>
         </w:trPr>
@@ -1419,12 +1347,6 @@
         </w:tc>
       </w:tr>
       <w:tr>
-        <w:tblPrEx>
-          <w:tblCellMar>
-            <w:top w:w="0" w:type="dxa"/>
-            <w:bottom w:w="0" w:type="dxa"/>
-          </w:tblCellMar>
-        </w:tblPrEx>
         <w:trPr>
           <w:cantSplit/>
         </w:trPr>
@@ -1624,12 +1546,6 @@
         <w:gridCol w:w="5938"/>
       </w:tblGrid>
       <w:tr>
-        <w:tblPrEx>
-          <w:tblCellMar>
-            <w:top w:w="0" w:type="dxa"/>
-            <w:bottom w:w="0" w:type="dxa"/>
-          </w:tblCellMar>
-        </w:tblPrEx>
         <w:trPr>
           <w:cantSplit/>
           <w:tblHeader/>
@@ -1733,12 +1649,6 @@
         </w:tc>
       </w:tr>
       <w:tr>
-        <w:tblPrEx>
-          <w:tblCellMar>
-            <w:top w:w="0" w:type="dxa"/>
-            <w:bottom w:w="0" w:type="dxa"/>
-          </w:tblCellMar>
-        </w:tblPrEx>
         <w:trPr>
           <w:cantSplit/>
         </w:trPr>
@@ -1827,12 +1737,6 @@
         </w:tc>
       </w:tr>
       <w:tr>
-        <w:tblPrEx>
-          <w:tblCellMar>
-            <w:top w:w="0" w:type="dxa"/>
-            <w:bottom w:w="0" w:type="dxa"/>
-          </w:tblCellMar>
-        </w:tblPrEx>
         <w:trPr>
           <w:cantSplit/>
         </w:trPr>
@@ -1913,12 +1817,6 @@
         </w:tc>
       </w:tr>
       <w:tr>
-        <w:tblPrEx>
-          <w:tblCellMar>
-            <w:top w:w="0" w:type="dxa"/>
-            <w:bottom w:w="0" w:type="dxa"/>
-          </w:tblCellMar>
-        </w:tblPrEx>
         <w:trPr>
           <w:cantSplit/>
         </w:trPr>
@@ -2039,12 +1937,6 @@
         <w:gridCol w:w="2438"/>
       </w:tblGrid>
       <w:tr>
-        <w:tblPrEx>
-          <w:tblCellMar>
-            <w:top w:w="0" w:type="dxa"/>
-            <w:bottom w:w="0" w:type="dxa"/>
-          </w:tblCellMar>
-        </w:tblPrEx>
         <w:trPr>
           <w:cantSplit/>
           <w:tblHeader/>
@@ -2147,12 +2039,6 @@
         </w:tc>
       </w:tr>
       <w:tr>
-        <w:tblPrEx>
-          <w:tblCellMar>
-            <w:top w:w="0" w:type="dxa"/>
-            <w:bottom w:w="0" w:type="dxa"/>
-          </w:tblCellMar>
-        </w:tblPrEx>
         <w:trPr>
           <w:cantSplit/>
         </w:trPr>
@@ -2267,12 +2153,6 @@
         </w:tc>
       </w:tr>
       <w:tr>
-        <w:tblPrEx>
-          <w:tblCellMar>
-            <w:top w:w="0" w:type="dxa"/>
-            <w:bottom w:w="0" w:type="dxa"/>
-          </w:tblCellMar>
-        </w:tblPrEx>
         <w:trPr>
           <w:cantSplit/>
         </w:trPr>
@@ -2384,12 +2264,6 @@
         </w:tc>
       </w:tr>
       <w:tr>
-        <w:tblPrEx>
-          <w:tblCellMar>
-            <w:top w:w="0" w:type="dxa"/>
-            <w:bottom w:w="0" w:type="dxa"/>
-          </w:tblCellMar>
-        </w:tblPrEx>
         <w:trPr>
           <w:cantSplit/>
         </w:trPr>
@@ -2504,12 +2378,6 @@
         </w:tc>
       </w:tr>
       <w:tr>
-        <w:tblPrEx>
-          <w:tblCellMar>
-            <w:top w:w="0" w:type="dxa"/>
-            <w:bottom w:w="0" w:type="dxa"/>
-          </w:tblCellMar>
-        </w:tblPrEx>
         <w:trPr>
           <w:cantSplit/>
         </w:trPr>
@@ -3015,12 +2883,6 @@
         <w:gridCol w:w="4300"/>
       </w:tblGrid>
       <w:tr>
-        <w:tblPrEx>
-          <w:tblCellMar>
-            <w:top w:w="0" w:type="dxa"/>
-            <w:bottom w:w="0" w:type="dxa"/>
-          </w:tblCellMar>
-        </w:tblPrEx>
         <w:trPr>
           <w:cantSplit/>
           <w:tblHeader/>
@@ -3155,12 +3017,6 @@
         </w:tc>
       </w:tr>
       <w:tr>
-        <w:tblPrEx>
-          <w:tblCellMar>
-            <w:top w:w="0" w:type="dxa"/>
-            <w:bottom w:w="0" w:type="dxa"/>
-          </w:tblCellMar>
-        </w:tblPrEx>
         <w:trPr>
           <w:cantSplit/>
         </w:trPr>
@@ -3266,12 +3122,6 @@
         </w:tc>
       </w:tr>
       <w:tr>
-        <w:tblPrEx>
-          <w:tblCellMar>
-            <w:top w:w="0" w:type="dxa"/>
-            <w:bottom w:w="0" w:type="dxa"/>
-          </w:tblCellMar>
-        </w:tblPrEx>
         <w:trPr>
           <w:cantSplit/>
         </w:trPr>
@@ -3401,12 +3251,6 @@
         </w:tc>
       </w:tr>
       <w:tr>
-        <w:tblPrEx>
-          <w:tblCellMar>
-            <w:top w:w="0" w:type="dxa"/>
-            <w:bottom w:w="0" w:type="dxa"/>
-          </w:tblCellMar>
-        </w:tblPrEx>
         <w:trPr>
           <w:cantSplit/>
         </w:trPr>
@@ -3512,12 +3356,6 @@
         </w:tc>
       </w:tr>
       <w:tr>
-        <w:tblPrEx>
-          <w:tblCellMar>
-            <w:top w:w="0" w:type="dxa"/>
-            <w:bottom w:w="0" w:type="dxa"/>
-          </w:tblCellMar>
-        </w:tblPrEx>
         <w:trPr>
           <w:cantSplit/>
         </w:trPr>
@@ -3631,12 +3469,6 @@
         </w:tc>
       </w:tr>
       <w:tr>
-        <w:tblPrEx>
-          <w:tblCellMar>
-            <w:top w:w="0" w:type="dxa"/>
-            <w:bottom w:w="0" w:type="dxa"/>
-          </w:tblCellMar>
-        </w:tblPrEx>
         <w:trPr>
           <w:cantSplit/>
         </w:trPr>
@@ -3661,7 +3493,10 @@
               <w:spacing w:after="40"/>
             </w:pPr>
             <w:r>
-              <w:t>P05</w:t>
+              <w:t>P0</w:t>
+            </w:r>
+            <w:r>
+              <w:t>5</w:t>
             </w:r>
           </w:p>
         </w:tc>
@@ -3686,7 +3521,7 @@
               <w:spacing w:after="40"/>
             </w:pPr>
             <w:r>
-              <w:t>Colunas repetidas em Estoque</w:t>
+              <w:t>Valores calculados guardados sem proteção</w:t>
             </w:r>
           </w:p>
         </w:tc>
@@ -3710,8 +3545,21 @@
             <w:pPr>
               <w:spacing w:after="40"/>
             </w:pPr>
-            <w:r>
-              <w:t>categoria e subcategoria repetem Produtos nas 125 linhas.</w:t>
+            <w:proofErr w:type="spellStart"/>
+            <w:r>
+              <w:t>valor_total</w:t>
+            </w:r>
+            <w:proofErr w:type="spellEnd"/>
+            <w:r>
+              <w:t xml:space="preserve"> e </w:t>
+            </w:r>
+            <w:proofErr w:type="spellStart"/>
+            <w:r>
+              <w:t>lucro_estimado</w:t>
+            </w:r>
+            <w:proofErr w:type="spellEnd"/>
+            <w:r>
+              <w:t xml:space="preserve"> são sempre derivados dos outros campos (5.999 de 5.999 conferem).</w:t>
             </w:r>
           </w:p>
         </w:tc>
@@ -3736,18 +3584,12 @@
               <w:spacing w:after="40"/>
             </w:pPr>
             <w:r>
-              <w:t>Mesma contradição possível, agora entre abas.</w:t>
+              <w:t>Se alguém digitar um valor, nada avisa que está errado.</w:t>
             </w:r>
           </w:p>
         </w:tc>
       </w:tr>
       <w:tr>
-        <w:tblPrEx>
-          <w:tblCellMar>
-            <w:top w:w="0" w:type="dxa"/>
-            <w:bottom w:w="0" w:type="dxa"/>
-          </w:tblCellMar>
-        </w:tblPrEx>
         <w:trPr>
           <w:cantSplit/>
         </w:trPr>
@@ -3772,7 +3614,10 @@
               <w:spacing w:after="40"/>
             </w:pPr>
             <w:r>
-              <w:t>P06</w:t>
+              <w:t>P0</w:t>
+            </w:r>
+            <w:r>
+              <w:t>6</w:t>
             </w:r>
           </w:p>
         </w:tc>
@@ -3797,7 +3642,7 @@
               <w:spacing w:after="40"/>
             </w:pPr>
             <w:r>
-              <w:t>Estado depende da cidade</w:t>
+              <w:t>Sem histórico de preço e de custo</w:t>
             </w:r>
           </w:p>
         </w:tc>
@@ -3822,7 +3667,7 @@
               <w:spacing w:after="40"/>
             </w:pPr>
             <w:r>
-              <w:t>15 cidades e 7 estados escritos por extenso 799 vezes em Clientes e 5.999 vezes em Vendas. Nenhuma cidade tem mais de um estado.</w:t>
+              <w:t>O preço da venda é igual ao do cadastro em 100% das linhas. O dicionário chama o preço de médio. O lucro usa o custo atual do produto.</w:t>
             </w:r>
           </w:p>
         </w:tc>
@@ -3847,26 +3692,12 @@
               <w:spacing w:after="40"/>
             </w:pPr>
             <w:r>
-              <w:t xml:space="preserve">Erro de digitação cria cidades diferentes (ex.: </w:t>
-            </w:r>
-            <w:proofErr w:type="spellStart"/>
-            <w:r>
-              <w:t>Niteroi</w:t>
-            </w:r>
-            <w:proofErr w:type="spellEnd"/>
-            <w:r>
-              <w:t>). Difícil agrupar.</w:t>
+              <w:t>Mudar o preço ou o custo altera o passado. O lucro antigo deixa de ser confiável.</w:t>
             </w:r>
           </w:p>
         </w:tc>
       </w:tr>
       <w:tr>
-        <w:tblPrEx>
-          <w:tblCellMar>
-            <w:top w:w="0" w:type="dxa"/>
-            <w:bottom w:w="0" w:type="dxa"/>
-          </w:tblCellMar>
-        </w:tblPrEx>
         <w:trPr>
           <w:cantSplit/>
         </w:trPr>
@@ -3891,7 +3722,11 @@
               <w:spacing w:after="40"/>
             </w:pPr>
             <w:r>
-              <w:t>P07</w:t>
+              <w:lastRenderedPageBreak/>
+              <w:t>P0</w:t>
+            </w:r>
+            <w:r>
+              <w:t>7</w:t>
             </w:r>
           </w:p>
         </w:tc>
@@ -3916,7 +3751,7 @@
               <w:spacing w:after="40"/>
             </w:pPr>
             <w:r>
-              <w:t>Valores calculados guardados sem proteção</w:t>
+              <w:t>Status pobre e ambíguo</w:t>
             </w:r>
           </w:p>
         </w:tc>
@@ -3940,21 +3775,8 @@
             <w:pPr>
               <w:spacing w:after="40"/>
             </w:pPr>
-            <w:proofErr w:type="spellStart"/>
-            <w:r>
-              <w:t>valor_total</w:t>
-            </w:r>
-            <w:proofErr w:type="spellEnd"/>
-            <w:r>
-              <w:t xml:space="preserve"> e </w:t>
-            </w:r>
-            <w:proofErr w:type="spellStart"/>
-            <w:r>
-              <w:t>lucro_estimado</w:t>
-            </w:r>
-            <w:proofErr w:type="spellEnd"/>
-            <w:r>
-              <w:t xml:space="preserve"> são sempre derivados dos outros campos (5.999 de 5.999 conferem).</w:t>
+            <w:r>
+              <w:t>Só 4 valores finais. Não há etapas de andamento (pago, enviado). Concluído e Entregue se confundem. Troca é um evento, e não uma situação. Não há regra de transição.</w:t>
             </w:r>
           </w:p>
         </w:tc>
@@ -3979,18 +3801,12 @@
               <w:spacing w:after="40"/>
             </w:pPr>
             <w:r>
-              <w:t>Se alguém digitar um valor, nada avisa que está errado.</w:t>
+              <w:t>Dá para ir de qualquer status para qualquer outro.</w:t>
             </w:r>
           </w:p>
         </w:tc>
       </w:tr>
       <w:tr>
-        <w:tblPrEx>
-          <w:tblCellMar>
-            <w:top w:w="0" w:type="dxa"/>
-            <w:bottom w:w="0" w:type="dxa"/>
-          </w:tblCellMar>
-        </w:tblPrEx>
         <w:trPr>
           <w:cantSplit/>
         </w:trPr>
@@ -4015,8 +3831,10 @@
               <w:spacing w:after="40"/>
             </w:pPr>
             <w:r>
-              <w:lastRenderedPageBreak/>
-              <w:t>P08</w:t>
+              <w:t>P</w:t>
+            </w:r>
+            <w:r>
+              <w:t>08</w:t>
             </w:r>
           </w:p>
         </w:tc>
@@ -4041,7 +3859,7 @@
               <w:spacing w:after="40"/>
             </w:pPr>
             <w:r>
-              <w:t>Sem histórico de preço e de custo</w:t>
+              <w:t>Cancelados somados na receita</w:t>
             </w:r>
           </w:p>
         </w:tc>
@@ -4066,7 +3884,7 @@
               <w:spacing w:after="40"/>
             </w:pPr>
             <w:r>
-              <w:t>O preço da venda é igual ao do cadastro em 100% das linhas. O dicionário chama o preço de médio. O lucro usa o custo atual do produto.</w:t>
+              <w:t>324 pedidos cancelados somam R$ 257.048,16 (5,3% de R$ 4.852.558,18) e R$ 126.190,39 de lucro estimado.</w:t>
             </w:r>
           </w:p>
         </w:tc>
@@ -4091,18 +3909,12 @@
               <w:spacing w:after="40"/>
             </w:pPr>
             <w:r>
-              <w:t>Mudar o preço ou o custo altera o passado. O lucro antigo deixa de ser confiável.</w:t>
+              <w:t>Relatórios que somam tudo mostram receita e lucro inflados.</w:t>
             </w:r>
           </w:p>
         </w:tc>
       </w:tr>
       <w:tr>
-        <w:tblPrEx>
-          <w:tblCellMar>
-            <w:top w:w="0" w:type="dxa"/>
-            <w:bottom w:w="0" w:type="dxa"/>
-          </w:tblCellMar>
-        </w:tblPrEx>
         <w:trPr>
           <w:cantSplit/>
         </w:trPr>
@@ -4127,7 +3939,10 @@
               <w:spacing w:after="40"/>
             </w:pPr>
             <w:r>
-              <w:t>P09</w:t>
+              <w:t>P</w:t>
+            </w:r>
+            <w:r>
+              <w:t>09</w:t>
             </w:r>
           </w:p>
         </w:tc>
@@ -4152,7 +3967,7 @@
               <w:spacing w:after="40"/>
             </w:pPr>
             <w:r>
-              <w:t>Status pobre e ambíguo</w:t>
+              <w:t>Estoque sem movimentação</w:t>
             </w:r>
           </w:p>
         </w:tc>
@@ -4176,8 +3991,13 @@
             <w:pPr>
               <w:spacing w:after="40"/>
             </w:pPr>
-            <w:r>
-              <w:t>Só 4 valores finais. Não há etapas de andamento (pago, enviado). Concluído e Entregue se confundem. Troca é um evento, e não uma situação. Não há regra de transição.</w:t>
+            <w:proofErr w:type="spellStart"/>
+            <w:r>
+              <w:t>estoque_atual</w:t>
+            </w:r>
+            <w:proofErr w:type="spellEnd"/>
+            <w:r>
+              <w:t xml:space="preserve"> é um número solto. Nada mostra se as vendas baixam o estoque. 8 produtos estão abaixo do mínimo sem alerta.</w:t>
             </w:r>
           </w:p>
         </w:tc>
@@ -4202,18 +4022,12 @@
               <w:spacing w:after="40"/>
             </w:pPr>
             <w:r>
-              <w:t>Dá para ir de qualquer status para qualquer outro.</w:t>
+              <w:t>Risco de vender sem ter o produto e de a reposição atrasar.</w:t>
             </w:r>
           </w:p>
         </w:tc>
       </w:tr>
       <w:tr>
-        <w:tblPrEx>
-          <w:tblCellMar>
-            <w:top w:w="0" w:type="dxa"/>
-            <w:bottom w:w="0" w:type="dxa"/>
-          </w:tblCellMar>
-        </w:tblPrEx>
         <w:trPr>
           <w:cantSplit/>
         </w:trPr>
@@ -4238,7 +4052,10 @@
               <w:spacing w:after="40"/>
             </w:pPr>
             <w:r>
-              <w:t>P10</w:t>
+              <w:t>P1</w:t>
+            </w:r>
+            <w:r>
+              <w:t>0</w:t>
             </w:r>
           </w:p>
         </w:tc>
@@ -4263,7 +4080,7 @@
               <w:spacing w:after="40"/>
             </w:pPr>
             <w:r>
-              <w:t>Cancelados somados na receita</w:t>
+              <w:t>Tamanho de letra para calçado</w:t>
             </w:r>
           </w:p>
         </w:tc>
@@ -4288,7 +4105,7 @@
               <w:spacing w:after="40"/>
             </w:pPr>
             <w:r>
-              <w:t>324 pedidos cancelados somam R$ 257.048,16 (5,3% de R$ 4.852.558,18) e R$ 126.190,39 de lucro estimado.</w:t>
+              <w:t>Os 5 tamanhos de letra (PP a GG) são usados nas 1.019 vendas de tênis.</w:t>
             </w:r>
           </w:p>
         </w:tc>
@@ -4313,18 +4130,12 @@
               <w:spacing w:after="40"/>
             </w:pPr>
             <w:r>
-              <w:t>Relatórios que somam tudo mostram receita e lucro inflados.</w:t>
+              <w:t>Calçado usa numeração. O dado não representa o que foi vendido.</w:t>
             </w:r>
           </w:p>
         </w:tc>
       </w:tr>
       <w:tr>
-        <w:tblPrEx>
-          <w:tblCellMar>
-            <w:top w:w="0" w:type="dxa"/>
-            <w:bottom w:w="0" w:type="dxa"/>
-          </w:tblCellMar>
-        </w:tblPrEx>
         <w:trPr>
           <w:cantSplit/>
         </w:trPr>
@@ -4349,7 +4160,10 @@
               <w:spacing w:after="40"/>
             </w:pPr>
             <w:r>
-              <w:t>P11</w:t>
+              <w:t>P1</w:t>
+            </w:r>
+            <w:r>
+              <w:t>1</w:t>
             </w:r>
           </w:p>
         </w:tc>
@@ -4374,7 +4188,7 @@
               <w:spacing w:after="40"/>
             </w:pPr>
             <w:r>
-              <w:t>Estoque sem movimentação</w:t>
+              <w:t>Estoque por produto, venda por tamanho</w:t>
             </w:r>
           </w:p>
         </w:tc>
@@ -4398,13 +4212,8 @@
             <w:pPr>
               <w:spacing w:after="40"/>
             </w:pPr>
-            <w:proofErr w:type="spellStart"/>
-            <w:r>
-              <w:t>estoque_atual</w:t>
-            </w:r>
-            <w:proofErr w:type="spellEnd"/>
-            <w:r>
-              <w:t xml:space="preserve"> é um número solto. Nada mostra se as vendas baixam o estoque. 8 produtos estão abaixo do mínimo sem alerta.</w:t>
+            <w:r>
+              <w:t>O estoque não separa tamanhos, mas a venda registra o tamanho.</w:t>
             </w:r>
           </w:p>
         </w:tc>
@@ -4429,18 +4238,12 @@
               <w:spacing w:after="40"/>
             </w:pPr>
             <w:r>
-              <w:t>Risco de vender sem ter o produto e de a reposição atrasar.</w:t>
+              <w:t>Não dá para saber se existe o tamanho pedido. Limite conhecido desta versão.</w:t>
             </w:r>
           </w:p>
         </w:tc>
       </w:tr>
       <w:tr>
-        <w:tblPrEx>
-          <w:tblCellMar>
-            <w:top w:w="0" w:type="dxa"/>
-            <w:bottom w:w="0" w:type="dxa"/>
-          </w:tblCellMar>
-        </w:tblPrEx>
         <w:trPr>
           <w:cantSplit/>
         </w:trPr>
@@ -4465,7 +4268,10 @@
               <w:spacing w:after="40"/>
             </w:pPr>
             <w:r>
-              <w:t>P12</w:t>
+              <w:t>P1</w:t>
+            </w:r>
+            <w:r>
+              <w:t>2</w:t>
             </w:r>
           </w:p>
         </w:tc>
@@ -4490,7 +4296,7 @@
               <w:spacing w:after="40"/>
             </w:pPr>
             <w:r>
-              <w:t>Tamanho de letra para calçado</w:t>
+              <w:t>Regra de desconto não documentada</w:t>
             </w:r>
           </w:p>
         </w:tc>
@@ -4515,7 +4321,7 @@
               <w:spacing w:after="40"/>
             </w:pPr>
             <w:r>
-              <w:t>Os 5 tamanhos de letra (PP a GG) são usados nas 1.019 vendas de tênis.</w:t>
+              <w:t>Só 0%, 5%, 10% e 15%. A distribuição é igual para quem tem e quem não tem fidelidade.</w:t>
             </w:r>
           </w:p>
         </w:tc>
@@ -4540,451 +4346,7 @@
               <w:spacing w:after="40"/>
             </w:pPr>
             <w:r>
-              <w:t>Calçado usa numeração. O dado não representa o que foi vendido.</w:t>
-            </w:r>
-          </w:p>
-        </w:tc>
-      </w:tr>
-      <w:tr>
-        <w:tblPrEx>
-          <w:tblCellMar>
-            <w:top w:w="0" w:type="dxa"/>
-            <w:bottom w:w="0" w:type="dxa"/>
-          </w:tblCellMar>
-        </w:tblPrEx>
-        <w:trPr>
-          <w:cantSplit/>
-        </w:trPr>
-        <w:tc>
-          <w:tcPr>
-            <w:tcW w:w="1150" w:type="dxa"/>
-            <w:tcBorders>
-              <w:top w:val="single" w:sz="4" w:space="0" w:color="000000"/>
-              <w:left w:val="single" w:sz="4" w:space="0" w:color="000000"/>
-              <w:bottom w:val="single" w:sz="4" w:space="0" w:color="000000"/>
-              <w:right w:val="single" w:sz="4" w:space="0" w:color="000000"/>
-            </w:tcBorders>
-            <w:tcMar>
-              <w:top w:w="60" w:type="dxa"/>
-              <w:left w:w="100" w:type="dxa"/>
-              <w:bottom w:w="60" w:type="dxa"/>
-              <w:right w:w="100" w:type="dxa"/>
-            </w:tcMar>
-          </w:tcPr>
-          <w:p>
-            <w:pPr>
-              <w:spacing w:after="40"/>
-            </w:pPr>
-            <w:r>
-              <w:t>P13</w:t>
-            </w:r>
-          </w:p>
-        </w:tc>
-        <w:tc>
-          <w:tcPr>
-            <w:tcW w:w="2700" w:type="dxa"/>
-            <w:tcBorders>
-              <w:top w:val="single" w:sz="4" w:space="0" w:color="000000"/>
-              <w:left w:val="single" w:sz="4" w:space="0" w:color="000000"/>
-              <w:bottom w:val="single" w:sz="4" w:space="0" w:color="000000"/>
-              <w:right w:val="single" w:sz="4" w:space="0" w:color="000000"/>
-            </w:tcBorders>
-            <w:tcMar>
-              <w:top w:w="60" w:type="dxa"/>
-              <w:left w:w="100" w:type="dxa"/>
-              <w:bottom w:w="60" w:type="dxa"/>
-              <w:right w:w="100" w:type="dxa"/>
-            </w:tcMar>
-          </w:tcPr>
-          <w:p>
-            <w:pPr>
-              <w:spacing w:after="40"/>
-            </w:pPr>
-            <w:r>
-              <w:t>Estoque por produto, venda por tamanho</w:t>
-            </w:r>
-          </w:p>
-        </w:tc>
-        <w:tc>
-          <w:tcPr>
-            <w:tcW w:w="6420" w:type="dxa"/>
-            <w:tcBorders>
-              <w:top w:val="single" w:sz="4" w:space="0" w:color="000000"/>
-              <w:left w:val="single" w:sz="4" w:space="0" w:color="000000"/>
-              <w:bottom w:val="single" w:sz="4" w:space="0" w:color="000000"/>
-              <w:right w:val="single" w:sz="4" w:space="0" w:color="000000"/>
-            </w:tcBorders>
-            <w:tcMar>
-              <w:top w:w="60" w:type="dxa"/>
-              <w:left w:w="100" w:type="dxa"/>
-              <w:bottom w:w="60" w:type="dxa"/>
-              <w:right w:w="100" w:type="dxa"/>
-            </w:tcMar>
-          </w:tcPr>
-          <w:p>
-            <w:pPr>
-              <w:spacing w:after="40"/>
-            </w:pPr>
-            <w:r>
-              <w:t>O estoque não separa tamanhos, mas a venda registra o tamanho.</w:t>
-            </w:r>
-          </w:p>
-        </w:tc>
-        <w:tc>
-          <w:tcPr>
-            <w:tcW w:w="4300" w:type="dxa"/>
-            <w:tcBorders>
-              <w:top w:val="single" w:sz="4" w:space="0" w:color="000000"/>
-              <w:left w:val="single" w:sz="4" w:space="0" w:color="000000"/>
-              <w:bottom w:val="single" w:sz="4" w:space="0" w:color="000000"/>
-              <w:right w:val="single" w:sz="4" w:space="0" w:color="000000"/>
-            </w:tcBorders>
-            <w:tcMar>
-              <w:top w:w="60" w:type="dxa"/>
-              <w:left w:w="100" w:type="dxa"/>
-              <w:bottom w:w="60" w:type="dxa"/>
-              <w:right w:w="100" w:type="dxa"/>
-            </w:tcMar>
-          </w:tcPr>
-          <w:p>
-            <w:pPr>
-              <w:spacing w:after="40"/>
-            </w:pPr>
-            <w:r>
-              <w:t>Não dá para saber se existe o tamanho pedido. Limite conhecido desta versão.</w:t>
-            </w:r>
-          </w:p>
-        </w:tc>
-      </w:tr>
-      <w:tr>
-        <w:tblPrEx>
-          <w:tblCellMar>
-            <w:top w:w="0" w:type="dxa"/>
-            <w:bottom w:w="0" w:type="dxa"/>
-          </w:tblCellMar>
-        </w:tblPrEx>
-        <w:trPr>
-          <w:cantSplit/>
-        </w:trPr>
-        <w:tc>
-          <w:tcPr>
-            <w:tcW w:w="1150" w:type="dxa"/>
-            <w:tcBorders>
-              <w:top w:val="single" w:sz="4" w:space="0" w:color="000000"/>
-              <w:left w:val="single" w:sz="4" w:space="0" w:color="000000"/>
-              <w:bottom w:val="single" w:sz="4" w:space="0" w:color="000000"/>
-              <w:right w:val="single" w:sz="4" w:space="0" w:color="000000"/>
-            </w:tcBorders>
-            <w:tcMar>
-              <w:top w:w="60" w:type="dxa"/>
-              <w:left w:w="100" w:type="dxa"/>
-              <w:bottom w:w="60" w:type="dxa"/>
-              <w:right w:w="100" w:type="dxa"/>
-            </w:tcMar>
-          </w:tcPr>
-          <w:p>
-            <w:pPr>
-              <w:spacing w:after="40"/>
-            </w:pPr>
-            <w:r>
-              <w:t>P14</w:t>
-            </w:r>
-          </w:p>
-        </w:tc>
-        <w:tc>
-          <w:tcPr>
-            <w:tcW w:w="2700" w:type="dxa"/>
-            <w:tcBorders>
-              <w:top w:val="single" w:sz="4" w:space="0" w:color="000000"/>
-              <w:left w:val="single" w:sz="4" w:space="0" w:color="000000"/>
-              <w:bottom w:val="single" w:sz="4" w:space="0" w:color="000000"/>
-              <w:right w:val="single" w:sz="4" w:space="0" w:color="000000"/>
-            </w:tcBorders>
-            <w:tcMar>
-              <w:top w:w="60" w:type="dxa"/>
-              <w:left w:w="100" w:type="dxa"/>
-              <w:bottom w:w="60" w:type="dxa"/>
-              <w:right w:w="100" w:type="dxa"/>
-            </w:tcMar>
-          </w:tcPr>
-          <w:p>
-            <w:pPr>
-              <w:spacing w:after="40"/>
-            </w:pPr>
-            <w:r>
-              <w:t>Regra de desconto não documentada</w:t>
-            </w:r>
-          </w:p>
-        </w:tc>
-        <w:tc>
-          <w:tcPr>
-            <w:tcW w:w="6420" w:type="dxa"/>
-            <w:tcBorders>
-              <w:top w:val="single" w:sz="4" w:space="0" w:color="000000"/>
-              <w:left w:val="single" w:sz="4" w:space="0" w:color="000000"/>
-              <w:bottom w:val="single" w:sz="4" w:space="0" w:color="000000"/>
-              <w:right w:val="single" w:sz="4" w:space="0" w:color="000000"/>
-            </w:tcBorders>
-            <w:tcMar>
-              <w:top w:w="60" w:type="dxa"/>
-              <w:left w:w="100" w:type="dxa"/>
-              <w:bottom w:w="60" w:type="dxa"/>
-              <w:right w:w="100" w:type="dxa"/>
-            </w:tcMar>
-          </w:tcPr>
-          <w:p>
-            <w:pPr>
-              <w:spacing w:after="40"/>
-            </w:pPr>
-            <w:r>
-              <w:t>Só 0%, 5%, 10% e 15%. A distribuição é igual para quem tem e quem não tem fidelidade.</w:t>
-            </w:r>
-          </w:p>
-        </w:tc>
-        <w:tc>
-          <w:tcPr>
-            <w:tcW w:w="4300" w:type="dxa"/>
-            <w:tcBorders>
-              <w:top w:val="single" w:sz="4" w:space="0" w:color="000000"/>
-              <w:left w:val="single" w:sz="4" w:space="0" w:color="000000"/>
-              <w:bottom w:val="single" w:sz="4" w:space="0" w:color="000000"/>
-              <w:right w:val="single" w:sz="4" w:space="0" w:color="000000"/>
-            </w:tcBorders>
-            <w:tcMar>
-              <w:top w:w="60" w:type="dxa"/>
-              <w:left w:w="100" w:type="dxa"/>
-              <w:bottom w:w="60" w:type="dxa"/>
-              <w:right w:w="100" w:type="dxa"/>
-            </w:tcMar>
-          </w:tcPr>
-          <w:p>
-            <w:pPr>
-              <w:spacing w:after="40"/>
-            </w:pPr>
-            <w:r>
               <w:t>Não dá para validar nem explicar um desconto.</w:t>
-            </w:r>
-          </w:p>
-        </w:tc>
-      </w:tr>
-      <w:tr>
-        <w:tblPrEx>
-          <w:tblCellMar>
-            <w:top w:w="0" w:type="dxa"/>
-            <w:bottom w:w="0" w:type="dxa"/>
-          </w:tblCellMar>
-        </w:tblPrEx>
-        <w:trPr>
-          <w:cantSplit/>
-        </w:trPr>
-        <w:tc>
-          <w:tcPr>
-            <w:tcW w:w="1150" w:type="dxa"/>
-            <w:tcBorders>
-              <w:top w:val="single" w:sz="4" w:space="0" w:color="000000"/>
-              <w:left w:val="single" w:sz="4" w:space="0" w:color="000000"/>
-              <w:bottom w:val="single" w:sz="4" w:space="0" w:color="000000"/>
-              <w:right w:val="single" w:sz="4" w:space="0" w:color="000000"/>
-            </w:tcBorders>
-            <w:tcMar>
-              <w:top w:w="60" w:type="dxa"/>
-              <w:left w:w="100" w:type="dxa"/>
-              <w:bottom w:w="60" w:type="dxa"/>
-              <w:right w:w="100" w:type="dxa"/>
-            </w:tcMar>
-          </w:tcPr>
-          <w:p>
-            <w:pPr>
-              <w:spacing w:after="40"/>
-            </w:pPr>
-            <w:r>
-              <w:t>P15</w:t>
-            </w:r>
-          </w:p>
-        </w:tc>
-        <w:tc>
-          <w:tcPr>
-            <w:tcW w:w="2700" w:type="dxa"/>
-            <w:tcBorders>
-              <w:top w:val="single" w:sz="4" w:space="0" w:color="000000"/>
-              <w:left w:val="single" w:sz="4" w:space="0" w:color="000000"/>
-              <w:bottom w:val="single" w:sz="4" w:space="0" w:color="000000"/>
-              <w:right w:val="single" w:sz="4" w:space="0" w:color="000000"/>
-            </w:tcBorders>
-            <w:tcMar>
-              <w:top w:w="60" w:type="dxa"/>
-              <w:left w:w="100" w:type="dxa"/>
-              <w:bottom w:w="60" w:type="dxa"/>
-              <w:right w:w="100" w:type="dxa"/>
-            </w:tcMar>
-          </w:tcPr>
-          <w:p>
-            <w:pPr>
-              <w:spacing w:after="40"/>
-            </w:pPr>
-            <w:r>
-              <w:t>Dicionário de dados incompleto</w:t>
-            </w:r>
-          </w:p>
-        </w:tc>
-        <w:tc>
-          <w:tcPr>
-            <w:tcW w:w="6420" w:type="dxa"/>
-            <w:tcBorders>
-              <w:top w:val="single" w:sz="4" w:space="0" w:color="000000"/>
-              <w:left w:val="single" w:sz="4" w:space="0" w:color="000000"/>
-              <w:bottom w:val="single" w:sz="4" w:space="0" w:color="000000"/>
-              <w:right w:val="single" w:sz="4" w:space="0" w:color="000000"/>
-            </w:tcBorders>
-            <w:tcMar>
-              <w:top w:w="60" w:type="dxa"/>
-              <w:left w:w="100" w:type="dxa"/>
-              <w:bottom w:w="60" w:type="dxa"/>
-              <w:right w:w="100" w:type="dxa"/>
-            </w:tcMar>
-          </w:tcPr>
-          <w:p>
-            <w:pPr>
-              <w:spacing w:after="40"/>
-            </w:pPr>
-            <w:r>
-              <w:t>Descreve 9 dos 44 campos (cerca de 20%). Subcategoria Casual existe em duas categorias (Tênis e Vestido).</w:t>
-            </w:r>
-          </w:p>
-        </w:tc>
-        <w:tc>
-          <w:tcPr>
-            <w:tcW w:w="4300" w:type="dxa"/>
-            <w:tcBorders>
-              <w:top w:val="single" w:sz="4" w:space="0" w:color="000000"/>
-              <w:left w:val="single" w:sz="4" w:space="0" w:color="000000"/>
-              <w:bottom w:val="single" w:sz="4" w:space="0" w:color="000000"/>
-              <w:right w:val="single" w:sz="4" w:space="0" w:color="000000"/>
-            </w:tcBorders>
-            <w:tcMar>
-              <w:top w:w="60" w:type="dxa"/>
-              <w:left w:w="100" w:type="dxa"/>
-              <w:bottom w:w="60" w:type="dxa"/>
-              <w:right w:w="100" w:type="dxa"/>
-            </w:tcMar>
-          </w:tcPr>
-          <w:p>
-            <w:pPr>
-              <w:spacing w:after="40"/>
-            </w:pPr>
-            <w:r>
-              <w:t>Quem usa os dados precisa adivinhar o significado.</w:t>
-            </w:r>
-          </w:p>
-        </w:tc>
-      </w:tr>
-      <w:tr>
-        <w:tblPrEx>
-          <w:tblCellMar>
-            <w:top w:w="0" w:type="dxa"/>
-            <w:bottom w:w="0" w:type="dxa"/>
-          </w:tblCellMar>
-        </w:tblPrEx>
-        <w:trPr>
-          <w:cantSplit/>
-        </w:trPr>
-        <w:tc>
-          <w:tcPr>
-            <w:tcW w:w="1150" w:type="dxa"/>
-            <w:tcBorders>
-              <w:top w:val="single" w:sz="4" w:space="0" w:color="000000"/>
-              <w:left w:val="single" w:sz="4" w:space="0" w:color="000000"/>
-              <w:bottom w:val="single" w:sz="4" w:space="0" w:color="000000"/>
-              <w:right w:val="single" w:sz="4" w:space="0" w:color="000000"/>
-            </w:tcBorders>
-            <w:tcMar>
-              <w:top w:w="60" w:type="dxa"/>
-              <w:left w:w="100" w:type="dxa"/>
-              <w:bottom w:w="60" w:type="dxa"/>
-              <w:right w:w="100" w:type="dxa"/>
-            </w:tcMar>
-          </w:tcPr>
-          <w:p>
-            <w:pPr>
-              <w:spacing w:after="40"/>
-            </w:pPr>
-            <w:r>
-              <w:t>P16</w:t>
-            </w:r>
-          </w:p>
-        </w:tc>
-        <w:tc>
-          <w:tcPr>
-            <w:tcW w:w="2700" w:type="dxa"/>
-            <w:tcBorders>
-              <w:top w:val="single" w:sz="4" w:space="0" w:color="000000"/>
-              <w:left w:val="single" w:sz="4" w:space="0" w:color="000000"/>
-              <w:bottom w:val="single" w:sz="4" w:space="0" w:color="000000"/>
-              <w:right w:val="single" w:sz="4" w:space="0" w:color="000000"/>
-            </w:tcBorders>
-            <w:tcMar>
-              <w:top w:w="60" w:type="dxa"/>
-              <w:left w:w="100" w:type="dxa"/>
-              <w:bottom w:w="60" w:type="dxa"/>
-              <w:right w:w="100" w:type="dxa"/>
-            </w:tcMar>
-          </w:tcPr>
-          <w:p>
-            <w:pPr>
-              <w:spacing w:after="40"/>
-            </w:pPr>
-            <w:r>
-              <w:t>Fornecedor em texto repetido</w:t>
-            </w:r>
-          </w:p>
-        </w:tc>
-        <w:tc>
-          <w:tcPr>
-            <w:tcW w:w="6420" w:type="dxa"/>
-            <w:tcBorders>
-              <w:top w:val="single" w:sz="4" w:space="0" w:color="000000"/>
-              <w:left w:val="single" w:sz="4" w:space="0" w:color="000000"/>
-              <w:bottom w:val="single" w:sz="4" w:space="0" w:color="000000"/>
-              <w:right w:val="single" w:sz="4" w:space="0" w:color="000000"/>
-            </w:tcBorders>
-            <w:tcMar>
-              <w:top w:w="60" w:type="dxa"/>
-              <w:left w:w="100" w:type="dxa"/>
-              <w:bottom w:w="60" w:type="dxa"/>
-              <w:right w:w="100" w:type="dxa"/>
-            </w:tcMar>
-          </w:tcPr>
-          <w:p>
-            <w:pPr>
-              <w:spacing w:after="40"/>
-            </w:pPr>
-            <w:r>
-              <w:t>4 fornecedores escritos por extenso em 125 linhas. Cada fornecedor tem de 20 a 22 tempos de reposição diferentes.</w:t>
-            </w:r>
-          </w:p>
-        </w:tc>
-        <w:tc>
-          <w:tcPr>
-            <w:tcW w:w="4300" w:type="dxa"/>
-            <w:tcBorders>
-              <w:top w:val="single" w:sz="4" w:space="0" w:color="000000"/>
-              <w:left w:val="single" w:sz="4" w:space="0" w:color="000000"/>
-              <w:bottom w:val="single" w:sz="4" w:space="0" w:color="000000"/>
-              <w:right w:val="single" w:sz="4" w:space="0" w:color="000000"/>
-            </w:tcBorders>
-            <w:tcMar>
-              <w:top w:w="60" w:type="dxa"/>
-              <w:left w:w="100" w:type="dxa"/>
-              <w:bottom w:w="60" w:type="dxa"/>
-              <w:right w:w="100" w:type="dxa"/>
-            </w:tcMar>
-          </w:tcPr>
-          <w:p>
-            <w:pPr>
-              <w:spacing w:after="40"/>
-            </w:pPr>
-            <w:r>
-              <w:t>O tempo de reposição pertence ao produto, e não ao fornecedor. Isso deve ficar claro no modelo.</w:t>
             </w:r>
           </w:p>
         </w:tc>
@@ -4996,7 +4358,6 @@
         <w:keepNext/>
       </w:pPr>
       <w:r>
-        <w:lastRenderedPageBreak/>
         <w:t>3. Requisitos legados, revisados e novos (fase 1)</w:t>
       </w:r>
     </w:p>
@@ -5014,7 +4375,7 @@
         <w:spacing w:after="120"/>
       </w:pPr>
       <w:r>
-        <w:t>Não existe documento de requisitos do legado. Os requisitos abaixo foram deduzidos do que a planilha guarda e calcula. O código RL é usado na matriz.</w:t>
+        <w:t>Os requisitos abaixo foram deduzidos do que a planilha guarda e calcula. O código RL é usado na matriz.</w:t>
       </w:r>
     </w:p>
     <w:tbl>
@@ -5040,12 +4401,6 @@
         <w:gridCol w:w="4100"/>
       </w:tblGrid>
       <w:tr>
-        <w:tblPrEx>
-          <w:tblCellMar>
-            <w:top w:w="0" w:type="dxa"/>
-            <w:bottom w:w="0" w:type="dxa"/>
-          </w:tblCellMar>
-        </w:tblPrEx>
         <w:trPr>
           <w:cantSplit/>
           <w:tblHeader/>
@@ -5148,12 +4503,6 @@
         </w:tc>
       </w:tr>
       <w:tr>
-        <w:tblPrEx>
-          <w:tblCellMar>
-            <w:top w:w="0" w:type="dxa"/>
-            <w:bottom w:w="0" w:type="dxa"/>
-          </w:tblCellMar>
-        </w:tblPrEx>
         <w:trPr>
           <w:cantSplit/>
         </w:trPr>
@@ -5234,12 +4583,6 @@
         </w:tc>
       </w:tr>
       <w:tr>
-        <w:tblPrEx>
-          <w:tblCellMar>
-            <w:top w:w="0" w:type="dxa"/>
-            <w:bottom w:w="0" w:type="dxa"/>
-          </w:tblCellMar>
-        </w:tblPrEx>
         <w:trPr>
           <w:cantSplit/>
         </w:trPr>
@@ -5320,12 +4663,6 @@
         </w:tc>
       </w:tr>
       <w:tr>
-        <w:tblPrEx>
-          <w:tblCellMar>
-            <w:top w:w="0" w:type="dxa"/>
-            <w:bottom w:w="0" w:type="dxa"/>
-          </w:tblCellMar>
-        </w:tblPrEx>
         <w:trPr>
           <w:cantSplit/>
         </w:trPr>
@@ -5350,6 +4687,7 @@
               <w:spacing w:after="40"/>
             </w:pPr>
             <w:r>
+              <w:lastRenderedPageBreak/>
               <w:t>RL03</w:t>
             </w:r>
           </w:p>
@@ -5406,12 +4744,6 @@
         </w:tc>
       </w:tr>
       <w:tr>
-        <w:tblPrEx>
-          <w:tblCellMar>
-            <w:top w:w="0" w:type="dxa"/>
-            <w:bottom w:w="0" w:type="dxa"/>
-          </w:tblCellMar>
-        </w:tblPrEx>
         <w:trPr>
           <w:cantSplit/>
         </w:trPr>
@@ -5492,12 +4824,6 @@
         </w:tc>
       </w:tr>
       <w:tr>
-        <w:tblPrEx>
-          <w:tblCellMar>
-            <w:top w:w="0" w:type="dxa"/>
-            <w:bottom w:w="0" w:type="dxa"/>
-          </w:tblCellMar>
-        </w:tblPrEx>
         <w:trPr>
           <w:cantSplit/>
         </w:trPr>
@@ -5578,12 +4904,6 @@
         </w:tc>
       </w:tr>
       <w:tr>
-        <w:tblPrEx>
-          <w:tblCellMar>
-            <w:top w:w="0" w:type="dxa"/>
-            <w:bottom w:w="0" w:type="dxa"/>
-          </w:tblCellMar>
-        </w:tblPrEx>
         <w:trPr>
           <w:cantSplit/>
         </w:trPr>
@@ -5672,12 +4992,6 @@
         </w:tc>
       </w:tr>
       <w:tr>
-        <w:tblPrEx>
-          <w:tblCellMar>
-            <w:top w:w="0" w:type="dxa"/>
-            <w:bottom w:w="0" w:type="dxa"/>
-          </w:tblCellMar>
-        </w:tblPrEx>
         <w:trPr>
           <w:cantSplit/>
         </w:trPr>
@@ -5771,12 +5085,6 @@
         </w:tc>
       </w:tr>
       <w:tr>
-        <w:tblPrEx>
-          <w:tblCellMar>
-            <w:top w:w="0" w:type="dxa"/>
-            <w:bottom w:w="0" w:type="dxa"/>
-          </w:tblCellMar>
-        </w:tblPrEx>
         <w:trPr>
           <w:cantSplit/>
         </w:trPr>
@@ -5857,12 +5165,6 @@
         </w:tc>
       </w:tr>
       <w:tr>
-        <w:tblPrEx>
-          <w:tblCellMar>
-            <w:top w:w="0" w:type="dxa"/>
-            <w:bottom w:w="0" w:type="dxa"/>
-          </w:tblCellMar>
-        </w:tblPrEx>
         <w:trPr>
           <w:cantSplit/>
         </w:trPr>
@@ -5943,12 +5245,6 @@
         </w:tc>
       </w:tr>
       <w:tr>
-        <w:tblPrEx>
-          <w:tblCellMar>
-            <w:top w:w="0" w:type="dxa"/>
-            <w:bottom w:w="0" w:type="dxa"/>
-          </w:tblCellMar>
-        </w:tblPrEx>
         <w:trPr>
           <w:cantSplit/>
         </w:trPr>
@@ -6100,7 +5396,6 @@
         <w:keepNext/>
       </w:pPr>
       <w:r>
-        <w:lastRenderedPageBreak/>
         <w:t>Requisitos funcionais</w:t>
       </w:r>
     </w:p>
@@ -6128,12 +5423,6 @@
         <w:gridCol w:w="1700"/>
       </w:tblGrid>
       <w:tr>
-        <w:tblPrEx>
-          <w:tblCellMar>
-            <w:top w:w="0" w:type="dxa"/>
-            <w:bottom w:w="0" w:type="dxa"/>
-          </w:tblCellMar>
-        </w:tblPrEx>
         <w:trPr>
           <w:cantSplit/>
           <w:tblHeader/>
@@ -6268,12 +5557,6 @@
         </w:tc>
       </w:tr>
       <w:tr>
-        <w:tblPrEx>
-          <w:tblCellMar>
-            <w:top w:w="0" w:type="dxa"/>
-            <w:bottom w:w="0" w:type="dxa"/>
-          </w:tblCellMar>
-        </w:tblPrEx>
         <w:trPr>
           <w:cantSplit/>
         </w:trPr>
@@ -6379,12 +5662,6 @@
         </w:tc>
       </w:tr>
       <w:tr>
-        <w:tblPrEx>
-          <w:tblCellMar>
-            <w:top w:w="0" w:type="dxa"/>
-            <w:bottom w:w="0" w:type="dxa"/>
-          </w:tblCellMar>
-        </w:tblPrEx>
         <w:trPr>
           <w:cantSplit/>
         </w:trPr>
@@ -6490,12 +5767,6 @@
         </w:tc>
       </w:tr>
       <w:tr>
-        <w:tblPrEx>
-          <w:tblCellMar>
-            <w:top w:w="0" w:type="dxa"/>
-            <w:bottom w:w="0" w:type="dxa"/>
-          </w:tblCellMar>
-        </w:tblPrEx>
         <w:trPr>
           <w:cantSplit/>
         </w:trPr>
@@ -6520,6 +5791,7 @@
               <w:spacing w:after="40"/>
             </w:pPr>
             <w:r>
+              <w:lastRenderedPageBreak/>
               <w:t>RF03</w:t>
             </w:r>
           </w:p>
@@ -6601,12 +5873,6 @@
         </w:tc>
       </w:tr>
       <w:tr>
-        <w:tblPrEx>
-          <w:tblCellMar>
-            <w:top w:w="0" w:type="dxa"/>
-            <w:bottom w:w="0" w:type="dxa"/>
-          </w:tblCellMar>
-        </w:tblPrEx>
         <w:trPr>
           <w:cantSplit/>
         </w:trPr>
@@ -6712,12 +5978,6 @@
         </w:tc>
       </w:tr>
       <w:tr>
-        <w:tblPrEx>
-          <w:tblCellMar>
-            <w:top w:w="0" w:type="dxa"/>
-            <w:bottom w:w="0" w:type="dxa"/>
-          </w:tblCellMar>
-        </w:tblPrEx>
         <w:trPr>
           <w:cantSplit/>
         </w:trPr>
@@ -6823,12 +6083,6 @@
         </w:tc>
       </w:tr>
       <w:tr>
-        <w:tblPrEx>
-          <w:tblCellMar>
-            <w:top w:w="0" w:type="dxa"/>
-            <w:bottom w:w="0" w:type="dxa"/>
-          </w:tblCellMar>
-        </w:tblPrEx>
         <w:trPr>
           <w:cantSplit/>
         </w:trPr>
@@ -6934,12 +6188,6 @@
         </w:tc>
       </w:tr>
       <w:tr>
-        <w:tblPrEx>
-          <w:tblCellMar>
-            <w:top w:w="0" w:type="dxa"/>
-            <w:bottom w:w="0" w:type="dxa"/>
-          </w:tblCellMar>
-        </w:tblPrEx>
         <w:trPr>
           <w:cantSplit/>
         </w:trPr>
@@ -7061,12 +6309,6 @@
         </w:tc>
       </w:tr>
       <w:tr>
-        <w:tblPrEx>
-          <w:tblCellMar>
-            <w:top w:w="0" w:type="dxa"/>
-            <w:bottom w:w="0" w:type="dxa"/>
-          </w:tblCellMar>
-        </w:tblPrEx>
         <w:trPr>
           <w:cantSplit/>
         </w:trPr>
@@ -7172,12 +6414,6 @@
         </w:tc>
       </w:tr>
       <w:tr>
-        <w:tblPrEx>
-          <w:tblCellMar>
-            <w:top w:w="0" w:type="dxa"/>
-            <w:bottom w:w="0" w:type="dxa"/>
-          </w:tblCellMar>
-        </w:tblPrEx>
         <w:trPr>
           <w:cantSplit/>
         </w:trPr>
@@ -7283,12 +6519,6 @@
         </w:tc>
       </w:tr>
       <w:tr>
-        <w:tblPrEx>
-          <w:tblCellMar>
-            <w:top w:w="0" w:type="dxa"/>
-            <w:bottom w:w="0" w:type="dxa"/>
-          </w:tblCellMar>
-        </w:tblPrEx>
         <w:trPr>
           <w:cantSplit/>
         </w:trPr>
@@ -7426,12 +6656,6 @@
         <w:gridCol w:w="10470"/>
       </w:tblGrid>
       <w:tr>
-        <w:tblPrEx>
-          <w:tblCellMar>
-            <w:top w:w="0" w:type="dxa"/>
-            <w:bottom w:w="0" w:type="dxa"/>
-          </w:tblCellMar>
-        </w:tblPrEx>
         <w:trPr>
           <w:cantSplit/>
           <w:tblHeader/>
@@ -7534,12 +6758,6 @@
         </w:tc>
       </w:tr>
       <w:tr>
-        <w:tblPrEx>
-          <w:tblCellMar>
-            <w:top w:w="0" w:type="dxa"/>
-            <w:bottom w:w="0" w:type="dxa"/>
-          </w:tblCellMar>
-        </w:tblPrEx>
         <w:trPr>
           <w:cantSplit/>
         </w:trPr>
@@ -7620,12 +6838,6 @@
         </w:tc>
       </w:tr>
       <w:tr>
-        <w:tblPrEx>
-          <w:tblCellMar>
-            <w:top w:w="0" w:type="dxa"/>
-            <w:bottom w:w="0" w:type="dxa"/>
-          </w:tblCellMar>
-        </w:tblPrEx>
         <w:trPr>
           <w:cantSplit/>
         </w:trPr>
@@ -7650,7 +6862,6 @@
               <w:spacing w:after="40"/>
             </w:pPr>
             <w:r>
-              <w:lastRenderedPageBreak/>
               <w:t>RNF02</w:t>
             </w:r>
           </w:p>
@@ -7707,12 +6918,6 @@
         </w:tc>
       </w:tr>
       <w:tr>
-        <w:tblPrEx>
-          <w:tblCellMar>
-            <w:top w:w="0" w:type="dxa"/>
-            <w:bottom w:w="0" w:type="dxa"/>
-          </w:tblCellMar>
-        </w:tblPrEx>
         <w:trPr>
           <w:cantSplit/>
         </w:trPr>
@@ -7793,12 +6998,6 @@
         </w:tc>
       </w:tr>
       <w:tr>
-        <w:tblPrEx>
-          <w:tblCellMar>
-            <w:top w:w="0" w:type="dxa"/>
-            <w:bottom w:w="0" w:type="dxa"/>
-          </w:tblCellMar>
-        </w:tblPrEx>
         <w:trPr>
           <w:cantSplit/>
         </w:trPr>
@@ -7885,6 +7084,7 @@
         <w:keepNext/>
       </w:pPr>
       <w:r>
+        <w:lastRenderedPageBreak/>
         <w:t>3.3 Matriz de rastreabilidade</w:t>
       </w:r>
     </w:p>
@@ -7922,12 +7122,6 @@
         <w:gridCol w:w="3400"/>
       </w:tblGrid>
       <w:tr>
-        <w:tblPrEx>
-          <w:tblCellMar>
-            <w:top w:w="0" w:type="dxa"/>
-            <w:bottom w:w="0" w:type="dxa"/>
-          </w:tblCellMar>
-        </w:tblPrEx>
         <w:trPr>
           <w:cantSplit/>
           <w:tblHeader/>
@@ -8126,12 +7320,6 @@
         </w:tc>
       </w:tr>
       <w:tr>
-        <w:tblPrEx>
-          <w:tblCellMar>
-            <w:top w:w="0" w:type="dxa"/>
-            <w:bottom w:w="0" w:type="dxa"/>
-          </w:tblCellMar>
-        </w:tblPrEx>
         <w:trPr>
           <w:cantSplit/>
         </w:trPr>
@@ -8295,12 +7483,6 @@
         </w:tc>
       </w:tr>
       <w:tr>
-        <w:tblPrEx>
-          <w:tblCellMar>
-            <w:top w:w="0" w:type="dxa"/>
-            <w:bottom w:w="0" w:type="dxa"/>
-          </w:tblCellMar>
-        </w:tblPrEx>
         <w:trPr>
           <w:cantSplit/>
         </w:trPr>
@@ -8472,12 +7654,6 @@
         </w:tc>
       </w:tr>
       <w:tr>
-        <w:tblPrEx>
-          <w:tblCellMar>
-            <w:top w:w="0" w:type="dxa"/>
-            <w:bottom w:w="0" w:type="dxa"/>
-          </w:tblCellMar>
-        </w:tblPrEx>
         <w:trPr>
           <w:cantSplit/>
         </w:trPr>
@@ -8649,12 +7825,6 @@
         </w:tc>
       </w:tr>
       <w:tr>
-        <w:tblPrEx>
-          <w:tblCellMar>
-            <w:top w:w="0" w:type="dxa"/>
-            <w:bottom w:w="0" w:type="dxa"/>
-          </w:tblCellMar>
-        </w:tblPrEx>
         <w:trPr>
           <w:cantSplit/>
         </w:trPr>
@@ -8810,12 +7980,6 @@
         </w:tc>
       </w:tr>
       <w:tr>
-        <w:tblPrEx>
-          <w:tblCellMar>
-            <w:top w:w="0" w:type="dxa"/>
-            <w:bottom w:w="0" w:type="dxa"/>
-          </w:tblCellMar>
-        </w:tblPrEx>
         <w:trPr>
           <w:cantSplit/>
         </w:trPr>
@@ -8840,7 +8004,6 @@
               <w:spacing w:after="40"/>
             </w:pPr>
             <w:r>
-              <w:lastRenderedPageBreak/>
               <w:t>RL02 e RL07</w:t>
             </w:r>
           </w:p>
@@ -8972,12 +8135,6 @@
         </w:tc>
       </w:tr>
       <w:tr>
-        <w:tblPrEx>
-          <w:tblCellMar>
-            <w:top w:w="0" w:type="dxa"/>
-            <w:bottom w:w="0" w:type="dxa"/>
-          </w:tblCellMar>
-        </w:tblPrEx>
         <w:trPr>
           <w:cantSplit/>
         </w:trPr>
@@ -9146,12 +8303,6 @@
         </w:tc>
       </w:tr>
       <w:tr>
-        <w:tblPrEx>
-          <w:tblCellMar>
-            <w:top w:w="0" w:type="dxa"/>
-            <w:bottom w:w="0" w:type="dxa"/>
-          </w:tblCellMar>
-        </w:tblPrEx>
         <w:trPr>
           <w:cantSplit/>
         </w:trPr>
@@ -9176,6 +8327,7 @@
               <w:spacing w:after="40"/>
             </w:pPr>
             <w:r>
+              <w:lastRenderedPageBreak/>
               <w:t>RL03, RL06 e RL02</w:t>
             </w:r>
           </w:p>
@@ -9320,12 +8472,6 @@
         </w:tc>
       </w:tr>
       <w:tr>
-        <w:tblPrEx>
-          <w:tblCellMar>
-            <w:top w:w="0" w:type="dxa"/>
-            <w:bottom w:w="0" w:type="dxa"/>
-          </w:tblCellMar>
-        </w:tblPrEx>
         <w:trPr>
           <w:cantSplit/>
         </w:trPr>
@@ -9481,12 +8627,6 @@
         </w:tc>
       </w:tr>
       <w:tr>
-        <w:tblPrEx>
-          <w:tblCellMar>
-            <w:top w:w="0" w:type="dxa"/>
-            <w:bottom w:w="0" w:type="dxa"/>
-          </w:tblCellMar>
-        </w:tblPrEx>
         <w:trPr>
           <w:cantSplit/>
         </w:trPr>
@@ -9642,12 +8782,6 @@
         </w:tc>
       </w:tr>
       <w:tr>
-        <w:tblPrEx>
-          <w:tblCellMar>
-            <w:top w:w="0" w:type="dxa"/>
-            <w:bottom w:w="0" w:type="dxa"/>
-          </w:tblCellMar>
-        </w:tblPrEx>
         <w:trPr>
           <w:cantSplit/>
         </w:trPr>
@@ -9803,12 +8937,6 @@
         </w:tc>
       </w:tr>
       <w:tr>
-        <w:tblPrEx>
-          <w:tblCellMar>
-            <w:top w:w="0" w:type="dxa"/>
-            <w:bottom w:w="0" w:type="dxa"/>
-          </w:tblCellMar>
-        </w:tblPrEx>
         <w:trPr>
           <w:cantSplit/>
         </w:trPr>
@@ -9964,12 +9092,6 @@
         </w:tc>
       </w:tr>
       <w:tr>
-        <w:tblPrEx>
-          <w:tblCellMar>
-            <w:top w:w="0" w:type="dxa"/>
-            <w:bottom w:w="0" w:type="dxa"/>
-          </w:tblCellMar>
-        </w:tblPrEx>
         <w:trPr>
           <w:cantSplit/>
         </w:trPr>
@@ -10131,7 +9253,6 @@
         <w:keepNext/>
       </w:pPr>
       <w:r>
-        <w:lastRenderedPageBreak/>
         <w:t>4. Revisão do campo de status (fase 2)</w:t>
       </w:r>
     </w:p>
@@ -10175,6 +9296,7 @@
         <w:spacing w:after="60"/>
       </w:pPr>
       <w:r>
+        <w:lastRenderedPageBreak/>
         <w:t>Troca é algo que acontece com um pedido já entregue, e não uma situação própria de um pedido novo.</w:t>
       </w:r>
     </w:p>
@@ -10231,12 +9353,6 @@
         <w:gridCol w:w="2000"/>
       </w:tblGrid>
       <w:tr>
-        <w:tblPrEx>
-          <w:tblCellMar>
-            <w:top w:w="0" w:type="dxa"/>
-            <w:bottom w:w="0" w:type="dxa"/>
-          </w:tblCellMar>
-        </w:tblPrEx>
         <w:trPr>
           <w:cantSplit/>
           <w:tblHeader/>
@@ -10339,12 +9455,6 @@
         </w:tc>
       </w:tr>
       <w:tr>
-        <w:tblPrEx>
-          <w:tblCellMar>
-            <w:top w:w="0" w:type="dxa"/>
-            <w:bottom w:w="0" w:type="dxa"/>
-          </w:tblCellMar>
-        </w:tblPrEx>
         <w:trPr>
           <w:cantSplit/>
         </w:trPr>
@@ -10425,12 +9535,6 @@
         </w:tc>
       </w:tr>
       <w:tr>
-        <w:tblPrEx>
-          <w:tblCellMar>
-            <w:top w:w="0" w:type="dxa"/>
-            <w:bottom w:w="0" w:type="dxa"/>
-          </w:tblCellMar>
-        </w:tblPrEx>
         <w:trPr>
           <w:cantSplit/>
         </w:trPr>
@@ -10511,12 +9615,6 @@
         </w:tc>
       </w:tr>
       <w:tr>
-        <w:tblPrEx>
-          <w:tblCellMar>
-            <w:top w:w="0" w:type="dxa"/>
-            <w:bottom w:w="0" w:type="dxa"/>
-          </w:tblCellMar>
-        </w:tblPrEx>
         <w:trPr>
           <w:cantSplit/>
         </w:trPr>
@@ -10597,12 +9695,6 @@
         </w:tc>
       </w:tr>
       <w:tr>
-        <w:tblPrEx>
-          <w:tblCellMar>
-            <w:top w:w="0" w:type="dxa"/>
-            <w:bottom w:w="0" w:type="dxa"/>
-          </w:tblCellMar>
-        </w:tblPrEx>
         <w:trPr>
           <w:cantSplit/>
         </w:trPr>
@@ -10723,12 +9815,6 @@
         <w:gridCol w:w="8570"/>
       </w:tblGrid>
       <w:tr>
-        <w:tblPrEx>
-          <w:tblCellMar>
-            <w:top w:w="0" w:type="dxa"/>
-            <w:bottom w:w="0" w:type="dxa"/>
-          </w:tblCellMar>
-        </w:tblPrEx>
         <w:trPr>
           <w:cantSplit/>
           <w:tblHeader/>
@@ -10831,12 +9917,6 @@
         </w:tc>
       </w:tr>
       <w:tr>
-        <w:tblPrEx>
-          <w:tblCellMar>
-            <w:top w:w="0" w:type="dxa"/>
-            <w:bottom w:w="0" w:type="dxa"/>
-          </w:tblCellMar>
-        </w:tblPrEx>
         <w:trPr>
           <w:cantSplit/>
         </w:trPr>
@@ -10917,12 +9997,6 @@
         </w:tc>
       </w:tr>
       <w:tr>
-        <w:tblPrEx>
-          <w:tblCellMar>
-            <w:top w:w="0" w:type="dxa"/>
-            <w:bottom w:w="0" w:type="dxa"/>
-          </w:tblCellMar>
-        </w:tblPrEx>
         <w:trPr>
           <w:cantSplit/>
         </w:trPr>
@@ -11003,12 +10077,6 @@
         </w:tc>
       </w:tr>
       <w:tr>
-        <w:tblPrEx>
-          <w:tblCellMar>
-            <w:top w:w="0" w:type="dxa"/>
-            <w:bottom w:w="0" w:type="dxa"/>
-          </w:tblCellMar>
-        </w:tblPrEx>
         <w:trPr>
           <w:cantSplit/>
         </w:trPr>
@@ -11095,7 +10163,6 @@
         <w:keepNext/>
       </w:pPr>
       <w:r>
-        <w:lastRenderedPageBreak/>
         <w:t>4.4 Como evitar estados inconsistentes</w:t>
       </w:r>
     </w:p>
@@ -11179,12 +10246,6 @@
         <w:gridCol w:w="4570"/>
       </w:tblGrid>
       <w:tr>
-        <w:tblPrEx>
-          <w:tblCellMar>
-            <w:top w:w="0" w:type="dxa"/>
-            <w:bottom w:w="0" w:type="dxa"/>
-          </w:tblCellMar>
-        </w:tblPrEx>
         <w:trPr>
           <w:cantSplit/>
           <w:tblHeader/>
@@ -11287,12 +10348,6 @@
         </w:tc>
       </w:tr>
       <w:tr>
-        <w:tblPrEx>
-          <w:tblCellMar>
-            <w:top w:w="0" w:type="dxa"/>
-            <w:bottom w:w="0" w:type="dxa"/>
-          </w:tblCellMar>
-        </w:tblPrEx>
         <w:trPr>
           <w:cantSplit/>
         </w:trPr>
@@ -11373,12 +10428,6 @@
         </w:tc>
       </w:tr>
       <w:tr>
-        <w:tblPrEx>
-          <w:tblCellMar>
-            <w:top w:w="0" w:type="dxa"/>
-            <w:bottom w:w="0" w:type="dxa"/>
-          </w:tblCellMar>
-        </w:tblPrEx>
         <w:trPr>
           <w:cantSplit/>
         </w:trPr>
@@ -11403,6 +10452,7 @@
               <w:spacing w:after="40"/>
             </w:pPr>
             <w:r>
+              <w:lastRenderedPageBreak/>
               <w:t>Entregue</w:t>
             </w:r>
           </w:p>
@@ -11459,12 +10509,6 @@
         </w:tc>
       </w:tr>
       <w:tr>
-        <w:tblPrEx>
-          <w:tblCellMar>
-            <w:top w:w="0" w:type="dxa"/>
-            <w:bottom w:w="0" w:type="dxa"/>
-          </w:tblCellMar>
-        </w:tblPrEx>
         <w:trPr>
           <w:cantSplit/>
         </w:trPr>
@@ -11545,12 +10589,6 @@
         </w:tc>
       </w:tr>
       <w:tr>
-        <w:tblPrEx>
-          <w:tblCellMar>
-            <w:top w:w="0" w:type="dxa"/>
-            <w:bottom w:w="0" w:type="dxa"/>
-          </w:tblCellMar>
-        </w:tblPrEx>
         <w:trPr>
           <w:cantSplit/>
         </w:trPr>
@@ -11898,12 +10936,6 @@
         <w:gridCol w:w="2938"/>
       </w:tblGrid>
       <w:tr>
-        <w:tblPrEx>
-          <w:tblCellMar>
-            <w:top w:w="0" w:type="dxa"/>
-            <w:bottom w:w="0" w:type="dxa"/>
-          </w:tblCellMar>
-        </w:tblPrEx>
         <w:trPr>
           <w:cantSplit/>
           <w:tblHeader/>
@@ -12006,12 +11038,6 @@
         </w:tc>
       </w:tr>
       <w:tr>
-        <w:tblPrEx>
-          <w:tblCellMar>
-            <w:top w:w="0" w:type="dxa"/>
-            <w:bottom w:w="0" w:type="dxa"/>
-          </w:tblCellMar>
-        </w:tblPrEx>
         <w:trPr>
           <w:cantSplit/>
         </w:trPr>
@@ -12134,12 +11160,6 @@
         </w:tc>
       </w:tr>
       <w:tr>
-        <w:tblPrEx>
-          <w:tblCellMar>
-            <w:top w:w="0" w:type="dxa"/>
-            <w:bottom w:w="0" w:type="dxa"/>
-          </w:tblCellMar>
-        </w:tblPrEx>
         <w:trPr>
           <w:cantSplit/>
         </w:trPr>
@@ -12278,12 +11298,6 @@
         </w:tc>
       </w:tr>
       <w:tr>
-        <w:tblPrEx>
-          <w:tblCellMar>
-            <w:top w:w="0" w:type="dxa"/>
-            <w:bottom w:w="0" w:type="dxa"/>
-          </w:tblCellMar>
-        </w:tblPrEx>
         <w:trPr>
           <w:cantSplit/>
         </w:trPr>
@@ -12379,12 +11393,6 @@
         </w:tc>
       </w:tr>
       <w:tr>
-        <w:tblPrEx>
-          <w:tblCellMar>
-            <w:top w:w="0" w:type="dxa"/>
-            <w:bottom w:w="0" w:type="dxa"/>
-          </w:tblCellMar>
-        </w:tblPrEx>
         <w:trPr>
           <w:cantSplit/>
         </w:trPr>
@@ -12523,12 +11531,6 @@
         </w:tc>
       </w:tr>
       <w:tr>
-        <w:tblPrEx>
-          <w:tblCellMar>
-            <w:top w:w="0" w:type="dxa"/>
-            <w:bottom w:w="0" w:type="dxa"/>
-          </w:tblCellMar>
-        </w:tblPrEx>
         <w:trPr>
           <w:cantSplit/>
         </w:trPr>
@@ -12619,12 +11621,6 @@
         </w:tc>
       </w:tr>
       <w:tr>
-        <w:tblPrEx>
-          <w:tblCellMar>
-            <w:top w:w="0" w:type="dxa"/>
-            <w:bottom w:w="0" w:type="dxa"/>
-          </w:tblCellMar>
-        </w:tblPrEx>
         <w:trPr>
           <w:cantSplit/>
         </w:trPr>
@@ -12705,12 +11701,6 @@
         </w:tc>
       </w:tr>
       <w:tr>
-        <w:tblPrEx>
-          <w:tblCellMar>
-            <w:top w:w="0" w:type="dxa"/>
-            <w:bottom w:w="0" w:type="dxa"/>
-          </w:tblCellMar>
-        </w:tblPrEx>
         <w:trPr>
           <w:cantSplit/>
         </w:trPr>
@@ -12796,12 +11786,6 @@
         </w:tc>
       </w:tr>
       <w:tr>
-        <w:tblPrEx>
-          <w:tblCellMar>
-            <w:top w:w="0" w:type="dxa"/>
-            <w:bottom w:w="0" w:type="dxa"/>
-          </w:tblCellMar>
-        </w:tblPrEx>
         <w:trPr>
           <w:cantSplit/>
         </w:trPr>
@@ -12882,12 +11866,6 @@
         </w:tc>
       </w:tr>
       <w:tr>
-        <w:tblPrEx>
-          <w:tblCellMar>
-            <w:top w:w="0" w:type="dxa"/>
-            <w:bottom w:w="0" w:type="dxa"/>
-          </w:tblCellMar>
-        </w:tblPrEx>
         <w:trPr>
           <w:cantSplit/>
         </w:trPr>
@@ -13000,12 +11978,6 @@
         <w:gridCol w:w="4438"/>
       </w:tblGrid>
       <w:tr>
-        <w:tblPrEx>
-          <w:tblCellMar>
-            <w:top w:w="0" w:type="dxa"/>
-            <w:bottom w:w="0" w:type="dxa"/>
-          </w:tblCellMar>
-        </w:tblPrEx>
         <w:trPr>
           <w:cantSplit/>
           <w:tblHeader/>
@@ -13108,12 +12080,6 @@
         </w:tc>
       </w:tr>
       <w:tr>
-        <w:tblPrEx>
-          <w:tblCellMar>
-            <w:top w:w="0" w:type="dxa"/>
-            <w:bottom w:w="0" w:type="dxa"/>
-          </w:tblCellMar>
-        </w:tblPrEx>
         <w:trPr>
           <w:cantSplit/>
         </w:trPr>
@@ -13199,12 +12165,6 @@
         </w:tc>
       </w:tr>
       <w:tr>
-        <w:tblPrEx>
-          <w:tblCellMar>
-            <w:top w:w="0" w:type="dxa"/>
-            <w:bottom w:w="0" w:type="dxa"/>
-          </w:tblCellMar>
-        </w:tblPrEx>
         <w:trPr>
           <w:cantSplit/>
         </w:trPr>
@@ -13290,12 +12250,6 @@
         </w:tc>
       </w:tr>
       <w:tr>
-        <w:tblPrEx>
-          <w:tblCellMar>
-            <w:top w:w="0" w:type="dxa"/>
-            <w:bottom w:w="0" w:type="dxa"/>
-          </w:tblCellMar>
-        </w:tblPrEx>
         <w:trPr>
           <w:cantSplit/>
         </w:trPr>
@@ -13406,12 +12360,6 @@
         </w:tc>
       </w:tr>
       <w:tr>
-        <w:tblPrEx>
-          <w:tblCellMar>
-            <w:top w:w="0" w:type="dxa"/>
-            <w:bottom w:w="0" w:type="dxa"/>
-          </w:tblCellMar>
-        </w:tblPrEx>
         <w:trPr>
           <w:cantSplit/>
         </w:trPr>
@@ -13508,12 +12456,6 @@
         </w:tc>
       </w:tr>
       <w:tr>
-        <w:tblPrEx>
-          <w:tblCellMar>
-            <w:top w:w="0" w:type="dxa"/>
-            <w:bottom w:w="0" w:type="dxa"/>
-          </w:tblCellMar>
-        </w:tblPrEx>
         <w:trPr>
           <w:cantSplit/>
         </w:trPr>
@@ -13604,12 +12546,6 @@
         </w:tc>
       </w:tr>
       <w:tr>
-        <w:tblPrEx>
-          <w:tblCellMar>
-            <w:top w:w="0" w:type="dxa"/>
-            <w:bottom w:w="0" w:type="dxa"/>
-          </w:tblCellMar>
-        </w:tblPrEx>
         <w:trPr>
           <w:cantSplit/>
         </w:trPr>
@@ -13754,12 +12690,6 @@
         <w:gridCol w:w="3926"/>
       </w:tblGrid>
       <w:tr>
-        <w:tblPrEx>
-          <w:tblCellMar>
-            <w:top w:w="0" w:type="dxa"/>
-            <w:bottom w:w="0" w:type="dxa"/>
-          </w:tblCellMar>
-        </w:tblPrEx>
         <w:trPr>
           <w:cantSplit/>
           <w:tblHeader/>
@@ -13862,12 +12792,6 @@
         </w:tc>
       </w:tr>
       <w:tr>
-        <w:tblPrEx>
-          <w:tblCellMar>
-            <w:top w:w="0" w:type="dxa"/>
-            <w:bottom w:w="0" w:type="dxa"/>
-          </w:tblCellMar>
-        </w:tblPrEx>
         <w:trPr>
           <w:cantSplit/>
         </w:trPr>
@@ -13998,12 +12922,6 @@
         </w:tc>
       </w:tr>
       <w:tr>
-        <w:tblPrEx>
-          <w:tblCellMar>
-            <w:top w:w="0" w:type="dxa"/>
-            <w:bottom w:w="0" w:type="dxa"/>
-          </w:tblCellMar>
-        </w:tblPrEx>
         <w:trPr>
           <w:cantSplit/>
         </w:trPr>
@@ -14102,12 +13020,6 @@
         </w:tc>
       </w:tr>
       <w:tr>
-        <w:tblPrEx>
-          <w:tblCellMar>
-            <w:top w:w="0" w:type="dxa"/>
-            <w:bottom w:w="0" w:type="dxa"/>
-          </w:tblCellMar>
-        </w:tblPrEx>
         <w:trPr>
           <w:cantSplit/>
         </w:trPr>
@@ -14246,12 +13158,6 @@
         </w:tc>
       </w:tr>
       <w:tr>
-        <w:tblPrEx>
-          <w:tblCellMar>
-            <w:top w:w="0" w:type="dxa"/>
-            <w:bottom w:w="0" w:type="dxa"/>
-          </w:tblCellMar>
-        </w:tblPrEx>
         <w:trPr>
           <w:cantSplit/>
         </w:trPr>
@@ -14390,12 +13296,6 @@
         </w:tc>
       </w:tr>
       <w:tr>
-        <w:tblPrEx>
-          <w:tblCellMar>
-            <w:top w:w="0" w:type="dxa"/>
-            <w:bottom w:w="0" w:type="dxa"/>
-          </w:tblCellMar>
-        </w:tblPrEx>
         <w:trPr>
           <w:cantSplit/>
         </w:trPr>
@@ -14536,12 +13436,6 @@
         <w:gridCol w:w="4538"/>
       </w:tblGrid>
       <w:tr>
-        <w:tblPrEx>
-          <w:tblCellMar>
-            <w:top w:w="0" w:type="dxa"/>
-            <w:bottom w:w="0" w:type="dxa"/>
-          </w:tblCellMar>
-        </w:tblPrEx>
         <w:trPr>
           <w:cantSplit/>
           <w:tblHeader/>
@@ -14644,12 +13538,6 @@
         </w:tc>
       </w:tr>
       <w:tr>
-        <w:tblPrEx>
-          <w:tblCellMar>
-            <w:top w:w="0" w:type="dxa"/>
-            <w:bottom w:w="0" w:type="dxa"/>
-          </w:tblCellMar>
-        </w:tblPrEx>
         <w:trPr>
           <w:cantSplit/>
         </w:trPr>
@@ -14730,12 +13618,6 @@
         </w:tc>
       </w:tr>
       <w:tr>
-        <w:tblPrEx>
-          <w:tblCellMar>
-            <w:top w:w="0" w:type="dxa"/>
-            <w:bottom w:w="0" w:type="dxa"/>
-          </w:tblCellMar>
-        </w:tblPrEx>
         <w:trPr>
           <w:cantSplit/>
         </w:trPr>
@@ -14817,12 +13699,6 @@
         </w:tc>
       </w:tr>
       <w:tr>
-        <w:tblPrEx>
-          <w:tblCellMar>
-            <w:top w:w="0" w:type="dxa"/>
-            <w:bottom w:w="0" w:type="dxa"/>
-          </w:tblCellMar>
-        </w:tblPrEx>
         <w:trPr>
           <w:cantSplit/>
         </w:trPr>
@@ -14903,12 +13779,6 @@
         </w:tc>
       </w:tr>
       <w:tr>
-        <w:tblPrEx>
-          <w:tblCellMar>
-            <w:top w:w="0" w:type="dxa"/>
-            <w:bottom w:w="0" w:type="dxa"/>
-          </w:tblCellMar>
-        </w:tblPrEx>
         <w:trPr>
           <w:cantSplit/>
         </w:trPr>
@@ -14989,12 +13859,6 @@
         </w:tc>
       </w:tr>
       <w:tr>
-        <w:tblPrEx>
-          <w:tblCellMar>
-            <w:top w:w="0" w:type="dxa"/>
-            <w:bottom w:w="0" w:type="dxa"/>
-          </w:tblCellMar>
-        </w:tblPrEx>
         <w:trPr>
           <w:cantSplit/>
         </w:trPr>
@@ -15083,12 +13947,6 @@
         </w:tc>
       </w:tr>
       <w:tr>
-        <w:tblPrEx>
-          <w:tblCellMar>
-            <w:top w:w="0" w:type="dxa"/>
-            <w:bottom w:w="0" w:type="dxa"/>
-          </w:tblCellMar>
-        </w:tblPrEx>
         <w:trPr>
           <w:cantSplit/>
         </w:trPr>
@@ -15647,12 +14505,6 @@
         <w:gridCol w:w="3938"/>
       </w:tblGrid>
       <w:tr>
-        <w:tblPrEx>
-          <w:tblCellMar>
-            <w:top w:w="0" w:type="dxa"/>
-            <w:bottom w:w="0" w:type="dxa"/>
-          </w:tblCellMar>
-        </w:tblPrEx>
         <w:trPr>
           <w:cantSplit/>
           <w:tblHeader/>
@@ -15755,12 +14607,6 @@
         </w:tc>
       </w:tr>
       <w:tr>
-        <w:tblPrEx>
-          <w:tblCellMar>
-            <w:top w:w="0" w:type="dxa"/>
-            <w:bottom w:w="0" w:type="dxa"/>
-          </w:tblCellMar>
-        </w:tblPrEx>
         <w:trPr>
           <w:cantSplit/>
         </w:trPr>
@@ -15841,12 +14687,6 @@
         </w:tc>
       </w:tr>
       <w:tr>
-        <w:tblPrEx>
-          <w:tblCellMar>
-            <w:top w:w="0" w:type="dxa"/>
-            <w:bottom w:w="0" w:type="dxa"/>
-          </w:tblCellMar>
-        </w:tblPrEx>
         <w:trPr>
           <w:cantSplit/>
         </w:trPr>
@@ -15927,12 +14767,6 @@
         </w:tc>
       </w:tr>
       <w:tr>
-        <w:tblPrEx>
-          <w:tblCellMar>
-            <w:top w:w="0" w:type="dxa"/>
-            <w:bottom w:w="0" w:type="dxa"/>
-          </w:tblCellMar>
-        </w:tblPrEx>
         <w:trPr>
           <w:cantSplit/>
         </w:trPr>
@@ -16169,12 +15003,6 @@
         <w:gridCol w:w="5638"/>
       </w:tblGrid>
       <w:tr>
-        <w:tblPrEx>
-          <w:tblCellMar>
-            <w:top w:w="0" w:type="dxa"/>
-            <w:bottom w:w="0" w:type="dxa"/>
-          </w:tblCellMar>
-        </w:tblPrEx>
         <w:trPr>
           <w:cantSplit/>
           <w:tblHeader/>
@@ -16245,12 +15073,6 @@
         </w:tc>
       </w:tr>
       <w:tr>
-        <w:tblPrEx>
-          <w:tblCellMar>
-            <w:top w:w="0" w:type="dxa"/>
-            <w:bottom w:w="0" w:type="dxa"/>
-          </w:tblCellMar>
-        </w:tblPrEx>
         <w:trPr>
           <w:cantSplit/>
         </w:trPr>
@@ -16306,12 +15128,6 @@
         </w:tc>
       </w:tr>
       <w:tr>
-        <w:tblPrEx>
-          <w:tblCellMar>
-            <w:top w:w="0" w:type="dxa"/>
-            <w:bottom w:w="0" w:type="dxa"/>
-          </w:tblCellMar>
-        </w:tblPrEx>
         <w:trPr>
           <w:cantSplit/>
         </w:trPr>
@@ -16367,12 +15183,6 @@
         </w:tc>
       </w:tr>
       <w:tr>
-        <w:tblPrEx>
-          <w:tblCellMar>
-            <w:top w:w="0" w:type="dxa"/>
-            <w:bottom w:w="0" w:type="dxa"/>
-          </w:tblCellMar>
-        </w:tblPrEx>
         <w:trPr>
           <w:cantSplit/>
         </w:trPr>
@@ -16428,12 +15238,6 @@
         </w:tc>
       </w:tr>
       <w:tr>
-        <w:tblPrEx>
-          <w:tblCellMar>
-            <w:top w:w="0" w:type="dxa"/>
-            <w:bottom w:w="0" w:type="dxa"/>
-          </w:tblCellMar>
-        </w:tblPrEx>
         <w:trPr>
           <w:cantSplit/>
         </w:trPr>
@@ -16495,12 +15299,6 @@
         </w:tc>
       </w:tr>
       <w:tr>
-        <w:tblPrEx>
-          <w:tblCellMar>
-            <w:top w:w="0" w:type="dxa"/>
-            <w:bottom w:w="0" w:type="dxa"/>
-          </w:tblCellMar>
-        </w:tblPrEx>
         <w:trPr>
           <w:cantSplit/>
         </w:trPr>
@@ -16561,12 +15359,6 @@
         </w:tc>
       </w:tr>
       <w:tr>
-        <w:tblPrEx>
-          <w:tblCellMar>
-            <w:top w:w="0" w:type="dxa"/>
-            <w:bottom w:w="0" w:type="dxa"/>
-          </w:tblCellMar>
-        </w:tblPrEx>
         <w:trPr>
           <w:cantSplit/>
         </w:trPr>
@@ -16638,12 +15430,6 @@
         </w:tc>
       </w:tr>
       <w:tr>
-        <w:tblPrEx>
-          <w:tblCellMar>
-            <w:top w:w="0" w:type="dxa"/>
-            <w:bottom w:w="0" w:type="dxa"/>
-          </w:tblCellMar>
-        </w:tblPrEx>
         <w:trPr>
           <w:cantSplit/>
         </w:trPr>
@@ -16753,12 +15539,6 @@
         <w:gridCol w:w="3370"/>
       </w:tblGrid>
       <w:tr>
-        <w:tblPrEx>
-          <w:tblCellMar>
-            <w:top w:w="0" w:type="dxa"/>
-            <w:bottom w:w="0" w:type="dxa"/>
-          </w:tblCellMar>
-        </w:tblPrEx>
         <w:trPr>
           <w:cantSplit/>
           <w:tblHeader/>
@@ -16925,12 +15705,6 @@
         </w:tc>
       </w:tr>
       <w:tr>
-        <w:tblPrEx>
-          <w:tblCellMar>
-            <w:top w:w="0" w:type="dxa"/>
-            <w:bottom w:w="0" w:type="dxa"/>
-          </w:tblCellMar>
-        </w:tblPrEx>
         <w:trPr>
           <w:cantSplit/>
         </w:trPr>
@@ -17005,7 +15779,7 @@
               <w:spacing w:after="40"/>
             </w:pPr>
             <w:r>
-              <w:t>PostgreSQL, MySQL, banco em memória</w:t>
+              <w:t>banco em memória</w:t>
             </w:r>
           </w:p>
         </w:tc>
@@ -17061,12 +15835,6 @@
         </w:tc>
       </w:tr>
       <w:tr>
-        <w:tblPrEx>
-          <w:tblCellMar>
-            <w:top w:w="0" w:type="dxa"/>
-            <w:bottom w:w="0" w:type="dxa"/>
-          </w:tblCellMar>
-        </w:tblPrEx>
         <w:trPr>
           <w:cantSplit/>
         </w:trPr>
@@ -17218,12 +15986,6 @@
         </w:tc>
       </w:tr>
       <w:tr>
-        <w:tblPrEx>
-          <w:tblCellMar>
-            <w:top w:w="0" w:type="dxa"/>
-            <w:bottom w:w="0" w:type="dxa"/>
-          </w:tblCellMar>
-        </w:tblPrEx>
         <w:trPr>
           <w:cantSplit/>
         </w:trPr>
@@ -17362,12 +16124,6 @@
         </w:tc>
       </w:tr>
       <w:tr>
-        <w:tblPrEx>
-          <w:tblCellMar>
-            <w:top w:w="0" w:type="dxa"/>
-            <w:bottom w:w="0" w:type="dxa"/>
-          </w:tblCellMar>
-        </w:tblPrEx>
         <w:trPr>
           <w:cantSplit/>
         </w:trPr>
@@ -17442,7 +16198,10 @@
               <w:spacing w:after="40"/>
             </w:pPr>
             <w:r>
-              <w:t>Tabela própria, dentro de Produto</w:t>
+              <w:t>Dentro</w:t>
+            </w:r>
+            <w:r>
+              <w:t xml:space="preserve"> de Produto</w:t>
             </w:r>
           </w:p>
         </w:tc>
@@ -17498,12 +16257,6 @@
         </w:tc>
       </w:tr>
       <w:tr>
-        <w:tblPrEx>
-          <w:tblCellMar>
-            <w:top w:w="0" w:type="dxa"/>
-            <w:bottom w:w="0" w:type="dxa"/>
-          </w:tblCellMar>
-        </w:tblPrEx>
         <w:trPr>
           <w:cantSplit/>
         </w:trPr>
@@ -17578,7 +16331,10 @@
               <w:spacing w:after="40"/>
             </w:pPr>
             <w:r>
-              <w:t>Dentro do pedido, ligada ao cliente</w:t>
+              <w:t>L</w:t>
+            </w:r>
+            <w:r>
+              <w:t>igada ao cliente</w:t>
             </w:r>
           </w:p>
         </w:tc>
@@ -17634,12 +16390,6 @@
         </w:tc>
       </w:tr>
       <w:tr>
-        <w:tblPrEx>
-          <w:tblCellMar>
-            <w:top w:w="0" w:type="dxa"/>
-            <w:bottom w:w="0" w:type="dxa"/>
-          </w:tblCellMar>
-        </w:tblPrEx>
         <w:trPr>
           <w:cantSplit/>
         </w:trPr>
@@ -17714,7 +16464,7 @@
               <w:spacing w:after="40"/>
             </w:pPr>
             <w:r>
-              <w:t>Texto livre, enum com CHECK, tabela de status</w:t>
+              <w:t xml:space="preserve">enum </w:t>
             </w:r>
           </w:p>
         </w:tc>
@@ -17770,12 +16520,6 @@
         </w:tc>
       </w:tr>
       <w:tr>
-        <w:tblPrEx>
-          <w:tblCellMar>
-            <w:top w:w="0" w:type="dxa"/>
-            <w:bottom w:w="0" w:type="dxa"/>
-          </w:tblCellMar>
-        </w:tblPrEx>
         <w:trPr>
           <w:cantSplit/>
         </w:trPr>
@@ -17850,7 +16594,7 @@
               <w:spacing w:after="40"/>
             </w:pPr>
             <w:r>
-              <w:t>Texto livre, enum com CHECK</w:t>
+              <w:t>enum</w:t>
             </w:r>
           </w:p>
         </w:tc>
@@ -17919,12 +16663,6 @@
         </w:tc>
       </w:tr>
       <w:tr>
-        <w:tblPrEx>
-          <w:tblCellMar>
-            <w:top w:w="0" w:type="dxa"/>
-            <w:bottom w:w="0" w:type="dxa"/>
-          </w:tblCellMar>
-        </w:tblPrEx>
         <w:trPr>
           <w:cantSplit/>
         </w:trPr>
@@ -17949,7 +16687,6 @@
               <w:spacing w:after="40"/>
             </w:pPr>
             <w:r>
-              <w:lastRenderedPageBreak/>
               <w:t>D8</w:t>
             </w:r>
           </w:p>
@@ -18056,12 +16793,6 @@
         </w:tc>
       </w:tr>
       <w:tr>
-        <w:tblPrEx>
-          <w:tblCellMar>
-            <w:top w:w="0" w:type="dxa"/>
-            <w:bottom w:w="0" w:type="dxa"/>
-          </w:tblCellMar>
-        </w:tblPrEx>
         <w:trPr>
           <w:cantSplit/>
         </w:trPr>
@@ -18086,6 +16817,7 @@
               <w:spacing w:after="40"/>
             </w:pPr>
             <w:r>
+              <w:lastRenderedPageBreak/>
               <w:t>D9</w:t>
             </w:r>
           </w:p>
@@ -18200,12 +16932,6 @@
         </w:tc>
       </w:tr>
       <w:tr>
-        <w:tblPrEx>
-          <w:tblCellMar>
-            <w:top w:w="0" w:type="dxa"/>
-            <w:bottom w:w="0" w:type="dxa"/>
-          </w:tblCellMar>
-        </w:tblPrEx>
         <w:trPr>
           <w:cantSplit/>
         </w:trPr>
@@ -18346,12 +17072,6 @@
         </w:tc>
       </w:tr>
       <w:tr>
-        <w:tblPrEx>
-          <w:tblCellMar>
-            <w:top w:w="0" w:type="dxa"/>
-            <w:bottom w:w="0" w:type="dxa"/>
-          </w:tblCellMar>
-        </w:tblPrEx>
         <w:trPr>
           <w:cantSplit/>
         </w:trPr>
@@ -18482,12 +17202,6 @@
         </w:tc>
       </w:tr>
       <w:tr>
-        <w:tblPrEx>
-          <w:tblCellMar>
-            <w:top w:w="0" w:type="dxa"/>
-            <w:bottom w:w="0" w:type="dxa"/>
-          </w:tblCellMar>
-        </w:tblPrEx>
         <w:trPr>
           <w:cantSplit/>
         </w:trPr>
@@ -18626,12 +17340,6 @@
         </w:tc>
       </w:tr>
       <w:tr>
-        <w:tblPrEx>
-          <w:tblCellMar>
-            <w:top w:w="0" w:type="dxa"/>
-            <w:bottom w:w="0" w:type="dxa"/>
-          </w:tblCellMar>
-        </w:tblPrEx>
         <w:trPr>
           <w:cantSplit/>
         </w:trPr>
@@ -18809,12 +17517,6 @@
         <w:gridCol w:w="4770"/>
       </w:tblGrid>
       <w:tr>
-        <w:tblPrEx>
-          <w:tblCellMar>
-            <w:top w:w="0" w:type="dxa"/>
-            <w:bottom w:w="0" w:type="dxa"/>
-          </w:tblCellMar>
-        </w:tblPrEx>
         <w:trPr>
           <w:cantSplit/>
           <w:tblHeader/>
@@ -18949,12 +17651,6 @@
         </w:tc>
       </w:tr>
       <w:tr>
-        <w:tblPrEx>
-          <w:tblCellMar>
-            <w:top w:w="0" w:type="dxa"/>
-            <w:bottom w:w="0" w:type="dxa"/>
-          </w:tblCellMar>
-        </w:tblPrEx>
         <w:trPr>
           <w:cantSplit/>
         </w:trPr>
@@ -19064,12 +17760,6 @@
         </w:tc>
       </w:tr>
       <w:tr>
-        <w:tblPrEx>
-          <w:tblCellMar>
-            <w:top w:w="0" w:type="dxa"/>
-            <w:bottom w:w="0" w:type="dxa"/>
-          </w:tblCellMar>
-        </w:tblPrEx>
         <w:trPr>
           <w:cantSplit/>
         </w:trPr>
@@ -19179,12 +17869,6 @@
         </w:tc>
       </w:tr>
       <w:tr>
-        <w:tblPrEx>
-          <w:tblCellMar>
-            <w:top w:w="0" w:type="dxa"/>
-            <w:bottom w:w="0" w:type="dxa"/>
-          </w:tblCellMar>
-        </w:tblPrEx>
         <w:trPr>
           <w:cantSplit/>
         </w:trPr>
@@ -19294,12 +17978,6 @@
         </w:tc>
       </w:tr>
       <w:tr>
-        <w:tblPrEx>
-          <w:tblCellMar>
-            <w:top w:w="0" w:type="dxa"/>
-            <w:bottom w:w="0" w:type="dxa"/>
-          </w:tblCellMar>
-        </w:tblPrEx>
         <w:trPr>
           <w:cantSplit/>
         </w:trPr>
@@ -19407,12 +18085,6 @@
         </w:tc>
       </w:tr>
       <w:tr>
-        <w:tblPrEx>
-          <w:tblCellMar>
-            <w:top w:w="0" w:type="dxa"/>
-            <w:bottom w:w="0" w:type="dxa"/>
-          </w:tblCellMar>
-        </w:tblPrEx>
         <w:trPr>
           <w:cantSplit/>
         </w:trPr>
@@ -19522,12 +18194,6 @@
         </w:tc>
       </w:tr>
       <w:tr>
-        <w:tblPrEx>
-          <w:tblCellMar>
-            <w:top w:w="0" w:type="dxa"/>
-            <w:bottom w:w="0" w:type="dxa"/>
-          </w:tblCellMar>
-        </w:tblPrEx>
         <w:trPr>
           <w:cantSplit/>
         </w:trPr>
@@ -19642,12 +18308,6 @@
         </w:tc>
       </w:tr>
       <w:tr>
-        <w:tblPrEx>
-          <w:tblCellMar>
-            <w:top w:w="0" w:type="dxa"/>
-            <w:bottom w:w="0" w:type="dxa"/>
-          </w:tblCellMar>
-        </w:tblPrEx>
         <w:trPr>
           <w:cantSplit/>
         </w:trPr>
@@ -19762,12 +18422,6 @@
         </w:tc>
       </w:tr>
       <w:tr>
-        <w:tblPrEx>
-          <w:tblCellMar>
-            <w:top w:w="0" w:type="dxa"/>
-            <w:bottom w:w="0" w:type="dxa"/>
-          </w:tblCellMar>
-        </w:tblPrEx>
         <w:trPr>
           <w:cantSplit/>
         </w:trPr>
@@ -19882,12 +18536,6 @@
         </w:tc>
       </w:tr>
       <w:tr>
-        <w:tblPrEx>
-          <w:tblCellMar>
-            <w:top w:w="0" w:type="dxa"/>
-            <w:bottom w:w="0" w:type="dxa"/>
-          </w:tblCellMar>
-        </w:tblPrEx>
         <w:trPr>
           <w:cantSplit/>
         </w:trPr>
@@ -20002,12 +18650,6 @@
         </w:tc>
       </w:tr>
       <w:tr>
-        <w:tblPrEx>
-          <w:tblCellMar>
-            <w:top w:w="0" w:type="dxa"/>
-            <w:bottom w:w="0" w:type="dxa"/>
-          </w:tblCellMar>
-        </w:tblPrEx>
         <w:trPr>
           <w:cantSplit/>
         </w:trPr>
@@ -20117,12 +18759,6 @@
         </w:tc>
       </w:tr>
       <w:tr>
-        <w:tblPrEx>
-          <w:tblCellMar>
-            <w:top w:w="0" w:type="dxa"/>
-            <w:bottom w:w="0" w:type="dxa"/>
-          </w:tblCellMar>
-        </w:tblPrEx>
         <w:trPr>
           <w:cantSplit/>
         </w:trPr>
@@ -20240,12 +18876,6 @@
         </w:tc>
       </w:tr>
       <w:tr>
-        <w:tblPrEx>
-          <w:tblCellMar>
-            <w:top w:w="0" w:type="dxa"/>
-            <w:bottom w:w="0" w:type="dxa"/>
-          </w:tblCellMar>
-        </w:tblPrEx>
         <w:trPr>
           <w:cantSplit/>
         </w:trPr>
@@ -20360,12 +18990,6 @@
         </w:tc>
       </w:tr>
       <w:tr>
-        <w:tblPrEx>
-          <w:tblCellMar>
-            <w:top w:w="0" w:type="dxa"/>
-            <w:bottom w:w="0" w:type="dxa"/>
-          </w:tblCellMar>
-        </w:tblPrEx>
         <w:trPr>
           <w:cantSplit/>
         </w:trPr>
@@ -20475,12 +19099,6 @@
         </w:tc>
       </w:tr>
       <w:tr>
-        <w:tblPrEx>
-          <w:tblCellMar>
-            <w:top w:w="0" w:type="dxa"/>
-            <w:bottom w:w="0" w:type="dxa"/>
-          </w:tblCellMar>
-        </w:tblPrEx>
         <w:trPr>
           <w:cantSplit/>
         </w:trPr>
@@ -20590,12 +19208,6 @@
         </w:tc>
       </w:tr>
       <w:tr>
-        <w:tblPrEx>
-          <w:tblCellMar>
-            <w:top w:w="0" w:type="dxa"/>
-            <w:bottom w:w="0" w:type="dxa"/>
-          </w:tblCellMar>
-        </w:tblPrEx>
         <w:trPr>
           <w:cantSplit/>
         </w:trPr>
@@ -20713,12 +19325,6 @@
         </w:tc>
       </w:tr>
       <w:tr>
-        <w:tblPrEx>
-          <w:tblCellMar>
-            <w:top w:w="0" w:type="dxa"/>
-            <w:bottom w:w="0" w:type="dxa"/>
-          </w:tblCellMar>
-        </w:tblPrEx>
         <w:trPr>
           <w:cantSplit/>
         </w:trPr>
@@ -20845,12 +19451,6 @@
         </w:tc>
       </w:tr>
       <w:tr>
-        <w:tblPrEx>
-          <w:tblCellMar>
-            <w:top w:w="0" w:type="dxa"/>
-            <w:bottom w:w="0" w:type="dxa"/>
-          </w:tblCellMar>
-        </w:tblPrEx>
         <w:trPr>
           <w:cantSplit/>
         </w:trPr>
@@ -20960,12 +19560,6 @@
         </w:tc>
       </w:tr>
       <w:tr>
-        <w:tblPrEx>
-          <w:tblCellMar>
-            <w:top w:w="0" w:type="dxa"/>
-            <w:bottom w:w="0" w:type="dxa"/>
-          </w:tblCellMar>
-        </w:tblPrEx>
         <w:trPr>
           <w:cantSplit/>
         </w:trPr>
@@ -21075,12 +19669,6 @@
         </w:tc>
       </w:tr>
       <w:tr>
-        <w:tblPrEx>
-          <w:tblCellMar>
-            <w:top w:w="0" w:type="dxa"/>
-            <w:bottom w:w="0" w:type="dxa"/>
-          </w:tblCellMar>
-        </w:tblPrEx>
         <w:trPr>
           <w:cantSplit/>
         </w:trPr>
@@ -21186,12 +19774,6 @@
         </w:tc>
       </w:tr>
       <w:tr>
-        <w:tblPrEx>
-          <w:tblCellMar>
-            <w:top w:w="0" w:type="dxa"/>
-            <w:bottom w:w="0" w:type="dxa"/>
-          </w:tblCellMar>
-        </w:tblPrEx>
         <w:trPr>
           <w:cantSplit/>
         </w:trPr>
@@ -21299,12 +19881,6 @@
         </w:tc>
       </w:tr>
       <w:tr>
-        <w:tblPrEx>
-          <w:tblCellMar>
-            <w:top w:w="0" w:type="dxa"/>
-            <w:bottom w:w="0" w:type="dxa"/>
-          </w:tblCellMar>
-        </w:tblPrEx>
         <w:trPr>
           <w:cantSplit/>
         </w:trPr>
@@ -21410,12 +19986,6 @@
         </w:tc>
       </w:tr>
       <w:tr>
-        <w:tblPrEx>
-          <w:tblCellMar>
-            <w:top w:w="0" w:type="dxa"/>
-            <w:bottom w:w="0" w:type="dxa"/>
-          </w:tblCellMar>
-        </w:tblPrEx>
         <w:trPr>
           <w:cantSplit/>
         </w:trPr>
@@ -21525,12 +20095,6 @@
         </w:tc>
       </w:tr>
       <w:tr>
-        <w:tblPrEx>
-          <w:tblCellMar>
-            <w:top w:w="0" w:type="dxa"/>
-            <w:bottom w:w="0" w:type="dxa"/>
-          </w:tblCellMar>
-        </w:tblPrEx>
         <w:trPr>
           <w:cantSplit/>
         </w:trPr>
@@ -21640,12 +20204,6 @@
         </w:tc>
       </w:tr>
       <w:tr>
-        <w:tblPrEx>
-          <w:tblCellMar>
-            <w:top w:w="0" w:type="dxa"/>
-            <w:bottom w:w="0" w:type="dxa"/>
-          </w:tblCellMar>
-        </w:tblPrEx>
         <w:trPr>
           <w:cantSplit/>
         </w:trPr>
@@ -21751,12 +20309,6 @@
         </w:tc>
       </w:tr>
       <w:tr>
-        <w:tblPrEx>
-          <w:tblCellMar>
-            <w:top w:w="0" w:type="dxa"/>
-            <w:bottom w:w="0" w:type="dxa"/>
-          </w:tblCellMar>
-        </w:tblPrEx>
         <w:trPr>
           <w:cantSplit/>
         </w:trPr>
@@ -21862,12 +20414,6 @@
         </w:tc>
       </w:tr>
       <w:tr>
-        <w:tblPrEx>
-          <w:tblCellMar>
-            <w:top w:w="0" w:type="dxa"/>
-            <w:bottom w:w="0" w:type="dxa"/>
-          </w:tblCellMar>
-        </w:tblPrEx>
         <w:trPr>
           <w:cantSplit/>
         </w:trPr>
@@ -21973,12 +20519,6 @@
         </w:tc>
       </w:tr>
       <w:tr>
-        <w:tblPrEx>
-          <w:tblCellMar>
-            <w:top w:w="0" w:type="dxa"/>
-            <w:bottom w:w="0" w:type="dxa"/>
-          </w:tblCellMar>
-        </w:tblPrEx>
         <w:trPr>
           <w:cantSplit/>
         </w:trPr>
@@ -22102,12 +20642,6 @@
         </w:tc>
       </w:tr>
       <w:tr>
-        <w:tblPrEx>
-          <w:tblCellMar>
-            <w:top w:w="0" w:type="dxa"/>
-            <w:bottom w:w="0" w:type="dxa"/>
-          </w:tblCellMar>
-        </w:tblPrEx>
         <w:trPr>
           <w:cantSplit/>
         </w:trPr>
@@ -22220,12 +20754,6 @@
         </w:tc>
       </w:tr>
       <w:tr>
-        <w:tblPrEx>
-          <w:tblCellMar>
-            <w:top w:w="0" w:type="dxa"/>
-            <w:bottom w:w="0" w:type="dxa"/>
-          </w:tblCellMar>
-        </w:tblPrEx>
         <w:trPr>
           <w:cantSplit/>
         </w:trPr>
@@ -22343,12 +20871,6 @@
         </w:tc>
       </w:tr>
       <w:tr>
-        <w:tblPrEx>
-          <w:tblCellMar>
-            <w:top w:w="0" w:type="dxa"/>
-            <w:bottom w:w="0" w:type="dxa"/>
-          </w:tblCellMar>
-        </w:tblPrEx>
         <w:trPr>
           <w:cantSplit/>
         </w:trPr>
@@ -22466,12 +20988,6 @@
         </w:tc>
       </w:tr>
       <w:tr>
-        <w:tblPrEx>
-          <w:tblCellMar>
-            <w:top w:w="0" w:type="dxa"/>
-            <w:bottom w:w="0" w:type="dxa"/>
-          </w:tblCellMar>
-        </w:tblPrEx>
         <w:trPr>
           <w:cantSplit/>
         </w:trPr>
@@ -22589,12 +21105,6 @@
         </w:tc>
       </w:tr>
       <w:tr>
-        <w:tblPrEx>
-          <w:tblCellMar>
-            <w:top w:w="0" w:type="dxa"/>
-            <w:bottom w:w="0" w:type="dxa"/>
-          </w:tblCellMar>
-        </w:tblPrEx>
         <w:trPr>
           <w:cantSplit/>
         </w:trPr>
@@ -22720,12 +21230,6 @@
         </w:tc>
       </w:tr>
       <w:tr>
-        <w:tblPrEx>
-          <w:tblCellMar>
-            <w:top w:w="0" w:type="dxa"/>
-            <w:bottom w:w="0" w:type="dxa"/>
-          </w:tblCellMar>
-        </w:tblPrEx>
         <w:trPr>
           <w:cantSplit/>
         </w:trPr>
@@ -22844,12 +21348,6 @@
         </w:tc>
       </w:tr>
       <w:tr>
-        <w:tblPrEx>
-          <w:tblCellMar>
-            <w:top w:w="0" w:type="dxa"/>
-            <w:bottom w:w="0" w:type="dxa"/>
-          </w:tblCellMar>
-        </w:tblPrEx>
         <w:trPr>
           <w:cantSplit/>
         </w:trPr>
@@ -22975,12 +21473,6 @@
         </w:tc>
       </w:tr>
       <w:tr>
-        <w:tblPrEx>
-          <w:tblCellMar>
-            <w:top w:w="0" w:type="dxa"/>
-            <w:bottom w:w="0" w:type="dxa"/>
-          </w:tblCellMar>
-        </w:tblPrEx>
         <w:trPr>
           <w:cantSplit/>
         </w:trPr>
@@ -23098,12 +21590,6 @@
         </w:tc>
       </w:tr>
       <w:tr>
-        <w:tblPrEx>
-          <w:tblCellMar>
-            <w:top w:w="0" w:type="dxa"/>
-            <w:bottom w:w="0" w:type="dxa"/>
-          </w:tblCellMar>
-        </w:tblPrEx>
         <w:trPr>
           <w:cantSplit/>
         </w:trPr>
@@ -23218,12 +21704,6 @@
         </w:tc>
       </w:tr>
       <w:tr>
-        <w:tblPrEx>
-          <w:tblCellMar>
-            <w:top w:w="0" w:type="dxa"/>
-            <w:bottom w:w="0" w:type="dxa"/>
-          </w:tblCellMar>
-        </w:tblPrEx>
         <w:trPr>
           <w:cantSplit/>
         </w:trPr>
@@ -23338,12 +21818,6 @@
         </w:tc>
       </w:tr>
       <w:tr>
-        <w:tblPrEx>
-          <w:tblCellMar>
-            <w:top w:w="0" w:type="dxa"/>
-            <w:bottom w:w="0" w:type="dxa"/>
-          </w:tblCellMar>
-        </w:tblPrEx>
         <w:trPr>
           <w:cantSplit/>
         </w:trPr>
@@ -23456,12 +21930,6 @@
         </w:tc>
       </w:tr>
       <w:tr>
-        <w:tblPrEx>
-          <w:tblCellMar>
-            <w:top w:w="0" w:type="dxa"/>
-            <w:bottom w:w="0" w:type="dxa"/>
-          </w:tblCellMar>
-        </w:tblPrEx>
         <w:trPr>
           <w:cantSplit/>
         </w:trPr>
@@ -23567,12 +22035,6 @@
         </w:tc>
       </w:tr>
       <w:tr>
-        <w:tblPrEx>
-          <w:tblCellMar>
-            <w:top w:w="0" w:type="dxa"/>
-            <w:bottom w:w="0" w:type="dxa"/>
-          </w:tblCellMar>
-        </w:tblPrEx>
         <w:trPr>
           <w:cantSplit/>
         </w:trPr>
@@ -23678,12 +22140,6 @@
         </w:tc>
       </w:tr>
       <w:tr>
-        <w:tblPrEx>
-          <w:tblCellMar>
-            <w:top w:w="0" w:type="dxa"/>
-            <w:bottom w:w="0" w:type="dxa"/>
-          </w:tblCellMar>
-        </w:tblPrEx>
         <w:trPr>
           <w:cantSplit/>
         </w:trPr>
@@ -23798,12 +22254,6 @@
         </w:tc>
       </w:tr>
       <w:tr>
-        <w:tblPrEx>
-          <w:tblCellMar>
-            <w:top w:w="0" w:type="dxa"/>
-            <w:bottom w:w="0" w:type="dxa"/>
-          </w:tblCellMar>
-        </w:tblPrEx>
         <w:trPr>
           <w:cantSplit/>
         </w:trPr>
@@ -23918,12 +22368,6 @@
         </w:tc>
       </w:tr>
       <w:tr>
-        <w:tblPrEx>
-          <w:tblCellMar>
-            <w:top w:w="0" w:type="dxa"/>
-            <w:bottom w:w="0" w:type="dxa"/>
-          </w:tblCellMar>
-        </w:tblPrEx>
         <w:trPr>
           <w:cantSplit/>
         </w:trPr>
@@ -24033,12 +22477,6 @@
         </w:tc>
       </w:tr>
       <w:tr>
-        <w:tblPrEx>
-          <w:tblCellMar>
-            <w:top w:w="0" w:type="dxa"/>
-            <w:bottom w:w="0" w:type="dxa"/>
-          </w:tblCellMar>
-        </w:tblPrEx>
         <w:trPr>
           <w:cantSplit/>
         </w:trPr>

--- a/Documentação/Entrega1_Vestuario.docx
+++ b/Documentação/Entrega1_Vestuario.docx
@@ -448,7 +448,7 @@
     </w:p>
     <w:p>
       <w:pPr>
-        <w:pStyle w:val="Ttulo1"/>
+        <w:pStyle w:val="Heading1"/>
         <w:keepNext/>
       </w:pPr>
       <w:r>
@@ -466,7 +466,7 @@
     </w:p>
     <w:p>
       <w:pPr>
-        <w:pStyle w:val="Ttulo2"/>
+        <w:pStyle w:val="Heading2"/>
         <w:keepNext/>
       </w:pPr>
       <w:r>
@@ -483,7 +483,7 @@
     </w:p>
     <w:p>
       <w:pPr>
-        <w:pStyle w:val="Ttulo1"/>
+        <w:pStyle w:val="Heading1"/>
         <w:keepNext/>
       </w:pPr>
       <w:r>
@@ -492,7 +492,7 @@
     </w:p>
     <w:p>
       <w:pPr>
-        <w:pStyle w:val="Ttulo2"/>
+        <w:pStyle w:val="Heading2"/>
         <w:keepNext/>
       </w:pPr>
       <w:r>
@@ -1241,11 +1241,9 @@
             <w:pPr>
               <w:spacing w:after="40"/>
             </w:pPr>
-            <w:proofErr w:type="spellStart"/>
             <w:r>
               <w:t>Dicionario_Dados</w:t>
             </w:r>
-            <w:proofErr w:type="spellEnd"/>
           </w:p>
         </w:tc>
         <w:tc>
@@ -1479,12 +1477,12 @@
         <w:spacing w:before="120" w:after="120"/>
       </w:pPr>
       <w:r>
-        <w:t>As quatro abas de dados somam 44 colunas. Não há valores vazios nem linhas duplicadas. O inventário campo a campo, com o destino de cada coluna no modelo novo, está no Apêndice A.</w:t>
+        <w:t>As quatro abas de dados somam 44 colunas. Não há valores vazios nem linhas duplicadas.</w:t>
       </w:r>
     </w:p>
     <w:p>
       <w:pPr>
-        <w:pStyle w:val="Ttulo2"/>
+        <w:pStyle w:val="Heading2"/>
         <w:keepNext/>
       </w:pPr>
       <w:r>
@@ -1496,31 +1494,7 @@
         <w:spacing w:after="120"/>
       </w:pPr>
       <w:r>
-        <w:t xml:space="preserve">A planilha não declara chaves nem restrições. Os campos </w:t>
-      </w:r>
-      <w:proofErr w:type="spellStart"/>
-      <w:r>
-        <w:t>id_produto</w:t>
-      </w:r>
-      <w:proofErr w:type="spellEnd"/>
-      <w:r>
-        <w:t xml:space="preserve">, </w:t>
-      </w:r>
-      <w:proofErr w:type="spellStart"/>
-      <w:r>
-        <w:t>id_cliente</w:t>
-      </w:r>
-      <w:proofErr w:type="spellEnd"/>
-      <w:r>
-        <w:t xml:space="preserve"> e </w:t>
-      </w:r>
-      <w:proofErr w:type="spellStart"/>
-      <w:r>
-        <w:t>id_pedido</w:t>
-      </w:r>
-      <w:proofErr w:type="spellEnd"/>
-      <w:r>
-        <w:t xml:space="preserve"> funcionam como chaves lógicas, e as ligações entre as abas são feitas só pelo valor do id.</w:t>
+        <w:t>A planilha não declara chaves nem restrições. Os campos id_produto, id_cliente e id_pedido funcionam como chaves lógicas, e as ligações entre as abas são feitas só pelo valor do id.</w:t>
       </w:r>
     </w:p>
     <w:tbl>
@@ -1723,15 +1697,7 @@
               <w:spacing w:after="40"/>
             </w:pPr>
             <w:r>
-              <w:t xml:space="preserve">Mesmo </w:t>
-            </w:r>
-            <w:proofErr w:type="spellStart"/>
-            <w:r>
-              <w:t>id_produto</w:t>
-            </w:r>
-            <w:proofErr w:type="spellEnd"/>
-            <w:r>
-              <w:t xml:space="preserve"> nas duas abas, 125 em cada. Estoque ainda repete categoria e subcategoria.</w:t>
+              <w:t>Mesmo id_produto nas duas abas, 125 em cada. Estoque ainda repete categoria e subcategoria.</w:t>
             </w:r>
           </w:p>
         </w:tc>
@@ -1899,7 +1865,7 @@
     </w:tbl>
     <w:p>
       <w:pPr>
-        <w:pStyle w:val="Ttulo2"/>
+        <w:pStyle w:val="Heading2"/>
         <w:keepNext/>
       </w:pPr>
       <w:r>
@@ -2087,43 +2053,9 @@
             <w:pPr>
               <w:spacing w:after="40"/>
             </w:pPr>
-            <w:proofErr w:type="spellStart"/>
-            <w:r>
-              <w:t>id_produto</w:t>
-            </w:r>
-            <w:proofErr w:type="spellEnd"/>
-            <w:r>
-              <w:t xml:space="preserve"> (chave lógica), categoria, subcategoria, cor, marca, </w:t>
-            </w:r>
-            <w:proofErr w:type="spellStart"/>
-            <w:r>
-              <w:t>preco_unitario</w:t>
-            </w:r>
-            <w:proofErr w:type="spellEnd"/>
-            <w:r>
-              <w:t xml:space="preserve">, </w:t>
-            </w:r>
-            <w:proofErr w:type="spellStart"/>
-            <w:r>
-              <w:t>custo_unitario</w:t>
-            </w:r>
-            <w:proofErr w:type="spellEnd"/>
-            <w:r>
-              <w:t xml:space="preserve">, </w:t>
-            </w:r>
-            <w:proofErr w:type="spellStart"/>
-            <w:r>
-              <w:t>colecao</w:t>
-            </w:r>
-            <w:proofErr w:type="spellEnd"/>
-            <w:r>
-              <w:t xml:space="preserve">, </w:t>
-            </w:r>
-            <w:proofErr w:type="spellStart"/>
-            <w:r>
-              <w:t>genero</w:t>
-            </w:r>
-            <w:proofErr w:type="spellEnd"/>
+            <w:r>
+              <w:t>id_produto (chave lógica), categoria, subcategoria, cor, marca, preco_unitario, custo_unitario, colecao, genero</w:t>
+            </w:r>
           </w:p>
         </w:tc>
         <w:tc>
@@ -2201,35 +2133,9 @@
             <w:pPr>
               <w:spacing w:after="40"/>
             </w:pPr>
-            <w:proofErr w:type="spellStart"/>
-            <w:r>
-              <w:t>id_produto</w:t>
-            </w:r>
-            <w:proofErr w:type="spellEnd"/>
-            <w:r>
-              <w:t xml:space="preserve"> (chave lógica), categoria (repetido), subcategoria (repetido), </w:t>
-            </w:r>
-            <w:proofErr w:type="spellStart"/>
-            <w:r>
-              <w:t>estoque_atual</w:t>
-            </w:r>
-            <w:proofErr w:type="spellEnd"/>
-            <w:r>
-              <w:t xml:space="preserve">, </w:t>
-            </w:r>
-            <w:proofErr w:type="spellStart"/>
-            <w:r>
-              <w:t>estoque_minimo</w:t>
-            </w:r>
-            <w:proofErr w:type="spellEnd"/>
-            <w:r>
-              <w:t xml:space="preserve">, fornecedor, </w:t>
-            </w:r>
-            <w:proofErr w:type="spellStart"/>
-            <w:r>
-              <w:t>tempo_reposicao_dias</w:t>
-            </w:r>
-            <w:proofErr w:type="spellEnd"/>
+            <w:r>
+              <w:t>id_produto (chave lógica), categoria (repetido), subcategoria (repetido), estoque_atual, estoque_minimo, fornecedor, tempo_reposicao_dias</w:t>
+            </w:r>
           </w:p>
         </w:tc>
         <w:tc>
@@ -2252,13 +2158,8 @@
             <w:pPr>
               <w:spacing w:after="40"/>
             </w:pPr>
-            <w:proofErr w:type="spellStart"/>
-            <w:r>
-              <w:t>id_produto</w:t>
-            </w:r>
-            <w:proofErr w:type="spellEnd"/>
-            <w:r>
-              <w:t xml:space="preserve"> liga a Produtos (1 para 1)</w:t>
+            <w:r>
+              <w:t>id_produto liga a Produtos (1 para 1)</w:t>
             </w:r>
           </w:p>
         </w:tc>
@@ -2312,43 +2213,9 @@
             <w:pPr>
               <w:spacing w:after="40"/>
             </w:pPr>
-            <w:proofErr w:type="spellStart"/>
-            <w:r>
-              <w:t>id_cliente</w:t>
-            </w:r>
-            <w:proofErr w:type="spellEnd"/>
-            <w:r>
-              <w:t xml:space="preserve"> (chave lógica), </w:t>
-            </w:r>
-            <w:proofErr w:type="spellStart"/>
-            <w:r>
-              <w:t>faixa_etaria</w:t>
-            </w:r>
-            <w:proofErr w:type="spellEnd"/>
-            <w:r>
-              <w:t xml:space="preserve">, </w:t>
-            </w:r>
-            <w:proofErr w:type="spellStart"/>
-            <w:r>
-              <w:t>genero</w:t>
-            </w:r>
-            <w:proofErr w:type="spellEnd"/>
-            <w:r>
-              <w:t xml:space="preserve">, cidade, estado (depende da cidade), </w:t>
-            </w:r>
-            <w:proofErr w:type="spellStart"/>
-            <w:r>
-              <w:t>canal_preferido</w:t>
-            </w:r>
-            <w:proofErr w:type="spellEnd"/>
-            <w:r>
-              <w:t xml:space="preserve">, </w:t>
-            </w:r>
-            <w:proofErr w:type="spellStart"/>
-            <w:r>
-              <w:t>cliente_fidelidade</w:t>
-            </w:r>
-            <w:proofErr w:type="spellEnd"/>
+            <w:r>
+              <w:t>id_cliente (chave lógica), faixa_etaria, genero, cidade, estado (depende da cidade), canal_preferido, cliente_fidelidade</w:t>
+            </w:r>
           </w:p>
         </w:tc>
         <w:tc>
@@ -2426,115 +2293,9 @@
             <w:pPr>
               <w:spacing w:after="40"/>
             </w:pPr>
-            <w:proofErr w:type="spellStart"/>
-            <w:r>
-              <w:t>id_pedido</w:t>
-            </w:r>
-            <w:proofErr w:type="spellEnd"/>
-            <w:r>
-              <w:t xml:space="preserve"> (chave lógica), </w:t>
-            </w:r>
-            <w:proofErr w:type="spellStart"/>
-            <w:r>
-              <w:t>data_pedido</w:t>
-            </w:r>
-            <w:proofErr w:type="spellEnd"/>
-            <w:r>
-              <w:t xml:space="preserve">, ano, </w:t>
-            </w:r>
-            <w:proofErr w:type="spellStart"/>
-            <w:r>
-              <w:t>mes</w:t>
-            </w:r>
-            <w:proofErr w:type="spellEnd"/>
-            <w:r>
-              <w:t xml:space="preserve"> e trimestre (derivados da data), </w:t>
-            </w:r>
-            <w:proofErr w:type="spellStart"/>
-            <w:r>
-              <w:t>id_cliente</w:t>
-            </w:r>
-            <w:proofErr w:type="spellEnd"/>
-            <w:r>
-              <w:t xml:space="preserve">, </w:t>
-            </w:r>
-            <w:proofErr w:type="spellStart"/>
-            <w:r>
-              <w:t>id_produto</w:t>
-            </w:r>
-            <w:proofErr w:type="spellEnd"/>
-            <w:r>
-              <w:t xml:space="preserve">, categoria, subcategoria e marca (repetidos do produto), tamanho, quantidade, </w:t>
-            </w:r>
-            <w:proofErr w:type="spellStart"/>
-            <w:r>
-              <w:t>preco_unitario</w:t>
-            </w:r>
-            <w:proofErr w:type="spellEnd"/>
-            <w:r>
-              <w:t xml:space="preserve">, </w:t>
-            </w:r>
-            <w:proofErr w:type="spellStart"/>
-            <w:r>
-              <w:t>desconto_percentual</w:t>
-            </w:r>
-            <w:proofErr w:type="spellEnd"/>
-            <w:r>
-              <w:t xml:space="preserve">, </w:t>
-            </w:r>
-            <w:proofErr w:type="spellStart"/>
-            <w:r>
-              <w:t>valor_total</w:t>
-            </w:r>
-            <w:proofErr w:type="spellEnd"/>
-            <w:r>
-              <w:t xml:space="preserve"> (calculado), </w:t>
-            </w:r>
-            <w:proofErr w:type="spellStart"/>
-            <w:r>
-              <w:t>lucro_estimado</w:t>
-            </w:r>
-            <w:proofErr w:type="spellEnd"/>
-            <w:r>
-              <w:t xml:space="preserve"> (calculado), </w:t>
-            </w:r>
-            <w:proofErr w:type="spellStart"/>
-            <w:r>
-              <w:t>canal_venda</w:t>
-            </w:r>
-            <w:proofErr w:type="spellEnd"/>
-            <w:r>
-              <w:t xml:space="preserve">, </w:t>
-            </w:r>
-            <w:proofErr w:type="spellStart"/>
-            <w:r>
-              <w:t>forma_pagamento</w:t>
-            </w:r>
-            <w:proofErr w:type="spellEnd"/>
-            <w:r>
-              <w:t xml:space="preserve">, </w:t>
-            </w:r>
-            <w:proofErr w:type="spellStart"/>
-            <w:r>
-              <w:t>status_pedido</w:t>
-            </w:r>
-            <w:proofErr w:type="spellEnd"/>
-            <w:r>
-              <w:t xml:space="preserve">, </w:t>
-            </w:r>
-            <w:proofErr w:type="spellStart"/>
-            <w:r>
-              <w:t>estado_entrega</w:t>
-            </w:r>
-            <w:proofErr w:type="spellEnd"/>
-            <w:r>
-              <w:t xml:space="preserve"> e </w:t>
-            </w:r>
-            <w:proofErr w:type="spellStart"/>
-            <w:r>
-              <w:t>cidade_entrega</w:t>
-            </w:r>
-            <w:proofErr w:type="spellEnd"/>
+            <w:r>
+              <w:t>id_pedido (chave lógica), data_pedido, ano, mes e trimestre (derivados da data), id_cliente, id_produto, categoria, subcategoria e marca (repetidos do produto), tamanho, quantidade, preco_unitario, desconto_percentual, valor_total (calculado), lucro_estimado (calculado), canal_venda, forma_pagamento, status_pedido, estado_entrega e cidade_entrega</w:t>
+            </w:r>
           </w:p>
         </w:tc>
         <w:tc>
@@ -2557,21 +2318,8 @@
             <w:pPr>
               <w:spacing w:after="40"/>
             </w:pPr>
-            <w:proofErr w:type="spellStart"/>
-            <w:r>
-              <w:t>id_cliente</w:t>
-            </w:r>
-            <w:proofErr w:type="spellEnd"/>
-            <w:r>
-              <w:t xml:space="preserve"> liga a Clientes (N para 1). </w:t>
-            </w:r>
-            <w:proofErr w:type="spellStart"/>
-            <w:r>
-              <w:t>id_produto</w:t>
-            </w:r>
-            <w:proofErr w:type="spellEnd"/>
-            <w:r>
-              <w:t xml:space="preserve"> liga a Produtos (N para 1)</w:t>
+            <w:r>
+              <w:t>id_cliente liga a Clientes (N para 1). id_produto liga a Produtos (N para 1)</w:t>
             </w:r>
           </w:p>
         </w:tc>
@@ -2587,7 +2335,7 @@
     </w:p>
     <w:p>
       <w:pPr>
-        <w:pStyle w:val="Ttulo2"/>
+        <w:pStyle w:val="Heading2"/>
         <w:keepNext/>
       </w:pPr>
       <w:r>
@@ -2604,7 +2352,7 @@
     </w:p>
     <w:p>
       <w:pPr>
-        <w:pStyle w:val="PargrafodaLista"/>
+        <w:pStyle w:val="ListParagraph"/>
         <w:numPr>
           <w:ilvl w:val="0"/>
           <w:numId w:val="2"/>
@@ -2619,20 +2367,12 @@
         <w:t>Valor total:</w:t>
       </w:r>
       <w:r>
-        <w:t xml:space="preserve"> </w:t>
-      </w:r>
-      <w:proofErr w:type="spellStart"/>
-      <w:r>
-        <w:t>valor_total</w:t>
-      </w:r>
-      <w:proofErr w:type="spellEnd"/>
-      <w:r>
-        <w:t xml:space="preserve"> = quantidade x preço x (1 menos o desconto). Confere em 5.999 de 5.999 pedidos. O dicionário chama esse valor de líquido, após descontos.</w:t>
+        <w:t xml:space="preserve"> valor_total = quantidade x preço x (1 menos o desconto). Confere em 5.999 de 5.999 pedidos. O dicionário chama esse valor de líquido, após descontos.</w:t>
       </w:r>
     </w:p>
     <w:p>
       <w:pPr>
-        <w:pStyle w:val="PargrafodaLista"/>
+        <w:pStyle w:val="ListParagraph"/>
         <w:numPr>
           <w:ilvl w:val="0"/>
           <w:numId w:val="2"/>
@@ -2647,15 +2387,7 @@
         <w:t>Lucro estimado:</w:t>
       </w:r>
       <w:r>
-        <w:t xml:space="preserve"> lucro = </w:t>
-      </w:r>
-      <w:proofErr w:type="spellStart"/>
-      <w:r>
-        <w:t>valor_total</w:t>
-      </w:r>
-      <w:proofErr w:type="spellEnd"/>
-      <w:r>
-        <w:t xml:space="preserve"> </w:t>
+        <w:t xml:space="preserve"> lucro = valor_total </w:t>
       </w:r>
       <w:r>
         <w:t>-</w:t>
@@ -2666,7 +2398,7 @@
     </w:p>
     <w:p>
       <w:pPr>
-        <w:pStyle w:val="PargrafodaLista"/>
+        <w:pStyle w:val="ListParagraph"/>
         <w:numPr>
           <w:ilvl w:val="0"/>
           <w:numId w:val="2"/>
@@ -2686,7 +2418,7 @@
     </w:p>
     <w:p>
       <w:pPr>
-        <w:pStyle w:val="PargrafodaLista"/>
+        <w:pStyle w:val="ListParagraph"/>
         <w:numPr>
           <w:ilvl w:val="0"/>
           <w:numId w:val="2"/>
@@ -2699,46 +2431,6 @@
           <w:bCs/>
         </w:rPr>
         <w:lastRenderedPageBreak/>
-        <w:t>Dados do produto na venda:</w:t>
-      </w:r>
-      <w:r>
-        <w:t xml:space="preserve"> categoria, subcategoria e marca da venda são iguais às do cadastro, sem nenhuma diferença.</w:t>
-      </w:r>
-    </w:p>
-    <w:p>
-      <w:pPr>
-        <w:pStyle w:val="PargrafodaLista"/>
-        <w:numPr>
-          <w:ilvl w:val="0"/>
-          <w:numId w:val="2"/>
-        </w:numPr>
-        <w:spacing w:after="60"/>
-      </w:pPr>
-      <w:r>
-        <w:rPr>
-          <w:b/>
-          <w:bCs/>
-        </w:rPr>
-        <w:t>Entrega:</w:t>
-      </w:r>
-      <w:r>
-        <w:t xml:space="preserve"> a cidade de entrega é igual à cidade do cliente em todos os 5.992 pedidos que têm cliente cadastrado.</w:t>
-      </w:r>
-    </w:p>
-    <w:p>
-      <w:pPr>
-        <w:pStyle w:val="PargrafodaLista"/>
-        <w:numPr>
-          <w:ilvl w:val="0"/>
-          <w:numId w:val="2"/>
-        </w:numPr>
-        <w:spacing w:after="60"/>
-      </w:pPr>
-      <w:r>
-        <w:rPr>
-          <w:b/>
-          <w:bCs/>
-        </w:rPr>
         <w:t>Custo e preço:</w:t>
       </w:r>
       <w:r>
@@ -2747,7 +2439,7 @@
     </w:p>
     <w:p>
       <w:pPr>
-        <w:pStyle w:val="PargrafodaLista"/>
+        <w:pStyle w:val="ListParagraph"/>
         <w:numPr>
           <w:ilvl w:val="0"/>
           <w:numId w:val="2"/>
@@ -2767,7 +2459,7 @@
     </w:p>
     <w:p>
       <w:pPr>
-        <w:pStyle w:val="PargrafodaLista"/>
+        <w:pStyle w:val="ListParagraph"/>
         <w:numPr>
           <w:ilvl w:val="0"/>
           <w:numId w:val="2"/>
@@ -2787,7 +2479,7 @@
     </w:p>
     <w:p>
       <w:pPr>
-        <w:pStyle w:val="PargrafodaLista"/>
+        <w:pStyle w:val="ListParagraph"/>
         <w:numPr>
           <w:ilvl w:val="0"/>
           <w:numId w:val="2"/>
@@ -2807,7 +2499,7 @@
     </w:p>
     <w:p>
       <w:pPr>
-        <w:pStyle w:val="PargrafodaLista"/>
+        <w:pStyle w:val="ListParagraph"/>
         <w:numPr>
           <w:ilvl w:val="0"/>
           <w:numId w:val="2"/>
@@ -2843,7 +2535,7 @@
     </w:p>
     <w:p>
       <w:pPr>
-        <w:pStyle w:val="Ttulo2"/>
+        <w:pStyle w:val="Heading2"/>
         <w:keepNext/>
       </w:pPr>
       <w:r>
@@ -3196,31 +2888,7 @@
               <w:spacing w:after="40"/>
             </w:pPr>
             <w:r>
-              <w:t xml:space="preserve">52 pedidos usam </w:t>
-            </w:r>
-            <w:proofErr w:type="spellStart"/>
-            <w:r>
-              <w:t>id_produto</w:t>
-            </w:r>
-            <w:proofErr w:type="spellEnd"/>
-            <w:r>
-              <w:t xml:space="preserve"> 1 e 7 pedidos usam </w:t>
-            </w:r>
-            <w:proofErr w:type="spellStart"/>
-            <w:r>
-              <w:t>id_cliente</w:t>
-            </w:r>
-            <w:proofErr w:type="spellEnd"/>
-            <w:r>
-              <w:t xml:space="preserve"> 1. Esses ids não existem em Produtos nem em Clientes. O id 1 também falta em Estoque e em </w:t>
-            </w:r>
-            <w:proofErr w:type="spellStart"/>
-            <w:r>
-              <w:t>id_pedido</w:t>
-            </w:r>
-            <w:proofErr w:type="spellEnd"/>
-            <w:r>
-              <w:t xml:space="preserve"> (os ids começam em 2). Total de 59 pedidos e R$ 60.199,91. Provável perda da primeira linha de cada aba na exportação.</w:t>
+              <w:t>52 pedidos usam id_produto 1 e 7 pedidos usam id_cliente 1. Esses ids não existem em Produtos nem em Clientes. O id 1 também falta em Estoque e em id_pedido (os ids começam em 2). Total de 59 pedidos e R$ 60.199,91. Provável perda da primeira linha de cada aba na exportação.</w:t>
             </w:r>
           </w:p>
         </w:tc>
@@ -3430,15 +3098,7 @@
               <w:spacing w:after="40"/>
             </w:pPr>
             <w:r>
-              <w:t xml:space="preserve">7 de 21 colunas (33%): ano, mês, trimestre (vêm da data), categoria, subcategoria, marca (vêm do produto) e </w:t>
-            </w:r>
-            <w:proofErr w:type="spellStart"/>
-            <w:r>
-              <w:t>estado_entrega</w:t>
-            </w:r>
-            <w:proofErr w:type="spellEnd"/>
-            <w:r>
-              <w:t xml:space="preserve"> (vem da cidade). Hoje há 0 divergências.</w:t>
+              <w:t>7 de 21 colunas (33%): ano, mês, trimestre (vêm da data), categoria, subcategoria, marca (vêm do produto) e estado_entrega (vem da cidade). Hoje há 0 divergências.</w:t>
             </w:r>
           </w:p>
         </w:tc>
@@ -3545,21 +3205,8 @@
             <w:pPr>
               <w:spacing w:after="40"/>
             </w:pPr>
-            <w:proofErr w:type="spellStart"/>
-            <w:r>
-              <w:t>valor_total</w:t>
-            </w:r>
-            <w:proofErr w:type="spellEnd"/>
-            <w:r>
-              <w:t xml:space="preserve"> e </w:t>
-            </w:r>
-            <w:proofErr w:type="spellStart"/>
-            <w:r>
-              <w:t>lucro_estimado</w:t>
-            </w:r>
-            <w:proofErr w:type="spellEnd"/>
-            <w:r>
-              <w:t xml:space="preserve"> são sempre derivados dos outros campos (5.999 de 5.999 conferem).</w:t>
+            <w:r>
+              <w:t>valor_total e lucro_estimado são sempre derivados dos outros campos (5.999 de 5.999 conferem).</w:t>
             </w:r>
           </w:p>
         </w:tc>
@@ -3991,13 +3638,8 @@
             <w:pPr>
               <w:spacing w:after="40"/>
             </w:pPr>
-            <w:proofErr w:type="spellStart"/>
-            <w:r>
-              <w:t>estoque_atual</w:t>
-            </w:r>
-            <w:proofErr w:type="spellEnd"/>
-            <w:r>
-              <w:t xml:space="preserve"> é um número solto. Nada mostra se as vendas baixam o estoque. 8 produtos estão abaixo do mínimo sem alerta.</w:t>
+            <w:r>
+              <w:t>estoque_atual é um número solto. Nada mostra se as vendas baixam o estoque. 8 produtos estão abaixo do mínimo sem alerta.</w:t>
             </w:r>
           </w:p>
         </w:tc>
@@ -4354,7 +3996,7 @@
     </w:tbl>
     <w:p>
       <w:pPr>
-        <w:pStyle w:val="Ttulo1"/>
+        <w:pStyle w:val="Heading1"/>
         <w:keepNext/>
       </w:pPr>
       <w:r>
@@ -4363,7 +4005,7 @@
     </w:p>
     <w:p>
       <w:pPr>
-        <w:pStyle w:val="Ttulo2"/>
+        <w:pStyle w:val="Heading2"/>
         <w:keepNext/>
       </w:pPr>
       <w:r>
@@ -4380,7 +4022,7 @@
     </w:p>
     <w:tbl>
       <w:tblPr>
-        <w:tblW w:w="14570" w:type="dxa"/>
+        <w:tblW w:w="14575" w:type="dxa"/>
         <w:tblBorders>
           <w:top w:val="single" w:sz="4" w:space="0" w:color="auto"/>
           <w:left w:val="single" w:sz="4" w:space="0" w:color="auto"/>
@@ -4397,8 +4039,7 @@
       </w:tblPr>
       <w:tblGrid>
         <w:gridCol w:w="1100"/>
-        <w:gridCol w:w="9370"/>
-        <w:gridCol w:w="4100"/>
+        <w:gridCol w:w="13475"/>
       </w:tblGrid>
       <w:tr>
         <w:trPr>
@@ -4439,7 +4080,7 @@
         </w:tc>
         <w:tc>
           <w:tcPr>
-            <w:tcW w:w="9370" w:type="dxa"/>
+            <w:tcW w:w="13475" w:type="dxa"/>
             <w:tcBorders>
               <w:top w:val="single" w:sz="4" w:space="0" w:color="000000"/>
               <w:left w:val="single" w:sz="4" w:space="0" w:color="000000"/>
@@ -4469,38 +4110,6 @@
             </w:r>
           </w:p>
         </w:tc>
-        <w:tc>
-          <w:tcPr>
-            <w:tcW w:w="4100" w:type="dxa"/>
-            <w:tcBorders>
-              <w:top w:val="single" w:sz="4" w:space="0" w:color="000000"/>
-              <w:left w:val="single" w:sz="4" w:space="0" w:color="000000"/>
-              <w:bottom w:val="single" w:sz="4" w:space="0" w:color="000000"/>
-              <w:right w:val="single" w:sz="4" w:space="0" w:color="000000"/>
-            </w:tcBorders>
-            <w:shd w:val="clear" w:color="auto" w:fill="D9D9D9"/>
-            <w:tcMar>
-              <w:top w:w="60" w:type="dxa"/>
-              <w:left w:w="100" w:type="dxa"/>
-              <w:bottom w:w="60" w:type="dxa"/>
-              <w:right w:w="100" w:type="dxa"/>
-            </w:tcMar>
-          </w:tcPr>
-          <w:p>
-            <w:pPr>
-              <w:spacing w:after="40"/>
-            </w:pPr>
-            <w:r>
-              <w:rPr>
-                <w:b/>
-                <w:bCs/>
-                <w:sz w:val="26"/>
-                <w:szCs w:val="26"/>
-              </w:rPr>
-              <w:t>De onde deduzi</w:t>
-            </w:r>
-          </w:p>
-        </w:tc>
       </w:tr>
       <w:tr>
         <w:trPr>
@@ -4533,7 +4142,7 @@
         </w:tc>
         <w:tc>
           <w:tcPr>
-            <w:tcW w:w="9370" w:type="dxa"/>
+            <w:tcW w:w="13475" w:type="dxa"/>
             <w:tcBorders>
               <w:top w:val="single" w:sz="4" w:space="0" w:color="000000"/>
               <w:left w:val="single" w:sz="4" w:space="0" w:color="000000"/>
@@ -4553,31 +4162,6 @@
             </w:pPr>
             <w:r>
               <w:t>Guardar o catálogo de produtos: categoria, subcategoria, cor, marca, preço, custo, coleção e gênero.</w:t>
-            </w:r>
-          </w:p>
-        </w:tc>
-        <w:tc>
-          <w:tcPr>
-            <w:tcW w:w="4100" w:type="dxa"/>
-            <w:tcBorders>
-              <w:top w:val="single" w:sz="4" w:space="0" w:color="000000"/>
-              <w:left w:val="single" w:sz="4" w:space="0" w:color="000000"/>
-              <w:bottom w:val="single" w:sz="4" w:space="0" w:color="000000"/>
-              <w:right w:val="single" w:sz="4" w:space="0" w:color="000000"/>
-            </w:tcBorders>
-            <w:tcMar>
-              <w:top w:w="60" w:type="dxa"/>
-              <w:left w:w="100" w:type="dxa"/>
-              <w:bottom w:w="60" w:type="dxa"/>
-              <w:right w:w="100" w:type="dxa"/>
-            </w:tcMar>
-          </w:tcPr>
-          <w:p>
-            <w:pPr>
-              <w:spacing w:after="40"/>
-            </w:pPr>
-            <w:r>
-              <w:t>Aba Produtos</w:t>
             </w:r>
           </w:p>
         </w:tc>
@@ -4613,7 +4197,7 @@
         </w:tc>
         <w:tc>
           <w:tcPr>
-            <w:tcW w:w="9370" w:type="dxa"/>
+            <w:tcW w:w="13475" w:type="dxa"/>
             <w:tcBorders>
               <w:top w:val="single" w:sz="4" w:space="0" w:color="000000"/>
               <w:left w:val="single" w:sz="4" w:space="0" w:color="000000"/>
@@ -4633,31 +4217,6 @@
             </w:pPr>
             <w:r>
               <w:t>Guardar clientes: faixa etária, gênero, cidade, estado, canal preferido e se é cliente fidelidade.</w:t>
-            </w:r>
-          </w:p>
-        </w:tc>
-        <w:tc>
-          <w:tcPr>
-            <w:tcW w:w="4100" w:type="dxa"/>
-            <w:tcBorders>
-              <w:top w:val="single" w:sz="4" w:space="0" w:color="000000"/>
-              <w:left w:val="single" w:sz="4" w:space="0" w:color="000000"/>
-              <w:bottom w:val="single" w:sz="4" w:space="0" w:color="000000"/>
-              <w:right w:val="single" w:sz="4" w:space="0" w:color="000000"/>
-            </w:tcBorders>
-            <w:tcMar>
-              <w:top w:w="60" w:type="dxa"/>
-              <w:left w:w="100" w:type="dxa"/>
-              <w:bottom w:w="60" w:type="dxa"/>
-              <w:right w:w="100" w:type="dxa"/>
-            </w:tcMar>
-          </w:tcPr>
-          <w:p>
-            <w:pPr>
-              <w:spacing w:after="40"/>
-            </w:pPr>
-            <w:r>
-              <w:t>Aba Clientes e dicionário</w:t>
             </w:r>
           </w:p>
         </w:tc>
@@ -4687,14 +4246,13 @@
               <w:spacing w:after="40"/>
             </w:pPr>
             <w:r>
-              <w:lastRenderedPageBreak/>
               <w:t>RL03</w:t>
             </w:r>
           </w:p>
         </w:tc>
         <w:tc>
           <w:tcPr>
-            <w:tcW w:w="9370" w:type="dxa"/>
+            <w:tcW w:w="13475" w:type="dxa"/>
             <w:tcBorders>
               <w:top w:val="single" w:sz="4" w:space="0" w:color="000000"/>
               <w:left w:val="single" w:sz="4" w:space="0" w:color="000000"/>
@@ -4714,31 +4272,6 @@
             </w:pPr>
             <w:r>
               <w:t>Registrar cada venda com data, produto, tamanho, quantidade, preço, desconto, canal e forma de pagamento.</w:t>
-            </w:r>
-          </w:p>
-        </w:tc>
-        <w:tc>
-          <w:tcPr>
-            <w:tcW w:w="4100" w:type="dxa"/>
-            <w:tcBorders>
-              <w:top w:val="single" w:sz="4" w:space="0" w:color="000000"/>
-              <w:left w:val="single" w:sz="4" w:space="0" w:color="000000"/>
-              <w:bottom w:val="single" w:sz="4" w:space="0" w:color="000000"/>
-              <w:right w:val="single" w:sz="4" w:space="0" w:color="000000"/>
-            </w:tcBorders>
-            <w:tcMar>
-              <w:top w:w="60" w:type="dxa"/>
-              <w:left w:w="100" w:type="dxa"/>
-              <w:bottom w:w="60" w:type="dxa"/>
-              <w:right w:w="100" w:type="dxa"/>
-            </w:tcMar>
-          </w:tcPr>
-          <w:p>
-            <w:pPr>
-              <w:spacing w:after="40"/>
-            </w:pPr>
-            <w:r>
-              <w:t>Aba Vendas</w:t>
             </w:r>
           </w:p>
         </w:tc>
@@ -4768,13 +4301,14 @@
               <w:spacing w:after="40"/>
             </w:pPr>
             <w:r>
+              <w:lastRenderedPageBreak/>
               <w:t>RL04</w:t>
             </w:r>
           </w:p>
         </w:tc>
         <w:tc>
           <w:tcPr>
-            <w:tcW w:w="9370" w:type="dxa"/>
+            <w:tcW w:w="13475" w:type="dxa"/>
             <w:tcBorders>
               <w:top w:val="single" w:sz="4" w:space="0" w:color="000000"/>
               <w:left w:val="single" w:sz="4" w:space="0" w:color="000000"/>
@@ -4794,31 +4328,6 @@
             </w:pPr>
             <w:r>
               <w:t>Calcular o valor total líquido do pedido, depois do desconto.</w:t>
-            </w:r>
-          </w:p>
-        </w:tc>
-        <w:tc>
-          <w:tcPr>
-            <w:tcW w:w="4100" w:type="dxa"/>
-            <w:tcBorders>
-              <w:top w:val="single" w:sz="4" w:space="0" w:color="000000"/>
-              <w:left w:val="single" w:sz="4" w:space="0" w:color="000000"/>
-              <w:bottom w:val="single" w:sz="4" w:space="0" w:color="000000"/>
-              <w:right w:val="single" w:sz="4" w:space="0" w:color="000000"/>
-            </w:tcBorders>
-            <w:tcMar>
-              <w:top w:w="60" w:type="dxa"/>
-              <w:left w:w="100" w:type="dxa"/>
-              <w:bottom w:w="60" w:type="dxa"/>
-              <w:right w:w="100" w:type="dxa"/>
-            </w:tcMar>
-          </w:tcPr>
-          <w:p>
-            <w:pPr>
-              <w:spacing w:after="40"/>
-            </w:pPr>
-            <w:r>
-              <w:t>Dicionário e conferência dos dados</w:t>
             </w:r>
           </w:p>
         </w:tc>
@@ -4854,7 +4363,7 @@
         </w:tc>
         <w:tc>
           <w:tcPr>
-            <w:tcW w:w="9370" w:type="dxa"/>
+            <w:tcW w:w="13475" w:type="dxa"/>
             <w:tcBorders>
               <w:top w:val="single" w:sz="4" w:space="0" w:color="000000"/>
               <w:left w:val="single" w:sz="4" w:space="0" w:color="000000"/>
@@ -4874,31 +4383,6 @@
             </w:pPr>
             <w:r>
               <w:t>Calcular o lucro estimado da venda.</w:t>
-            </w:r>
-          </w:p>
-        </w:tc>
-        <w:tc>
-          <w:tcPr>
-            <w:tcW w:w="4100" w:type="dxa"/>
-            <w:tcBorders>
-              <w:top w:val="single" w:sz="4" w:space="0" w:color="000000"/>
-              <w:left w:val="single" w:sz="4" w:space="0" w:color="000000"/>
-              <w:bottom w:val="single" w:sz="4" w:space="0" w:color="000000"/>
-              <w:right w:val="single" w:sz="4" w:space="0" w:color="000000"/>
-            </w:tcBorders>
-            <w:tcMar>
-              <w:top w:w="60" w:type="dxa"/>
-              <w:left w:w="100" w:type="dxa"/>
-              <w:bottom w:w="60" w:type="dxa"/>
-              <w:right w:w="100" w:type="dxa"/>
-            </w:tcMar>
-          </w:tcPr>
-          <w:p>
-            <w:pPr>
-              <w:spacing w:after="40"/>
-            </w:pPr>
-            <w:r>
-              <w:t>Dicionário e conferência dos dados</w:t>
             </w:r>
           </w:p>
         </w:tc>
@@ -4934,59 +4418,26 @@
         </w:tc>
         <w:tc>
           <w:tcPr>
-            <w:tcW w:w="9370" w:type="dxa"/>
-            <w:tcBorders>
-              <w:top w:val="single" w:sz="4" w:space="0" w:color="000000"/>
-              <w:left w:val="single" w:sz="4" w:space="0" w:color="000000"/>
-              <w:bottom w:val="single" w:sz="4" w:space="0" w:color="000000"/>
-              <w:right w:val="single" w:sz="4" w:space="0" w:color="000000"/>
-            </w:tcBorders>
-            <w:tcMar>
-              <w:top w:w="60" w:type="dxa"/>
-              <w:left w:w="100" w:type="dxa"/>
-              <w:bottom w:w="60" w:type="dxa"/>
-              <w:right w:w="100" w:type="dxa"/>
-            </w:tcMar>
-          </w:tcPr>
-          <w:p>
-            <w:pPr>
-              <w:spacing w:after="40"/>
-            </w:pPr>
-            <w:r>
-              <w:t xml:space="preserve">Guardar a situação final do pedido (Concluído, Entregue, </w:t>
-            </w:r>
-            <w:proofErr w:type="gramStart"/>
-            <w:r>
-              <w:t>Cancelado</w:t>
-            </w:r>
-            <w:proofErr w:type="gramEnd"/>
-            <w:r>
-              <w:t xml:space="preserve"> ou Troca).</w:t>
-            </w:r>
-          </w:p>
-        </w:tc>
-        <w:tc>
-          <w:tcPr>
-            <w:tcW w:w="4100" w:type="dxa"/>
-            <w:tcBorders>
-              <w:top w:val="single" w:sz="4" w:space="0" w:color="000000"/>
-              <w:left w:val="single" w:sz="4" w:space="0" w:color="000000"/>
-              <w:bottom w:val="single" w:sz="4" w:space="0" w:color="000000"/>
-              <w:right w:val="single" w:sz="4" w:space="0" w:color="000000"/>
-            </w:tcBorders>
-            <w:tcMar>
-              <w:top w:w="60" w:type="dxa"/>
-              <w:left w:w="100" w:type="dxa"/>
-              <w:bottom w:w="60" w:type="dxa"/>
-              <w:right w:w="100" w:type="dxa"/>
-            </w:tcMar>
-          </w:tcPr>
-          <w:p>
-            <w:pPr>
-              <w:spacing w:after="40"/>
-            </w:pPr>
-            <w:r>
-              <w:t>Dicionário: situação final do pedido</w:t>
+            <w:tcW w:w="13475" w:type="dxa"/>
+            <w:tcBorders>
+              <w:top w:val="single" w:sz="4" w:space="0" w:color="000000"/>
+              <w:left w:val="single" w:sz="4" w:space="0" w:color="000000"/>
+              <w:bottom w:val="single" w:sz="4" w:space="0" w:color="000000"/>
+              <w:right w:val="single" w:sz="4" w:space="0" w:color="000000"/>
+            </w:tcBorders>
+            <w:tcMar>
+              <w:top w:w="60" w:type="dxa"/>
+              <w:left w:w="100" w:type="dxa"/>
+              <w:bottom w:w="60" w:type="dxa"/>
+              <w:right w:w="100" w:type="dxa"/>
+            </w:tcMar>
+          </w:tcPr>
+          <w:p>
+            <w:pPr>
+              <w:spacing w:after="40"/>
+            </w:pPr>
+            <w:r>
+              <w:t>Guardar a situação final do pedido (Concluído, Entregue, Cancelado ou Troca).</w:t>
             </w:r>
           </w:p>
         </w:tc>
@@ -5022,7 +4473,7 @@
         </w:tc>
         <w:tc>
           <w:tcPr>
-            <w:tcW w:w="9370" w:type="dxa"/>
+            <w:tcW w:w="13475" w:type="dxa"/>
             <w:tcBorders>
               <w:top w:val="single" w:sz="4" w:space="0" w:color="000000"/>
               <w:left w:val="single" w:sz="4" w:space="0" w:color="000000"/>
@@ -5043,44 +4494,6 @@
             <w:r>
               <w:t>Guardar o local de entrega (estado e cidade).</w:t>
             </w:r>
-          </w:p>
-        </w:tc>
-        <w:tc>
-          <w:tcPr>
-            <w:tcW w:w="4100" w:type="dxa"/>
-            <w:tcBorders>
-              <w:top w:val="single" w:sz="4" w:space="0" w:color="000000"/>
-              <w:left w:val="single" w:sz="4" w:space="0" w:color="000000"/>
-              <w:bottom w:val="single" w:sz="4" w:space="0" w:color="000000"/>
-              <w:right w:val="single" w:sz="4" w:space="0" w:color="000000"/>
-            </w:tcBorders>
-            <w:tcMar>
-              <w:top w:w="60" w:type="dxa"/>
-              <w:left w:w="100" w:type="dxa"/>
-              <w:bottom w:w="60" w:type="dxa"/>
-              <w:right w:w="100" w:type="dxa"/>
-            </w:tcMar>
-          </w:tcPr>
-          <w:p>
-            <w:pPr>
-              <w:spacing w:after="40"/>
-            </w:pPr>
-            <w:r>
-              <w:t xml:space="preserve">Colunas </w:t>
-            </w:r>
-            <w:proofErr w:type="spellStart"/>
-            <w:r>
-              <w:t>estado_entrega</w:t>
-            </w:r>
-            <w:proofErr w:type="spellEnd"/>
-            <w:r>
-              <w:t xml:space="preserve"> e </w:t>
-            </w:r>
-            <w:proofErr w:type="spellStart"/>
-            <w:r>
-              <w:t>cidade_entrega</w:t>
-            </w:r>
-            <w:proofErr w:type="spellEnd"/>
           </w:p>
         </w:tc>
       </w:tr>
@@ -5115,7 +4528,7 @@
         </w:tc>
         <w:tc>
           <w:tcPr>
-            <w:tcW w:w="9370" w:type="dxa"/>
+            <w:tcW w:w="13475" w:type="dxa"/>
             <w:tcBorders>
               <w:top w:val="single" w:sz="4" w:space="0" w:color="000000"/>
               <w:left w:val="single" w:sz="4" w:space="0" w:color="000000"/>
@@ -5135,31 +4548,6 @@
             </w:pPr>
             <w:r>
               <w:t>Controlar o estoque por produto: atual, mínimo, fornecedor e tempo de reposição.</w:t>
-            </w:r>
-          </w:p>
-        </w:tc>
-        <w:tc>
-          <w:tcPr>
-            <w:tcW w:w="4100" w:type="dxa"/>
-            <w:tcBorders>
-              <w:top w:val="single" w:sz="4" w:space="0" w:color="000000"/>
-              <w:left w:val="single" w:sz="4" w:space="0" w:color="000000"/>
-              <w:bottom w:val="single" w:sz="4" w:space="0" w:color="000000"/>
-              <w:right w:val="single" w:sz="4" w:space="0" w:color="000000"/>
-            </w:tcBorders>
-            <w:tcMar>
-              <w:top w:w="60" w:type="dxa"/>
-              <w:left w:w="100" w:type="dxa"/>
-              <w:bottom w:w="60" w:type="dxa"/>
-              <w:right w:w="100" w:type="dxa"/>
-            </w:tcMar>
-          </w:tcPr>
-          <w:p>
-            <w:pPr>
-              <w:spacing w:after="40"/>
-            </w:pPr>
-            <w:r>
-              <w:t>Aba Estoque</w:t>
             </w:r>
           </w:p>
         </w:tc>
@@ -5195,7 +4583,7 @@
         </w:tc>
         <w:tc>
           <w:tcPr>
-            <w:tcW w:w="9370" w:type="dxa"/>
+            <w:tcW w:w="13475" w:type="dxa"/>
             <w:tcBorders>
               <w:top w:val="single" w:sz="4" w:space="0" w:color="000000"/>
               <w:left w:val="single" w:sz="4" w:space="0" w:color="000000"/>
@@ -5215,31 +4603,6 @@
             </w:pPr>
             <w:r>
               <w:t>Permitir análises por período, categoria, canal e outros (base para BI).</w:t>
-            </w:r>
-          </w:p>
-        </w:tc>
-        <w:tc>
-          <w:tcPr>
-            <w:tcW w:w="4100" w:type="dxa"/>
-            <w:tcBorders>
-              <w:top w:val="single" w:sz="4" w:space="0" w:color="000000"/>
-              <w:left w:val="single" w:sz="4" w:space="0" w:color="000000"/>
-              <w:bottom w:val="single" w:sz="4" w:space="0" w:color="000000"/>
-              <w:right w:val="single" w:sz="4" w:space="0" w:color="000000"/>
-            </w:tcBorders>
-            <w:tcMar>
-              <w:top w:w="60" w:type="dxa"/>
-              <w:left w:w="100" w:type="dxa"/>
-              <w:bottom w:w="60" w:type="dxa"/>
-              <w:right w:w="100" w:type="dxa"/>
-            </w:tcMar>
-          </w:tcPr>
-          <w:p>
-            <w:pPr>
-              <w:spacing w:after="40"/>
-            </w:pPr>
-            <w:r>
-              <w:t>Metadados e colunas ano, mês e trimestre</w:t>
             </w:r>
           </w:p>
         </w:tc>
@@ -5275,7 +4638,7 @@
         </w:tc>
         <w:tc>
           <w:tcPr>
-            <w:tcW w:w="9370" w:type="dxa"/>
+            <w:tcW w:w="13475" w:type="dxa"/>
             <w:tcBorders>
               <w:top w:val="single" w:sz="4" w:space="0" w:color="000000"/>
               <w:left w:val="single" w:sz="4" w:space="0" w:color="000000"/>
@@ -5295,39 +4658,6 @@
             </w:pPr>
             <w:r>
               <w:t>Manter um dicionário de dados e metadados.</w:t>
-            </w:r>
-          </w:p>
-        </w:tc>
-        <w:tc>
-          <w:tcPr>
-            <w:tcW w:w="4100" w:type="dxa"/>
-            <w:tcBorders>
-              <w:top w:val="single" w:sz="4" w:space="0" w:color="000000"/>
-              <w:left w:val="single" w:sz="4" w:space="0" w:color="000000"/>
-              <w:bottom w:val="single" w:sz="4" w:space="0" w:color="000000"/>
-              <w:right w:val="single" w:sz="4" w:space="0" w:color="000000"/>
-            </w:tcBorders>
-            <w:tcMar>
-              <w:top w:w="60" w:type="dxa"/>
-              <w:left w:w="100" w:type="dxa"/>
-              <w:bottom w:w="60" w:type="dxa"/>
-              <w:right w:w="100" w:type="dxa"/>
-            </w:tcMar>
-          </w:tcPr>
-          <w:p>
-            <w:pPr>
-              <w:spacing w:after="40"/>
-            </w:pPr>
-            <w:r>
-              <w:t xml:space="preserve">Abas </w:t>
-            </w:r>
-            <w:proofErr w:type="spellStart"/>
-            <w:r>
-              <w:t>Dicionario_Dados</w:t>
-            </w:r>
-            <w:proofErr w:type="spellEnd"/>
-            <w:r>
-              <w:t xml:space="preserve"> e Metadados</w:t>
             </w:r>
           </w:p>
         </w:tc>
@@ -5335,7 +4665,7 @@
     </w:tbl>
     <w:p>
       <w:pPr>
-        <w:pStyle w:val="Ttulo2"/>
+        <w:pStyle w:val="Heading2"/>
         <w:keepNext/>
       </w:pPr>
       <w:r>
@@ -5392,7 +4722,7 @@
     </w:p>
     <w:p>
       <w:pPr>
-        <w:pStyle w:val="Ttulo3"/>
+        <w:pStyle w:val="Heading3"/>
         <w:keepNext/>
       </w:pPr>
       <w:r>
@@ -5401,7 +4731,7 @@
     </w:p>
     <w:tbl>
       <w:tblPr>
-        <w:tblW w:w="14570" w:type="dxa"/>
+        <w:tblW w:w="14575" w:type="dxa"/>
         <w:tblBorders>
           <w:top w:val="single" w:sz="4" w:space="0" w:color="auto"/>
           <w:left w:val="single" w:sz="4" w:space="0" w:color="auto"/>
@@ -5419,8 +4749,7 @@
       <w:tblGrid>
         <w:gridCol w:w="1150"/>
         <w:gridCol w:w="2300"/>
-        <w:gridCol w:w="9420"/>
-        <w:gridCol w:w="1700"/>
+        <w:gridCol w:w="11125"/>
       </w:tblGrid>
       <w:tr>
         <w:trPr>
@@ -5493,7 +4822,7 @@
         </w:tc>
         <w:tc>
           <w:tcPr>
-            <w:tcW w:w="9420" w:type="dxa"/>
+            <w:tcW w:w="11125" w:type="dxa"/>
             <w:tcBorders>
               <w:top w:val="single" w:sz="4" w:space="0" w:color="000000"/>
               <w:left w:val="single" w:sz="4" w:space="0" w:color="000000"/>
@@ -5523,38 +4852,6 @@
             </w:r>
           </w:p>
         </w:tc>
-        <w:tc>
-          <w:tcPr>
-            <w:tcW w:w="1700" w:type="dxa"/>
-            <w:tcBorders>
-              <w:top w:val="single" w:sz="4" w:space="0" w:color="000000"/>
-              <w:left w:val="single" w:sz="4" w:space="0" w:color="000000"/>
-              <w:bottom w:val="single" w:sz="4" w:space="0" w:color="000000"/>
-              <w:right w:val="single" w:sz="4" w:space="0" w:color="000000"/>
-            </w:tcBorders>
-            <w:shd w:val="clear" w:color="auto" w:fill="D9D9D9"/>
-            <w:tcMar>
-              <w:top w:w="60" w:type="dxa"/>
-              <w:left w:w="100" w:type="dxa"/>
-              <w:bottom w:w="60" w:type="dxa"/>
-              <w:right w:w="100" w:type="dxa"/>
-            </w:tcMar>
-          </w:tcPr>
-          <w:p>
-            <w:pPr>
-              <w:spacing w:after="40"/>
-            </w:pPr>
-            <w:r>
-              <w:rPr>
-                <w:b/>
-                <w:bCs/>
-                <w:sz w:val="26"/>
-                <w:szCs w:val="26"/>
-              </w:rPr>
-              <w:t>Prioridade</w:t>
-            </w:r>
-          </w:p>
-        </w:tc>
       </w:tr>
       <w:tr>
         <w:trPr>
@@ -5612,7 +4909,7 @@
         </w:tc>
         <w:tc>
           <w:tcPr>
-            <w:tcW w:w="9420" w:type="dxa"/>
+            <w:tcW w:w="11125" w:type="dxa"/>
             <w:tcBorders>
               <w:top w:val="single" w:sz="4" w:space="0" w:color="000000"/>
               <w:left w:val="single" w:sz="4" w:space="0" w:color="000000"/>
@@ -5632,31 +4929,6 @@
             </w:pPr>
             <w:r>
               <w:t>Cadastro de produtos (criar, listar, editar e excluir). O estoque atual, o estoque mínimo, o fornecedor e o tempo de reposição fazem parte do cadastro do produto. O preço deve ser maior que zero e o custo não pode passar do preço.</w:t>
-            </w:r>
-          </w:p>
-        </w:tc>
-        <w:tc>
-          <w:tcPr>
-            <w:tcW w:w="1700" w:type="dxa"/>
-            <w:tcBorders>
-              <w:top w:val="single" w:sz="4" w:space="0" w:color="000000"/>
-              <w:left w:val="single" w:sz="4" w:space="0" w:color="000000"/>
-              <w:bottom w:val="single" w:sz="4" w:space="0" w:color="000000"/>
-              <w:right w:val="single" w:sz="4" w:space="0" w:color="000000"/>
-            </w:tcBorders>
-            <w:tcMar>
-              <w:top w:w="60" w:type="dxa"/>
-              <w:left w:w="100" w:type="dxa"/>
-              <w:bottom w:w="60" w:type="dxa"/>
-              <w:right w:w="100" w:type="dxa"/>
-            </w:tcMar>
-          </w:tcPr>
-          <w:p>
-            <w:pPr>
-              <w:spacing w:after="40"/>
-            </w:pPr>
-            <w:r>
-              <w:t>Essencial</w:t>
             </w:r>
           </w:p>
         </w:tc>
@@ -5717,7 +4989,7 @@
         </w:tc>
         <w:tc>
           <w:tcPr>
-            <w:tcW w:w="9420" w:type="dxa"/>
+            <w:tcW w:w="11125" w:type="dxa"/>
             <w:tcBorders>
               <w:top w:val="single" w:sz="4" w:space="0" w:color="000000"/>
               <w:left w:val="single" w:sz="4" w:space="0" w:color="000000"/>
@@ -5737,31 +5009,6 @@
             </w:pPr>
             <w:r>
               <w:t>Pedido com vários itens. O pedido tem cliente, data, canal, forma de pagamento e status. Cada item liga o pedido a um produto e guarda tamanho, quantidade, preço e desconto.</w:t>
-            </w:r>
-          </w:p>
-        </w:tc>
-        <w:tc>
-          <w:tcPr>
-            <w:tcW w:w="1700" w:type="dxa"/>
-            <w:tcBorders>
-              <w:top w:val="single" w:sz="4" w:space="0" w:color="000000"/>
-              <w:left w:val="single" w:sz="4" w:space="0" w:color="000000"/>
-              <w:bottom w:val="single" w:sz="4" w:space="0" w:color="000000"/>
-              <w:right w:val="single" w:sz="4" w:space="0" w:color="000000"/>
-            </w:tcBorders>
-            <w:tcMar>
-              <w:top w:w="60" w:type="dxa"/>
-              <w:left w:w="100" w:type="dxa"/>
-              <w:bottom w:w="60" w:type="dxa"/>
-              <w:right w:w="100" w:type="dxa"/>
-            </w:tcMar>
-          </w:tcPr>
-          <w:p>
-            <w:pPr>
-              <w:spacing w:after="40"/>
-            </w:pPr>
-            <w:r>
-              <w:t>Essencial</w:t>
             </w:r>
           </w:p>
         </w:tc>
@@ -5791,7 +5038,6 @@
               <w:spacing w:after="40"/>
             </w:pPr>
             <w:r>
-              <w:lastRenderedPageBreak/>
               <w:t>RF03</w:t>
             </w:r>
           </w:p>
@@ -5823,7 +5069,7 @@
         </w:tc>
         <w:tc>
           <w:tcPr>
-            <w:tcW w:w="9420" w:type="dxa"/>
+            <w:tcW w:w="11125" w:type="dxa"/>
             <w:tcBorders>
               <w:top w:val="single" w:sz="4" w:space="0" w:color="000000"/>
               <w:left w:val="single" w:sz="4" w:space="0" w:color="000000"/>
@@ -5843,31 +5089,6 @@
             </w:pPr>
             <w:r>
               <w:t>Valor total e lucro estimado calculados pelo sistema a partir dos itens. O usuário não digita esses valores. O preço do item fica guardado no item.</w:t>
-            </w:r>
-          </w:p>
-        </w:tc>
-        <w:tc>
-          <w:tcPr>
-            <w:tcW w:w="1700" w:type="dxa"/>
-            <w:tcBorders>
-              <w:top w:val="single" w:sz="4" w:space="0" w:color="000000"/>
-              <w:left w:val="single" w:sz="4" w:space="0" w:color="000000"/>
-              <w:bottom w:val="single" w:sz="4" w:space="0" w:color="000000"/>
-              <w:right w:val="single" w:sz="4" w:space="0" w:color="000000"/>
-            </w:tcBorders>
-            <w:tcMar>
-              <w:top w:w="60" w:type="dxa"/>
-              <w:left w:w="100" w:type="dxa"/>
-              <w:bottom w:w="60" w:type="dxa"/>
-              <w:right w:w="100" w:type="dxa"/>
-            </w:tcMar>
-          </w:tcPr>
-          <w:p>
-            <w:pPr>
-              <w:spacing w:after="40"/>
-            </w:pPr>
-            <w:r>
-              <w:t>Essencial</w:t>
             </w:r>
           </w:p>
         </w:tc>
@@ -5928,7 +5149,7 @@
         </w:tc>
         <w:tc>
           <w:tcPr>
-            <w:tcW w:w="9420" w:type="dxa"/>
+            <w:tcW w:w="11125" w:type="dxa"/>
             <w:tcBorders>
               <w:top w:val="single" w:sz="4" w:space="0" w:color="000000"/>
               <w:left w:val="single" w:sz="4" w:space="0" w:color="000000"/>
@@ -5948,31 +5169,6 @@
             </w:pPr>
             <w:r>
               <w:t>O status do pedido é um enum (Status), com transições permitidas. Qualquer outra mudança é bloqueada (seção 4).</w:t>
-            </w:r>
-          </w:p>
-        </w:tc>
-        <w:tc>
-          <w:tcPr>
-            <w:tcW w:w="1700" w:type="dxa"/>
-            <w:tcBorders>
-              <w:top w:val="single" w:sz="4" w:space="0" w:color="000000"/>
-              <w:left w:val="single" w:sz="4" w:space="0" w:color="000000"/>
-              <w:bottom w:val="single" w:sz="4" w:space="0" w:color="000000"/>
-              <w:right w:val="single" w:sz="4" w:space="0" w:color="000000"/>
-            </w:tcBorders>
-            <w:tcMar>
-              <w:top w:w="60" w:type="dxa"/>
-              <w:left w:w="100" w:type="dxa"/>
-              <w:bottom w:w="60" w:type="dxa"/>
-              <w:right w:w="100" w:type="dxa"/>
-            </w:tcMar>
-          </w:tcPr>
-          <w:p>
-            <w:pPr>
-              <w:spacing w:after="40"/>
-            </w:pPr>
-            <w:r>
-              <w:t>Essencial</w:t>
             </w:r>
           </w:p>
         </w:tc>
@@ -6002,6 +5198,7 @@
               <w:spacing w:after="40"/>
             </w:pPr>
             <w:r>
+              <w:lastRenderedPageBreak/>
               <w:t>RF05</w:t>
             </w:r>
           </w:p>
@@ -6033,7 +5230,7 @@
         </w:tc>
         <w:tc>
           <w:tcPr>
-            <w:tcW w:w="9420" w:type="dxa"/>
+            <w:tcW w:w="11125" w:type="dxa"/>
             <w:tcBorders>
               <w:top w:val="single" w:sz="4" w:space="0" w:color="000000"/>
               <w:left w:val="single" w:sz="4" w:space="0" w:color="000000"/>
@@ -6053,31 +5250,6 @@
             </w:pPr>
             <w:r>
               <w:t>Cadastro de clientes. Cada cliente tem uma entrega, com estado e cidade de entrega.</w:t>
-            </w:r>
-          </w:p>
-        </w:tc>
-        <w:tc>
-          <w:tcPr>
-            <w:tcW w:w="1700" w:type="dxa"/>
-            <w:tcBorders>
-              <w:top w:val="single" w:sz="4" w:space="0" w:color="000000"/>
-              <w:left w:val="single" w:sz="4" w:space="0" w:color="000000"/>
-              <w:bottom w:val="single" w:sz="4" w:space="0" w:color="000000"/>
-              <w:right w:val="single" w:sz="4" w:space="0" w:color="000000"/>
-            </w:tcBorders>
-            <w:tcMar>
-              <w:top w:w="60" w:type="dxa"/>
-              <w:left w:w="100" w:type="dxa"/>
-              <w:bottom w:w="60" w:type="dxa"/>
-              <w:right w:w="100" w:type="dxa"/>
-            </w:tcMar>
-          </w:tcPr>
-          <w:p>
-            <w:pPr>
-              <w:spacing w:after="40"/>
-            </w:pPr>
-            <w:r>
-              <w:t>Importante</w:t>
             </w:r>
           </w:p>
         </w:tc>
@@ -6138,7 +5310,7 @@
         </w:tc>
         <w:tc>
           <w:tcPr>
-            <w:tcW w:w="9420" w:type="dxa"/>
+            <w:tcW w:w="11125" w:type="dxa"/>
             <w:tcBorders>
               <w:top w:val="single" w:sz="4" w:space="0" w:color="000000"/>
               <w:left w:val="single" w:sz="4" w:space="0" w:color="000000"/>
@@ -6158,31 +5330,6 @@
             </w:pPr>
             <w:r>
               <w:t>Lista de reposição: produtos com estoque atual abaixo do mínimo, com fornecedor e tempo de reposição.</w:t>
-            </w:r>
-          </w:p>
-        </w:tc>
-        <w:tc>
-          <w:tcPr>
-            <w:tcW w:w="1700" w:type="dxa"/>
-            <w:tcBorders>
-              <w:top w:val="single" w:sz="4" w:space="0" w:color="000000"/>
-              <w:left w:val="single" w:sz="4" w:space="0" w:color="000000"/>
-              <w:bottom w:val="single" w:sz="4" w:space="0" w:color="000000"/>
-              <w:right w:val="single" w:sz="4" w:space="0" w:color="000000"/>
-            </w:tcBorders>
-            <w:tcMar>
-              <w:top w:w="60" w:type="dxa"/>
-              <w:left w:w="100" w:type="dxa"/>
-              <w:bottom w:w="60" w:type="dxa"/>
-              <w:right w:w="100" w:type="dxa"/>
-            </w:tcMar>
-          </w:tcPr>
-          <w:p>
-            <w:pPr>
-              <w:spacing w:after="40"/>
-            </w:pPr>
-            <w:r>
-              <w:t>Importante</w:t>
             </w:r>
           </w:p>
         </w:tc>
@@ -6243,67 +5390,26 @@
         </w:tc>
         <w:tc>
           <w:tcPr>
-            <w:tcW w:w="9420" w:type="dxa"/>
-            <w:tcBorders>
-              <w:top w:val="single" w:sz="4" w:space="0" w:color="000000"/>
-              <w:left w:val="single" w:sz="4" w:space="0" w:color="000000"/>
-              <w:bottom w:val="single" w:sz="4" w:space="0" w:color="000000"/>
-              <w:right w:val="single" w:sz="4" w:space="0" w:color="000000"/>
-            </w:tcBorders>
-            <w:tcMar>
-              <w:top w:w="60" w:type="dxa"/>
-              <w:left w:w="100" w:type="dxa"/>
-              <w:bottom w:w="60" w:type="dxa"/>
-              <w:right w:w="100" w:type="dxa"/>
-            </w:tcMar>
-          </w:tcPr>
-          <w:p>
-            <w:pPr>
-              <w:spacing w:after="40"/>
-            </w:pPr>
-            <w:r>
-              <w:t xml:space="preserve">Canal, forma de pagamento, status e tamanho aceitam só os valores dos </w:t>
-            </w:r>
-            <w:proofErr w:type="spellStart"/>
-            <w:r>
-              <w:t>enums</w:t>
-            </w:r>
-            <w:proofErr w:type="spellEnd"/>
-            <w:r>
-              <w:t xml:space="preserve"> Canal, </w:t>
-            </w:r>
-            <w:proofErr w:type="spellStart"/>
-            <w:r>
-              <w:t>FormaPagamento</w:t>
-            </w:r>
-            <w:proofErr w:type="spellEnd"/>
-            <w:r>
-              <w:t>, Status e Tamanho.</w:t>
-            </w:r>
-          </w:p>
-        </w:tc>
-        <w:tc>
-          <w:tcPr>
-            <w:tcW w:w="1700" w:type="dxa"/>
-            <w:tcBorders>
-              <w:top w:val="single" w:sz="4" w:space="0" w:color="000000"/>
-              <w:left w:val="single" w:sz="4" w:space="0" w:color="000000"/>
-              <w:bottom w:val="single" w:sz="4" w:space="0" w:color="000000"/>
-              <w:right w:val="single" w:sz="4" w:space="0" w:color="000000"/>
-            </w:tcBorders>
-            <w:tcMar>
-              <w:top w:w="60" w:type="dxa"/>
-              <w:left w:w="100" w:type="dxa"/>
-              <w:bottom w:w="60" w:type="dxa"/>
-              <w:right w:w="100" w:type="dxa"/>
-            </w:tcMar>
-          </w:tcPr>
-          <w:p>
-            <w:pPr>
-              <w:spacing w:after="40"/>
-            </w:pPr>
-            <w:r>
-              <w:t>Essencial</w:t>
+            <w:tcW w:w="11125" w:type="dxa"/>
+            <w:tcBorders>
+              <w:top w:val="single" w:sz="4" w:space="0" w:color="000000"/>
+              <w:left w:val="single" w:sz="4" w:space="0" w:color="000000"/>
+              <w:bottom w:val="single" w:sz="4" w:space="0" w:color="000000"/>
+              <w:right w:val="single" w:sz="4" w:space="0" w:color="000000"/>
+            </w:tcBorders>
+            <w:tcMar>
+              <w:top w:w="60" w:type="dxa"/>
+              <w:left w:w="100" w:type="dxa"/>
+              <w:bottom w:w="60" w:type="dxa"/>
+              <w:right w:w="100" w:type="dxa"/>
+            </w:tcMar>
+          </w:tcPr>
+          <w:p>
+            <w:pPr>
+              <w:spacing w:after="40"/>
+            </w:pPr>
+            <w:r>
+              <w:t>Canal, forma de pagamento, status e tamanho aceitam só os valores dos enums Canal, FormaPagamento, Status e Tamanho.</w:t>
             </w:r>
           </w:p>
         </w:tc>
@@ -6364,7 +5470,7 @@
         </w:tc>
         <w:tc>
           <w:tcPr>
-            <w:tcW w:w="9420" w:type="dxa"/>
+            <w:tcW w:w="11125" w:type="dxa"/>
             <w:tcBorders>
               <w:top w:val="single" w:sz="4" w:space="0" w:color="000000"/>
               <w:left w:val="single" w:sz="4" w:space="0" w:color="000000"/>
@@ -6384,31 +5490,6 @@
             </w:pPr>
             <w:r>
               <w:t>Consulta de pedidos com filtro por período, status, canal e cliente.</w:t>
-            </w:r>
-          </w:p>
-        </w:tc>
-        <w:tc>
-          <w:tcPr>
-            <w:tcW w:w="1700" w:type="dxa"/>
-            <w:tcBorders>
-              <w:top w:val="single" w:sz="4" w:space="0" w:color="000000"/>
-              <w:left w:val="single" w:sz="4" w:space="0" w:color="000000"/>
-              <w:bottom w:val="single" w:sz="4" w:space="0" w:color="000000"/>
-              <w:right w:val="single" w:sz="4" w:space="0" w:color="000000"/>
-            </w:tcBorders>
-            <w:tcMar>
-              <w:top w:w="60" w:type="dxa"/>
-              <w:left w:w="100" w:type="dxa"/>
-              <w:bottom w:w="60" w:type="dxa"/>
-              <w:right w:w="100" w:type="dxa"/>
-            </w:tcMar>
-          </w:tcPr>
-          <w:p>
-            <w:pPr>
-              <w:spacing w:after="40"/>
-            </w:pPr>
-            <w:r>
-              <w:t>Importante</w:t>
             </w:r>
           </w:p>
         </w:tc>
@@ -6469,7 +5550,7 @@
         </w:tc>
         <w:tc>
           <w:tcPr>
-            <w:tcW w:w="9420" w:type="dxa"/>
+            <w:tcW w:w="11125" w:type="dxa"/>
             <w:tcBorders>
               <w:top w:val="single" w:sz="4" w:space="0" w:color="000000"/>
               <w:left w:val="single" w:sz="4" w:space="0" w:color="000000"/>
@@ -6489,31 +5570,6 @@
             </w:pPr>
             <w:r>
               <w:t>Relatório de receita e lucro sem os pedidos cancelados, por mês, categoria e canal.</w:t>
-            </w:r>
-          </w:p>
-        </w:tc>
-        <w:tc>
-          <w:tcPr>
-            <w:tcW w:w="1700" w:type="dxa"/>
-            <w:tcBorders>
-              <w:top w:val="single" w:sz="4" w:space="0" w:color="000000"/>
-              <w:left w:val="single" w:sz="4" w:space="0" w:color="000000"/>
-              <w:bottom w:val="single" w:sz="4" w:space="0" w:color="000000"/>
-              <w:right w:val="single" w:sz="4" w:space="0" w:color="000000"/>
-            </w:tcBorders>
-            <w:tcMar>
-              <w:top w:w="60" w:type="dxa"/>
-              <w:left w:w="100" w:type="dxa"/>
-              <w:bottom w:w="60" w:type="dxa"/>
-              <w:right w:w="100" w:type="dxa"/>
-            </w:tcMar>
-          </w:tcPr>
-          <w:p>
-            <w:pPr>
-              <w:spacing w:after="40"/>
-            </w:pPr>
-            <w:r>
-              <w:t>Importante</w:t>
             </w:r>
           </w:p>
         </w:tc>
@@ -6574,7 +5630,7 @@
         </w:tc>
         <w:tc>
           <w:tcPr>
-            <w:tcW w:w="9420" w:type="dxa"/>
+            <w:tcW w:w="11125" w:type="dxa"/>
             <w:tcBorders>
               <w:top w:val="single" w:sz="4" w:space="0" w:color="000000"/>
               <w:left w:val="single" w:sz="4" w:space="0" w:color="000000"/>
@@ -6594,31 +5650,6 @@
             </w:pPr>
             <w:r>
               <w:t>Migração dos dados da planilha para o banco, com conferência de totais e tratamento dos ids ausentes.</w:t>
-            </w:r>
-          </w:p>
-        </w:tc>
-        <w:tc>
-          <w:tcPr>
-            <w:tcW w:w="1700" w:type="dxa"/>
-            <w:tcBorders>
-              <w:top w:val="single" w:sz="4" w:space="0" w:color="000000"/>
-              <w:left w:val="single" w:sz="4" w:space="0" w:color="000000"/>
-              <w:bottom w:val="single" w:sz="4" w:space="0" w:color="000000"/>
-              <w:right w:val="single" w:sz="4" w:space="0" w:color="000000"/>
-            </w:tcBorders>
-            <w:tcMar>
-              <w:top w:w="60" w:type="dxa"/>
-              <w:left w:w="100" w:type="dxa"/>
-              <w:bottom w:w="60" w:type="dxa"/>
-              <w:right w:w="100" w:type="dxa"/>
-            </w:tcMar>
-          </w:tcPr>
-          <w:p>
-            <w:pPr>
-              <w:spacing w:after="40"/>
-            </w:pPr>
-            <w:r>
-              <w:t>Essencial</w:t>
             </w:r>
           </w:p>
         </w:tc>
@@ -6626,7 +5657,7 @@
     </w:tbl>
     <w:p>
       <w:pPr>
-        <w:pStyle w:val="Ttulo3"/>
+        <w:pStyle w:val="Heading3"/>
         <w:keepNext/>
       </w:pPr>
       <w:r>
@@ -7080,11 +6111,10 @@
     </w:tbl>
     <w:p>
       <w:pPr>
-        <w:pStyle w:val="Ttulo2"/>
+        <w:pStyle w:val="Heading2"/>
         <w:keepNext/>
       </w:pPr>
       <w:r>
-        <w:lastRenderedPageBreak/>
         <w:t>3.3 Matriz de rastreabilidade</w:t>
       </w:r>
     </w:p>
@@ -7154,6 +6184,7 @@
                 <w:sz w:val="26"/>
                 <w:szCs w:val="26"/>
               </w:rPr>
+              <w:lastRenderedPageBreak/>
               <w:t>Requisito original</w:t>
             </w:r>
           </w:p>
@@ -7369,7 +6400,7 @@
               <w:spacing w:after="40"/>
             </w:pPr>
             <w:r>
-              <w:t>P05, P15, P16</w:t>
+              <w:t>Lacuna: estoque e produto em abas separadas</w:t>
             </w:r>
           </w:p>
         </w:tc>
@@ -7469,15 +6500,7 @@
               <w:spacing w:after="40"/>
             </w:pPr>
             <w:r>
-              <w:t xml:space="preserve">Teste: preço zero e custo maior que </w:t>
-            </w:r>
-            <w:proofErr w:type="gramStart"/>
-            <w:r>
-              <w:t>o preço são</w:t>
-            </w:r>
-            <w:proofErr w:type="gramEnd"/>
-            <w:r>
-              <w:t xml:space="preserve"> recusados.</w:t>
+              <w:t>Teste: preço zero e custo maior que o preço são recusados.</w:t>
             </w:r>
           </w:p>
         </w:tc>
@@ -7607,23 +6630,7 @@
               <w:spacing w:after="40"/>
             </w:pPr>
             <w:r>
-              <w:t xml:space="preserve">Pedido, </w:t>
-            </w:r>
-            <w:proofErr w:type="spellStart"/>
-            <w:r>
-              <w:t>ItemPedido</w:t>
-            </w:r>
-            <w:proofErr w:type="spellEnd"/>
-            <w:r>
-              <w:t xml:space="preserve"> e Produto (tabelas pedido e </w:t>
-            </w:r>
-            <w:proofErr w:type="spellStart"/>
-            <w:r>
-              <w:t>item_pedido</w:t>
-            </w:r>
-            <w:proofErr w:type="spellEnd"/>
-            <w:r>
-              <w:t>)</w:t>
+              <w:t>Pedido, ItemPedido e Produto (tabelas pedido e item_pedido)</w:t>
             </w:r>
           </w:p>
         </w:tc>
@@ -7703,7 +6710,7 @@
               <w:spacing w:after="40"/>
             </w:pPr>
             <w:r>
-              <w:t>P07, P08</w:t>
+              <w:t>P05, P06</w:t>
             </w:r>
           </w:p>
         </w:tc>
@@ -7778,23 +6785,7 @@
               <w:spacing w:after="40"/>
             </w:pPr>
             <w:r>
-              <w:t xml:space="preserve">Cálculo de </w:t>
-            </w:r>
-            <w:proofErr w:type="spellStart"/>
-            <w:r>
-              <w:t>valorTotal</w:t>
-            </w:r>
-            <w:proofErr w:type="spellEnd"/>
-            <w:r>
-              <w:t xml:space="preserve"> e </w:t>
-            </w:r>
-            <w:proofErr w:type="spellStart"/>
-            <w:r>
-              <w:t>lucroEstimado</w:t>
-            </w:r>
-            <w:proofErr w:type="spellEnd"/>
-            <w:r>
-              <w:t xml:space="preserve"> no Pedido</w:t>
+              <w:t>Cálculo de valorTotal e lucroEstimado no Pedido</w:t>
             </w:r>
           </w:p>
         </w:tc>
@@ -7874,7 +6865,7 @@
               <w:spacing w:after="40"/>
             </w:pPr>
             <w:r>
-              <w:t>P09</w:t>
+              <w:t>P07</w:t>
             </w:r>
           </w:p>
         </w:tc>
@@ -8184,7 +7175,7 @@
               <w:spacing w:after="40"/>
             </w:pPr>
             <w:r>
-              <w:t>P11</w:t>
+              <w:t>P09</w:t>
             </w:r>
           </w:p>
         </w:tc>
@@ -8259,21 +7250,8 @@
               <w:spacing w:after="40"/>
             </w:pPr>
             <w:r>
-              <w:t xml:space="preserve">Consulta de produtos com </w:t>
-            </w:r>
-            <w:proofErr w:type="spellStart"/>
-            <w:r>
-              <w:t>estoque_atual</w:t>
-            </w:r>
-            <w:proofErr w:type="spellEnd"/>
-            <w:r>
-              <w:t xml:space="preserve"> menor que </w:t>
-            </w:r>
-            <w:proofErr w:type="spellStart"/>
-            <w:r>
-              <w:t>estoque_minimo</w:t>
-            </w:r>
-            <w:proofErr w:type="spellEnd"/>
+              <w:t>Consulta de produtos com estoque_atual menor que estoque_minimo</w:t>
+            </w:r>
           </w:p>
         </w:tc>
         <w:tc>
@@ -8327,7 +7305,6 @@
               <w:spacing w:after="40"/>
             </w:pPr>
             <w:r>
-              <w:lastRenderedPageBreak/>
               <w:t>RL03, RL06 e RL02</w:t>
             </w:r>
           </w:p>
@@ -8353,7 +7330,7 @@
               <w:spacing w:after="40"/>
             </w:pPr>
             <w:r>
-              <w:t>P01, P12</w:t>
+              <w:t>P01, P10</w:t>
             </w:r>
           </w:p>
         </w:tc>
@@ -8427,21 +7404,8 @@
             <w:pPr>
               <w:spacing w:after="40"/>
             </w:pPr>
-            <w:proofErr w:type="spellStart"/>
-            <w:r>
-              <w:t>Enums</w:t>
-            </w:r>
-            <w:proofErr w:type="spellEnd"/>
-            <w:r>
-              <w:t xml:space="preserve"> Canal, </w:t>
-            </w:r>
-            <w:proofErr w:type="spellStart"/>
-            <w:r>
-              <w:t>FormaPagamento</w:t>
-            </w:r>
-            <w:proofErr w:type="spellEnd"/>
-            <w:r>
-              <w:t>, Status e Tamanho e CHECK no banco</w:t>
+            <w:r>
+              <w:t>Enums Canal, FormaPagamento, Status e Tamanho e CHECK no banco</w:t>
             </w:r>
           </w:p>
         </w:tc>
@@ -8651,6 +7615,7 @@
               <w:spacing w:after="40"/>
             </w:pPr>
             <w:r>
+              <w:lastRenderedPageBreak/>
               <w:t>RL09</w:t>
             </w:r>
           </w:p>
@@ -8676,7 +7641,7 @@
               <w:spacing w:after="40"/>
             </w:pPr>
             <w:r>
-              <w:t>P10</w:t>
+              <w:t>P08</w:t>
             </w:r>
           </w:p>
         </w:tc>
@@ -8831,7 +7796,7 @@
               <w:spacing w:after="40"/>
             </w:pPr>
             <w:r>
-              <w:t>P01, P02, P04, P05</w:t>
+              <w:t>P01, P02, P04</w:t>
             </w:r>
           </w:p>
         </w:tc>
@@ -8961,161 +7926,6 @@
               <w:spacing w:after="40"/>
             </w:pPr>
             <w:r>
-              <w:t>RL10</w:t>
-            </w:r>
-          </w:p>
-        </w:tc>
-        <w:tc>
-          <w:tcPr>
-            <w:tcW w:w="1600" w:type="dxa"/>
-            <w:tcBorders>
-              <w:top w:val="single" w:sz="4" w:space="0" w:color="000000"/>
-              <w:left w:val="single" w:sz="4" w:space="0" w:color="000000"/>
-              <w:bottom w:val="single" w:sz="4" w:space="0" w:color="000000"/>
-              <w:right w:val="single" w:sz="4" w:space="0" w:color="000000"/>
-            </w:tcBorders>
-            <w:tcMar>
-              <w:top w:w="60" w:type="dxa"/>
-              <w:left w:w="100" w:type="dxa"/>
-              <w:bottom w:w="60" w:type="dxa"/>
-              <w:right w:w="100" w:type="dxa"/>
-            </w:tcMar>
-          </w:tcPr>
-          <w:p>
-            <w:pPr>
-              <w:spacing w:after="40"/>
-            </w:pPr>
-            <w:r>
-              <w:t>P15</w:t>
-            </w:r>
-          </w:p>
-        </w:tc>
-        <w:tc>
-          <w:tcPr>
-            <w:tcW w:w="1600" w:type="dxa"/>
-            <w:tcBorders>
-              <w:top w:val="single" w:sz="4" w:space="0" w:color="000000"/>
-              <w:left w:val="single" w:sz="4" w:space="0" w:color="000000"/>
-              <w:bottom w:val="single" w:sz="4" w:space="0" w:color="000000"/>
-              <w:right w:val="single" w:sz="4" w:space="0" w:color="000000"/>
-            </w:tcBorders>
-            <w:tcMar>
-              <w:top w:w="60" w:type="dxa"/>
-              <w:left w:w="100" w:type="dxa"/>
-              <w:bottom w:w="60" w:type="dxa"/>
-              <w:right w:w="100" w:type="dxa"/>
-            </w:tcMar>
-          </w:tcPr>
-          <w:p>
-            <w:pPr>
-              <w:spacing w:after="40"/>
-            </w:pPr>
-            <w:r>
-              <w:t>Apêndice A</w:t>
-            </w:r>
-          </w:p>
-        </w:tc>
-        <w:tc>
-          <w:tcPr>
-            <w:tcW w:w="2500" w:type="dxa"/>
-            <w:tcBorders>
-              <w:top w:val="single" w:sz="4" w:space="0" w:color="000000"/>
-              <w:left w:val="single" w:sz="4" w:space="0" w:color="000000"/>
-              <w:bottom w:val="single" w:sz="4" w:space="0" w:color="000000"/>
-              <w:right w:val="single" w:sz="4" w:space="0" w:color="000000"/>
-            </w:tcBorders>
-            <w:tcMar>
-              <w:top w:w="60" w:type="dxa"/>
-              <w:left w:w="100" w:type="dxa"/>
-              <w:bottom w:w="60" w:type="dxa"/>
-              <w:right w:w="100" w:type="dxa"/>
-            </w:tcMar>
-          </w:tcPr>
-          <w:p>
-            <w:pPr>
-              <w:spacing w:after="40"/>
-            </w:pPr>
-            <w:r>
-              <w:t>Quem usa os dados precisa de um dicionário completo.</w:t>
-            </w:r>
-          </w:p>
-        </w:tc>
-        <w:tc>
-          <w:tcPr>
-            <w:tcW w:w="3570" w:type="dxa"/>
-            <w:tcBorders>
-              <w:top w:val="single" w:sz="4" w:space="0" w:color="000000"/>
-              <w:left w:val="single" w:sz="4" w:space="0" w:color="000000"/>
-              <w:bottom w:val="single" w:sz="4" w:space="0" w:color="000000"/>
-              <w:right w:val="single" w:sz="4" w:space="0" w:color="000000"/>
-            </w:tcBorders>
-            <w:tcMar>
-              <w:top w:w="60" w:type="dxa"/>
-              <w:left w:w="100" w:type="dxa"/>
-              <w:bottom w:w="60" w:type="dxa"/>
-              <w:right w:w="100" w:type="dxa"/>
-            </w:tcMar>
-          </w:tcPr>
-          <w:p>
-            <w:pPr>
-              <w:spacing w:after="40"/>
-            </w:pPr>
-            <w:r>
-              <w:t>Dicionário de 44 campos com o destino de cada um</w:t>
-            </w:r>
-          </w:p>
-        </w:tc>
-        <w:tc>
-          <w:tcPr>
-            <w:tcW w:w="3400" w:type="dxa"/>
-            <w:tcBorders>
-              <w:top w:val="single" w:sz="4" w:space="0" w:color="000000"/>
-              <w:left w:val="single" w:sz="4" w:space="0" w:color="000000"/>
-              <w:bottom w:val="single" w:sz="4" w:space="0" w:color="000000"/>
-              <w:right w:val="single" w:sz="4" w:space="0" w:color="000000"/>
-            </w:tcBorders>
-            <w:tcMar>
-              <w:top w:w="60" w:type="dxa"/>
-              <w:left w:w="100" w:type="dxa"/>
-              <w:bottom w:w="60" w:type="dxa"/>
-              <w:right w:w="100" w:type="dxa"/>
-            </w:tcMar>
-          </w:tcPr>
-          <w:p>
-            <w:pPr>
-              <w:spacing w:after="40"/>
-            </w:pPr>
-            <w:r>
-              <w:t>Entregue neste documento (Apêndice A).</w:t>
-            </w:r>
-          </w:p>
-        </w:tc>
-      </w:tr>
-      <w:tr>
-        <w:trPr>
-          <w:cantSplit/>
-        </w:trPr>
-        <w:tc>
-          <w:tcPr>
-            <w:tcW w:w="1900" w:type="dxa"/>
-            <w:tcBorders>
-              <w:top w:val="single" w:sz="4" w:space="0" w:color="000000"/>
-              <w:left w:val="single" w:sz="4" w:space="0" w:color="000000"/>
-              <w:bottom w:val="single" w:sz="4" w:space="0" w:color="000000"/>
-              <w:right w:val="single" w:sz="4" w:space="0" w:color="000000"/>
-            </w:tcBorders>
-            <w:tcMar>
-              <w:top w:w="60" w:type="dxa"/>
-              <w:left w:w="100" w:type="dxa"/>
-              <w:bottom w:w="60" w:type="dxa"/>
-              <w:right w:w="100" w:type="dxa"/>
-            </w:tcMar>
-          </w:tcPr>
-          <w:p>
-            <w:pPr>
-              <w:spacing w:after="40"/>
-            </w:pPr>
-            <w:r>
               <w:t>RL01 a RL08</w:t>
             </w:r>
           </w:p>
@@ -9249,7 +8059,7 @@
     </w:tbl>
     <w:p>
       <w:pPr>
-        <w:pStyle w:val="Ttulo1"/>
+        <w:pStyle w:val="Heading1"/>
         <w:keepNext/>
       </w:pPr>
       <w:r>
@@ -9258,7 +8068,7 @@
     </w:p>
     <w:p>
       <w:pPr>
-        <w:pStyle w:val="Ttulo2"/>
+        <w:pStyle w:val="Heading2"/>
         <w:keepNext/>
       </w:pPr>
       <w:r>
@@ -9275,7 +8085,7 @@
     </w:p>
     <w:p>
       <w:pPr>
-        <w:pStyle w:val="PargrafodaLista"/>
+        <w:pStyle w:val="ListParagraph"/>
         <w:numPr>
           <w:ilvl w:val="0"/>
           <w:numId w:val="2"/>
@@ -9288,7 +8098,7 @@
     </w:p>
     <w:p>
       <w:pPr>
-        <w:pStyle w:val="PargrafodaLista"/>
+        <w:pStyle w:val="ListParagraph"/>
         <w:numPr>
           <w:ilvl w:val="0"/>
           <w:numId w:val="2"/>
@@ -9296,13 +8106,12 @@
         <w:spacing w:after="60"/>
       </w:pPr>
       <w:r>
-        <w:lastRenderedPageBreak/>
         <w:t>Troca é algo que acontece com um pedido já entregue, e não uma situação própria de um pedido novo.</w:t>
       </w:r>
     </w:p>
     <w:p>
       <w:pPr>
-        <w:pStyle w:val="PargrafodaLista"/>
+        <w:pStyle w:val="ListParagraph"/>
         <w:numPr>
           <w:ilvl w:val="0"/>
           <w:numId w:val="2"/>
@@ -9315,7 +8124,7 @@
     </w:p>
     <w:p>
       <w:pPr>
-        <w:pStyle w:val="Ttulo2"/>
+        <w:pStyle w:val="Heading2"/>
         <w:keepNext/>
       </w:pPr>
       <w:r>
@@ -9385,6 +8194,7 @@
                 <w:sz w:val="26"/>
                 <w:szCs w:val="26"/>
               </w:rPr>
+              <w:lastRenderedPageBreak/>
               <w:t>Valor</w:t>
             </w:r>
           </w:p>
@@ -9777,7 +8587,7 @@
     </w:tbl>
     <w:p>
       <w:pPr>
-        <w:pStyle w:val="Ttulo2"/>
+        <w:pStyle w:val="Heading2"/>
         <w:keepNext/>
       </w:pPr>
       <w:r>
@@ -10159,7 +8969,7 @@
     </w:tbl>
     <w:p>
       <w:pPr>
-        <w:pStyle w:val="Ttulo2"/>
+        <w:pStyle w:val="Heading2"/>
         <w:keepNext/>
       </w:pPr>
       <w:r>
@@ -10168,7 +8978,7 @@
     </w:p>
     <w:p>
       <w:pPr>
-        <w:pStyle w:val="PargrafodaLista"/>
+        <w:pStyle w:val="ListParagraph"/>
         <w:numPr>
           <w:ilvl w:val="0"/>
           <w:numId w:val="2"/>
@@ -10188,7 +8998,7 @@
     </w:p>
     <w:p>
       <w:pPr>
-        <w:pStyle w:val="PargrafodaLista"/>
+        <w:pStyle w:val="ListParagraph"/>
         <w:numPr>
           <w:ilvl w:val="0"/>
           <w:numId w:val="2"/>
@@ -10203,20 +9013,12 @@
         <w:t>No banco:</w:t>
       </w:r>
       <w:r>
-        <w:t xml:space="preserve"> a coluna </w:t>
-      </w:r>
-      <w:proofErr w:type="spellStart"/>
-      <w:r>
-        <w:t>status_pedido</w:t>
-      </w:r>
-      <w:proofErr w:type="spellEnd"/>
-      <w:r>
-        <w:t xml:space="preserve"> tem CHECK com os 4 valores. O banco recusa um texto fora da lista.</w:t>
+        <w:t xml:space="preserve"> a coluna status_pedido tem CHECK com os 4 valores. O banco recusa um texto fora da lista.</w:t>
       </w:r>
     </w:p>
     <w:p>
       <w:pPr>
-        <w:pStyle w:val="Ttulo2"/>
+        <w:pStyle w:val="Heading2"/>
         <w:keepNext/>
       </w:pPr>
       <w:r>
@@ -10452,7 +9254,6 @@
               <w:spacing w:after="40"/>
             </w:pPr>
             <w:r>
-              <w:lastRenderedPageBreak/>
               <w:t>Entregue</w:t>
             </w:r>
           </w:p>
@@ -10678,26 +9479,11 @@
           <w:b/>
           <w:bCs/>
         </w:rPr>
+        <w:lastRenderedPageBreak/>
         <w:t>A confirmar com a loja:</w:t>
       </w:r>
       <w:r>
-        <w:t xml:space="preserve"> a diferença entre Concluído e Entregue. Assumi </w:t>
-      </w:r>
-      <w:proofErr w:type="gramStart"/>
-      <w:r>
-        <w:t>que Entregue</w:t>
-      </w:r>
-      <w:proofErr w:type="gramEnd"/>
-      <w:r>
-        <w:t xml:space="preserve"> é o pedido recebido dentro do prazo de troca </w:t>
-      </w:r>
-      <w:proofErr w:type="gramStart"/>
-      <w:r>
-        <w:t>e Concluído</w:t>
-      </w:r>
-      <w:proofErr w:type="gramEnd"/>
-      <w:r>
-        <w:t xml:space="preserve"> é o pedido já encerrado.</w:t>
+        <w:t xml:space="preserve"> a diferença entre Concluído e Entregue. Assumi que Entregue é o pedido recebido dentro do prazo de troca e Concluído é o pedido já encerrado.</w:t>
       </w:r>
     </w:p>
     <w:p>
@@ -10713,7 +9499,7 @@
     </w:p>
     <w:p>
       <w:pPr>
-        <w:pStyle w:val="Ttulo1"/>
+        <w:pStyle w:val="Heading1"/>
         <w:keepNext/>
       </w:pPr>
       <w:r>
@@ -10723,7 +9509,7 @@
     </w:p>
     <w:p>
       <w:pPr>
-        <w:pStyle w:val="Ttulo2"/>
+        <w:pStyle w:val="Heading2"/>
         <w:keepNext/>
       </w:pPr>
       <w:r>
@@ -10735,15 +9521,7 @@
         <w:spacing w:after="120"/>
       </w:pPr>
       <w:r>
-        <w:t xml:space="preserve">A Figura 1 é o diagrama de classes que eu fiz no </w:t>
-      </w:r>
-      <w:proofErr w:type="spellStart"/>
-      <w:r>
-        <w:t>Astah</w:t>
-      </w:r>
-      <w:proofErr w:type="spellEnd"/>
-      <w:r>
-        <w:t xml:space="preserve"> para atualizar o sistema. As mudanças do sistema novo são as que aparecem nela.</w:t>
+        <w:t>A Figura 1 é o diagrama de classes que eu fiz no Astah para atualizar o sistema. As mudanças do sistema novo são as que aparecem nela.</w:t>
       </w:r>
     </w:p>
     <w:p>
@@ -10897,7 +9675,7 @@
     </w:p>
     <w:p>
       <w:pPr>
-        <w:pStyle w:val="Ttulo2"/>
+        <w:pStyle w:val="Heading2"/>
         <w:keepNext/>
       </w:pPr>
       <w:r>
@@ -11086,43 +9864,9 @@
             <w:pPr>
               <w:spacing w:after="40"/>
             </w:pPr>
-            <w:proofErr w:type="spellStart"/>
-            <w:r>
-              <w:t>idCliente</w:t>
-            </w:r>
-            <w:proofErr w:type="spellEnd"/>
-            <w:r>
-              <w:t xml:space="preserve">, </w:t>
-            </w:r>
-            <w:proofErr w:type="spellStart"/>
-            <w:r>
-              <w:t>faixaEtaria</w:t>
-            </w:r>
-            <w:proofErr w:type="spellEnd"/>
-            <w:r>
-              <w:t xml:space="preserve">, </w:t>
-            </w:r>
-            <w:proofErr w:type="spellStart"/>
-            <w:r>
-              <w:t>genero</w:t>
-            </w:r>
-            <w:proofErr w:type="spellEnd"/>
-            <w:r>
-              <w:t xml:space="preserve">, cidade, estado, </w:t>
-            </w:r>
-            <w:proofErr w:type="spellStart"/>
-            <w:r>
-              <w:t>canalPreferido</w:t>
-            </w:r>
-            <w:proofErr w:type="spellEnd"/>
-            <w:r>
-              <w:t xml:space="preserve">, </w:t>
-            </w:r>
-            <w:proofErr w:type="spellStart"/>
-            <w:r>
-              <w:t>clienteFidelidade</w:t>
-            </w:r>
-            <w:proofErr w:type="spellEnd"/>
+            <w:r>
+              <w:t>idCliente, faixaEtaria, genero, cidade, estado, canalPreferido, clienteFidelidade</w:t>
+            </w:r>
           </w:p>
         </w:tc>
         <w:tc>
@@ -11146,15 +9890,7 @@
               <w:spacing w:after="40"/>
             </w:pPr>
             <w:r>
-              <w:t xml:space="preserve">Perfil do cliente. O canal preferido passa a ser o enum Canal. A fidelidade vira </w:t>
-            </w:r>
-            <w:proofErr w:type="spellStart"/>
-            <w:r>
-              <w:t>boolean</w:t>
-            </w:r>
-            <w:proofErr w:type="spellEnd"/>
-            <w:r>
-              <w:t>.</w:t>
+              <w:t>Perfil do cliente. O canal preferido passa a ser o enum Canal. A fidelidade vira boolean.</w:t>
             </w:r>
           </w:p>
         </w:tc>
@@ -11208,67 +9944,9 @@
             <w:pPr>
               <w:spacing w:after="40"/>
             </w:pPr>
-            <w:proofErr w:type="spellStart"/>
-            <w:r>
-              <w:t>idPedido</w:t>
-            </w:r>
-            <w:proofErr w:type="spellEnd"/>
-            <w:r>
-              <w:t xml:space="preserve">, </w:t>
-            </w:r>
-            <w:proofErr w:type="spellStart"/>
-            <w:r>
-              <w:t>dataPedido</w:t>
-            </w:r>
-            <w:proofErr w:type="spellEnd"/>
-            <w:r>
-              <w:t xml:space="preserve">, </w:t>
-            </w:r>
-            <w:proofErr w:type="spellStart"/>
-            <w:r>
-              <w:t>valorTotal</w:t>
-            </w:r>
-            <w:proofErr w:type="spellEnd"/>
-            <w:r>
-              <w:t xml:space="preserve">, </w:t>
-            </w:r>
-            <w:proofErr w:type="spellStart"/>
-            <w:r>
-              <w:t>lucroEstimado</w:t>
-            </w:r>
-            <w:proofErr w:type="spellEnd"/>
-            <w:r>
-              <w:t xml:space="preserve">, </w:t>
-            </w:r>
-            <w:proofErr w:type="spellStart"/>
-            <w:r>
-              <w:t>canalVenda</w:t>
-            </w:r>
-            <w:proofErr w:type="spellEnd"/>
-            <w:r>
-              <w:t xml:space="preserve">, </w:t>
-            </w:r>
-            <w:proofErr w:type="spellStart"/>
-            <w:r>
-              <w:t>formaPagamento</w:t>
-            </w:r>
-            <w:proofErr w:type="spellEnd"/>
-            <w:r>
-              <w:t xml:space="preserve">, </w:t>
-            </w:r>
-            <w:proofErr w:type="spellStart"/>
-            <w:r>
-              <w:t>itensPedido</w:t>
-            </w:r>
-            <w:proofErr w:type="spellEnd"/>
-            <w:r>
-              <w:t xml:space="preserve">, </w:t>
-            </w:r>
-            <w:proofErr w:type="spellStart"/>
-            <w:r>
-              <w:t>statusPedido</w:t>
-            </w:r>
-            <w:proofErr w:type="spellEnd"/>
+            <w:r>
+              <w:t>idPedido, dataPedido, valorTotal, lucroEstimado, canalVenda, formaPagamento, itensPedido, statusPedido</w:t>
+            </w:r>
           </w:p>
         </w:tc>
         <w:tc>
@@ -11321,11 +9999,9 @@
             <w:pPr>
               <w:spacing w:after="40"/>
             </w:pPr>
-            <w:proofErr w:type="spellStart"/>
             <w:r>
               <w:t>ItemPedido</w:t>
             </w:r>
-            <w:proofErr w:type="spellEnd"/>
           </w:p>
         </w:tc>
         <w:tc>
@@ -11348,21 +10024,8 @@
             <w:pPr>
               <w:spacing w:after="40"/>
             </w:pPr>
-            <w:proofErr w:type="spellStart"/>
-            <w:r>
-              <w:t>precoUnitario</w:t>
-            </w:r>
-            <w:proofErr w:type="spellEnd"/>
-            <w:r>
-              <w:t xml:space="preserve">, quantidade, </w:t>
-            </w:r>
-            <w:proofErr w:type="spellStart"/>
-            <w:r>
-              <w:t>descontoPercentual</w:t>
-            </w:r>
-            <w:proofErr w:type="spellEnd"/>
-            <w:r>
-              <w:t>, tamanho</w:t>
+            <w:r>
+              <w:t>precoUnitario, quantidade, descontoPercentual, tamanho</w:t>
             </w:r>
           </w:p>
         </w:tc>
@@ -11441,67 +10104,9 @@
             <w:pPr>
               <w:spacing w:after="40"/>
             </w:pPr>
-            <w:proofErr w:type="spellStart"/>
-            <w:r>
-              <w:t>idProduto</w:t>
-            </w:r>
-            <w:proofErr w:type="spellEnd"/>
-            <w:r>
-              <w:t xml:space="preserve">, categoria, subcategoria, cor, marca, </w:t>
-            </w:r>
-            <w:proofErr w:type="spellStart"/>
-            <w:r>
-              <w:t>precoUnitario</w:t>
-            </w:r>
-            <w:proofErr w:type="spellEnd"/>
-            <w:r>
-              <w:t xml:space="preserve">, </w:t>
-            </w:r>
-            <w:proofErr w:type="spellStart"/>
-            <w:r>
-              <w:t>custoUnitario</w:t>
-            </w:r>
-            <w:proofErr w:type="spellEnd"/>
-            <w:r>
-              <w:t xml:space="preserve">, </w:t>
-            </w:r>
-            <w:proofErr w:type="spellStart"/>
-            <w:r>
-              <w:t>colecao</w:t>
-            </w:r>
-            <w:proofErr w:type="spellEnd"/>
-            <w:r>
-              <w:t xml:space="preserve">, </w:t>
-            </w:r>
-            <w:proofErr w:type="spellStart"/>
-            <w:r>
-              <w:t>genero</w:t>
-            </w:r>
-            <w:proofErr w:type="spellEnd"/>
-            <w:r>
-              <w:t xml:space="preserve">, </w:t>
-            </w:r>
-            <w:proofErr w:type="spellStart"/>
-            <w:r>
-              <w:t>estoqueAtual</w:t>
-            </w:r>
-            <w:proofErr w:type="spellEnd"/>
-            <w:r>
-              <w:t xml:space="preserve">, </w:t>
-            </w:r>
-            <w:proofErr w:type="spellStart"/>
-            <w:r>
-              <w:t>estoqueMinimo</w:t>
-            </w:r>
-            <w:proofErr w:type="spellEnd"/>
-            <w:r>
-              <w:t xml:space="preserve">, fornecedor, </w:t>
-            </w:r>
-            <w:proofErr w:type="spellStart"/>
-            <w:r>
-              <w:t>tempoReposicaoDias</w:t>
-            </w:r>
-            <w:proofErr w:type="spellEnd"/>
+            <w:r>
+              <w:t>idProduto, categoria, subcategoria, cor, marca, precoUnitario, custoUnitario, colecao, genero, estoqueAtual, estoqueMinimo, fornecedor, tempoReposicaoDias</w:t>
+            </w:r>
           </w:p>
         </w:tc>
         <w:tc>
@@ -11579,19 +10184,9 @@
             <w:pPr>
               <w:spacing w:after="40"/>
             </w:pPr>
-            <w:proofErr w:type="spellStart"/>
-            <w:r>
-              <w:t>estadoEntrega</w:t>
-            </w:r>
-            <w:proofErr w:type="spellEnd"/>
-            <w:r>
-              <w:t xml:space="preserve">, </w:t>
-            </w:r>
-            <w:proofErr w:type="spellStart"/>
-            <w:r>
-              <w:t>cidadeEntrega</w:t>
-            </w:r>
-            <w:proofErr w:type="spellEnd"/>
+            <w:r>
+              <w:t>estadoEntrega, cidadeEntrega</w:t>
+            </w:r>
           </w:p>
         </w:tc>
         <w:tc>
@@ -11724,13 +10319,8 @@
             <w:pPr>
               <w:spacing w:after="40"/>
             </w:pPr>
-            <w:proofErr w:type="spellStart"/>
-            <w:r>
-              <w:t>FormaPagamento</w:t>
-            </w:r>
-            <w:proofErr w:type="spellEnd"/>
-            <w:r>
-              <w:t xml:space="preserve"> (enum)</w:t>
+            <w:r>
+              <w:t>FormaPagamento (enum)</w:t>
             </w:r>
           </w:p>
         </w:tc>
@@ -11948,7 +10538,7 @@
     </w:tbl>
     <w:p>
       <w:pPr>
-        <w:pStyle w:val="Ttulo2"/>
+        <w:pStyle w:val="Heading2"/>
         <w:keepNext/>
       </w:pPr>
       <w:r>
@@ -12153,13 +10743,8 @@
             <w:pPr>
               <w:spacing w:after="40"/>
             </w:pPr>
-            <w:proofErr w:type="spellStart"/>
-            <w:r>
-              <w:t>pedido.id_cliente</w:t>
-            </w:r>
-            <w:proofErr w:type="spellEnd"/>
-            <w:r>
-              <w:t xml:space="preserve"> é chave estrangeira de cliente.</w:t>
+            <w:r>
+              <w:t>pedido.id_cliente é chave estrangeira de cliente.</w:t>
             </w:r>
           </w:p>
         </w:tc>
@@ -12238,13 +10823,8 @@
             <w:pPr>
               <w:spacing w:after="40"/>
             </w:pPr>
-            <w:proofErr w:type="spellStart"/>
-            <w:r>
-              <w:t>entrega.id_cliente</w:t>
-            </w:r>
-            <w:proofErr w:type="spellEnd"/>
-            <w:r>
-              <w:t xml:space="preserve"> é chave primária e estrangeira de cliente.</w:t>
+            <w:r>
+              <w:t>entrega.id_cliente é chave primária e estrangeira de cliente.</w:t>
             </w:r>
           </w:p>
         </w:tc>
@@ -12275,13 +10855,8 @@
             </w:pPr>
             <w:r>
               <w:lastRenderedPageBreak/>
-              <w:t xml:space="preserve">Pedido e Produto, por </w:t>
-            </w:r>
-            <w:proofErr w:type="spellStart"/>
-            <w:r>
-              <w:t>ItemPedido</w:t>
-            </w:r>
-            <w:proofErr w:type="spellEnd"/>
+              <w:t>Pedido e Produto, por ItemPedido</w:t>
+            </w:r>
           </w:p>
         </w:tc>
         <w:tc>
@@ -12330,31 +10905,7 @@
               <w:spacing w:after="40"/>
             </w:pPr>
             <w:r>
-              <w:t xml:space="preserve">A tabela </w:t>
-            </w:r>
-            <w:proofErr w:type="spellStart"/>
-            <w:r>
-              <w:t>item_pedido</w:t>
-            </w:r>
-            <w:proofErr w:type="spellEnd"/>
-            <w:r>
-              <w:t xml:space="preserve"> tem </w:t>
-            </w:r>
-            <w:proofErr w:type="spellStart"/>
-            <w:r>
-              <w:t>id_pedido</w:t>
-            </w:r>
-            <w:proofErr w:type="spellEnd"/>
-            <w:r>
-              <w:t xml:space="preserve"> e </w:t>
-            </w:r>
-            <w:proofErr w:type="spellStart"/>
-            <w:r>
-              <w:t>id_produto</w:t>
-            </w:r>
-            <w:proofErr w:type="spellEnd"/>
-            <w:r>
-              <w:t xml:space="preserve"> como chave composta, e guarda os atributos do item.</w:t>
+              <w:t>A tabela item_pedido tem id_pedido e id_produto como chave composta, e guarda os atributos do item.</w:t>
             </w:r>
           </w:p>
         </w:tc>
@@ -12384,23 +10935,7 @@
               <w:spacing w:after="40"/>
             </w:pPr>
             <w:r>
-              <w:t xml:space="preserve">Pedido e os </w:t>
-            </w:r>
-            <w:proofErr w:type="spellStart"/>
-            <w:r>
-              <w:t>enums</w:t>
-            </w:r>
-            <w:proofErr w:type="spellEnd"/>
-            <w:r>
-              <w:t xml:space="preserve"> Canal, </w:t>
-            </w:r>
-            <w:proofErr w:type="spellStart"/>
-            <w:r>
-              <w:t>FormaPagamento</w:t>
-            </w:r>
-            <w:proofErr w:type="spellEnd"/>
-            <w:r>
-              <w:t xml:space="preserve"> e Status</w:t>
+              <w:t>Pedido e os enums Canal, FormaPagamento e Status</w:t>
             </w:r>
           </w:p>
         </w:tc>
@@ -12529,18 +11064,8 @@
             <w:pPr>
               <w:spacing w:after="40"/>
             </w:pPr>
-            <w:proofErr w:type="spellStart"/>
-            <w:proofErr w:type="gramStart"/>
-            <w:r>
-              <w:t>cliente.canal</w:t>
-            </w:r>
-            <w:proofErr w:type="gramEnd"/>
-            <w:r>
-              <w:t>_preferido</w:t>
-            </w:r>
-            <w:proofErr w:type="spellEnd"/>
-            <w:r>
-              <w:t>, com CHECK na lista de valores.</w:t>
+            <w:r>
+              <w:t>cliente.canal_preferido, com CHECK na lista de valores.</w:t>
             </w:r>
           </w:p>
         </w:tc>
@@ -12569,13 +11094,8 @@
             <w:pPr>
               <w:spacing w:after="40"/>
             </w:pPr>
-            <w:proofErr w:type="spellStart"/>
-            <w:r>
-              <w:t>ItemPedido</w:t>
-            </w:r>
-            <w:proofErr w:type="spellEnd"/>
-            <w:r>
-              <w:t xml:space="preserve"> e Tamanho</w:t>
+            <w:r>
+              <w:t>ItemPedido e Tamanho</w:t>
             </w:r>
           </w:p>
         </w:tc>
@@ -12624,18 +11144,8 @@
             <w:pPr>
               <w:spacing w:after="40"/>
             </w:pPr>
-            <w:proofErr w:type="spellStart"/>
-            <w:r>
-              <w:t>item_</w:t>
-            </w:r>
-            <w:proofErr w:type="gramStart"/>
-            <w:r>
-              <w:t>pedido.tamanho</w:t>
-            </w:r>
-            <w:proofErr w:type="spellEnd"/>
-            <w:proofErr w:type="gramEnd"/>
-            <w:r>
-              <w:t>, com CHECK na lista de valores.</w:t>
+            <w:r>
+              <w:t>item_pedido.tamanho, com CHECK na lista de valores.</w:t>
             </w:r>
           </w:p>
         </w:tc>
@@ -12643,7 +11153,7 @@
     </w:tbl>
     <w:p>
       <w:pPr>
-        <w:pStyle w:val="Ttulo1"/>
+        <w:pStyle w:val="Heading1"/>
         <w:keepNext/>
       </w:pPr>
       <w:r>
@@ -12652,7 +11162,7 @@
     </w:p>
     <w:p>
       <w:pPr>
-        <w:pStyle w:val="Ttulo2"/>
+        <w:pStyle w:val="Heading2"/>
         <w:keepNext/>
       </w:pPr>
       <w:r>
@@ -12840,43 +11350,9 @@
             <w:pPr>
               <w:spacing w:after="40"/>
             </w:pPr>
-            <w:proofErr w:type="spellStart"/>
-            <w:r>
-              <w:t>id_cliente</w:t>
-            </w:r>
-            <w:proofErr w:type="spellEnd"/>
-            <w:r>
-              <w:t xml:space="preserve"> (PK), </w:t>
-            </w:r>
-            <w:proofErr w:type="spellStart"/>
-            <w:r>
-              <w:t>faixa_etaria</w:t>
-            </w:r>
-            <w:proofErr w:type="spellEnd"/>
-            <w:r>
-              <w:t xml:space="preserve">, </w:t>
-            </w:r>
-            <w:proofErr w:type="spellStart"/>
-            <w:r>
-              <w:t>genero</w:t>
-            </w:r>
-            <w:proofErr w:type="spellEnd"/>
-            <w:r>
-              <w:t xml:space="preserve">, cidade, estado, </w:t>
-            </w:r>
-            <w:proofErr w:type="spellStart"/>
-            <w:r>
-              <w:t>canal_preferido</w:t>
-            </w:r>
-            <w:proofErr w:type="spellEnd"/>
-            <w:r>
-              <w:t xml:space="preserve">, </w:t>
-            </w:r>
-            <w:proofErr w:type="spellStart"/>
-            <w:r>
-              <w:t>cliente_fidelidade</w:t>
-            </w:r>
-            <w:proofErr w:type="spellEnd"/>
+            <w:r>
+              <w:t>id_cliente (PK), faixa_etaria, genero, cidade, estado, canal_preferido, cliente_fidelidade</w:t>
+            </w:r>
           </w:p>
         </w:tc>
         <w:tc>
@@ -12900,23 +11376,7 @@
               <w:spacing w:after="40"/>
             </w:pPr>
             <w:r>
-              <w:t xml:space="preserve">Faixa etária, gênero e canal em listas fixas. </w:t>
-            </w:r>
-            <w:proofErr w:type="spellStart"/>
-            <w:r>
-              <w:t>cliente_fidelidade</w:t>
-            </w:r>
-            <w:proofErr w:type="spellEnd"/>
-            <w:r>
-              <w:t xml:space="preserve"> é </w:t>
-            </w:r>
-            <w:proofErr w:type="spellStart"/>
-            <w:r>
-              <w:t>boolean</w:t>
-            </w:r>
-            <w:proofErr w:type="spellEnd"/>
-            <w:r>
-              <w:t>.</w:t>
+              <w:t>Faixa etária, gênero e canal em listas fixas. cliente_fidelidade é boolean.</w:t>
             </w:r>
           </w:p>
         </w:tc>
@@ -12970,27 +11430,9 @@
             <w:pPr>
               <w:spacing w:after="40"/>
             </w:pPr>
-            <w:proofErr w:type="spellStart"/>
-            <w:r>
-              <w:t>id_cliente</w:t>
-            </w:r>
-            <w:proofErr w:type="spellEnd"/>
-            <w:r>
-              <w:t xml:space="preserve"> (PK e FK), </w:t>
-            </w:r>
-            <w:proofErr w:type="spellStart"/>
-            <w:r>
-              <w:t>estado_entrega</w:t>
-            </w:r>
-            <w:proofErr w:type="spellEnd"/>
-            <w:r>
-              <w:t xml:space="preserve">, </w:t>
-            </w:r>
-            <w:proofErr w:type="spellStart"/>
-            <w:r>
-              <w:t>cidade_entrega</w:t>
-            </w:r>
-            <w:proofErr w:type="spellEnd"/>
+            <w:r>
+              <w:t>id_cliente (PK e FK), estado_entrega, cidade_entrega</w:t>
+            </w:r>
           </w:p>
         </w:tc>
         <w:tc>
@@ -13068,67 +11510,9 @@
             <w:pPr>
               <w:spacing w:after="40"/>
             </w:pPr>
-            <w:proofErr w:type="spellStart"/>
-            <w:r>
-              <w:t>id_produto</w:t>
-            </w:r>
-            <w:proofErr w:type="spellEnd"/>
-            <w:r>
-              <w:t xml:space="preserve"> (PK), categoria, subcategoria, cor, marca, </w:t>
-            </w:r>
-            <w:proofErr w:type="spellStart"/>
-            <w:r>
-              <w:t>preco_unitario</w:t>
-            </w:r>
-            <w:proofErr w:type="spellEnd"/>
-            <w:r>
-              <w:t xml:space="preserve">, </w:t>
-            </w:r>
-            <w:proofErr w:type="spellStart"/>
-            <w:r>
-              <w:t>custo_unitario</w:t>
-            </w:r>
-            <w:proofErr w:type="spellEnd"/>
-            <w:r>
-              <w:t xml:space="preserve">, </w:t>
-            </w:r>
-            <w:proofErr w:type="spellStart"/>
-            <w:r>
-              <w:t>colecao</w:t>
-            </w:r>
-            <w:proofErr w:type="spellEnd"/>
-            <w:r>
-              <w:t xml:space="preserve">, </w:t>
-            </w:r>
-            <w:proofErr w:type="spellStart"/>
-            <w:r>
-              <w:t>genero</w:t>
-            </w:r>
-            <w:proofErr w:type="spellEnd"/>
-            <w:r>
-              <w:t xml:space="preserve">, </w:t>
-            </w:r>
-            <w:proofErr w:type="spellStart"/>
-            <w:r>
-              <w:t>estoque_atual</w:t>
-            </w:r>
-            <w:proofErr w:type="spellEnd"/>
-            <w:r>
-              <w:t xml:space="preserve">, </w:t>
-            </w:r>
-            <w:proofErr w:type="spellStart"/>
-            <w:r>
-              <w:t>estoque_minimo</w:t>
-            </w:r>
-            <w:proofErr w:type="spellEnd"/>
-            <w:r>
-              <w:t xml:space="preserve">, fornecedor, </w:t>
-            </w:r>
-            <w:proofErr w:type="spellStart"/>
-            <w:r>
-              <w:t>tempo_reposicao_dias</w:t>
-            </w:r>
-            <w:proofErr w:type="spellEnd"/>
+            <w:r>
+              <w:t>id_produto (PK), categoria, subcategoria, cor, marca, preco_unitario, custo_unitario, colecao, genero, estoque_atual, estoque_minimo, fornecedor, tempo_reposicao_dias</w:t>
+            </w:r>
           </w:p>
         </w:tc>
         <w:tc>
@@ -13206,67 +11590,9 @@
             <w:pPr>
               <w:spacing w:after="40"/>
             </w:pPr>
-            <w:proofErr w:type="spellStart"/>
-            <w:r>
-              <w:t>id_pedido</w:t>
-            </w:r>
-            <w:proofErr w:type="spellEnd"/>
-            <w:r>
-              <w:t xml:space="preserve"> (PK), </w:t>
-            </w:r>
-            <w:proofErr w:type="spellStart"/>
-            <w:r>
-              <w:t>id_cliente</w:t>
-            </w:r>
-            <w:proofErr w:type="spellEnd"/>
-            <w:r>
-              <w:t xml:space="preserve"> (FK), </w:t>
-            </w:r>
-            <w:proofErr w:type="spellStart"/>
-            <w:r>
-              <w:t>data_pedido</w:t>
-            </w:r>
-            <w:proofErr w:type="spellEnd"/>
-            <w:r>
-              <w:t xml:space="preserve">, </w:t>
-            </w:r>
-            <w:proofErr w:type="spellStart"/>
-            <w:r>
-              <w:t>valor_total</w:t>
-            </w:r>
-            <w:proofErr w:type="spellEnd"/>
-            <w:r>
-              <w:t xml:space="preserve">, </w:t>
-            </w:r>
-            <w:proofErr w:type="spellStart"/>
-            <w:r>
-              <w:t>lucro_estimado</w:t>
-            </w:r>
-            <w:proofErr w:type="spellEnd"/>
-            <w:r>
-              <w:t xml:space="preserve">, </w:t>
-            </w:r>
-            <w:proofErr w:type="spellStart"/>
-            <w:r>
-              <w:t>canal_venda</w:t>
-            </w:r>
-            <w:proofErr w:type="spellEnd"/>
-            <w:r>
-              <w:t xml:space="preserve">, </w:t>
-            </w:r>
-            <w:proofErr w:type="spellStart"/>
-            <w:r>
-              <w:t>forma_pagamento</w:t>
-            </w:r>
-            <w:proofErr w:type="spellEnd"/>
-            <w:r>
-              <w:t xml:space="preserve">, </w:t>
-            </w:r>
-            <w:proofErr w:type="spellStart"/>
-            <w:r>
-              <w:t>status_pedido</w:t>
-            </w:r>
-            <w:proofErr w:type="spellEnd"/>
+            <w:r>
+              <w:t>id_pedido (PK), id_cliente (FK), data_pedido, valor_total, lucro_estimado, canal_venda, forma_pagamento, status_pedido</w:t>
+            </w:r>
           </w:p>
         </w:tc>
         <w:tc>
@@ -13319,11 +11645,9 @@
             <w:pPr>
               <w:spacing w:after="40"/>
             </w:pPr>
-            <w:proofErr w:type="spellStart"/>
             <w:r>
               <w:t>item_pedido</w:t>
             </w:r>
-            <w:proofErr w:type="spellEnd"/>
           </w:p>
         </w:tc>
         <w:tc>
@@ -13346,35 +11670,9 @@
             <w:pPr>
               <w:spacing w:after="40"/>
             </w:pPr>
-            <w:proofErr w:type="spellStart"/>
-            <w:r>
-              <w:t>id_pedido</w:t>
-            </w:r>
-            <w:proofErr w:type="spellEnd"/>
-            <w:r>
-              <w:t xml:space="preserve"> (PK e FK), </w:t>
-            </w:r>
-            <w:proofErr w:type="spellStart"/>
-            <w:r>
-              <w:t>id_produto</w:t>
-            </w:r>
-            <w:proofErr w:type="spellEnd"/>
-            <w:r>
-              <w:t xml:space="preserve"> (PK e FK), tamanho, quantidade, </w:t>
-            </w:r>
-            <w:proofErr w:type="spellStart"/>
-            <w:r>
-              <w:t>preco_unitario</w:t>
-            </w:r>
-            <w:proofErr w:type="spellEnd"/>
-            <w:r>
-              <w:t xml:space="preserve">, </w:t>
-            </w:r>
-            <w:proofErr w:type="spellStart"/>
-            <w:r>
-              <w:t>desconto_percentual</w:t>
-            </w:r>
-            <w:proofErr w:type="spellEnd"/>
+            <w:r>
+              <w:t>id_pedido (PK e FK), id_produto (PK e FK), tamanho, quantidade, preco_unitario, desconto_percentual</w:t>
+            </w:r>
           </w:p>
         </w:tc>
         <w:tc>
@@ -13406,7 +11704,7 @@
     </w:tbl>
     <w:p>
       <w:pPr>
-        <w:pStyle w:val="Ttulo2"/>
+        <w:pStyle w:val="Heading2"/>
         <w:keepNext/>
       </w:pPr>
       <w:r>
@@ -13723,7 +12021,7 @@
               <w:spacing w:after="40"/>
             </w:pPr>
             <w:r>
-              <w:t>Categoria e subcategoria repetidas em Estoque (P05)</w:t>
+              <w:t>Categoria e subcategoria repetidas em Estoque</w:t>
             </w:r>
           </w:p>
         </w:tc>
@@ -13933,15 +12231,7 @@
               <w:spacing w:after="40"/>
             </w:pPr>
             <w:r>
-              <w:t xml:space="preserve">Tabelas pedido e </w:t>
-            </w:r>
-            <w:proofErr w:type="spellStart"/>
-            <w:r>
-              <w:t>item_pedido</w:t>
-            </w:r>
-            <w:proofErr w:type="spellEnd"/>
-            <w:r>
-              <w:t>.</w:t>
+              <w:t>Tabelas pedido e item_pedido.</w:t>
             </w:r>
           </w:p>
         </w:tc>
@@ -14020,21 +12310,8 @@
             <w:pPr>
               <w:spacing w:after="40"/>
             </w:pPr>
-            <w:proofErr w:type="spellStart"/>
-            <w:r>
-              <w:t>Boolean</w:t>
-            </w:r>
-            <w:proofErr w:type="spellEnd"/>
-            <w:r>
-              <w:t xml:space="preserve"> para a fidelidade e listas fixas (</w:t>
-            </w:r>
-            <w:proofErr w:type="spellStart"/>
-            <w:r>
-              <w:t>enums</w:t>
-            </w:r>
-            <w:proofErr w:type="spellEnd"/>
-            <w:r>
-              <w:t>) com CHECK.</w:t>
+            <w:r>
+              <w:t>Boolean para a fidelidade e listas fixas (enums) com CHECK.</w:t>
             </w:r>
           </w:p>
         </w:tc>
@@ -14045,15 +12322,7 @@
         <w:spacing w:before="120" w:after="120"/>
       </w:pPr>
       <w:r>
-        <w:t xml:space="preserve">A 2FN também é atendida: em </w:t>
-      </w:r>
-      <w:proofErr w:type="spellStart"/>
-      <w:r>
-        <w:t>item_pedido</w:t>
-      </w:r>
-      <w:proofErr w:type="spellEnd"/>
-      <w:r>
-        <w:t>, todos os campos dependem da chave inteira (pedido e produto). A dependência do estado em relação à cidade continua nos campos de cliente e entrega, como no diagrama.</w:t>
+        <w:t>A 2FN também é atendida: em item_pedido, todos os campos dependem da chave inteira (pedido e produto). A dependência do estado em relação à cidade continua nos campos de cliente e entrega, como no diagrama.</w:t>
       </w:r>
     </w:p>
     <w:p>
@@ -14070,44 +12339,19 @@
     </w:p>
     <w:p>
       <w:pPr>
-        <w:pStyle w:val="PargrafodaLista"/>
+        <w:pStyle w:val="ListParagraph"/>
         <w:numPr>
           <w:ilvl w:val="0"/>
           <w:numId w:val="2"/>
         </w:numPr>
         <w:spacing w:after="60"/>
       </w:pPr>
-      <w:proofErr w:type="spellStart"/>
       <w:r>
         <w:rPr>
           <w:b/>
           <w:bCs/>
         </w:rPr>
-        <w:t>preco_unitario</w:t>
-      </w:r>
-      <w:proofErr w:type="spellEnd"/>
-      <w:r>
-        <w:rPr>
-          <w:b/>
-          <w:bCs/>
-        </w:rPr>
-        <w:t xml:space="preserve"> em </w:t>
-      </w:r>
-      <w:proofErr w:type="spellStart"/>
-      <w:r>
-        <w:rPr>
-          <w:b/>
-          <w:bCs/>
-        </w:rPr>
-        <w:t>item_pedido</w:t>
-      </w:r>
-      <w:proofErr w:type="spellEnd"/>
-      <w:r>
-        <w:rPr>
-          <w:b/>
-          <w:bCs/>
-        </w:rPr>
-        <w:t>.</w:t>
+        <w:t>preco_unitario em item_pedido.</w:t>
       </w:r>
       <w:r>
         <w:t xml:space="preserve"> É o preço da hora da venda, que pode mudar no produto depois.</w:t>
@@ -14115,44 +12359,19 @@
     </w:p>
     <w:p>
       <w:pPr>
-        <w:pStyle w:val="PargrafodaLista"/>
+        <w:pStyle w:val="ListParagraph"/>
         <w:numPr>
           <w:ilvl w:val="0"/>
           <w:numId w:val="2"/>
         </w:numPr>
         <w:spacing w:after="60"/>
       </w:pPr>
-      <w:proofErr w:type="spellStart"/>
       <w:r>
         <w:rPr>
           <w:b/>
           <w:bCs/>
         </w:rPr>
-        <w:t>valor_total</w:t>
-      </w:r>
-      <w:proofErr w:type="spellEnd"/>
-      <w:r>
-        <w:rPr>
-          <w:b/>
-          <w:bCs/>
-        </w:rPr>
-        <w:t xml:space="preserve"> e </w:t>
-      </w:r>
-      <w:proofErr w:type="spellStart"/>
-      <w:r>
-        <w:rPr>
-          <w:b/>
-          <w:bCs/>
-        </w:rPr>
-        <w:t>lucro_estimado</w:t>
-      </w:r>
-      <w:proofErr w:type="spellEnd"/>
-      <w:r>
-        <w:rPr>
-          <w:b/>
-          <w:bCs/>
-        </w:rPr>
-        <w:t xml:space="preserve"> em pedido.</w:t>
+        <w:t>valor_total e lucro_estimado em pedido.</w:t>
       </w:r>
       <w:r>
         <w:t xml:space="preserve"> São calculados pelo sistema a partir dos itens e guardados para relatórios rápidos. Um teste confere se batem com a soma dos itens.</w:t>
@@ -14160,7 +12379,7 @@
     </w:p>
     <w:p>
       <w:pPr>
-        <w:pStyle w:val="Ttulo2"/>
+        <w:pStyle w:val="Heading2"/>
         <w:keepNext/>
       </w:pPr>
       <w:r>
@@ -14169,7 +12388,7 @@
     </w:p>
     <w:p>
       <w:pPr>
-        <w:pStyle w:val="PargrafodaLista"/>
+        <w:pStyle w:val="ListParagraph"/>
         <w:numPr>
           <w:ilvl w:val="0"/>
           <w:numId w:val="2"/>
@@ -14184,20 +12403,12 @@
         <w:t>Chave primária:</w:t>
       </w:r>
       <w:r>
-        <w:t xml:space="preserve"> o id do legado é mantido em cliente, produto e pedido, como número inteiro (</w:t>
-      </w:r>
-      <w:proofErr w:type="spellStart"/>
-      <w:r>
-        <w:t>int</w:t>
-      </w:r>
-      <w:proofErr w:type="spellEnd"/>
-      <w:r>
-        <w:t>, como no diagrama). Assim o dado antigo continua fácil de achar.</w:t>
+        <w:t xml:space="preserve"> o id do legado é mantido em cliente, produto e pedido, como número inteiro (int, como no diagrama). Assim o dado antigo continua fácil de achar.</w:t>
       </w:r>
     </w:p>
     <w:p>
       <w:pPr>
-        <w:pStyle w:val="PargrafodaLista"/>
+        <w:pStyle w:val="ListParagraph"/>
         <w:numPr>
           <w:ilvl w:val="0"/>
           <w:numId w:val="2"/>
@@ -14212,44 +12423,12 @@
         <w:t>Chave composta:</w:t>
       </w:r>
       <w:r>
-        <w:t xml:space="preserve"> </w:t>
-      </w:r>
-      <w:proofErr w:type="spellStart"/>
-      <w:r>
-        <w:t>item_pedido</w:t>
-      </w:r>
-      <w:proofErr w:type="spellEnd"/>
-      <w:r>
-        <w:t xml:space="preserve"> usa (</w:t>
-      </w:r>
-      <w:proofErr w:type="spellStart"/>
-      <w:r>
-        <w:t>id_pedido</w:t>
-      </w:r>
-      <w:proofErr w:type="spellEnd"/>
-      <w:r>
-        <w:t xml:space="preserve">, </w:t>
-      </w:r>
-      <w:proofErr w:type="spellStart"/>
-      <w:r>
-        <w:t>id_produto</w:t>
-      </w:r>
-      <w:proofErr w:type="spellEnd"/>
-      <w:r>
-        <w:t xml:space="preserve">). Entrega usa o </w:t>
-      </w:r>
-      <w:proofErr w:type="spellStart"/>
-      <w:r>
-        <w:t>id_cliente</w:t>
-      </w:r>
-      <w:proofErr w:type="spellEnd"/>
-      <w:r>
-        <w:t>, porque cada cliente tem uma só entrega.</w:t>
+        <w:t xml:space="preserve"> item_pedido usa (id_pedido, id_produto). Entrega usa o id_cliente, porque cada cliente tem uma só entrega.</w:t>
       </w:r>
     </w:p>
     <w:p>
       <w:pPr>
-        <w:pStyle w:val="PargrafodaLista"/>
+        <w:pStyle w:val="ListParagraph"/>
         <w:numPr>
           <w:ilvl w:val="0"/>
           <w:numId w:val="2"/>
@@ -14264,28 +12443,12 @@
         <w:t>Nomes:</w:t>
       </w:r>
       <w:r>
-        <w:t xml:space="preserve"> tabelas e colunas em </w:t>
-      </w:r>
-      <w:proofErr w:type="spellStart"/>
-      <w:r>
-        <w:t>snake_case</w:t>
-      </w:r>
-      <w:proofErr w:type="spellEnd"/>
-      <w:r>
-        <w:t xml:space="preserve">, no singular e sem acento, como o legado já fazia. No Java, </w:t>
-      </w:r>
-      <w:proofErr w:type="spellStart"/>
-      <w:r>
-        <w:t>camelCase</w:t>
-      </w:r>
-      <w:proofErr w:type="spellEnd"/>
-      <w:r>
-        <w:t>.</w:t>
+        <w:t xml:space="preserve"> tabelas e colunas em snake_case, no singular e sem acento, como o legado já fazia. No Java, camelCase.</w:t>
       </w:r>
     </w:p>
     <w:p>
       <w:pPr>
-        <w:pStyle w:val="Ttulo2"/>
+        <w:pStyle w:val="Heading2"/>
         <w:keepNext/>
       </w:pPr>
       <w:r>
@@ -14305,49 +12468,12 @@
         <w:spacing w:after="120"/>
       </w:pPr>
       <w:r>
-        <w:t xml:space="preserve">Os índices ficam onde há junção ou filtro frequente: </w:t>
-      </w:r>
-      <w:proofErr w:type="spellStart"/>
-      <w:r>
-        <w:t>pedido.id_cliente</w:t>
-      </w:r>
-      <w:proofErr w:type="spellEnd"/>
-      <w:r>
-        <w:t xml:space="preserve">, </w:t>
-      </w:r>
-      <w:proofErr w:type="spellStart"/>
-      <w:r>
-        <w:t>item_pedido.id_produto</w:t>
-      </w:r>
-      <w:proofErr w:type="spellEnd"/>
-      <w:r>
-        <w:t xml:space="preserve">, </w:t>
-      </w:r>
-      <w:proofErr w:type="spellStart"/>
-      <w:r>
-        <w:t>pedido.data_pedido</w:t>
-      </w:r>
-      <w:proofErr w:type="spellEnd"/>
-      <w:r>
-        <w:t xml:space="preserve"> e </w:t>
-      </w:r>
-      <w:proofErr w:type="spellStart"/>
-      <w:proofErr w:type="gramStart"/>
-      <w:r>
-        <w:t>pedido.status</w:t>
-      </w:r>
-      <w:proofErr w:type="gramEnd"/>
-      <w:r>
-        <w:t>_pedido</w:t>
-      </w:r>
-      <w:proofErr w:type="spellEnd"/>
-      <w:r>
-        <w:t>. Não indexei colunas com poucos valores usadas sozinhas, como canal e forma de pagamento, porque o ganho seria pequeno.</w:t>
+        <w:t>Os índices ficam onde há junção ou filtro frequente: pedido.id_cliente, item_pedido.id_produto, pedido.data_pedido e pedido.status_pedido. Não indexei colunas com poucos valores usadas sozinhas, como canal e forma de pagamento, porque o ganho seria pequeno.</w:t>
       </w:r>
     </w:p>
     <w:p>
       <w:pPr>
-        <w:pStyle w:val="Ttulo2"/>
+        <w:pStyle w:val="Heading2"/>
         <w:keepNext/>
       </w:pPr>
       <w:r>
@@ -14360,12 +12486,12 @@
         <w:spacing w:after="120"/>
       </w:pPr>
       <w:r>
-        <w:t>A migração será feita com as abas exportadas como CSV, carregadas em tabelas temporárias e distribuídas nas tabelas novas. Os passos são:</w:t>
+        <w:t>A migração será feita com as abas exportadas como CSV, carregadas em tabelas temporárias e distribuídas nas tabelas novas. Como o banco é em memória, essa carga roda toda vez que a aplicação inicia. Os passos são:</w:t>
       </w:r>
     </w:p>
     <w:p>
       <w:pPr>
-        <w:pStyle w:val="PargrafodaLista"/>
+        <w:pStyle w:val="ListParagraph"/>
         <w:numPr>
           <w:ilvl w:val="0"/>
           <w:numId w:val="3"/>
@@ -14373,20 +12499,12 @@
         <w:spacing w:after="60"/>
       </w:pPr>
       <w:r>
-        <w:t xml:space="preserve">Carregar os 125 produtos com os mesmos ids do legado, juntando em cada um os dados da aba Estoque pelo </w:t>
-      </w:r>
-      <w:proofErr w:type="spellStart"/>
-      <w:r>
-        <w:t>id_produto</w:t>
-      </w:r>
-      <w:proofErr w:type="spellEnd"/>
-      <w:r>
-        <w:t>. Reconstruir o produto 1 (veja abaixo).</w:t>
+        <w:t>Carregar os 125 produtos com os mesmos ids do legado, juntando em cada um os dados da aba Estoque pelo id_produto. Reconstruir o produto 1 (veja abaixo).</w:t>
       </w:r>
     </w:p>
     <w:p>
       <w:pPr>
-        <w:pStyle w:val="PargrafodaLista"/>
+        <w:pStyle w:val="ListParagraph"/>
         <w:numPr>
           <w:ilvl w:val="0"/>
           <w:numId w:val="3"/>
@@ -14399,7 +12517,7 @@
     </w:p>
     <w:p>
       <w:pPr>
-        <w:pStyle w:val="PargrafodaLista"/>
+        <w:pStyle w:val="ListParagraph"/>
         <w:numPr>
           <w:ilvl w:val="0"/>
           <w:numId w:val="3"/>
@@ -14412,7 +12530,7 @@
     </w:p>
     <w:p>
       <w:pPr>
-        <w:pStyle w:val="PargrafodaLista"/>
+        <w:pStyle w:val="ListParagraph"/>
         <w:numPr>
           <w:ilvl w:val="0"/>
           <w:numId w:val="3"/>
@@ -14420,20 +12538,12 @@
         <w:spacing w:after="60"/>
       </w:pPr>
       <w:r>
-        <w:t xml:space="preserve">Para cada uma das 5.999 linhas de Vendas, criar 1 pedido e 1 item de pedido, com o mesmo </w:t>
-      </w:r>
-      <w:proofErr w:type="spellStart"/>
-      <w:r>
-        <w:t>id_pedido</w:t>
-      </w:r>
-      <w:proofErr w:type="spellEnd"/>
-      <w:r>
-        <w:t>. O preço do item vem da venda.</w:t>
+        <w:t>Para cada uma das 5.999 linhas de Vendas, criar 1 pedido e 1 item de pedido, com o mesmo id_pedido. O preço do item vem da venda.</w:t>
       </w:r>
     </w:p>
     <w:p>
       <w:pPr>
-        <w:pStyle w:val="PargrafodaLista"/>
+        <w:pStyle w:val="ListParagraph"/>
         <w:numPr>
           <w:ilvl w:val="0"/>
           <w:numId w:val="3"/>
@@ -14441,20 +12551,12 @@
         <w:spacing w:after="60"/>
       </w:pPr>
       <w:r>
-        <w:t xml:space="preserve">Converter os textos para as listas fixas (por exemplo, </w:t>
-      </w:r>
-      <w:proofErr w:type="gramStart"/>
-      <w:r>
-        <w:t>Sim</w:t>
-      </w:r>
-      <w:proofErr w:type="gramEnd"/>
-      <w:r>
-        <w:t xml:space="preserve"> vira verdadeiro e Não vira falso) e os status pela tabela da seção 4.5.</w:t>
+        <w:t>Converter os textos para as listas fixas (por exemplo, Sim vira verdadeiro e Não vira falso) e os status pela tabela da seção 4.5.</w:t>
       </w:r>
     </w:p>
     <w:p>
       <w:pPr>
-        <w:pStyle w:val="PargrafodaLista"/>
+        <w:pStyle w:val="ListParagraph"/>
         <w:numPr>
           <w:ilvl w:val="0"/>
           <w:numId w:val="3"/>
@@ -14467,7 +12569,7 @@
     </w:p>
     <w:p>
       <w:pPr>
-        <w:pStyle w:val="Ttulo3"/>
+        <w:pStyle w:val="Heading3"/>
         <w:keepNext/>
       </w:pPr>
       <w:r>
@@ -14841,15 +12943,7 @@
               <w:spacing w:after="40"/>
             </w:pPr>
             <w:r>
-              <w:t xml:space="preserve">Os cadastros ficam incompletos. Os campos que não se sabe </w:t>
-            </w:r>
-            <w:proofErr w:type="gramStart"/>
-            <w:r>
-              <w:t>recebem Não</w:t>
-            </w:r>
-            <w:proofErr w:type="gramEnd"/>
-            <w:r>
-              <w:t xml:space="preserve"> informado.</w:t>
+              <w:t>Os cadastros ficam incompletos. Os campos que não se sabe recebem Não informado.</w:t>
             </w:r>
           </w:p>
         </w:tc>
@@ -14865,7 +12959,7 @@
     </w:p>
     <w:p>
       <w:pPr>
-        <w:pStyle w:val="PargrafodaLista"/>
+        <w:pStyle w:val="ListParagraph"/>
         <w:numPr>
           <w:ilvl w:val="0"/>
           <w:numId w:val="2"/>
@@ -14880,36 +12974,12 @@
         <w:t>Produto 1:</w:t>
       </w:r>
       <w:r>
-        <w:t xml:space="preserve"> Camiseta, subcategoria Básica, marca </w:t>
-      </w:r>
-      <w:proofErr w:type="spellStart"/>
-      <w:r>
-        <w:t>StreetFit</w:t>
-      </w:r>
-      <w:proofErr w:type="spellEnd"/>
-      <w:r>
-        <w:t xml:space="preserve"> e preço R$ 340,35. O custo é R$ 121,25, calculado por (</w:t>
-      </w:r>
-      <w:proofErr w:type="spellStart"/>
-      <w:r>
-        <w:t>valor_total</w:t>
-      </w:r>
-      <w:proofErr w:type="spellEnd"/>
-      <w:r>
-        <w:t xml:space="preserve"> menos lucro) dividido pela quantidade, que dá o mesmo resultado nas 52 vendas. Cor, coleção, gênero e fornecedor ficam </w:t>
-      </w:r>
-      <w:proofErr w:type="gramStart"/>
-      <w:r>
-        <w:t>como Não</w:t>
-      </w:r>
-      <w:proofErr w:type="gramEnd"/>
-      <w:r>
-        <w:t xml:space="preserve"> informado, e o estoque e o tempo de reposição ficam em zero.</w:t>
+        <w:t xml:space="preserve"> Camiseta, subcategoria Básica, marca StreetFit e preço R$ 340,35. O custo é R$ 121,25, calculado por (valor_total menos lucro) dividido pela quantidade, que dá o mesmo resultado nas 52 vendas. Cor, coleção, gênero e fornecedor ficam como Não informado, e o estoque e o tempo de reposição ficam em zero.</w:t>
       </w:r>
     </w:p>
     <w:p>
       <w:pPr>
-        <w:pStyle w:val="PargrafodaLista"/>
+        <w:pStyle w:val="ListParagraph"/>
         <w:numPr>
           <w:ilvl w:val="0"/>
           <w:numId w:val="2"/>
@@ -14924,41 +12994,24 @@
         <w:t>Cliente 1:</w:t>
       </w:r>
       <w:r>
-        <w:t xml:space="preserve"> cidade Londrina, PR (a mesma em todas as 7 entregas). Faixa etária e gênero ficam </w:t>
-      </w:r>
-      <w:proofErr w:type="gramStart"/>
-      <w:r>
-        <w:t>como Não</w:t>
-      </w:r>
-      <w:proofErr w:type="gramEnd"/>
-      <w:r>
-        <w:t xml:space="preserve"> informado, sem canal preferido e sem fidelidade.</w:t>
+        <w:t xml:space="preserve"> cidade Londrina, PR (a mesma em todas as 7 entregas). Faixa etária e gênero ficam como Não informado, sem canal preferido e sem fidelidade.</w:t>
       </w:r>
     </w:p>
     <w:p>
       <w:pPr>
-        <w:pStyle w:val="PargrafodaLista"/>
+        <w:pStyle w:val="ListParagraph"/>
         <w:numPr>
           <w:ilvl w:val="0"/>
           <w:numId w:val="2"/>
         </w:numPr>
         <w:spacing w:after="60"/>
       </w:pPr>
-      <w:proofErr w:type="spellStart"/>
       <w:r>
         <w:rPr>
           <w:b/>
           <w:bCs/>
         </w:rPr>
-        <w:t>id_pedido</w:t>
-      </w:r>
-      <w:proofErr w:type="spellEnd"/>
-      <w:r>
-        <w:rPr>
-          <w:b/>
-          <w:bCs/>
-        </w:rPr>
-        <w:t xml:space="preserve"> 1:</w:t>
+        <w:t>id_pedido 1:</w:t>
       </w:r>
       <w:r>
         <w:t xml:space="preserve"> é só uma falha de numeração. Não há pedido faltando para recuperar. Fica registrado neste documento.</w:t>
@@ -14966,7 +13019,7 @@
     </w:p>
     <w:p>
       <w:pPr>
-        <w:pStyle w:val="Ttulo3"/>
+        <w:pStyle w:val="Heading3"/>
         <w:keepNext/>
       </w:pPr>
       <w:r>
@@ -15263,13 +13316,8 @@
             </w:pPr>
             <w:r>
               <w:lastRenderedPageBreak/>
-              <w:t xml:space="preserve">Soma de </w:t>
-            </w:r>
-            <w:proofErr w:type="spellStart"/>
-            <w:r>
-              <w:t>valor_total</w:t>
-            </w:r>
-            <w:proofErr w:type="spellEnd"/>
+              <w:t>Soma de valor_total</w:t>
+            </w:r>
           </w:p>
         </w:tc>
         <w:tc>
@@ -15323,13 +13371,8 @@
               <w:spacing w:after="40"/>
             </w:pPr>
             <w:r>
-              <w:t xml:space="preserve">Soma de </w:t>
-            </w:r>
-            <w:proofErr w:type="spellStart"/>
-            <w:r>
-              <w:t>lucro_estimado</w:t>
-            </w:r>
-            <w:proofErr w:type="spellEnd"/>
+              <w:t>Soma de lucro_estimado</w:t>
+            </w:r>
           </w:p>
         </w:tc>
         <w:tc>
@@ -15408,23 +13451,7 @@
               <w:spacing w:after="40"/>
             </w:pPr>
             <w:r>
-              <w:t xml:space="preserve">Concluído 4.207, </w:t>
-            </w:r>
-            <w:proofErr w:type="gramStart"/>
-            <w:r>
-              <w:t>Entregue</w:t>
-            </w:r>
-            <w:proofErr w:type="gramEnd"/>
-            <w:r>
-              <w:t xml:space="preserve"> 1.203, </w:t>
-            </w:r>
-            <w:proofErr w:type="gramStart"/>
-            <w:r>
-              <w:t>Cancelado</w:t>
-            </w:r>
-            <w:proofErr w:type="gramEnd"/>
-            <w:r>
-              <w:t xml:space="preserve"> 324 e Troca 265</w:t>
+              <w:t>Concluído 4.207, Entregue 1.203, Cancelado 324 e Troca 265</w:t>
             </w:r>
           </w:p>
         </w:tc>
@@ -15498,7 +13525,7 @@
     </w:p>
     <w:p>
       <w:pPr>
-        <w:pStyle w:val="Ttulo1"/>
+        <w:pStyle w:val="Heading1"/>
         <w:keepNext/>
       </w:pPr>
       <w:r>
@@ -15804,7 +13831,7 @@
               <w:spacing w:after="40"/>
             </w:pPr>
             <w:r>
-              <w:t>PostgreSQL: tem CHECK e boa integração com o Spring. Banco em memória só nos testes.</w:t>
+              <w:t>Banco em memória. Não exige instalação, nasce limpo a cada execução e aceita chaves estrangeiras e CHECK.</w:t>
             </w:r>
           </w:p>
         </w:tc>
@@ -15829,7 +13856,7 @@
               <w:spacing w:after="40"/>
             </w:pPr>
             <w:r>
-              <w:t>É preciso instalar o PostgreSQL.</w:t>
+              <w:t>Os dados somem quando a aplicação é encerrada. Por isso a carga da planilha roda toda vez que a aplicação inicia.</w:t>
             </w:r>
           </w:p>
         </w:tc>
@@ -15909,13 +13936,8 @@
               <w:spacing w:after="40"/>
             </w:pPr>
             <w:r>
-              <w:t xml:space="preserve">Uma tabela como o legado, pedido e </w:t>
-            </w:r>
-            <w:proofErr w:type="spellStart"/>
-            <w:r>
-              <w:t>item_pedido</w:t>
-            </w:r>
-            <w:proofErr w:type="spellEnd"/>
+              <w:t>Uma tabela como o legado, pedido e item_pedido</w:t>
+            </w:r>
           </w:p>
         </w:tc>
         <w:tc>
@@ -15939,23 +13961,7 @@
               <w:spacing w:after="40"/>
             </w:pPr>
             <w:r>
-              <w:t xml:space="preserve">Pedido e </w:t>
-            </w:r>
-            <w:proofErr w:type="spellStart"/>
-            <w:r>
-              <w:t>item_pedido</w:t>
-            </w:r>
-            <w:proofErr w:type="spellEnd"/>
-            <w:r>
-              <w:t>, como no diagrama (</w:t>
-            </w:r>
-            <w:proofErr w:type="spellStart"/>
-            <w:r>
-              <w:t>ItemPedido</w:t>
-            </w:r>
-            <w:proofErr w:type="spellEnd"/>
-            <w:r>
-              <w:t xml:space="preserve"> é a associação entre Pedido e Produto). Permite vários produtos no mesmo pedido.</w:t>
+              <w:t>Pedido e item_pedido, como no diagrama (ItemPedido é a associação entre Pedido e Produto). Permite vários produtos no mesmo pedido.</w:t>
             </w:r>
           </w:p>
         </w:tc>
@@ -16085,15 +14091,7 @@
               <w:spacing w:after="40"/>
             </w:pPr>
             <w:r>
-              <w:t xml:space="preserve">Id do legado em cliente, produto e pedido. Chave composta em </w:t>
-            </w:r>
-            <w:proofErr w:type="spellStart"/>
-            <w:r>
-              <w:t>item_pedido</w:t>
-            </w:r>
-            <w:proofErr w:type="spellEnd"/>
-            <w:r>
-              <w:t xml:space="preserve"> e id do cliente em entrega.</w:t>
+              <w:t>Id do legado em cliente, produto e pedido. Chave composta em item_pedido e id do cliente em entrega.</w:t>
             </w:r>
           </w:p>
         </w:tc>
@@ -16198,10 +14196,7 @@
               <w:spacing w:after="40"/>
             </w:pPr>
             <w:r>
-              <w:t>Dentro</w:t>
-            </w:r>
-            <w:r>
-              <w:t xml:space="preserve"> de Produto</w:t>
+              <w:t>Dentro de Produto</w:t>
             </w:r>
           </w:p>
         </w:tc>
@@ -16331,10 +14326,7 @@
               <w:spacing w:after="40"/>
             </w:pPr>
             <w:r>
-              <w:t>L</w:t>
-            </w:r>
-            <w:r>
-              <w:t>igada ao cliente</w:t>
+              <w:t>Ligada ao cliente</w:t>
             </w:r>
           </w:p>
         </w:tc>
@@ -16618,21 +14610,8 @@
             <w:pPr>
               <w:spacing w:after="40"/>
             </w:pPr>
-            <w:proofErr w:type="spellStart"/>
-            <w:r>
-              <w:t>Enums</w:t>
-            </w:r>
-            <w:proofErr w:type="spellEnd"/>
-            <w:r>
-              <w:t xml:space="preserve"> Canal, </w:t>
-            </w:r>
-            <w:proofErr w:type="spellStart"/>
-            <w:r>
-              <w:t>FormaPagamento</w:t>
-            </w:r>
-            <w:proofErr w:type="spellEnd"/>
-            <w:r>
-              <w:t xml:space="preserve"> e Tamanho, como no diagrama, com CHECK no banco.</w:t>
+            <w:r>
+              <w:t>Enums Canal, FormaPagamento e Tamanho, como no diagrama, com CHECK no banco.</w:t>
             </w:r>
           </w:p>
         </w:tc>
@@ -16893,15 +14872,7 @@
               <w:spacing w:after="40"/>
             </w:pPr>
             <w:r>
-              <w:t>O preço fica no item (</w:t>
-            </w:r>
-            <w:proofErr w:type="spellStart"/>
-            <w:r>
-              <w:t>precoUnitario</w:t>
-            </w:r>
-            <w:proofErr w:type="spellEnd"/>
-            <w:r>
-              <w:t>), como no diagrama.</w:t>
+              <w:t>O preço fica no item (precoUnitario), como no diagrama.</w:t>
             </w:r>
           </w:p>
         </w:tc>
@@ -17006,13 +14977,8 @@
               <w:spacing w:after="40"/>
             </w:pPr>
             <w:r>
-              <w:t xml:space="preserve">Texto Sim ou Não, </w:t>
-            </w:r>
-            <w:proofErr w:type="spellStart"/>
-            <w:r>
-              <w:t>boolean</w:t>
-            </w:r>
-            <w:proofErr w:type="spellEnd"/>
+              <w:t>Texto Sim ou Não, boolean</w:t>
+            </w:r>
           </w:p>
         </w:tc>
         <w:tc>
@@ -17035,13 +15001,8 @@
             <w:pPr>
               <w:spacing w:after="40"/>
             </w:pPr>
-            <w:proofErr w:type="spellStart"/>
-            <w:r>
-              <w:t>Boolean</w:t>
-            </w:r>
-            <w:proofErr w:type="spellEnd"/>
-            <w:r>
-              <w:t>, como no diagrama.</w:t>
+            <w:r>
+              <w:t>Boolean, como no diagrama.</w:t>
             </w:r>
           </w:p>
         </w:tc>
@@ -17196,7 +15157,7 @@
               <w:spacing w:after="40"/>
             </w:pPr>
             <w:r>
-              <w:t>Exige exportar as abas para CSV antes.</w:t>
+              <w:t>Exige exportar as abas para CSV antes. Como o banco é em memória, a carga roda a cada início da aplicação.</w:t>
             </w:r>
           </w:p>
         </w:tc>
@@ -17301,15 +15262,7 @@
               <w:spacing w:after="40"/>
             </w:pPr>
             <w:r>
-              <w:t xml:space="preserve">Reconstruir produto 1 e cliente 1 </w:t>
-            </w:r>
-            <w:proofErr w:type="gramStart"/>
-            <w:r>
-              <w:t>com Não</w:t>
-            </w:r>
-            <w:proofErr w:type="gramEnd"/>
-            <w:r>
-              <w:t xml:space="preserve"> informado nos campos desconhecidos (seção 6.5).</w:t>
+              <w:t>Reconstruir produto 1 e cliente 1 com Não informado nos campos desconhecidos (seção 6.5).</w:t>
             </w:r>
           </w:p>
         </w:tc>
@@ -17470,5128 +15423,6 @@
         </w:tc>
       </w:tr>
     </w:tbl>
-    <w:p>
-      <w:r>
-        <w:br w:type="page"/>
-      </w:r>
-    </w:p>
-    <w:p>
-      <w:pPr>
-        <w:pStyle w:val="Ttulo1"/>
-        <w:keepNext/>
-      </w:pPr>
-      <w:r>
-        <w:lastRenderedPageBreak/>
-        <w:t>Apêndice A. Dicionário de dados completo: legado e destino</w:t>
-      </w:r>
-    </w:p>
-    <w:p>
-      <w:pPr>
-        <w:spacing w:after="120"/>
-      </w:pPr>
-      <w:r>
-        <w:t>O dicionário original descreve só 9 dos 44 campos. A tabela abaixo cobre os 44, com o que encontrei nos dados e o destino de cada campo no modelo novo.</w:t>
-      </w:r>
-    </w:p>
-    <w:tbl>
-      <w:tblPr>
-        <w:tblW w:w="14570" w:type="dxa"/>
-        <w:tblBorders>
-          <w:top w:val="single" w:sz="4" w:space="0" w:color="auto"/>
-          <w:left w:val="single" w:sz="4" w:space="0" w:color="auto"/>
-          <w:bottom w:val="single" w:sz="4" w:space="0" w:color="auto"/>
-          <w:right w:val="single" w:sz="4" w:space="0" w:color="auto"/>
-          <w:insideH w:val="single" w:sz="4" w:space="0" w:color="auto"/>
-          <w:insideV w:val="single" w:sz="4" w:space="0" w:color="auto"/>
-        </w:tblBorders>
-        <w:tblCellMar>
-          <w:left w:w="10" w:type="dxa"/>
-          <w:right w:w="10" w:type="dxa"/>
-        </w:tblCellMar>
-        <w:tblLook w:val="04A0" w:firstRow="1" w:lastRow="0" w:firstColumn="1" w:lastColumn="0" w:noHBand="0" w:noVBand="1"/>
-      </w:tblPr>
-      <w:tblGrid>
-        <w:gridCol w:w="1500"/>
-        <w:gridCol w:w="3300"/>
-        <w:gridCol w:w="5000"/>
-        <w:gridCol w:w="4770"/>
-      </w:tblGrid>
-      <w:tr>
-        <w:trPr>
-          <w:cantSplit/>
-          <w:tblHeader/>
-        </w:trPr>
-        <w:tc>
-          <w:tcPr>
-            <w:tcW w:w="1500" w:type="dxa"/>
-            <w:tcBorders>
-              <w:top w:val="single" w:sz="4" w:space="0" w:color="000000"/>
-              <w:left w:val="single" w:sz="4" w:space="0" w:color="000000"/>
-              <w:bottom w:val="single" w:sz="4" w:space="0" w:color="000000"/>
-              <w:right w:val="single" w:sz="4" w:space="0" w:color="000000"/>
-            </w:tcBorders>
-            <w:shd w:val="clear" w:color="auto" w:fill="D9D9D9"/>
-            <w:tcMar>
-              <w:top w:w="60" w:type="dxa"/>
-              <w:left w:w="100" w:type="dxa"/>
-              <w:bottom w:w="60" w:type="dxa"/>
-              <w:right w:w="100" w:type="dxa"/>
-            </w:tcMar>
-          </w:tcPr>
-          <w:p>
-            <w:pPr>
-              <w:spacing w:after="40"/>
-            </w:pPr>
-            <w:r>
-              <w:rPr>
-                <w:b/>
-                <w:bCs/>
-                <w:sz w:val="26"/>
-                <w:szCs w:val="26"/>
-              </w:rPr>
-              <w:t>Aba</w:t>
-            </w:r>
-          </w:p>
-        </w:tc>
-        <w:tc>
-          <w:tcPr>
-            <w:tcW w:w="3300" w:type="dxa"/>
-            <w:tcBorders>
-              <w:top w:val="single" w:sz="4" w:space="0" w:color="000000"/>
-              <w:left w:val="single" w:sz="4" w:space="0" w:color="000000"/>
-              <w:bottom w:val="single" w:sz="4" w:space="0" w:color="000000"/>
-              <w:right w:val="single" w:sz="4" w:space="0" w:color="000000"/>
-            </w:tcBorders>
-            <w:shd w:val="clear" w:color="auto" w:fill="D9D9D9"/>
-            <w:tcMar>
-              <w:top w:w="60" w:type="dxa"/>
-              <w:left w:w="100" w:type="dxa"/>
-              <w:bottom w:w="60" w:type="dxa"/>
-              <w:right w:w="100" w:type="dxa"/>
-            </w:tcMar>
-          </w:tcPr>
-          <w:p>
-            <w:pPr>
-              <w:spacing w:after="40"/>
-            </w:pPr>
-            <w:r>
-              <w:rPr>
-                <w:b/>
-                <w:bCs/>
-                <w:sz w:val="26"/>
-                <w:szCs w:val="26"/>
-              </w:rPr>
-              <w:t>Campo</w:t>
-            </w:r>
-          </w:p>
-        </w:tc>
-        <w:tc>
-          <w:tcPr>
-            <w:tcW w:w="5000" w:type="dxa"/>
-            <w:tcBorders>
-              <w:top w:val="single" w:sz="4" w:space="0" w:color="000000"/>
-              <w:left w:val="single" w:sz="4" w:space="0" w:color="000000"/>
-              <w:bottom w:val="single" w:sz="4" w:space="0" w:color="000000"/>
-              <w:right w:val="single" w:sz="4" w:space="0" w:color="000000"/>
-            </w:tcBorders>
-            <w:shd w:val="clear" w:color="auto" w:fill="D9D9D9"/>
-            <w:tcMar>
-              <w:top w:w="60" w:type="dxa"/>
-              <w:left w:w="100" w:type="dxa"/>
-              <w:bottom w:w="60" w:type="dxa"/>
-              <w:right w:w="100" w:type="dxa"/>
-            </w:tcMar>
-          </w:tcPr>
-          <w:p>
-            <w:pPr>
-              <w:spacing w:after="40"/>
-            </w:pPr>
-            <w:r>
-              <w:rPr>
-                <w:b/>
-                <w:bCs/>
-                <w:sz w:val="26"/>
-                <w:szCs w:val="26"/>
-              </w:rPr>
-              <w:t>O que encontrei</w:t>
-            </w:r>
-          </w:p>
-        </w:tc>
-        <w:tc>
-          <w:tcPr>
-            <w:tcW w:w="4770" w:type="dxa"/>
-            <w:tcBorders>
-              <w:top w:val="single" w:sz="4" w:space="0" w:color="000000"/>
-              <w:left w:val="single" w:sz="4" w:space="0" w:color="000000"/>
-              <w:bottom w:val="single" w:sz="4" w:space="0" w:color="000000"/>
-              <w:right w:val="single" w:sz="4" w:space="0" w:color="000000"/>
-            </w:tcBorders>
-            <w:shd w:val="clear" w:color="auto" w:fill="D9D9D9"/>
-            <w:tcMar>
-              <w:top w:w="60" w:type="dxa"/>
-              <w:left w:w="100" w:type="dxa"/>
-              <w:bottom w:w="60" w:type="dxa"/>
-              <w:right w:w="100" w:type="dxa"/>
-            </w:tcMar>
-          </w:tcPr>
-          <w:p>
-            <w:pPr>
-              <w:spacing w:after="40"/>
-            </w:pPr>
-            <w:r>
-              <w:rPr>
-                <w:b/>
-                <w:bCs/>
-                <w:sz w:val="26"/>
-                <w:szCs w:val="26"/>
-              </w:rPr>
-              <w:t>Destino no modelo novo</w:t>
-            </w:r>
-          </w:p>
-        </w:tc>
-      </w:tr>
-      <w:tr>
-        <w:trPr>
-          <w:cantSplit/>
-        </w:trPr>
-        <w:tc>
-          <w:tcPr>
-            <w:tcW w:w="1500" w:type="dxa"/>
-            <w:tcBorders>
-              <w:top w:val="single" w:sz="4" w:space="0" w:color="000000"/>
-              <w:left w:val="single" w:sz="4" w:space="0" w:color="000000"/>
-              <w:bottom w:val="single" w:sz="4" w:space="0" w:color="000000"/>
-              <w:right w:val="single" w:sz="4" w:space="0" w:color="000000"/>
-            </w:tcBorders>
-            <w:tcMar>
-              <w:top w:w="60" w:type="dxa"/>
-              <w:left w:w="100" w:type="dxa"/>
-              <w:bottom w:w="60" w:type="dxa"/>
-              <w:right w:w="100" w:type="dxa"/>
-            </w:tcMar>
-          </w:tcPr>
-          <w:p>
-            <w:pPr>
-              <w:spacing w:after="40"/>
-            </w:pPr>
-            <w:r>
-              <w:t>Produtos</w:t>
-            </w:r>
-          </w:p>
-        </w:tc>
-        <w:tc>
-          <w:tcPr>
-            <w:tcW w:w="3300" w:type="dxa"/>
-            <w:tcBorders>
-              <w:top w:val="single" w:sz="4" w:space="0" w:color="000000"/>
-              <w:left w:val="single" w:sz="4" w:space="0" w:color="000000"/>
-              <w:bottom w:val="single" w:sz="4" w:space="0" w:color="000000"/>
-              <w:right w:val="single" w:sz="4" w:space="0" w:color="000000"/>
-            </w:tcBorders>
-            <w:tcMar>
-              <w:top w:w="60" w:type="dxa"/>
-              <w:left w:w="100" w:type="dxa"/>
-              <w:bottom w:w="60" w:type="dxa"/>
-              <w:right w:w="100" w:type="dxa"/>
-            </w:tcMar>
-          </w:tcPr>
-          <w:p>
-            <w:pPr>
-              <w:spacing w:after="40"/>
-            </w:pPr>
-            <w:proofErr w:type="spellStart"/>
-            <w:r>
-              <w:t>id_produto</w:t>
-            </w:r>
-            <w:proofErr w:type="spellEnd"/>
-          </w:p>
-        </w:tc>
-        <w:tc>
-          <w:tcPr>
-            <w:tcW w:w="5000" w:type="dxa"/>
-            <w:tcBorders>
-              <w:top w:val="single" w:sz="4" w:space="0" w:color="000000"/>
-              <w:left w:val="single" w:sz="4" w:space="0" w:color="000000"/>
-              <w:bottom w:val="single" w:sz="4" w:space="0" w:color="000000"/>
-              <w:right w:val="single" w:sz="4" w:space="0" w:color="000000"/>
-            </w:tcBorders>
-            <w:tcMar>
-              <w:top w:w="60" w:type="dxa"/>
-              <w:left w:w="100" w:type="dxa"/>
-              <w:bottom w:w="60" w:type="dxa"/>
-              <w:right w:w="100" w:type="dxa"/>
-            </w:tcMar>
-          </w:tcPr>
-          <w:p>
-            <w:pPr>
-              <w:spacing w:after="40"/>
-            </w:pPr>
-            <w:r>
-              <w:t>Inteiro, de 2 a 126. O id 1 não existe.</w:t>
-            </w:r>
-          </w:p>
-        </w:tc>
-        <w:tc>
-          <w:tcPr>
-            <w:tcW w:w="4770" w:type="dxa"/>
-            <w:tcBorders>
-              <w:top w:val="single" w:sz="4" w:space="0" w:color="000000"/>
-              <w:left w:val="single" w:sz="4" w:space="0" w:color="000000"/>
-              <w:bottom w:val="single" w:sz="4" w:space="0" w:color="000000"/>
-              <w:right w:val="single" w:sz="4" w:space="0" w:color="000000"/>
-            </w:tcBorders>
-            <w:tcMar>
-              <w:top w:w="60" w:type="dxa"/>
-              <w:left w:w="100" w:type="dxa"/>
-              <w:bottom w:w="60" w:type="dxa"/>
-              <w:right w:w="100" w:type="dxa"/>
-            </w:tcMar>
-          </w:tcPr>
-          <w:p>
-            <w:pPr>
-              <w:spacing w:after="40"/>
-            </w:pPr>
-            <w:proofErr w:type="spellStart"/>
-            <w:r>
-              <w:t>produto.id_produto</w:t>
-            </w:r>
-            <w:proofErr w:type="spellEnd"/>
-          </w:p>
-        </w:tc>
-      </w:tr>
-      <w:tr>
-        <w:trPr>
-          <w:cantSplit/>
-        </w:trPr>
-        <w:tc>
-          <w:tcPr>
-            <w:tcW w:w="1500" w:type="dxa"/>
-            <w:tcBorders>
-              <w:top w:val="single" w:sz="4" w:space="0" w:color="000000"/>
-              <w:left w:val="single" w:sz="4" w:space="0" w:color="000000"/>
-              <w:bottom w:val="single" w:sz="4" w:space="0" w:color="000000"/>
-              <w:right w:val="single" w:sz="4" w:space="0" w:color="000000"/>
-            </w:tcBorders>
-            <w:tcMar>
-              <w:top w:w="60" w:type="dxa"/>
-              <w:left w:w="100" w:type="dxa"/>
-              <w:bottom w:w="60" w:type="dxa"/>
-              <w:right w:w="100" w:type="dxa"/>
-            </w:tcMar>
-          </w:tcPr>
-          <w:p>
-            <w:pPr>
-              <w:spacing w:after="40"/>
-            </w:pPr>
-            <w:r>
-              <w:t>Produtos</w:t>
-            </w:r>
-          </w:p>
-        </w:tc>
-        <w:tc>
-          <w:tcPr>
-            <w:tcW w:w="3300" w:type="dxa"/>
-            <w:tcBorders>
-              <w:top w:val="single" w:sz="4" w:space="0" w:color="000000"/>
-              <w:left w:val="single" w:sz="4" w:space="0" w:color="000000"/>
-              <w:bottom w:val="single" w:sz="4" w:space="0" w:color="000000"/>
-              <w:right w:val="single" w:sz="4" w:space="0" w:color="000000"/>
-            </w:tcBorders>
-            <w:tcMar>
-              <w:top w:w="60" w:type="dxa"/>
-              <w:left w:w="100" w:type="dxa"/>
-              <w:bottom w:w="60" w:type="dxa"/>
-              <w:right w:w="100" w:type="dxa"/>
-            </w:tcMar>
-          </w:tcPr>
-          <w:p>
-            <w:pPr>
-              <w:spacing w:after="40"/>
-            </w:pPr>
-            <w:r>
-              <w:t>categoria</w:t>
-            </w:r>
-          </w:p>
-        </w:tc>
-        <w:tc>
-          <w:tcPr>
-            <w:tcW w:w="5000" w:type="dxa"/>
-            <w:tcBorders>
-              <w:top w:val="single" w:sz="4" w:space="0" w:color="000000"/>
-              <w:left w:val="single" w:sz="4" w:space="0" w:color="000000"/>
-              <w:bottom w:val="single" w:sz="4" w:space="0" w:color="000000"/>
-              <w:right w:val="single" w:sz="4" w:space="0" w:color="000000"/>
-            </w:tcBorders>
-            <w:tcMar>
-              <w:top w:w="60" w:type="dxa"/>
-              <w:left w:w="100" w:type="dxa"/>
-              <w:bottom w:w="60" w:type="dxa"/>
-              <w:right w:w="100" w:type="dxa"/>
-            </w:tcMar>
-          </w:tcPr>
-          <w:p>
-            <w:pPr>
-              <w:spacing w:after="40"/>
-            </w:pPr>
-            <w:r>
-              <w:t>6 valores.</w:t>
-            </w:r>
-          </w:p>
-        </w:tc>
-        <w:tc>
-          <w:tcPr>
-            <w:tcW w:w="4770" w:type="dxa"/>
-            <w:tcBorders>
-              <w:top w:val="single" w:sz="4" w:space="0" w:color="000000"/>
-              <w:left w:val="single" w:sz="4" w:space="0" w:color="000000"/>
-              <w:bottom w:val="single" w:sz="4" w:space="0" w:color="000000"/>
-              <w:right w:val="single" w:sz="4" w:space="0" w:color="000000"/>
-            </w:tcBorders>
-            <w:tcMar>
-              <w:top w:w="60" w:type="dxa"/>
-              <w:left w:w="100" w:type="dxa"/>
-              <w:bottom w:w="60" w:type="dxa"/>
-              <w:right w:w="100" w:type="dxa"/>
-            </w:tcMar>
-          </w:tcPr>
-          <w:p>
-            <w:pPr>
-              <w:spacing w:after="40"/>
-            </w:pPr>
-            <w:proofErr w:type="spellStart"/>
-            <w:proofErr w:type="gramStart"/>
-            <w:r>
-              <w:t>produto.categoria</w:t>
-            </w:r>
-            <w:proofErr w:type="spellEnd"/>
-            <w:proofErr w:type="gramEnd"/>
-          </w:p>
-        </w:tc>
-      </w:tr>
-      <w:tr>
-        <w:trPr>
-          <w:cantSplit/>
-        </w:trPr>
-        <w:tc>
-          <w:tcPr>
-            <w:tcW w:w="1500" w:type="dxa"/>
-            <w:tcBorders>
-              <w:top w:val="single" w:sz="4" w:space="0" w:color="000000"/>
-              <w:left w:val="single" w:sz="4" w:space="0" w:color="000000"/>
-              <w:bottom w:val="single" w:sz="4" w:space="0" w:color="000000"/>
-              <w:right w:val="single" w:sz="4" w:space="0" w:color="000000"/>
-            </w:tcBorders>
-            <w:tcMar>
-              <w:top w:w="60" w:type="dxa"/>
-              <w:left w:w="100" w:type="dxa"/>
-              <w:bottom w:w="60" w:type="dxa"/>
-              <w:right w:w="100" w:type="dxa"/>
-            </w:tcMar>
-          </w:tcPr>
-          <w:p>
-            <w:pPr>
-              <w:spacing w:after="40"/>
-            </w:pPr>
-            <w:r>
-              <w:t>Produtos</w:t>
-            </w:r>
-          </w:p>
-        </w:tc>
-        <w:tc>
-          <w:tcPr>
-            <w:tcW w:w="3300" w:type="dxa"/>
-            <w:tcBorders>
-              <w:top w:val="single" w:sz="4" w:space="0" w:color="000000"/>
-              <w:left w:val="single" w:sz="4" w:space="0" w:color="000000"/>
-              <w:bottom w:val="single" w:sz="4" w:space="0" w:color="000000"/>
-              <w:right w:val="single" w:sz="4" w:space="0" w:color="000000"/>
-            </w:tcBorders>
-            <w:tcMar>
-              <w:top w:w="60" w:type="dxa"/>
-              <w:left w:w="100" w:type="dxa"/>
-              <w:bottom w:w="60" w:type="dxa"/>
-              <w:right w:w="100" w:type="dxa"/>
-            </w:tcMar>
-          </w:tcPr>
-          <w:p>
-            <w:pPr>
-              <w:spacing w:after="40"/>
-            </w:pPr>
-            <w:r>
-              <w:t>subcategoria</w:t>
-            </w:r>
-          </w:p>
-        </w:tc>
-        <w:tc>
-          <w:tcPr>
-            <w:tcW w:w="5000" w:type="dxa"/>
-            <w:tcBorders>
-              <w:top w:val="single" w:sz="4" w:space="0" w:color="000000"/>
-              <w:left w:val="single" w:sz="4" w:space="0" w:color="000000"/>
-              <w:bottom w:val="single" w:sz="4" w:space="0" w:color="000000"/>
-              <w:right w:val="single" w:sz="4" w:space="0" w:color="000000"/>
-            </w:tcBorders>
-            <w:tcMar>
-              <w:top w:w="60" w:type="dxa"/>
-              <w:left w:w="100" w:type="dxa"/>
-              <w:bottom w:w="60" w:type="dxa"/>
-              <w:right w:w="100" w:type="dxa"/>
-            </w:tcMar>
-          </w:tcPr>
-          <w:p>
-            <w:pPr>
-              <w:spacing w:after="40"/>
-            </w:pPr>
-            <w:r>
-              <w:t>17 nomes. Casual existe em 2 categorias.</w:t>
-            </w:r>
-          </w:p>
-        </w:tc>
-        <w:tc>
-          <w:tcPr>
-            <w:tcW w:w="4770" w:type="dxa"/>
-            <w:tcBorders>
-              <w:top w:val="single" w:sz="4" w:space="0" w:color="000000"/>
-              <w:left w:val="single" w:sz="4" w:space="0" w:color="000000"/>
-              <w:bottom w:val="single" w:sz="4" w:space="0" w:color="000000"/>
-              <w:right w:val="single" w:sz="4" w:space="0" w:color="000000"/>
-            </w:tcBorders>
-            <w:tcMar>
-              <w:top w:w="60" w:type="dxa"/>
-              <w:left w:w="100" w:type="dxa"/>
-              <w:bottom w:w="60" w:type="dxa"/>
-              <w:right w:w="100" w:type="dxa"/>
-            </w:tcMar>
-          </w:tcPr>
-          <w:p>
-            <w:pPr>
-              <w:spacing w:after="40"/>
-            </w:pPr>
-            <w:proofErr w:type="spellStart"/>
-            <w:proofErr w:type="gramStart"/>
-            <w:r>
-              <w:t>produto.subcategoria</w:t>
-            </w:r>
-            <w:proofErr w:type="spellEnd"/>
-            <w:proofErr w:type="gramEnd"/>
-          </w:p>
-        </w:tc>
-      </w:tr>
-      <w:tr>
-        <w:trPr>
-          <w:cantSplit/>
-        </w:trPr>
-        <w:tc>
-          <w:tcPr>
-            <w:tcW w:w="1500" w:type="dxa"/>
-            <w:tcBorders>
-              <w:top w:val="single" w:sz="4" w:space="0" w:color="000000"/>
-              <w:left w:val="single" w:sz="4" w:space="0" w:color="000000"/>
-              <w:bottom w:val="single" w:sz="4" w:space="0" w:color="000000"/>
-              <w:right w:val="single" w:sz="4" w:space="0" w:color="000000"/>
-            </w:tcBorders>
-            <w:tcMar>
-              <w:top w:w="60" w:type="dxa"/>
-              <w:left w:w="100" w:type="dxa"/>
-              <w:bottom w:w="60" w:type="dxa"/>
-              <w:right w:w="100" w:type="dxa"/>
-            </w:tcMar>
-          </w:tcPr>
-          <w:p>
-            <w:pPr>
-              <w:spacing w:after="40"/>
-            </w:pPr>
-            <w:r>
-              <w:t>Produtos</w:t>
-            </w:r>
-          </w:p>
-        </w:tc>
-        <w:tc>
-          <w:tcPr>
-            <w:tcW w:w="3300" w:type="dxa"/>
-            <w:tcBorders>
-              <w:top w:val="single" w:sz="4" w:space="0" w:color="000000"/>
-              <w:left w:val="single" w:sz="4" w:space="0" w:color="000000"/>
-              <w:bottom w:val="single" w:sz="4" w:space="0" w:color="000000"/>
-              <w:right w:val="single" w:sz="4" w:space="0" w:color="000000"/>
-            </w:tcBorders>
-            <w:tcMar>
-              <w:top w:w="60" w:type="dxa"/>
-              <w:left w:w="100" w:type="dxa"/>
-              <w:bottom w:w="60" w:type="dxa"/>
-              <w:right w:w="100" w:type="dxa"/>
-            </w:tcMar>
-          </w:tcPr>
-          <w:p>
-            <w:pPr>
-              <w:spacing w:after="40"/>
-            </w:pPr>
-            <w:r>
-              <w:t>cor</w:t>
-            </w:r>
-          </w:p>
-        </w:tc>
-        <w:tc>
-          <w:tcPr>
-            <w:tcW w:w="5000" w:type="dxa"/>
-            <w:tcBorders>
-              <w:top w:val="single" w:sz="4" w:space="0" w:color="000000"/>
-              <w:left w:val="single" w:sz="4" w:space="0" w:color="000000"/>
-              <w:bottom w:val="single" w:sz="4" w:space="0" w:color="000000"/>
-              <w:right w:val="single" w:sz="4" w:space="0" w:color="000000"/>
-            </w:tcBorders>
-            <w:tcMar>
-              <w:top w:w="60" w:type="dxa"/>
-              <w:left w:w="100" w:type="dxa"/>
-              <w:bottom w:w="60" w:type="dxa"/>
-              <w:right w:w="100" w:type="dxa"/>
-            </w:tcMar>
-          </w:tcPr>
-          <w:p>
-            <w:pPr>
-              <w:spacing w:after="40"/>
-            </w:pPr>
-            <w:r>
-              <w:t>7 valores.</w:t>
-            </w:r>
-          </w:p>
-        </w:tc>
-        <w:tc>
-          <w:tcPr>
-            <w:tcW w:w="4770" w:type="dxa"/>
-            <w:tcBorders>
-              <w:top w:val="single" w:sz="4" w:space="0" w:color="000000"/>
-              <w:left w:val="single" w:sz="4" w:space="0" w:color="000000"/>
-              <w:bottom w:val="single" w:sz="4" w:space="0" w:color="000000"/>
-              <w:right w:val="single" w:sz="4" w:space="0" w:color="000000"/>
-            </w:tcBorders>
-            <w:tcMar>
-              <w:top w:w="60" w:type="dxa"/>
-              <w:left w:w="100" w:type="dxa"/>
-              <w:bottom w:w="60" w:type="dxa"/>
-              <w:right w:w="100" w:type="dxa"/>
-            </w:tcMar>
-          </w:tcPr>
-          <w:p>
-            <w:pPr>
-              <w:spacing w:after="40"/>
-            </w:pPr>
-            <w:proofErr w:type="spellStart"/>
-            <w:r>
-              <w:t>produto.cor</w:t>
-            </w:r>
-            <w:proofErr w:type="spellEnd"/>
-          </w:p>
-        </w:tc>
-      </w:tr>
-      <w:tr>
-        <w:trPr>
-          <w:cantSplit/>
-        </w:trPr>
-        <w:tc>
-          <w:tcPr>
-            <w:tcW w:w="1500" w:type="dxa"/>
-            <w:tcBorders>
-              <w:top w:val="single" w:sz="4" w:space="0" w:color="000000"/>
-              <w:left w:val="single" w:sz="4" w:space="0" w:color="000000"/>
-              <w:bottom w:val="single" w:sz="4" w:space="0" w:color="000000"/>
-              <w:right w:val="single" w:sz="4" w:space="0" w:color="000000"/>
-            </w:tcBorders>
-            <w:tcMar>
-              <w:top w:w="60" w:type="dxa"/>
-              <w:left w:w="100" w:type="dxa"/>
-              <w:bottom w:w="60" w:type="dxa"/>
-              <w:right w:w="100" w:type="dxa"/>
-            </w:tcMar>
-          </w:tcPr>
-          <w:p>
-            <w:pPr>
-              <w:spacing w:after="40"/>
-            </w:pPr>
-            <w:r>
-              <w:t>Produtos</w:t>
-            </w:r>
-          </w:p>
-        </w:tc>
-        <w:tc>
-          <w:tcPr>
-            <w:tcW w:w="3300" w:type="dxa"/>
-            <w:tcBorders>
-              <w:top w:val="single" w:sz="4" w:space="0" w:color="000000"/>
-              <w:left w:val="single" w:sz="4" w:space="0" w:color="000000"/>
-              <w:bottom w:val="single" w:sz="4" w:space="0" w:color="000000"/>
-              <w:right w:val="single" w:sz="4" w:space="0" w:color="000000"/>
-            </w:tcBorders>
-            <w:tcMar>
-              <w:top w:w="60" w:type="dxa"/>
-              <w:left w:w="100" w:type="dxa"/>
-              <w:bottom w:w="60" w:type="dxa"/>
-              <w:right w:w="100" w:type="dxa"/>
-            </w:tcMar>
-          </w:tcPr>
-          <w:p>
-            <w:pPr>
-              <w:spacing w:after="40"/>
-            </w:pPr>
-            <w:r>
-              <w:t>marca</w:t>
-            </w:r>
-          </w:p>
-        </w:tc>
-        <w:tc>
-          <w:tcPr>
-            <w:tcW w:w="5000" w:type="dxa"/>
-            <w:tcBorders>
-              <w:top w:val="single" w:sz="4" w:space="0" w:color="000000"/>
-              <w:left w:val="single" w:sz="4" w:space="0" w:color="000000"/>
-              <w:bottom w:val="single" w:sz="4" w:space="0" w:color="000000"/>
-              <w:right w:val="single" w:sz="4" w:space="0" w:color="000000"/>
-            </w:tcBorders>
-            <w:tcMar>
-              <w:top w:w="60" w:type="dxa"/>
-              <w:left w:w="100" w:type="dxa"/>
-              <w:bottom w:w="60" w:type="dxa"/>
-              <w:right w:w="100" w:type="dxa"/>
-            </w:tcMar>
-          </w:tcPr>
-          <w:p>
-            <w:pPr>
-              <w:spacing w:after="40"/>
-            </w:pPr>
-            <w:r>
-              <w:t>5 valores.</w:t>
-            </w:r>
-          </w:p>
-        </w:tc>
-        <w:tc>
-          <w:tcPr>
-            <w:tcW w:w="4770" w:type="dxa"/>
-            <w:tcBorders>
-              <w:top w:val="single" w:sz="4" w:space="0" w:color="000000"/>
-              <w:left w:val="single" w:sz="4" w:space="0" w:color="000000"/>
-              <w:bottom w:val="single" w:sz="4" w:space="0" w:color="000000"/>
-              <w:right w:val="single" w:sz="4" w:space="0" w:color="000000"/>
-            </w:tcBorders>
-            <w:tcMar>
-              <w:top w:w="60" w:type="dxa"/>
-              <w:left w:w="100" w:type="dxa"/>
-              <w:bottom w:w="60" w:type="dxa"/>
-              <w:right w:w="100" w:type="dxa"/>
-            </w:tcMar>
-          </w:tcPr>
-          <w:p>
-            <w:pPr>
-              <w:spacing w:after="40"/>
-            </w:pPr>
-            <w:proofErr w:type="spellStart"/>
-            <w:proofErr w:type="gramStart"/>
-            <w:r>
-              <w:t>produto.marca</w:t>
-            </w:r>
-            <w:proofErr w:type="spellEnd"/>
-            <w:proofErr w:type="gramEnd"/>
-          </w:p>
-        </w:tc>
-      </w:tr>
-      <w:tr>
-        <w:trPr>
-          <w:cantSplit/>
-        </w:trPr>
-        <w:tc>
-          <w:tcPr>
-            <w:tcW w:w="1500" w:type="dxa"/>
-            <w:tcBorders>
-              <w:top w:val="single" w:sz="4" w:space="0" w:color="000000"/>
-              <w:left w:val="single" w:sz="4" w:space="0" w:color="000000"/>
-              <w:bottom w:val="single" w:sz="4" w:space="0" w:color="000000"/>
-              <w:right w:val="single" w:sz="4" w:space="0" w:color="000000"/>
-            </w:tcBorders>
-            <w:tcMar>
-              <w:top w:w="60" w:type="dxa"/>
-              <w:left w:w="100" w:type="dxa"/>
-              <w:bottom w:w="60" w:type="dxa"/>
-              <w:right w:w="100" w:type="dxa"/>
-            </w:tcMar>
-          </w:tcPr>
-          <w:p>
-            <w:pPr>
-              <w:spacing w:after="40"/>
-            </w:pPr>
-            <w:r>
-              <w:t>Produtos</w:t>
-            </w:r>
-          </w:p>
-        </w:tc>
-        <w:tc>
-          <w:tcPr>
-            <w:tcW w:w="3300" w:type="dxa"/>
-            <w:tcBorders>
-              <w:top w:val="single" w:sz="4" w:space="0" w:color="000000"/>
-              <w:left w:val="single" w:sz="4" w:space="0" w:color="000000"/>
-              <w:bottom w:val="single" w:sz="4" w:space="0" w:color="000000"/>
-              <w:right w:val="single" w:sz="4" w:space="0" w:color="000000"/>
-            </w:tcBorders>
-            <w:tcMar>
-              <w:top w:w="60" w:type="dxa"/>
-              <w:left w:w="100" w:type="dxa"/>
-              <w:bottom w:w="60" w:type="dxa"/>
-              <w:right w:w="100" w:type="dxa"/>
-            </w:tcMar>
-          </w:tcPr>
-          <w:p>
-            <w:pPr>
-              <w:spacing w:after="40"/>
-            </w:pPr>
-            <w:proofErr w:type="spellStart"/>
-            <w:r>
-              <w:t>preco_unitario</w:t>
-            </w:r>
-            <w:proofErr w:type="spellEnd"/>
-          </w:p>
-        </w:tc>
-        <w:tc>
-          <w:tcPr>
-            <w:tcW w:w="5000" w:type="dxa"/>
-            <w:tcBorders>
-              <w:top w:val="single" w:sz="4" w:space="0" w:color="000000"/>
-              <w:left w:val="single" w:sz="4" w:space="0" w:color="000000"/>
-              <w:bottom w:val="single" w:sz="4" w:space="0" w:color="000000"/>
-              <w:right w:val="single" w:sz="4" w:space="0" w:color="000000"/>
-            </w:tcBorders>
-            <w:tcMar>
-              <w:top w:w="60" w:type="dxa"/>
-              <w:left w:w="100" w:type="dxa"/>
-              <w:bottom w:w="60" w:type="dxa"/>
-              <w:right w:w="100" w:type="dxa"/>
-            </w:tcMar>
-          </w:tcPr>
-          <w:p>
-            <w:pPr>
-              <w:spacing w:after="40"/>
-            </w:pPr>
-            <w:r>
-              <w:t>Decimal de 59,95 a 497,82. O dicionário diz preço médio.</w:t>
-            </w:r>
-          </w:p>
-        </w:tc>
-        <w:tc>
-          <w:tcPr>
-            <w:tcW w:w="4770" w:type="dxa"/>
-            <w:tcBorders>
-              <w:top w:val="single" w:sz="4" w:space="0" w:color="000000"/>
-              <w:left w:val="single" w:sz="4" w:space="0" w:color="000000"/>
-              <w:bottom w:val="single" w:sz="4" w:space="0" w:color="000000"/>
-              <w:right w:val="single" w:sz="4" w:space="0" w:color="000000"/>
-            </w:tcBorders>
-            <w:tcMar>
-              <w:top w:w="60" w:type="dxa"/>
-              <w:left w:w="100" w:type="dxa"/>
-              <w:bottom w:w="60" w:type="dxa"/>
-              <w:right w:w="100" w:type="dxa"/>
-            </w:tcMar>
-          </w:tcPr>
-          <w:p>
-            <w:pPr>
-              <w:spacing w:after="40"/>
-            </w:pPr>
-            <w:proofErr w:type="spellStart"/>
-            <w:proofErr w:type="gramStart"/>
-            <w:r>
-              <w:t>produto.preco</w:t>
-            </w:r>
-            <w:proofErr w:type="gramEnd"/>
-            <w:r>
-              <w:t>_unitario</w:t>
-            </w:r>
-            <w:proofErr w:type="spellEnd"/>
-          </w:p>
-        </w:tc>
-      </w:tr>
-      <w:tr>
-        <w:trPr>
-          <w:cantSplit/>
-        </w:trPr>
-        <w:tc>
-          <w:tcPr>
-            <w:tcW w:w="1500" w:type="dxa"/>
-            <w:tcBorders>
-              <w:top w:val="single" w:sz="4" w:space="0" w:color="000000"/>
-              <w:left w:val="single" w:sz="4" w:space="0" w:color="000000"/>
-              <w:bottom w:val="single" w:sz="4" w:space="0" w:color="000000"/>
-              <w:right w:val="single" w:sz="4" w:space="0" w:color="000000"/>
-            </w:tcBorders>
-            <w:tcMar>
-              <w:top w:w="60" w:type="dxa"/>
-              <w:left w:w="100" w:type="dxa"/>
-              <w:bottom w:w="60" w:type="dxa"/>
-              <w:right w:w="100" w:type="dxa"/>
-            </w:tcMar>
-          </w:tcPr>
-          <w:p>
-            <w:pPr>
-              <w:spacing w:after="40"/>
-            </w:pPr>
-            <w:r>
-              <w:t>Produtos</w:t>
-            </w:r>
-          </w:p>
-        </w:tc>
-        <w:tc>
-          <w:tcPr>
-            <w:tcW w:w="3300" w:type="dxa"/>
-            <w:tcBorders>
-              <w:top w:val="single" w:sz="4" w:space="0" w:color="000000"/>
-              <w:left w:val="single" w:sz="4" w:space="0" w:color="000000"/>
-              <w:bottom w:val="single" w:sz="4" w:space="0" w:color="000000"/>
-              <w:right w:val="single" w:sz="4" w:space="0" w:color="000000"/>
-            </w:tcBorders>
-            <w:tcMar>
-              <w:top w:w="60" w:type="dxa"/>
-              <w:left w:w="100" w:type="dxa"/>
-              <w:bottom w:w="60" w:type="dxa"/>
-              <w:right w:w="100" w:type="dxa"/>
-            </w:tcMar>
-          </w:tcPr>
-          <w:p>
-            <w:pPr>
-              <w:spacing w:after="40"/>
-            </w:pPr>
-            <w:proofErr w:type="spellStart"/>
-            <w:r>
-              <w:t>custo_unitario</w:t>
-            </w:r>
-            <w:proofErr w:type="spellEnd"/>
-          </w:p>
-        </w:tc>
-        <w:tc>
-          <w:tcPr>
-            <w:tcW w:w="5000" w:type="dxa"/>
-            <w:tcBorders>
-              <w:top w:val="single" w:sz="4" w:space="0" w:color="000000"/>
-              <w:left w:val="single" w:sz="4" w:space="0" w:color="000000"/>
-              <w:bottom w:val="single" w:sz="4" w:space="0" w:color="000000"/>
-              <w:right w:val="single" w:sz="4" w:space="0" w:color="000000"/>
-            </w:tcBorders>
-            <w:tcMar>
-              <w:top w:w="60" w:type="dxa"/>
-              <w:left w:w="100" w:type="dxa"/>
-              <w:bottom w:w="60" w:type="dxa"/>
-              <w:right w:w="100" w:type="dxa"/>
-            </w:tcMar>
-          </w:tcPr>
-          <w:p>
-            <w:pPr>
-              <w:spacing w:after="40"/>
-            </w:pPr>
-            <w:r>
-              <w:t>Decimal de 26,83 a 272,35. Sempre menor que o preço.</w:t>
-            </w:r>
-          </w:p>
-        </w:tc>
-        <w:tc>
-          <w:tcPr>
-            <w:tcW w:w="4770" w:type="dxa"/>
-            <w:tcBorders>
-              <w:top w:val="single" w:sz="4" w:space="0" w:color="000000"/>
-              <w:left w:val="single" w:sz="4" w:space="0" w:color="000000"/>
-              <w:bottom w:val="single" w:sz="4" w:space="0" w:color="000000"/>
-              <w:right w:val="single" w:sz="4" w:space="0" w:color="000000"/>
-            </w:tcBorders>
-            <w:tcMar>
-              <w:top w:w="60" w:type="dxa"/>
-              <w:left w:w="100" w:type="dxa"/>
-              <w:bottom w:w="60" w:type="dxa"/>
-              <w:right w:w="100" w:type="dxa"/>
-            </w:tcMar>
-          </w:tcPr>
-          <w:p>
-            <w:pPr>
-              <w:spacing w:after="40"/>
-            </w:pPr>
-            <w:proofErr w:type="spellStart"/>
-            <w:proofErr w:type="gramStart"/>
-            <w:r>
-              <w:t>produto.custo</w:t>
-            </w:r>
-            <w:proofErr w:type="gramEnd"/>
-            <w:r>
-              <w:t>_unitario</w:t>
-            </w:r>
-            <w:proofErr w:type="spellEnd"/>
-          </w:p>
-        </w:tc>
-      </w:tr>
-      <w:tr>
-        <w:trPr>
-          <w:cantSplit/>
-        </w:trPr>
-        <w:tc>
-          <w:tcPr>
-            <w:tcW w:w="1500" w:type="dxa"/>
-            <w:tcBorders>
-              <w:top w:val="single" w:sz="4" w:space="0" w:color="000000"/>
-              <w:left w:val="single" w:sz="4" w:space="0" w:color="000000"/>
-              <w:bottom w:val="single" w:sz="4" w:space="0" w:color="000000"/>
-              <w:right w:val="single" w:sz="4" w:space="0" w:color="000000"/>
-            </w:tcBorders>
-            <w:tcMar>
-              <w:top w:w="60" w:type="dxa"/>
-              <w:left w:w="100" w:type="dxa"/>
-              <w:bottom w:w="60" w:type="dxa"/>
-              <w:right w:w="100" w:type="dxa"/>
-            </w:tcMar>
-          </w:tcPr>
-          <w:p>
-            <w:pPr>
-              <w:spacing w:after="40"/>
-            </w:pPr>
-            <w:r>
-              <w:t>Produtos</w:t>
-            </w:r>
-          </w:p>
-        </w:tc>
-        <w:tc>
-          <w:tcPr>
-            <w:tcW w:w="3300" w:type="dxa"/>
-            <w:tcBorders>
-              <w:top w:val="single" w:sz="4" w:space="0" w:color="000000"/>
-              <w:left w:val="single" w:sz="4" w:space="0" w:color="000000"/>
-              <w:bottom w:val="single" w:sz="4" w:space="0" w:color="000000"/>
-              <w:right w:val="single" w:sz="4" w:space="0" w:color="000000"/>
-            </w:tcBorders>
-            <w:tcMar>
-              <w:top w:w="60" w:type="dxa"/>
-              <w:left w:w="100" w:type="dxa"/>
-              <w:bottom w:w="60" w:type="dxa"/>
-              <w:right w:w="100" w:type="dxa"/>
-            </w:tcMar>
-          </w:tcPr>
-          <w:p>
-            <w:pPr>
-              <w:spacing w:after="40"/>
-            </w:pPr>
-            <w:proofErr w:type="spellStart"/>
-            <w:r>
-              <w:t>colecao</w:t>
-            </w:r>
-            <w:proofErr w:type="spellEnd"/>
-          </w:p>
-        </w:tc>
-        <w:tc>
-          <w:tcPr>
-            <w:tcW w:w="5000" w:type="dxa"/>
-            <w:tcBorders>
-              <w:top w:val="single" w:sz="4" w:space="0" w:color="000000"/>
-              <w:left w:val="single" w:sz="4" w:space="0" w:color="000000"/>
-              <w:bottom w:val="single" w:sz="4" w:space="0" w:color="000000"/>
-              <w:right w:val="single" w:sz="4" w:space="0" w:color="000000"/>
-            </w:tcBorders>
-            <w:tcMar>
-              <w:top w:w="60" w:type="dxa"/>
-              <w:left w:w="100" w:type="dxa"/>
-              <w:bottom w:w="60" w:type="dxa"/>
-              <w:right w:w="100" w:type="dxa"/>
-            </w:tcMar>
-          </w:tcPr>
-          <w:p>
-            <w:pPr>
-              <w:spacing w:after="40"/>
-            </w:pPr>
-            <w:r>
-              <w:t>Primavera, Verão, Outono, Inverno.</w:t>
-            </w:r>
-          </w:p>
-        </w:tc>
-        <w:tc>
-          <w:tcPr>
-            <w:tcW w:w="4770" w:type="dxa"/>
-            <w:tcBorders>
-              <w:top w:val="single" w:sz="4" w:space="0" w:color="000000"/>
-              <w:left w:val="single" w:sz="4" w:space="0" w:color="000000"/>
-              <w:bottom w:val="single" w:sz="4" w:space="0" w:color="000000"/>
-              <w:right w:val="single" w:sz="4" w:space="0" w:color="000000"/>
-            </w:tcBorders>
-            <w:tcMar>
-              <w:top w:w="60" w:type="dxa"/>
-              <w:left w:w="100" w:type="dxa"/>
-              <w:bottom w:w="60" w:type="dxa"/>
-              <w:right w:w="100" w:type="dxa"/>
-            </w:tcMar>
-          </w:tcPr>
-          <w:p>
-            <w:pPr>
-              <w:spacing w:after="40"/>
-            </w:pPr>
-            <w:proofErr w:type="spellStart"/>
-            <w:proofErr w:type="gramStart"/>
-            <w:r>
-              <w:t>produto.colecao</w:t>
-            </w:r>
-            <w:proofErr w:type="spellEnd"/>
-            <w:proofErr w:type="gramEnd"/>
-            <w:r>
-              <w:t xml:space="preserve"> (lista fixa)</w:t>
-            </w:r>
-          </w:p>
-        </w:tc>
-      </w:tr>
-      <w:tr>
-        <w:trPr>
-          <w:cantSplit/>
-        </w:trPr>
-        <w:tc>
-          <w:tcPr>
-            <w:tcW w:w="1500" w:type="dxa"/>
-            <w:tcBorders>
-              <w:top w:val="single" w:sz="4" w:space="0" w:color="000000"/>
-              <w:left w:val="single" w:sz="4" w:space="0" w:color="000000"/>
-              <w:bottom w:val="single" w:sz="4" w:space="0" w:color="000000"/>
-              <w:right w:val="single" w:sz="4" w:space="0" w:color="000000"/>
-            </w:tcBorders>
-            <w:tcMar>
-              <w:top w:w="60" w:type="dxa"/>
-              <w:left w:w="100" w:type="dxa"/>
-              <w:bottom w:w="60" w:type="dxa"/>
-              <w:right w:w="100" w:type="dxa"/>
-            </w:tcMar>
-          </w:tcPr>
-          <w:p>
-            <w:pPr>
-              <w:spacing w:after="40"/>
-            </w:pPr>
-            <w:r>
-              <w:t>Produtos</w:t>
-            </w:r>
-          </w:p>
-        </w:tc>
-        <w:tc>
-          <w:tcPr>
-            <w:tcW w:w="3300" w:type="dxa"/>
-            <w:tcBorders>
-              <w:top w:val="single" w:sz="4" w:space="0" w:color="000000"/>
-              <w:left w:val="single" w:sz="4" w:space="0" w:color="000000"/>
-              <w:bottom w:val="single" w:sz="4" w:space="0" w:color="000000"/>
-              <w:right w:val="single" w:sz="4" w:space="0" w:color="000000"/>
-            </w:tcBorders>
-            <w:tcMar>
-              <w:top w:w="60" w:type="dxa"/>
-              <w:left w:w="100" w:type="dxa"/>
-              <w:bottom w:w="60" w:type="dxa"/>
-              <w:right w:w="100" w:type="dxa"/>
-            </w:tcMar>
-          </w:tcPr>
-          <w:p>
-            <w:pPr>
-              <w:spacing w:after="40"/>
-            </w:pPr>
-            <w:proofErr w:type="spellStart"/>
-            <w:r>
-              <w:t>genero</w:t>
-            </w:r>
-            <w:proofErr w:type="spellEnd"/>
-          </w:p>
-        </w:tc>
-        <w:tc>
-          <w:tcPr>
-            <w:tcW w:w="5000" w:type="dxa"/>
-            <w:tcBorders>
-              <w:top w:val="single" w:sz="4" w:space="0" w:color="000000"/>
-              <w:left w:val="single" w:sz="4" w:space="0" w:color="000000"/>
-              <w:bottom w:val="single" w:sz="4" w:space="0" w:color="000000"/>
-              <w:right w:val="single" w:sz="4" w:space="0" w:color="000000"/>
-            </w:tcBorders>
-            <w:tcMar>
-              <w:top w:w="60" w:type="dxa"/>
-              <w:left w:w="100" w:type="dxa"/>
-              <w:bottom w:w="60" w:type="dxa"/>
-              <w:right w:w="100" w:type="dxa"/>
-            </w:tcMar>
-          </w:tcPr>
-          <w:p>
-            <w:pPr>
-              <w:spacing w:after="40"/>
-            </w:pPr>
-            <w:r>
-              <w:t>Masculino, Feminino, Unissex.</w:t>
-            </w:r>
-          </w:p>
-        </w:tc>
-        <w:tc>
-          <w:tcPr>
-            <w:tcW w:w="4770" w:type="dxa"/>
-            <w:tcBorders>
-              <w:top w:val="single" w:sz="4" w:space="0" w:color="000000"/>
-              <w:left w:val="single" w:sz="4" w:space="0" w:color="000000"/>
-              <w:bottom w:val="single" w:sz="4" w:space="0" w:color="000000"/>
-              <w:right w:val="single" w:sz="4" w:space="0" w:color="000000"/>
-            </w:tcBorders>
-            <w:tcMar>
-              <w:top w:w="60" w:type="dxa"/>
-              <w:left w:w="100" w:type="dxa"/>
-              <w:bottom w:w="60" w:type="dxa"/>
-              <w:right w:w="100" w:type="dxa"/>
-            </w:tcMar>
-          </w:tcPr>
-          <w:p>
-            <w:pPr>
-              <w:spacing w:after="40"/>
-            </w:pPr>
-            <w:proofErr w:type="spellStart"/>
-            <w:proofErr w:type="gramStart"/>
-            <w:r>
-              <w:t>produto.genero</w:t>
-            </w:r>
-            <w:proofErr w:type="spellEnd"/>
-            <w:proofErr w:type="gramEnd"/>
-            <w:r>
-              <w:t xml:space="preserve"> (lista fixa)</w:t>
-            </w:r>
-          </w:p>
-        </w:tc>
-      </w:tr>
-      <w:tr>
-        <w:trPr>
-          <w:cantSplit/>
-        </w:trPr>
-        <w:tc>
-          <w:tcPr>
-            <w:tcW w:w="1500" w:type="dxa"/>
-            <w:tcBorders>
-              <w:top w:val="single" w:sz="4" w:space="0" w:color="000000"/>
-              <w:left w:val="single" w:sz="4" w:space="0" w:color="000000"/>
-              <w:bottom w:val="single" w:sz="4" w:space="0" w:color="000000"/>
-              <w:right w:val="single" w:sz="4" w:space="0" w:color="000000"/>
-            </w:tcBorders>
-            <w:tcMar>
-              <w:top w:w="60" w:type="dxa"/>
-              <w:left w:w="100" w:type="dxa"/>
-              <w:bottom w:w="60" w:type="dxa"/>
-              <w:right w:w="100" w:type="dxa"/>
-            </w:tcMar>
-          </w:tcPr>
-          <w:p>
-            <w:pPr>
-              <w:spacing w:after="40"/>
-            </w:pPr>
-            <w:r>
-              <w:t>Clientes</w:t>
-            </w:r>
-          </w:p>
-        </w:tc>
-        <w:tc>
-          <w:tcPr>
-            <w:tcW w:w="3300" w:type="dxa"/>
-            <w:tcBorders>
-              <w:top w:val="single" w:sz="4" w:space="0" w:color="000000"/>
-              <w:left w:val="single" w:sz="4" w:space="0" w:color="000000"/>
-              <w:bottom w:val="single" w:sz="4" w:space="0" w:color="000000"/>
-              <w:right w:val="single" w:sz="4" w:space="0" w:color="000000"/>
-            </w:tcBorders>
-            <w:tcMar>
-              <w:top w:w="60" w:type="dxa"/>
-              <w:left w:w="100" w:type="dxa"/>
-              <w:bottom w:w="60" w:type="dxa"/>
-              <w:right w:w="100" w:type="dxa"/>
-            </w:tcMar>
-          </w:tcPr>
-          <w:p>
-            <w:pPr>
-              <w:spacing w:after="40"/>
-            </w:pPr>
-            <w:proofErr w:type="spellStart"/>
-            <w:r>
-              <w:t>id_cliente</w:t>
-            </w:r>
-            <w:proofErr w:type="spellEnd"/>
-          </w:p>
-        </w:tc>
-        <w:tc>
-          <w:tcPr>
-            <w:tcW w:w="5000" w:type="dxa"/>
-            <w:tcBorders>
-              <w:top w:val="single" w:sz="4" w:space="0" w:color="000000"/>
-              <w:left w:val="single" w:sz="4" w:space="0" w:color="000000"/>
-              <w:bottom w:val="single" w:sz="4" w:space="0" w:color="000000"/>
-              <w:right w:val="single" w:sz="4" w:space="0" w:color="000000"/>
-            </w:tcBorders>
-            <w:tcMar>
-              <w:top w:w="60" w:type="dxa"/>
-              <w:left w:w="100" w:type="dxa"/>
-              <w:bottom w:w="60" w:type="dxa"/>
-              <w:right w:w="100" w:type="dxa"/>
-            </w:tcMar>
-          </w:tcPr>
-          <w:p>
-            <w:pPr>
-              <w:spacing w:after="40"/>
-            </w:pPr>
-            <w:r>
-              <w:t>Inteiro, de 2 a 800. O id 1 não existe.</w:t>
-            </w:r>
-          </w:p>
-        </w:tc>
-        <w:tc>
-          <w:tcPr>
-            <w:tcW w:w="4770" w:type="dxa"/>
-            <w:tcBorders>
-              <w:top w:val="single" w:sz="4" w:space="0" w:color="000000"/>
-              <w:left w:val="single" w:sz="4" w:space="0" w:color="000000"/>
-              <w:bottom w:val="single" w:sz="4" w:space="0" w:color="000000"/>
-              <w:right w:val="single" w:sz="4" w:space="0" w:color="000000"/>
-            </w:tcBorders>
-            <w:tcMar>
-              <w:top w:w="60" w:type="dxa"/>
-              <w:left w:w="100" w:type="dxa"/>
-              <w:bottom w:w="60" w:type="dxa"/>
-              <w:right w:w="100" w:type="dxa"/>
-            </w:tcMar>
-          </w:tcPr>
-          <w:p>
-            <w:pPr>
-              <w:spacing w:after="40"/>
-            </w:pPr>
-            <w:proofErr w:type="spellStart"/>
-            <w:r>
-              <w:t>cliente.id_cliente</w:t>
-            </w:r>
-            <w:proofErr w:type="spellEnd"/>
-          </w:p>
-        </w:tc>
-      </w:tr>
-      <w:tr>
-        <w:trPr>
-          <w:cantSplit/>
-        </w:trPr>
-        <w:tc>
-          <w:tcPr>
-            <w:tcW w:w="1500" w:type="dxa"/>
-            <w:tcBorders>
-              <w:top w:val="single" w:sz="4" w:space="0" w:color="000000"/>
-              <w:left w:val="single" w:sz="4" w:space="0" w:color="000000"/>
-              <w:bottom w:val="single" w:sz="4" w:space="0" w:color="000000"/>
-              <w:right w:val="single" w:sz="4" w:space="0" w:color="000000"/>
-            </w:tcBorders>
-            <w:tcMar>
-              <w:top w:w="60" w:type="dxa"/>
-              <w:left w:w="100" w:type="dxa"/>
-              <w:bottom w:w="60" w:type="dxa"/>
-              <w:right w:w="100" w:type="dxa"/>
-            </w:tcMar>
-          </w:tcPr>
-          <w:p>
-            <w:pPr>
-              <w:spacing w:after="40"/>
-            </w:pPr>
-            <w:r>
-              <w:t>Clientes</w:t>
-            </w:r>
-          </w:p>
-        </w:tc>
-        <w:tc>
-          <w:tcPr>
-            <w:tcW w:w="3300" w:type="dxa"/>
-            <w:tcBorders>
-              <w:top w:val="single" w:sz="4" w:space="0" w:color="000000"/>
-              <w:left w:val="single" w:sz="4" w:space="0" w:color="000000"/>
-              <w:bottom w:val="single" w:sz="4" w:space="0" w:color="000000"/>
-              <w:right w:val="single" w:sz="4" w:space="0" w:color="000000"/>
-            </w:tcBorders>
-            <w:tcMar>
-              <w:top w:w="60" w:type="dxa"/>
-              <w:left w:w="100" w:type="dxa"/>
-              <w:bottom w:w="60" w:type="dxa"/>
-              <w:right w:w="100" w:type="dxa"/>
-            </w:tcMar>
-          </w:tcPr>
-          <w:p>
-            <w:pPr>
-              <w:spacing w:after="40"/>
-            </w:pPr>
-            <w:proofErr w:type="spellStart"/>
-            <w:r>
-              <w:t>faixa_etaria</w:t>
-            </w:r>
-            <w:proofErr w:type="spellEnd"/>
-          </w:p>
-        </w:tc>
-        <w:tc>
-          <w:tcPr>
-            <w:tcW w:w="5000" w:type="dxa"/>
-            <w:tcBorders>
-              <w:top w:val="single" w:sz="4" w:space="0" w:color="000000"/>
-              <w:left w:val="single" w:sz="4" w:space="0" w:color="000000"/>
-              <w:bottom w:val="single" w:sz="4" w:space="0" w:color="000000"/>
-              <w:right w:val="single" w:sz="4" w:space="0" w:color="000000"/>
-            </w:tcBorders>
-            <w:tcMar>
-              <w:top w:w="60" w:type="dxa"/>
-              <w:left w:w="100" w:type="dxa"/>
-              <w:bottom w:w="60" w:type="dxa"/>
-              <w:right w:w="100" w:type="dxa"/>
-            </w:tcMar>
-          </w:tcPr>
-          <w:p>
-            <w:pPr>
-              <w:spacing w:after="40"/>
-            </w:pPr>
-            <w:r>
-              <w:t>5 faixas, de 18 a 24 até 55 ou mais.</w:t>
-            </w:r>
-          </w:p>
-        </w:tc>
-        <w:tc>
-          <w:tcPr>
-            <w:tcW w:w="4770" w:type="dxa"/>
-            <w:tcBorders>
-              <w:top w:val="single" w:sz="4" w:space="0" w:color="000000"/>
-              <w:left w:val="single" w:sz="4" w:space="0" w:color="000000"/>
-              <w:bottom w:val="single" w:sz="4" w:space="0" w:color="000000"/>
-              <w:right w:val="single" w:sz="4" w:space="0" w:color="000000"/>
-            </w:tcBorders>
-            <w:tcMar>
-              <w:top w:w="60" w:type="dxa"/>
-              <w:left w:w="100" w:type="dxa"/>
-              <w:bottom w:w="60" w:type="dxa"/>
-              <w:right w:w="100" w:type="dxa"/>
-            </w:tcMar>
-          </w:tcPr>
-          <w:p>
-            <w:pPr>
-              <w:spacing w:after="40"/>
-            </w:pPr>
-            <w:proofErr w:type="spellStart"/>
-            <w:proofErr w:type="gramStart"/>
-            <w:r>
-              <w:t>cliente.faixa</w:t>
-            </w:r>
-            <w:proofErr w:type="gramEnd"/>
-            <w:r>
-              <w:t>_etaria</w:t>
-            </w:r>
-            <w:proofErr w:type="spellEnd"/>
-            <w:r>
-              <w:t xml:space="preserve"> (lista fixa)</w:t>
-            </w:r>
-          </w:p>
-        </w:tc>
-      </w:tr>
-      <w:tr>
-        <w:trPr>
-          <w:cantSplit/>
-        </w:trPr>
-        <w:tc>
-          <w:tcPr>
-            <w:tcW w:w="1500" w:type="dxa"/>
-            <w:tcBorders>
-              <w:top w:val="single" w:sz="4" w:space="0" w:color="000000"/>
-              <w:left w:val="single" w:sz="4" w:space="0" w:color="000000"/>
-              <w:bottom w:val="single" w:sz="4" w:space="0" w:color="000000"/>
-              <w:right w:val="single" w:sz="4" w:space="0" w:color="000000"/>
-            </w:tcBorders>
-            <w:tcMar>
-              <w:top w:w="60" w:type="dxa"/>
-              <w:left w:w="100" w:type="dxa"/>
-              <w:bottom w:w="60" w:type="dxa"/>
-              <w:right w:w="100" w:type="dxa"/>
-            </w:tcMar>
-          </w:tcPr>
-          <w:p>
-            <w:pPr>
-              <w:spacing w:after="40"/>
-            </w:pPr>
-            <w:r>
-              <w:t>Clientes</w:t>
-            </w:r>
-          </w:p>
-        </w:tc>
-        <w:tc>
-          <w:tcPr>
-            <w:tcW w:w="3300" w:type="dxa"/>
-            <w:tcBorders>
-              <w:top w:val="single" w:sz="4" w:space="0" w:color="000000"/>
-              <w:left w:val="single" w:sz="4" w:space="0" w:color="000000"/>
-              <w:bottom w:val="single" w:sz="4" w:space="0" w:color="000000"/>
-              <w:right w:val="single" w:sz="4" w:space="0" w:color="000000"/>
-            </w:tcBorders>
-            <w:tcMar>
-              <w:top w:w="60" w:type="dxa"/>
-              <w:left w:w="100" w:type="dxa"/>
-              <w:bottom w:w="60" w:type="dxa"/>
-              <w:right w:w="100" w:type="dxa"/>
-            </w:tcMar>
-          </w:tcPr>
-          <w:p>
-            <w:pPr>
-              <w:spacing w:after="40"/>
-            </w:pPr>
-            <w:proofErr w:type="spellStart"/>
-            <w:r>
-              <w:t>genero</w:t>
-            </w:r>
-            <w:proofErr w:type="spellEnd"/>
-          </w:p>
-        </w:tc>
-        <w:tc>
-          <w:tcPr>
-            <w:tcW w:w="5000" w:type="dxa"/>
-            <w:tcBorders>
-              <w:top w:val="single" w:sz="4" w:space="0" w:color="000000"/>
-              <w:left w:val="single" w:sz="4" w:space="0" w:color="000000"/>
-              <w:bottom w:val="single" w:sz="4" w:space="0" w:color="000000"/>
-              <w:right w:val="single" w:sz="4" w:space="0" w:color="000000"/>
-            </w:tcBorders>
-            <w:tcMar>
-              <w:top w:w="60" w:type="dxa"/>
-              <w:left w:w="100" w:type="dxa"/>
-              <w:bottom w:w="60" w:type="dxa"/>
-              <w:right w:w="100" w:type="dxa"/>
-            </w:tcMar>
-          </w:tcPr>
-          <w:p>
-            <w:pPr>
-              <w:spacing w:after="40"/>
-            </w:pPr>
-            <w:r>
-              <w:t>Masculino, Feminino, Outro.</w:t>
-            </w:r>
-          </w:p>
-        </w:tc>
-        <w:tc>
-          <w:tcPr>
-            <w:tcW w:w="4770" w:type="dxa"/>
-            <w:tcBorders>
-              <w:top w:val="single" w:sz="4" w:space="0" w:color="000000"/>
-              <w:left w:val="single" w:sz="4" w:space="0" w:color="000000"/>
-              <w:bottom w:val="single" w:sz="4" w:space="0" w:color="000000"/>
-              <w:right w:val="single" w:sz="4" w:space="0" w:color="000000"/>
-            </w:tcBorders>
-            <w:tcMar>
-              <w:top w:w="60" w:type="dxa"/>
-              <w:left w:w="100" w:type="dxa"/>
-              <w:bottom w:w="60" w:type="dxa"/>
-              <w:right w:w="100" w:type="dxa"/>
-            </w:tcMar>
-          </w:tcPr>
-          <w:p>
-            <w:pPr>
-              <w:spacing w:after="40"/>
-            </w:pPr>
-            <w:proofErr w:type="spellStart"/>
-            <w:proofErr w:type="gramStart"/>
-            <w:r>
-              <w:t>cliente.genero</w:t>
-            </w:r>
-            <w:proofErr w:type="spellEnd"/>
-            <w:proofErr w:type="gramEnd"/>
-            <w:r>
-              <w:t xml:space="preserve"> (lista fixa)</w:t>
-            </w:r>
-          </w:p>
-        </w:tc>
-      </w:tr>
-      <w:tr>
-        <w:trPr>
-          <w:cantSplit/>
-        </w:trPr>
-        <w:tc>
-          <w:tcPr>
-            <w:tcW w:w="1500" w:type="dxa"/>
-            <w:tcBorders>
-              <w:top w:val="single" w:sz="4" w:space="0" w:color="000000"/>
-              <w:left w:val="single" w:sz="4" w:space="0" w:color="000000"/>
-              <w:bottom w:val="single" w:sz="4" w:space="0" w:color="000000"/>
-              <w:right w:val="single" w:sz="4" w:space="0" w:color="000000"/>
-            </w:tcBorders>
-            <w:tcMar>
-              <w:top w:w="60" w:type="dxa"/>
-              <w:left w:w="100" w:type="dxa"/>
-              <w:bottom w:w="60" w:type="dxa"/>
-              <w:right w:w="100" w:type="dxa"/>
-            </w:tcMar>
-          </w:tcPr>
-          <w:p>
-            <w:pPr>
-              <w:spacing w:after="40"/>
-            </w:pPr>
-            <w:r>
-              <w:t>Clientes</w:t>
-            </w:r>
-          </w:p>
-        </w:tc>
-        <w:tc>
-          <w:tcPr>
-            <w:tcW w:w="3300" w:type="dxa"/>
-            <w:tcBorders>
-              <w:top w:val="single" w:sz="4" w:space="0" w:color="000000"/>
-              <w:left w:val="single" w:sz="4" w:space="0" w:color="000000"/>
-              <w:bottom w:val="single" w:sz="4" w:space="0" w:color="000000"/>
-              <w:right w:val="single" w:sz="4" w:space="0" w:color="000000"/>
-            </w:tcBorders>
-            <w:tcMar>
-              <w:top w:w="60" w:type="dxa"/>
-              <w:left w:w="100" w:type="dxa"/>
-              <w:bottom w:w="60" w:type="dxa"/>
-              <w:right w:w="100" w:type="dxa"/>
-            </w:tcMar>
-          </w:tcPr>
-          <w:p>
-            <w:pPr>
-              <w:spacing w:after="40"/>
-            </w:pPr>
-            <w:r>
-              <w:t>cidade</w:t>
-            </w:r>
-          </w:p>
-        </w:tc>
-        <w:tc>
-          <w:tcPr>
-            <w:tcW w:w="5000" w:type="dxa"/>
-            <w:tcBorders>
-              <w:top w:val="single" w:sz="4" w:space="0" w:color="000000"/>
-              <w:left w:val="single" w:sz="4" w:space="0" w:color="000000"/>
-              <w:bottom w:val="single" w:sz="4" w:space="0" w:color="000000"/>
-              <w:right w:val="single" w:sz="4" w:space="0" w:color="000000"/>
-            </w:tcBorders>
-            <w:tcMar>
-              <w:top w:w="60" w:type="dxa"/>
-              <w:left w:w="100" w:type="dxa"/>
-              <w:bottom w:w="60" w:type="dxa"/>
-              <w:right w:w="100" w:type="dxa"/>
-            </w:tcMar>
-          </w:tcPr>
-          <w:p>
-            <w:pPr>
-              <w:spacing w:after="40"/>
-            </w:pPr>
-            <w:r>
-              <w:t>15 cidades.</w:t>
-            </w:r>
-          </w:p>
-        </w:tc>
-        <w:tc>
-          <w:tcPr>
-            <w:tcW w:w="4770" w:type="dxa"/>
-            <w:tcBorders>
-              <w:top w:val="single" w:sz="4" w:space="0" w:color="000000"/>
-              <w:left w:val="single" w:sz="4" w:space="0" w:color="000000"/>
-              <w:bottom w:val="single" w:sz="4" w:space="0" w:color="000000"/>
-              <w:right w:val="single" w:sz="4" w:space="0" w:color="000000"/>
-            </w:tcBorders>
-            <w:tcMar>
-              <w:top w:w="60" w:type="dxa"/>
-              <w:left w:w="100" w:type="dxa"/>
-              <w:bottom w:w="60" w:type="dxa"/>
-              <w:right w:w="100" w:type="dxa"/>
-            </w:tcMar>
-          </w:tcPr>
-          <w:p>
-            <w:pPr>
-              <w:spacing w:after="40"/>
-            </w:pPr>
-            <w:proofErr w:type="spellStart"/>
-            <w:proofErr w:type="gramStart"/>
-            <w:r>
-              <w:t>cliente.cidade</w:t>
-            </w:r>
-            <w:proofErr w:type="spellEnd"/>
-            <w:proofErr w:type="gramEnd"/>
-          </w:p>
-        </w:tc>
-      </w:tr>
-      <w:tr>
-        <w:trPr>
-          <w:cantSplit/>
-        </w:trPr>
-        <w:tc>
-          <w:tcPr>
-            <w:tcW w:w="1500" w:type="dxa"/>
-            <w:tcBorders>
-              <w:top w:val="single" w:sz="4" w:space="0" w:color="000000"/>
-              <w:left w:val="single" w:sz="4" w:space="0" w:color="000000"/>
-              <w:bottom w:val="single" w:sz="4" w:space="0" w:color="000000"/>
-              <w:right w:val="single" w:sz="4" w:space="0" w:color="000000"/>
-            </w:tcBorders>
-            <w:tcMar>
-              <w:top w:w="60" w:type="dxa"/>
-              <w:left w:w="100" w:type="dxa"/>
-              <w:bottom w:w="60" w:type="dxa"/>
-              <w:right w:w="100" w:type="dxa"/>
-            </w:tcMar>
-          </w:tcPr>
-          <w:p>
-            <w:pPr>
-              <w:spacing w:after="40"/>
-            </w:pPr>
-            <w:r>
-              <w:t>Clientes</w:t>
-            </w:r>
-          </w:p>
-        </w:tc>
-        <w:tc>
-          <w:tcPr>
-            <w:tcW w:w="3300" w:type="dxa"/>
-            <w:tcBorders>
-              <w:top w:val="single" w:sz="4" w:space="0" w:color="000000"/>
-              <w:left w:val="single" w:sz="4" w:space="0" w:color="000000"/>
-              <w:bottom w:val="single" w:sz="4" w:space="0" w:color="000000"/>
-              <w:right w:val="single" w:sz="4" w:space="0" w:color="000000"/>
-            </w:tcBorders>
-            <w:tcMar>
-              <w:top w:w="60" w:type="dxa"/>
-              <w:left w:w="100" w:type="dxa"/>
-              <w:bottom w:w="60" w:type="dxa"/>
-              <w:right w:w="100" w:type="dxa"/>
-            </w:tcMar>
-          </w:tcPr>
-          <w:p>
-            <w:pPr>
-              <w:spacing w:after="40"/>
-            </w:pPr>
-            <w:r>
-              <w:t>estado</w:t>
-            </w:r>
-          </w:p>
-        </w:tc>
-        <w:tc>
-          <w:tcPr>
-            <w:tcW w:w="5000" w:type="dxa"/>
-            <w:tcBorders>
-              <w:top w:val="single" w:sz="4" w:space="0" w:color="000000"/>
-              <w:left w:val="single" w:sz="4" w:space="0" w:color="000000"/>
-              <w:bottom w:val="single" w:sz="4" w:space="0" w:color="000000"/>
-              <w:right w:val="single" w:sz="4" w:space="0" w:color="000000"/>
-            </w:tcBorders>
-            <w:tcMar>
-              <w:top w:w="60" w:type="dxa"/>
-              <w:left w:w="100" w:type="dxa"/>
-              <w:bottom w:w="60" w:type="dxa"/>
-              <w:right w:w="100" w:type="dxa"/>
-            </w:tcMar>
-          </w:tcPr>
-          <w:p>
-            <w:pPr>
-              <w:spacing w:after="40"/>
-            </w:pPr>
-            <w:r>
-              <w:t>7 estados. Depende da cidade.</w:t>
-            </w:r>
-          </w:p>
-        </w:tc>
-        <w:tc>
-          <w:tcPr>
-            <w:tcW w:w="4770" w:type="dxa"/>
-            <w:tcBorders>
-              <w:top w:val="single" w:sz="4" w:space="0" w:color="000000"/>
-              <w:left w:val="single" w:sz="4" w:space="0" w:color="000000"/>
-              <w:bottom w:val="single" w:sz="4" w:space="0" w:color="000000"/>
-              <w:right w:val="single" w:sz="4" w:space="0" w:color="000000"/>
-            </w:tcBorders>
-            <w:tcMar>
-              <w:top w:w="60" w:type="dxa"/>
-              <w:left w:w="100" w:type="dxa"/>
-              <w:bottom w:w="60" w:type="dxa"/>
-              <w:right w:w="100" w:type="dxa"/>
-            </w:tcMar>
-          </w:tcPr>
-          <w:p>
-            <w:pPr>
-              <w:spacing w:after="40"/>
-            </w:pPr>
-            <w:proofErr w:type="spellStart"/>
-            <w:proofErr w:type="gramStart"/>
-            <w:r>
-              <w:t>cliente.estado</w:t>
-            </w:r>
-            <w:proofErr w:type="spellEnd"/>
-            <w:proofErr w:type="gramEnd"/>
-          </w:p>
-        </w:tc>
-      </w:tr>
-      <w:tr>
-        <w:trPr>
-          <w:cantSplit/>
-        </w:trPr>
-        <w:tc>
-          <w:tcPr>
-            <w:tcW w:w="1500" w:type="dxa"/>
-            <w:tcBorders>
-              <w:top w:val="single" w:sz="4" w:space="0" w:color="000000"/>
-              <w:left w:val="single" w:sz="4" w:space="0" w:color="000000"/>
-              <w:bottom w:val="single" w:sz="4" w:space="0" w:color="000000"/>
-              <w:right w:val="single" w:sz="4" w:space="0" w:color="000000"/>
-            </w:tcBorders>
-            <w:tcMar>
-              <w:top w:w="60" w:type="dxa"/>
-              <w:left w:w="100" w:type="dxa"/>
-              <w:bottom w:w="60" w:type="dxa"/>
-              <w:right w:w="100" w:type="dxa"/>
-            </w:tcMar>
-          </w:tcPr>
-          <w:p>
-            <w:pPr>
-              <w:spacing w:after="40"/>
-            </w:pPr>
-            <w:r>
-              <w:t>Clientes</w:t>
-            </w:r>
-          </w:p>
-        </w:tc>
-        <w:tc>
-          <w:tcPr>
-            <w:tcW w:w="3300" w:type="dxa"/>
-            <w:tcBorders>
-              <w:top w:val="single" w:sz="4" w:space="0" w:color="000000"/>
-              <w:left w:val="single" w:sz="4" w:space="0" w:color="000000"/>
-              <w:bottom w:val="single" w:sz="4" w:space="0" w:color="000000"/>
-              <w:right w:val="single" w:sz="4" w:space="0" w:color="000000"/>
-            </w:tcBorders>
-            <w:tcMar>
-              <w:top w:w="60" w:type="dxa"/>
-              <w:left w:w="100" w:type="dxa"/>
-              <w:bottom w:w="60" w:type="dxa"/>
-              <w:right w:w="100" w:type="dxa"/>
-            </w:tcMar>
-          </w:tcPr>
-          <w:p>
-            <w:pPr>
-              <w:spacing w:after="40"/>
-            </w:pPr>
-            <w:proofErr w:type="spellStart"/>
-            <w:r>
-              <w:t>canal_preferido</w:t>
-            </w:r>
-            <w:proofErr w:type="spellEnd"/>
-          </w:p>
-        </w:tc>
-        <w:tc>
-          <w:tcPr>
-            <w:tcW w:w="5000" w:type="dxa"/>
-            <w:tcBorders>
-              <w:top w:val="single" w:sz="4" w:space="0" w:color="000000"/>
-              <w:left w:val="single" w:sz="4" w:space="0" w:color="000000"/>
-              <w:bottom w:val="single" w:sz="4" w:space="0" w:color="000000"/>
-              <w:right w:val="single" w:sz="4" w:space="0" w:color="000000"/>
-            </w:tcBorders>
-            <w:tcMar>
-              <w:top w:w="60" w:type="dxa"/>
-              <w:left w:w="100" w:type="dxa"/>
-              <w:bottom w:w="60" w:type="dxa"/>
-              <w:right w:w="100" w:type="dxa"/>
-            </w:tcMar>
-          </w:tcPr>
-          <w:p>
-            <w:pPr>
-              <w:spacing w:after="40"/>
-            </w:pPr>
-            <w:r>
-              <w:t>Marketplace, Comércio eletrônico, Loja Física.</w:t>
-            </w:r>
-          </w:p>
-        </w:tc>
-        <w:tc>
-          <w:tcPr>
-            <w:tcW w:w="4770" w:type="dxa"/>
-            <w:tcBorders>
-              <w:top w:val="single" w:sz="4" w:space="0" w:color="000000"/>
-              <w:left w:val="single" w:sz="4" w:space="0" w:color="000000"/>
-              <w:bottom w:val="single" w:sz="4" w:space="0" w:color="000000"/>
-              <w:right w:val="single" w:sz="4" w:space="0" w:color="000000"/>
-            </w:tcBorders>
-            <w:tcMar>
-              <w:top w:w="60" w:type="dxa"/>
-              <w:left w:w="100" w:type="dxa"/>
-              <w:bottom w:w="60" w:type="dxa"/>
-              <w:right w:w="100" w:type="dxa"/>
-            </w:tcMar>
-          </w:tcPr>
-          <w:p>
-            <w:pPr>
-              <w:spacing w:after="40"/>
-            </w:pPr>
-            <w:proofErr w:type="spellStart"/>
-            <w:proofErr w:type="gramStart"/>
-            <w:r>
-              <w:t>cliente.canal</w:t>
-            </w:r>
-            <w:proofErr w:type="gramEnd"/>
-            <w:r>
-              <w:t>_preferido</w:t>
-            </w:r>
-            <w:proofErr w:type="spellEnd"/>
-            <w:r>
-              <w:t xml:space="preserve"> (enum Canal)</w:t>
-            </w:r>
-          </w:p>
-        </w:tc>
-      </w:tr>
-      <w:tr>
-        <w:trPr>
-          <w:cantSplit/>
-        </w:trPr>
-        <w:tc>
-          <w:tcPr>
-            <w:tcW w:w="1500" w:type="dxa"/>
-            <w:tcBorders>
-              <w:top w:val="single" w:sz="4" w:space="0" w:color="000000"/>
-              <w:left w:val="single" w:sz="4" w:space="0" w:color="000000"/>
-              <w:bottom w:val="single" w:sz="4" w:space="0" w:color="000000"/>
-              <w:right w:val="single" w:sz="4" w:space="0" w:color="000000"/>
-            </w:tcBorders>
-            <w:tcMar>
-              <w:top w:w="60" w:type="dxa"/>
-              <w:left w:w="100" w:type="dxa"/>
-              <w:bottom w:w="60" w:type="dxa"/>
-              <w:right w:w="100" w:type="dxa"/>
-            </w:tcMar>
-          </w:tcPr>
-          <w:p>
-            <w:pPr>
-              <w:spacing w:after="40"/>
-            </w:pPr>
-            <w:r>
-              <w:lastRenderedPageBreak/>
-              <w:t>Clientes</w:t>
-            </w:r>
-          </w:p>
-        </w:tc>
-        <w:tc>
-          <w:tcPr>
-            <w:tcW w:w="3300" w:type="dxa"/>
-            <w:tcBorders>
-              <w:top w:val="single" w:sz="4" w:space="0" w:color="000000"/>
-              <w:left w:val="single" w:sz="4" w:space="0" w:color="000000"/>
-              <w:bottom w:val="single" w:sz="4" w:space="0" w:color="000000"/>
-              <w:right w:val="single" w:sz="4" w:space="0" w:color="000000"/>
-            </w:tcBorders>
-            <w:tcMar>
-              <w:top w:w="60" w:type="dxa"/>
-              <w:left w:w="100" w:type="dxa"/>
-              <w:bottom w:w="60" w:type="dxa"/>
-              <w:right w:w="100" w:type="dxa"/>
-            </w:tcMar>
-          </w:tcPr>
-          <w:p>
-            <w:pPr>
-              <w:spacing w:after="40"/>
-            </w:pPr>
-            <w:proofErr w:type="spellStart"/>
-            <w:r>
-              <w:t>cliente_fidelidade</w:t>
-            </w:r>
-            <w:proofErr w:type="spellEnd"/>
-          </w:p>
-        </w:tc>
-        <w:tc>
-          <w:tcPr>
-            <w:tcW w:w="5000" w:type="dxa"/>
-            <w:tcBorders>
-              <w:top w:val="single" w:sz="4" w:space="0" w:color="000000"/>
-              <w:left w:val="single" w:sz="4" w:space="0" w:color="000000"/>
-              <w:bottom w:val="single" w:sz="4" w:space="0" w:color="000000"/>
-              <w:right w:val="single" w:sz="4" w:space="0" w:color="000000"/>
-            </w:tcBorders>
-            <w:tcMar>
-              <w:top w:w="60" w:type="dxa"/>
-              <w:left w:w="100" w:type="dxa"/>
-              <w:bottom w:w="60" w:type="dxa"/>
-              <w:right w:w="100" w:type="dxa"/>
-            </w:tcMar>
-          </w:tcPr>
-          <w:p>
-            <w:pPr>
-              <w:spacing w:after="40"/>
-            </w:pPr>
-            <w:r>
-              <w:t>Texto Sim ou Não.</w:t>
-            </w:r>
-          </w:p>
-        </w:tc>
-        <w:tc>
-          <w:tcPr>
-            <w:tcW w:w="4770" w:type="dxa"/>
-            <w:tcBorders>
-              <w:top w:val="single" w:sz="4" w:space="0" w:color="000000"/>
-              <w:left w:val="single" w:sz="4" w:space="0" w:color="000000"/>
-              <w:bottom w:val="single" w:sz="4" w:space="0" w:color="000000"/>
-              <w:right w:val="single" w:sz="4" w:space="0" w:color="000000"/>
-            </w:tcBorders>
-            <w:tcMar>
-              <w:top w:w="60" w:type="dxa"/>
-              <w:left w:w="100" w:type="dxa"/>
-              <w:bottom w:w="60" w:type="dxa"/>
-              <w:right w:w="100" w:type="dxa"/>
-            </w:tcMar>
-          </w:tcPr>
-          <w:p>
-            <w:pPr>
-              <w:spacing w:after="40"/>
-            </w:pPr>
-            <w:proofErr w:type="spellStart"/>
-            <w:proofErr w:type="gramStart"/>
-            <w:r>
-              <w:t>cliente.cliente</w:t>
-            </w:r>
-            <w:proofErr w:type="gramEnd"/>
-            <w:r>
-              <w:t>_fidelidade</w:t>
-            </w:r>
-            <w:proofErr w:type="spellEnd"/>
-            <w:r>
-              <w:t xml:space="preserve"> (</w:t>
-            </w:r>
-            <w:proofErr w:type="spellStart"/>
-            <w:r>
-              <w:t>boolean</w:t>
-            </w:r>
-            <w:proofErr w:type="spellEnd"/>
-            <w:r>
-              <w:t>)</w:t>
-            </w:r>
-          </w:p>
-        </w:tc>
-      </w:tr>
-      <w:tr>
-        <w:trPr>
-          <w:cantSplit/>
-        </w:trPr>
-        <w:tc>
-          <w:tcPr>
-            <w:tcW w:w="1500" w:type="dxa"/>
-            <w:tcBorders>
-              <w:top w:val="single" w:sz="4" w:space="0" w:color="000000"/>
-              <w:left w:val="single" w:sz="4" w:space="0" w:color="000000"/>
-              <w:bottom w:val="single" w:sz="4" w:space="0" w:color="000000"/>
-              <w:right w:val="single" w:sz="4" w:space="0" w:color="000000"/>
-            </w:tcBorders>
-            <w:tcMar>
-              <w:top w:w="60" w:type="dxa"/>
-              <w:left w:w="100" w:type="dxa"/>
-              <w:bottom w:w="60" w:type="dxa"/>
-              <w:right w:w="100" w:type="dxa"/>
-            </w:tcMar>
-          </w:tcPr>
-          <w:p>
-            <w:pPr>
-              <w:spacing w:after="40"/>
-            </w:pPr>
-            <w:r>
-              <w:t>Vendas</w:t>
-            </w:r>
-          </w:p>
-        </w:tc>
-        <w:tc>
-          <w:tcPr>
-            <w:tcW w:w="3300" w:type="dxa"/>
-            <w:tcBorders>
-              <w:top w:val="single" w:sz="4" w:space="0" w:color="000000"/>
-              <w:left w:val="single" w:sz="4" w:space="0" w:color="000000"/>
-              <w:bottom w:val="single" w:sz="4" w:space="0" w:color="000000"/>
-              <w:right w:val="single" w:sz="4" w:space="0" w:color="000000"/>
-            </w:tcBorders>
-            <w:tcMar>
-              <w:top w:w="60" w:type="dxa"/>
-              <w:left w:w="100" w:type="dxa"/>
-              <w:bottom w:w="60" w:type="dxa"/>
-              <w:right w:w="100" w:type="dxa"/>
-            </w:tcMar>
-          </w:tcPr>
-          <w:p>
-            <w:pPr>
-              <w:spacing w:after="40"/>
-            </w:pPr>
-            <w:proofErr w:type="spellStart"/>
-            <w:r>
-              <w:t>id_pedido</w:t>
-            </w:r>
-            <w:proofErr w:type="spellEnd"/>
-          </w:p>
-        </w:tc>
-        <w:tc>
-          <w:tcPr>
-            <w:tcW w:w="5000" w:type="dxa"/>
-            <w:tcBorders>
-              <w:top w:val="single" w:sz="4" w:space="0" w:color="000000"/>
-              <w:left w:val="single" w:sz="4" w:space="0" w:color="000000"/>
-              <w:bottom w:val="single" w:sz="4" w:space="0" w:color="000000"/>
-              <w:right w:val="single" w:sz="4" w:space="0" w:color="000000"/>
-            </w:tcBorders>
-            <w:tcMar>
-              <w:top w:w="60" w:type="dxa"/>
-              <w:left w:w="100" w:type="dxa"/>
-              <w:bottom w:w="60" w:type="dxa"/>
-              <w:right w:w="100" w:type="dxa"/>
-            </w:tcMar>
-          </w:tcPr>
-          <w:p>
-            <w:pPr>
-              <w:spacing w:after="40"/>
-            </w:pPr>
-            <w:r>
-              <w:t>Inteiro, de 2 a 6000. Não segue a data.</w:t>
-            </w:r>
-          </w:p>
-        </w:tc>
-        <w:tc>
-          <w:tcPr>
-            <w:tcW w:w="4770" w:type="dxa"/>
-            <w:tcBorders>
-              <w:top w:val="single" w:sz="4" w:space="0" w:color="000000"/>
-              <w:left w:val="single" w:sz="4" w:space="0" w:color="000000"/>
-              <w:bottom w:val="single" w:sz="4" w:space="0" w:color="000000"/>
-              <w:right w:val="single" w:sz="4" w:space="0" w:color="000000"/>
-            </w:tcBorders>
-            <w:tcMar>
-              <w:top w:w="60" w:type="dxa"/>
-              <w:left w:w="100" w:type="dxa"/>
-              <w:bottom w:w="60" w:type="dxa"/>
-              <w:right w:w="100" w:type="dxa"/>
-            </w:tcMar>
-          </w:tcPr>
-          <w:p>
-            <w:pPr>
-              <w:spacing w:after="40"/>
-            </w:pPr>
-            <w:proofErr w:type="spellStart"/>
-            <w:r>
-              <w:t>pedido.id_pedido</w:t>
-            </w:r>
-            <w:proofErr w:type="spellEnd"/>
-          </w:p>
-        </w:tc>
-      </w:tr>
-      <w:tr>
-        <w:trPr>
-          <w:cantSplit/>
-        </w:trPr>
-        <w:tc>
-          <w:tcPr>
-            <w:tcW w:w="1500" w:type="dxa"/>
-            <w:tcBorders>
-              <w:top w:val="single" w:sz="4" w:space="0" w:color="000000"/>
-              <w:left w:val="single" w:sz="4" w:space="0" w:color="000000"/>
-              <w:bottom w:val="single" w:sz="4" w:space="0" w:color="000000"/>
-              <w:right w:val="single" w:sz="4" w:space="0" w:color="000000"/>
-            </w:tcBorders>
-            <w:tcMar>
-              <w:top w:w="60" w:type="dxa"/>
-              <w:left w:w="100" w:type="dxa"/>
-              <w:bottom w:w="60" w:type="dxa"/>
-              <w:right w:w="100" w:type="dxa"/>
-            </w:tcMar>
-          </w:tcPr>
-          <w:p>
-            <w:pPr>
-              <w:spacing w:after="40"/>
-            </w:pPr>
-            <w:r>
-              <w:t>Vendas</w:t>
-            </w:r>
-          </w:p>
-        </w:tc>
-        <w:tc>
-          <w:tcPr>
-            <w:tcW w:w="3300" w:type="dxa"/>
-            <w:tcBorders>
-              <w:top w:val="single" w:sz="4" w:space="0" w:color="000000"/>
-              <w:left w:val="single" w:sz="4" w:space="0" w:color="000000"/>
-              <w:bottom w:val="single" w:sz="4" w:space="0" w:color="000000"/>
-              <w:right w:val="single" w:sz="4" w:space="0" w:color="000000"/>
-            </w:tcBorders>
-            <w:tcMar>
-              <w:top w:w="60" w:type="dxa"/>
-              <w:left w:w="100" w:type="dxa"/>
-              <w:bottom w:w="60" w:type="dxa"/>
-              <w:right w:w="100" w:type="dxa"/>
-            </w:tcMar>
-          </w:tcPr>
-          <w:p>
-            <w:pPr>
-              <w:spacing w:after="40"/>
-            </w:pPr>
-            <w:proofErr w:type="spellStart"/>
-            <w:r>
-              <w:t>data_pedido</w:t>
-            </w:r>
-            <w:proofErr w:type="spellEnd"/>
-          </w:p>
-        </w:tc>
-        <w:tc>
-          <w:tcPr>
-            <w:tcW w:w="5000" w:type="dxa"/>
-            <w:tcBorders>
-              <w:top w:val="single" w:sz="4" w:space="0" w:color="000000"/>
-              <w:left w:val="single" w:sz="4" w:space="0" w:color="000000"/>
-              <w:bottom w:val="single" w:sz="4" w:space="0" w:color="000000"/>
-              <w:right w:val="single" w:sz="4" w:space="0" w:color="000000"/>
-            </w:tcBorders>
-            <w:tcMar>
-              <w:top w:w="60" w:type="dxa"/>
-              <w:left w:w="100" w:type="dxa"/>
-              <w:bottom w:w="60" w:type="dxa"/>
-              <w:right w:w="100" w:type="dxa"/>
-            </w:tcMar>
-          </w:tcPr>
-          <w:p>
-            <w:pPr>
-              <w:spacing w:after="40"/>
-            </w:pPr>
-            <w:r>
-              <w:t>De 01/01/2024 a 31/12/2025.</w:t>
-            </w:r>
-          </w:p>
-        </w:tc>
-        <w:tc>
-          <w:tcPr>
-            <w:tcW w:w="4770" w:type="dxa"/>
-            <w:tcBorders>
-              <w:top w:val="single" w:sz="4" w:space="0" w:color="000000"/>
-              <w:left w:val="single" w:sz="4" w:space="0" w:color="000000"/>
-              <w:bottom w:val="single" w:sz="4" w:space="0" w:color="000000"/>
-              <w:right w:val="single" w:sz="4" w:space="0" w:color="000000"/>
-            </w:tcBorders>
-            <w:tcMar>
-              <w:top w:w="60" w:type="dxa"/>
-              <w:left w:w="100" w:type="dxa"/>
-              <w:bottom w:w="60" w:type="dxa"/>
-              <w:right w:w="100" w:type="dxa"/>
-            </w:tcMar>
-          </w:tcPr>
-          <w:p>
-            <w:pPr>
-              <w:spacing w:after="40"/>
-            </w:pPr>
-            <w:proofErr w:type="spellStart"/>
-            <w:r>
-              <w:t>pedido.data_pedido</w:t>
-            </w:r>
-            <w:proofErr w:type="spellEnd"/>
-          </w:p>
-        </w:tc>
-      </w:tr>
-      <w:tr>
-        <w:trPr>
-          <w:cantSplit/>
-        </w:trPr>
-        <w:tc>
-          <w:tcPr>
-            <w:tcW w:w="1500" w:type="dxa"/>
-            <w:tcBorders>
-              <w:top w:val="single" w:sz="4" w:space="0" w:color="000000"/>
-              <w:left w:val="single" w:sz="4" w:space="0" w:color="000000"/>
-              <w:bottom w:val="single" w:sz="4" w:space="0" w:color="000000"/>
-              <w:right w:val="single" w:sz="4" w:space="0" w:color="000000"/>
-            </w:tcBorders>
-            <w:tcMar>
-              <w:top w:w="60" w:type="dxa"/>
-              <w:left w:w="100" w:type="dxa"/>
-              <w:bottom w:w="60" w:type="dxa"/>
-              <w:right w:w="100" w:type="dxa"/>
-            </w:tcMar>
-          </w:tcPr>
-          <w:p>
-            <w:pPr>
-              <w:spacing w:after="40"/>
-            </w:pPr>
-            <w:r>
-              <w:t>Vendas</w:t>
-            </w:r>
-          </w:p>
-        </w:tc>
-        <w:tc>
-          <w:tcPr>
-            <w:tcW w:w="3300" w:type="dxa"/>
-            <w:tcBorders>
-              <w:top w:val="single" w:sz="4" w:space="0" w:color="000000"/>
-              <w:left w:val="single" w:sz="4" w:space="0" w:color="000000"/>
-              <w:bottom w:val="single" w:sz="4" w:space="0" w:color="000000"/>
-              <w:right w:val="single" w:sz="4" w:space="0" w:color="000000"/>
-            </w:tcBorders>
-            <w:tcMar>
-              <w:top w:w="60" w:type="dxa"/>
-              <w:left w:w="100" w:type="dxa"/>
-              <w:bottom w:w="60" w:type="dxa"/>
-              <w:right w:w="100" w:type="dxa"/>
-            </w:tcMar>
-          </w:tcPr>
-          <w:p>
-            <w:pPr>
-              <w:spacing w:after="40"/>
-            </w:pPr>
-            <w:r>
-              <w:t>ano</w:t>
-            </w:r>
-          </w:p>
-        </w:tc>
-        <w:tc>
-          <w:tcPr>
-            <w:tcW w:w="5000" w:type="dxa"/>
-            <w:tcBorders>
-              <w:top w:val="single" w:sz="4" w:space="0" w:color="000000"/>
-              <w:left w:val="single" w:sz="4" w:space="0" w:color="000000"/>
-              <w:bottom w:val="single" w:sz="4" w:space="0" w:color="000000"/>
-              <w:right w:val="single" w:sz="4" w:space="0" w:color="000000"/>
-            </w:tcBorders>
-            <w:tcMar>
-              <w:top w:w="60" w:type="dxa"/>
-              <w:left w:w="100" w:type="dxa"/>
-              <w:bottom w:w="60" w:type="dxa"/>
-              <w:right w:w="100" w:type="dxa"/>
-            </w:tcMar>
-          </w:tcPr>
-          <w:p>
-            <w:pPr>
-              <w:spacing w:after="40"/>
-            </w:pPr>
-            <w:r>
-              <w:t>Derivado da data.</w:t>
-            </w:r>
-          </w:p>
-        </w:tc>
-        <w:tc>
-          <w:tcPr>
-            <w:tcW w:w="4770" w:type="dxa"/>
-            <w:tcBorders>
-              <w:top w:val="single" w:sz="4" w:space="0" w:color="000000"/>
-              <w:left w:val="single" w:sz="4" w:space="0" w:color="000000"/>
-              <w:bottom w:val="single" w:sz="4" w:space="0" w:color="000000"/>
-              <w:right w:val="single" w:sz="4" w:space="0" w:color="000000"/>
-            </w:tcBorders>
-            <w:tcMar>
-              <w:top w:w="60" w:type="dxa"/>
-              <w:left w:w="100" w:type="dxa"/>
-              <w:bottom w:w="60" w:type="dxa"/>
-              <w:right w:w="100" w:type="dxa"/>
-            </w:tcMar>
-          </w:tcPr>
-          <w:p>
-            <w:pPr>
-              <w:spacing w:after="40"/>
-            </w:pPr>
-            <w:r>
-              <w:t>Removido. Calculado na consulta.</w:t>
-            </w:r>
-          </w:p>
-        </w:tc>
-      </w:tr>
-      <w:tr>
-        <w:trPr>
-          <w:cantSplit/>
-        </w:trPr>
-        <w:tc>
-          <w:tcPr>
-            <w:tcW w:w="1500" w:type="dxa"/>
-            <w:tcBorders>
-              <w:top w:val="single" w:sz="4" w:space="0" w:color="000000"/>
-              <w:left w:val="single" w:sz="4" w:space="0" w:color="000000"/>
-              <w:bottom w:val="single" w:sz="4" w:space="0" w:color="000000"/>
-              <w:right w:val="single" w:sz="4" w:space="0" w:color="000000"/>
-            </w:tcBorders>
-            <w:tcMar>
-              <w:top w:w="60" w:type="dxa"/>
-              <w:left w:w="100" w:type="dxa"/>
-              <w:bottom w:w="60" w:type="dxa"/>
-              <w:right w:w="100" w:type="dxa"/>
-            </w:tcMar>
-          </w:tcPr>
-          <w:p>
-            <w:pPr>
-              <w:spacing w:after="40"/>
-            </w:pPr>
-            <w:r>
-              <w:t>Vendas</w:t>
-            </w:r>
-          </w:p>
-        </w:tc>
-        <w:tc>
-          <w:tcPr>
-            <w:tcW w:w="3300" w:type="dxa"/>
-            <w:tcBorders>
-              <w:top w:val="single" w:sz="4" w:space="0" w:color="000000"/>
-              <w:left w:val="single" w:sz="4" w:space="0" w:color="000000"/>
-              <w:bottom w:val="single" w:sz="4" w:space="0" w:color="000000"/>
-              <w:right w:val="single" w:sz="4" w:space="0" w:color="000000"/>
-            </w:tcBorders>
-            <w:tcMar>
-              <w:top w:w="60" w:type="dxa"/>
-              <w:left w:w="100" w:type="dxa"/>
-              <w:bottom w:w="60" w:type="dxa"/>
-              <w:right w:w="100" w:type="dxa"/>
-            </w:tcMar>
-          </w:tcPr>
-          <w:p>
-            <w:pPr>
-              <w:spacing w:after="40"/>
-            </w:pPr>
-            <w:proofErr w:type="spellStart"/>
-            <w:r>
-              <w:t>mes</w:t>
-            </w:r>
-            <w:proofErr w:type="spellEnd"/>
-          </w:p>
-        </w:tc>
-        <w:tc>
-          <w:tcPr>
-            <w:tcW w:w="5000" w:type="dxa"/>
-            <w:tcBorders>
-              <w:top w:val="single" w:sz="4" w:space="0" w:color="000000"/>
-              <w:left w:val="single" w:sz="4" w:space="0" w:color="000000"/>
-              <w:bottom w:val="single" w:sz="4" w:space="0" w:color="000000"/>
-              <w:right w:val="single" w:sz="4" w:space="0" w:color="000000"/>
-            </w:tcBorders>
-            <w:tcMar>
-              <w:top w:w="60" w:type="dxa"/>
-              <w:left w:w="100" w:type="dxa"/>
-              <w:bottom w:w="60" w:type="dxa"/>
-              <w:right w:w="100" w:type="dxa"/>
-            </w:tcMar>
-          </w:tcPr>
-          <w:p>
-            <w:pPr>
-              <w:spacing w:after="40"/>
-            </w:pPr>
-            <w:r>
-              <w:t>Derivado da data.</w:t>
-            </w:r>
-          </w:p>
-        </w:tc>
-        <w:tc>
-          <w:tcPr>
-            <w:tcW w:w="4770" w:type="dxa"/>
-            <w:tcBorders>
-              <w:top w:val="single" w:sz="4" w:space="0" w:color="000000"/>
-              <w:left w:val="single" w:sz="4" w:space="0" w:color="000000"/>
-              <w:bottom w:val="single" w:sz="4" w:space="0" w:color="000000"/>
-              <w:right w:val="single" w:sz="4" w:space="0" w:color="000000"/>
-            </w:tcBorders>
-            <w:tcMar>
-              <w:top w:w="60" w:type="dxa"/>
-              <w:left w:w="100" w:type="dxa"/>
-              <w:bottom w:w="60" w:type="dxa"/>
-              <w:right w:w="100" w:type="dxa"/>
-            </w:tcMar>
-          </w:tcPr>
-          <w:p>
-            <w:pPr>
-              <w:spacing w:after="40"/>
-            </w:pPr>
-            <w:r>
-              <w:t>Removido. Calculado na consulta.</w:t>
-            </w:r>
-          </w:p>
-        </w:tc>
-      </w:tr>
-      <w:tr>
-        <w:trPr>
-          <w:cantSplit/>
-        </w:trPr>
-        <w:tc>
-          <w:tcPr>
-            <w:tcW w:w="1500" w:type="dxa"/>
-            <w:tcBorders>
-              <w:top w:val="single" w:sz="4" w:space="0" w:color="000000"/>
-              <w:left w:val="single" w:sz="4" w:space="0" w:color="000000"/>
-              <w:bottom w:val="single" w:sz="4" w:space="0" w:color="000000"/>
-              <w:right w:val="single" w:sz="4" w:space="0" w:color="000000"/>
-            </w:tcBorders>
-            <w:tcMar>
-              <w:top w:w="60" w:type="dxa"/>
-              <w:left w:w="100" w:type="dxa"/>
-              <w:bottom w:w="60" w:type="dxa"/>
-              <w:right w:w="100" w:type="dxa"/>
-            </w:tcMar>
-          </w:tcPr>
-          <w:p>
-            <w:pPr>
-              <w:spacing w:after="40"/>
-            </w:pPr>
-            <w:r>
-              <w:t>Vendas</w:t>
-            </w:r>
-          </w:p>
-        </w:tc>
-        <w:tc>
-          <w:tcPr>
-            <w:tcW w:w="3300" w:type="dxa"/>
-            <w:tcBorders>
-              <w:top w:val="single" w:sz="4" w:space="0" w:color="000000"/>
-              <w:left w:val="single" w:sz="4" w:space="0" w:color="000000"/>
-              <w:bottom w:val="single" w:sz="4" w:space="0" w:color="000000"/>
-              <w:right w:val="single" w:sz="4" w:space="0" w:color="000000"/>
-            </w:tcBorders>
-            <w:tcMar>
-              <w:top w:w="60" w:type="dxa"/>
-              <w:left w:w="100" w:type="dxa"/>
-              <w:bottom w:w="60" w:type="dxa"/>
-              <w:right w:w="100" w:type="dxa"/>
-            </w:tcMar>
-          </w:tcPr>
-          <w:p>
-            <w:pPr>
-              <w:spacing w:after="40"/>
-            </w:pPr>
-            <w:r>
-              <w:t>trimestre</w:t>
-            </w:r>
-          </w:p>
-        </w:tc>
-        <w:tc>
-          <w:tcPr>
-            <w:tcW w:w="5000" w:type="dxa"/>
-            <w:tcBorders>
-              <w:top w:val="single" w:sz="4" w:space="0" w:color="000000"/>
-              <w:left w:val="single" w:sz="4" w:space="0" w:color="000000"/>
-              <w:bottom w:val="single" w:sz="4" w:space="0" w:color="000000"/>
-              <w:right w:val="single" w:sz="4" w:space="0" w:color="000000"/>
-            </w:tcBorders>
-            <w:tcMar>
-              <w:top w:w="60" w:type="dxa"/>
-              <w:left w:w="100" w:type="dxa"/>
-              <w:bottom w:w="60" w:type="dxa"/>
-              <w:right w:w="100" w:type="dxa"/>
-            </w:tcMar>
-          </w:tcPr>
-          <w:p>
-            <w:pPr>
-              <w:spacing w:after="40"/>
-            </w:pPr>
-            <w:r>
-              <w:t>Derivado da data (T1 a T4).</w:t>
-            </w:r>
-          </w:p>
-        </w:tc>
-        <w:tc>
-          <w:tcPr>
-            <w:tcW w:w="4770" w:type="dxa"/>
-            <w:tcBorders>
-              <w:top w:val="single" w:sz="4" w:space="0" w:color="000000"/>
-              <w:left w:val="single" w:sz="4" w:space="0" w:color="000000"/>
-              <w:bottom w:val="single" w:sz="4" w:space="0" w:color="000000"/>
-              <w:right w:val="single" w:sz="4" w:space="0" w:color="000000"/>
-            </w:tcBorders>
-            <w:tcMar>
-              <w:top w:w="60" w:type="dxa"/>
-              <w:left w:w="100" w:type="dxa"/>
-              <w:bottom w:w="60" w:type="dxa"/>
-              <w:right w:w="100" w:type="dxa"/>
-            </w:tcMar>
-          </w:tcPr>
-          <w:p>
-            <w:pPr>
-              <w:spacing w:after="40"/>
-            </w:pPr>
-            <w:r>
-              <w:t>Removido. Calculado na consulta.</w:t>
-            </w:r>
-          </w:p>
-        </w:tc>
-      </w:tr>
-      <w:tr>
-        <w:trPr>
-          <w:cantSplit/>
-        </w:trPr>
-        <w:tc>
-          <w:tcPr>
-            <w:tcW w:w="1500" w:type="dxa"/>
-            <w:tcBorders>
-              <w:top w:val="single" w:sz="4" w:space="0" w:color="000000"/>
-              <w:left w:val="single" w:sz="4" w:space="0" w:color="000000"/>
-              <w:bottom w:val="single" w:sz="4" w:space="0" w:color="000000"/>
-              <w:right w:val="single" w:sz="4" w:space="0" w:color="000000"/>
-            </w:tcBorders>
-            <w:tcMar>
-              <w:top w:w="60" w:type="dxa"/>
-              <w:left w:w="100" w:type="dxa"/>
-              <w:bottom w:w="60" w:type="dxa"/>
-              <w:right w:w="100" w:type="dxa"/>
-            </w:tcMar>
-          </w:tcPr>
-          <w:p>
-            <w:pPr>
-              <w:spacing w:after="40"/>
-            </w:pPr>
-            <w:r>
-              <w:t>Vendas</w:t>
-            </w:r>
-          </w:p>
-        </w:tc>
-        <w:tc>
-          <w:tcPr>
-            <w:tcW w:w="3300" w:type="dxa"/>
-            <w:tcBorders>
-              <w:top w:val="single" w:sz="4" w:space="0" w:color="000000"/>
-              <w:left w:val="single" w:sz="4" w:space="0" w:color="000000"/>
-              <w:bottom w:val="single" w:sz="4" w:space="0" w:color="000000"/>
-              <w:right w:val="single" w:sz="4" w:space="0" w:color="000000"/>
-            </w:tcBorders>
-            <w:tcMar>
-              <w:top w:w="60" w:type="dxa"/>
-              <w:left w:w="100" w:type="dxa"/>
-              <w:bottom w:w="60" w:type="dxa"/>
-              <w:right w:w="100" w:type="dxa"/>
-            </w:tcMar>
-          </w:tcPr>
-          <w:p>
-            <w:pPr>
-              <w:spacing w:after="40"/>
-            </w:pPr>
-            <w:proofErr w:type="spellStart"/>
-            <w:r>
-              <w:t>id_cliente</w:t>
-            </w:r>
-            <w:proofErr w:type="spellEnd"/>
-          </w:p>
-        </w:tc>
-        <w:tc>
-          <w:tcPr>
-            <w:tcW w:w="5000" w:type="dxa"/>
-            <w:tcBorders>
-              <w:top w:val="single" w:sz="4" w:space="0" w:color="000000"/>
-              <w:left w:val="single" w:sz="4" w:space="0" w:color="000000"/>
-              <w:bottom w:val="single" w:sz="4" w:space="0" w:color="000000"/>
-              <w:right w:val="single" w:sz="4" w:space="0" w:color="000000"/>
-            </w:tcBorders>
-            <w:tcMar>
-              <w:top w:w="60" w:type="dxa"/>
-              <w:left w:w="100" w:type="dxa"/>
-              <w:bottom w:w="60" w:type="dxa"/>
-              <w:right w:w="100" w:type="dxa"/>
-            </w:tcMar>
-          </w:tcPr>
-          <w:p>
-            <w:pPr>
-              <w:spacing w:after="40"/>
-            </w:pPr>
-            <w:r>
-              <w:t>De 1 a 800. O 1 não existe em Clientes (7 linhas).</w:t>
-            </w:r>
-          </w:p>
-        </w:tc>
-        <w:tc>
-          <w:tcPr>
-            <w:tcW w:w="4770" w:type="dxa"/>
-            <w:tcBorders>
-              <w:top w:val="single" w:sz="4" w:space="0" w:color="000000"/>
-              <w:left w:val="single" w:sz="4" w:space="0" w:color="000000"/>
-              <w:bottom w:val="single" w:sz="4" w:space="0" w:color="000000"/>
-              <w:right w:val="single" w:sz="4" w:space="0" w:color="000000"/>
-            </w:tcBorders>
-            <w:tcMar>
-              <w:top w:w="60" w:type="dxa"/>
-              <w:left w:w="100" w:type="dxa"/>
-              <w:bottom w:w="60" w:type="dxa"/>
-              <w:right w:w="100" w:type="dxa"/>
-            </w:tcMar>
-          </w:tcPr>
-          <w:p>
-            <w:pPr>
-              <w:spacing w:after="40"/>
-            </w:pPr>
-            <w:proofErr w:type="spellStart"/>
-            <w:r>
-              <w:t>pedido.id_cliente</w:t>
-            </w:r>
-            <w:proofErr w:type="spellEnd"/>
-          </w:p>
-        </w:tc>
-      </w:tr>
-      <w:tr>
-        <w:trPr>
-          <w:cantSplit/>
-        </w:trPr>
-        <w:tc>
-          <w:tcPr>
-            <w:tcW w:w="1500" w:type="dxa"/>
-            <w:tcBorders>
-              <w:top w:val="single" w:sz="4" w:space="0" w:color="000000"/>
-              <w:left w:val="single" w:sz="4" w:space="0" w:color="000000"/>
-              <w:bottom w:val="single" w:sz="4" w:space="0" w:color="000000"/>
-              <w:right w:val="single" w:sz="4" w:space="0" w:color="000000"/>
-            </w:tcBorders>
-            <w:tcMar>
-              <w:top w:w="60" w:type="dxa"/>
-              <w:left w:w="100" w:type="dxa"/>
-              <w:bottom w:w="60" w:type="dxa"/>
-              <w:right w:w="100" w:type="dxa"/>
-            </w:tcMar>
-          </w:tcPr>
-          <w:p>
-            <w:pPr>
-              <w:spacing w:after="40"/>
-            </w:pPr>
-            <w:r>
-              <w:t>Vendas</w:t>
-            </w:r>
-          </w:p>
-        </w:tc>
-        <w:tc>
-          <w:tcPr>
-            <w:tcW w:w="3300" w:type="dxa"/>
-            <w:tcBorders>
-              <w:top w:val="single" w:sz="4" w:space="0" w:color="000000"/>
-              <w:left w:val="single" w:sz="4" w:space="0" w:color="000000"/>
-              <w:bottom w:val="single" w:sz="4" w:space="0" w:color="000000"/>
-              <w:right w:val="single" w:sz="4" w:space="0" w:color="000000"/>
-            </w:tcBorders>
-            <w:tcMar>
-              <w:top w:w="60" w:type="dxa"/>
-              <w:left w:w="100" w:type="dxa"/>
-              <w:bottom w:w="60" w:type="dxa"/>
-              <w:right w:w="100" w:type="dxa"/>
-            </w:tcMar>
-          </w:tcPr>
-          <w:p>
-            <w:pPr>
-              <w:spacing w:after="40"/>
-            </w:pPr>
-            <w:proofErr w:type="spellStart"/>
-            <w:r>
-              <w:t>id_produto</w:t>
-            </w:r>
-            <w:proofErr w:type="spellEnd"/>
-          </w:p>
-        </w:tc>
-        <w:tc>
-          <w:tcPr>
-            <w:tcW w:w="5000" w:type="dxa"/>
-            <w:tcBorders>
-              <w:top w:val="single" w:sz="4" w:space="0" w:color="000000"/>
-              <w:left w:val="single" w:sz="4" w:space="0" w:color="000000"/>
-              <w:bottom w:val="single" w:sz="4" w:space="0" w:color="000000"/>
-              <w:right w:val="single" w:sz="4" w:space="0" w:color="000000"/>
-            </w:tcBorders>
-            <w:tcMar>
-              <w:top w:w="60" w:type="dxa"/>
-              <w:left w:w="100" w:type="dxa"/>
-              <w:bottom w:w="60" w:type="dxa"/>
-              <w:right w:w="100" w:type="dxa"/>
-            </w:tcMar>
-          </w:tcPr>
-          <w:p>
-            <w:pPr>
-              <w:spacing w:after="40"/>
-            </w:pPr>
-            <w:r>
-              <w:t>De 1 a 126. O 1 não existe em Produtos (52 linhas).</w:t>
-            </w:r>
-          </w:p>
-        </w:tc>
-        <w:tc>
-          <w:tcPr>
-            <w:tcW w:w="4770" w:type="dxa"/>
-            <w:tcBorders>
-              <w:top w:val="single" w:sz="4" w:space="0" w:color="000000"/>
-              <w:left w:val="single" w:sz="4" w:space="0" w:color="000000"/>
-              <w:bottom w:val="single" w:sz="4" w:space="0" w:color="000000"/>
-              <w:right w:val="single" w:sz="4" w:space="0" w:color="000000"/>
-            </w:tcBorders>
-            <w:tcMar>
-              <w:top w:w="60" w:type="dxa"/>
-              <w:left w:w="100" w:type="dxa"/>
-              <w:bottom w:w="60" w:type="dxa"/>
-              <w:right w:w="100" w:type="dxa"/>
-            </w:tcMar>
-          </w:tcPr>
-          <w:p>
-            <w:pPr>
-              <w:spacing w:after="40"/>
-            </w:pPr>
-            <w:proofErr w:type="spellStart"/>
-            <w:r>
-              <w:t>item_pedido.id_produto</w:t>
-            </w:r>
-            <w:proofErr w:type="spellEnd"/>
-          </w:p>
-        </w:tc>
-      </w:tr>
-      <w:tr>
-        <w:trPr>
-          <w:cantSplit/>
-        </w:trPr>
-        <w:tc>
-          <w:tcPr>
-            <w:tcW w:w="1500" w:type="dxa"/>
-            <w:tcBorders>
-              <w:top w:val="single" w:sz="4" w:space="0" w:color="000000"/>
-              <w:left w:val="single" w:sz="4" w:space="0" w:color="000000"/>
-              <w:bottom w:val="single" w:sz="4" w:space="0" w:color="000000"/>
-              <w:right w:val="single" w:sz="4" w:space="0" w:color="000000"/>
-            </w:tcBorders>
-            <w:tcMar>
-              <w:top w:w="60" w:type="dxa"/>
-              <w:left w:w="100" w:type="dxa"/>
-              <w:bottom w:w="60" w:type="dxa"/>
-              <w:right w:w="100" w:type="dxa"/>
-            </w:tcMar>
-          </w:tcPr>
-          <w:p>
-            <w:pPr>
-              <w:spacing w:after="40"/>
-            </w:pPr>
-            <w:r>
-              <w:t>Vendas</w:t>
-            </w:r>
-          </w:p>
-        </w:tc>
-        <w:tc>
-          <w:tcPr>
-            <w:tcW w:w="3300" w:type="dxa"/>
-            <w:tcBorders>
-              <w:top w:val="single" w:sz="4" w:space="0" w:color="000000"/>
-              <w:left w:val="single" w:sz="4" w:space="0" w:color="000000"/>
-              <w:bottom w:val="single" w:sz="4" w:space="0" w:color="000000"/>
-              <w:right w:val="single" w:sz="4" w:space="0" w:color="000000"/>
-            </w:tcBorders>
-            <w:tcMar>
-              <w:top w:w="60" w:type="dxa"/>
-              <w:left w:w="100" w:type="dxa"/>
-              <w:bottom w:w="60" w:type="dxa"/>
-              <w:right w:w="100" w:type="dxa"/>
-            </w:tcMar>
-          </w:tcPr>
-          <w:p>
-            <w:pPr>
-              <w:spacing w:after="40"/>
-            </w:pPr>
-            <w:r>
-              <w:t>categoria</w:t>
-            </w:r>
-          </w:p>
-        </w:tc>
-        <w:tc>
-          <w:tcPr>
-            <w:tcW w:w="5000" w:type="dxa"/>
-            <w:tcBorders>
-              <w:top w:val="single" w:sz="4" w:space="0" w:color="000000"/>
-              <w:left w:val="single" w:sz="4" w:space="0" w:color="000000"/>
-              <w:bottom w:val="single" w:sz="4" w:space="0" w:color="000000"/>
-              <w:right w:val="single" w:sz="4" w:space="0" w:color="000000"/>
-            </w:tcBorders>
-            <w:tcMar>
-              <w:top w:w="60" w:type="dxa"/>
-              <w:left w:w="100" w:type="dxa"/>
-              <w:bottom w:w="60" w:type="dxa"/>
-              <w:right w:w="100" w:type="dxa"/>
-            </w:tcMar>
-          </w:tcPr>
-          <w:p>
-            <w:pPr>
-              <w:spacing w:after="40"/>
-            </w:pPr>
-            <w:r>
-              <w:t>Igual à do produto.</w:t>
-            </w:r>
-          </w:p>
-        </w:tc>
-        <w:tc>
-          <w:tcPr>
-            <w:tcW w:w="4770" w:type="dxa"/>
-            <w:tcBorders>
-              <w:top w:val="single" w:sz="4" w:space="0" w:color="000000"/>
-              <w:left w:val="single" w:sz="4" w:space="0" w:color="000000"/>
-              <w:bottom w:val="single" w:sz="4" w:space="0" w:color="000000"/>
-              <w:right w:val="single" w:sz="4" w:space="0" w:color="000000"/>
-            </w:tcBorders>
-            <w:tcMar>
-              <w:top w:w="60" w:type="dxa"/>
-              <w:left w:w="100" w:type="dxa"/>
-              <w:bottom w:w="60" w:type="dxa"/>
-              <w:right w:w="100" w:type="dxa"/>
-            </w:tcMar>
-          </w:tcPr>
-          <w:p>
-            <w:pPr>
-              <w:spacing w:after="40"/>
-            </w:pPr>
-            <w:r>
-              <w:t>Removido. Vem do produto.</w:t>
-            </w:r>
-          </w:p>
-        </w:tc>
-      </w:tr>
-      <w:tr>
-        <w:trPr>
-          <w:cantSplit/>
-        </w:trPr>
-        <w:tc>
-          <w:tcPr>
-            <w:tcW w:w="1500" w:type="dxa"/>
-            <w:tcBorders>
-              <w:top w:val="single" w:sz="4" w:space="0" w:color="000000"/>
-              <w:left w:val="single" w:sz="4" w:space="0" w:color="000000"/>
-              <w:bottom w:val="single" w:sz="4" w:space="0" w:color="000000"/>
-              <w:right w:val="single" w:sz="4" w:space="0" w:color="000000"/>
-            </w:tcBorders>
-            <w:tcMar>
-              <w:top w:w="60" w:type="dxa"/>
-              <w:left w:w="100" w:type="dxa"/>
-              <w:bottom w:w="60" w:type="dxa"/>
-              <w:right w:w="100" w:type="dxa"/>
-            </w:tcMar>
-          </w:tcPr>
-          <w:p>
-            <w:pPr>
-              <w:spacing w:after="40"/>
-            </w:pPr>
-            <w:r>
-              <w:t>Vendas</w:t>
-            </w:r>
-          </w:p>
-        </w:tc>
-        <w:tc>
-          <w:tcPr>
-            <w:tcW w:w="3300" w:type="dxa"/>
-            <w:tcBorders>
-              <w:top w:val="single" w:sz="4" w:space="0" w:color="000000"/>
-              <w:left w:val="single" w:sz="4" w:space="0" w:color="000000"/>
-              <w:bottom w:val="single" w:sz="4" w:space="0" w:color="000000"/>
-              <w:right w:val="single" w:sz="4" w:space="0" w:color="000000"/>
-            </w:tcBorders>
-            <w:tcMar>
-              <w:top w:w="60" w:type="dxa"/>
-              <w:left w:w="100" w:type="dxa"/>
-              <w:bottom w:w="60" w:type="dxa"/>
-              <w:right w:w="100" w:type="dxa"/>
-            </w:tcMar>
-          </w:tcPr>
-          <w:p>
-            <w:pPr>
-              <w:spacing w:after="40"/>
-            </w:pPr>
-            <w:r>
-              <w:t>subcategoria</w:t>
-            </w:r>
-          </w:p>
-        </w:tc>
-        <w:tc>
-          <w:tcPr>
-            <w:tcW w:w="5000" w:type="dxa"/>
-            <w:tcBorders>
-              <w:top w:val="single" w:sz="4" w:space="0" w:color="000000"/>
-              <w:left w:val="single" w:sz="4" w:space="0" w:color="000000"/>
-              <w:bottom w:val="single" w:sz="4" w:space="0" w:color="000000"/>
-              <w:right w:val="single" w:sz="4" w:space="0" w:color="000000"/>
-            </w:tcBorders>
-            <w:tcMar>
-              <w:top w:w="60" w:type="dxa"/>
-              <w:left w:w="100" w:type="dxa"/>
-              <w:bottom w:w="60" w:type="dxa"/>
-              <w:right w:w="100" w:type="dxa"/>
-            </w:tcMar>
-          </w:tcPr>
-          <w:p>
-            <w:pPr>
-              <w:spacing w:after="40"/>
-            </w:pPr>
-            <w:r>
-              <w:t>Igual à do produto.</w:t>
-            </w:r>
-          </w:p>
-        </w:tc>
-        <w:tc>
-          <w:tcPr>
-            <w:tcW w:w="4770" w:type="dxa"/>
-            <w:tcBorders>
-              <w:top w:val="single" w:sz="4" w:space="0" w:color="000000"/>
-              <w:left w:val="single" w:sz="4" w:space="0" w:color="000000"/>
-              <w:bottom w:val="single" w:sz="4" w:space="0" w:color="000000"/>
-              <w:right w:val="single" w:sz="4" w:space="0" w:color="000000"/>
-            </w:tcBorders>
-            <w:tcMar>
-              <w:top w:w="60" w:type="dxa"/>
-              <w:left w:w="100" w:type="dxa"/>
-              <w:bottom w:w="60" w:type="dxa"/>
-              <w:right w:w="100" w:type="dxa"/>
-            </w:tcMar>
-          </w:tcPr>
-          <w:p>
-            <w:pPr>
-              <w:spacing w:after="40"/>
-            </w:pPr>
-            <w:r>
-              <w:t>Removido. Vem do produto.</w:t>
-            </w:r>
-          </w:p>
-        </w:tc>
-      </w:tr>
-      <w:tr>
-        <w:trPr>
-          <w:cantSplit/>
-        </w:trPr>
-        <w:tc>
-          <w:tcPr>
-            <w:tcW w:w="1500" w:type="dxa"/>
-            <w:tcBorders>
-              <w:top w:val="single" w:sz="4" w:space="0" w:color="000000"/>
-              <w:left w:val="single" w:sz="4" w:space="0" w:color="000000"/>
-              <w:bottom w:val="single" w:sz="4" w:space="0" w:color="000000"/>
-              <w:right w:val="single" w:sz="4" w:space="0" w:color="000000"/>
-            </w:tcBorders>
-            <w:tcMar>
-              <w:top w:w="60" w:type="dxa"/>
-              <w:left w:w="100" w:type="dxa"/>
-              <w:bottom w:w="60" w:type="dxa"/>
-              <w:right w:w="100" w:type="dxa"/>
-            </w:tcMar>
-          </w:tcPr>
-          <w:p>
-            <w:pPr>
-              <w:spacing w:after="40"/>
-            </w:pPr>
-            <w:r>
-              <w:t>Vendas</w:t>
-            </w:r>
-          </w:p>
-        </w:tc>
-        <w:tc>
-          <w:tcPr>
-            <w:tcW w:w="3300" w:type="dxa"/>
-            <w:tcBorders>
-              <w:top w:val="single" w:sz="4" w:space="0" w:color="000000"/>
-              <w:left w:val="single" w:sz="4" w:space="0" w:color="000000"/>
-              <w:bottom w:val="single" w:sz="4" w:space="0" w:color="000000"/>
-              <w:right w:val="single" w:sz="4" w:space="0" w:color="000000"/>
-            </w:tcBorders>
-            <w:tcMar>
-              <w:top w:w="60" w:type="dxa"/>
-              <w:left w:w="100" w:type="dxa"/>
-              <w:bottom w:w="60" w:type="dxa"/>
-              <w:right w:w="100" w:type="dxa"/>
-            </w:tcMar>
-          </w:tcPr>
-          <w:p>
-            <w:pPr>
-              <w:spacing w:after="40"/>
-            </w:pPr>
-            <w:r>
-              <w:t>marca</w:t>
-            </w:r>
-          </w:p>
-        </w:tc>
-        <w:tc>
-          <w:tcPr>
-            <w:tcW w:w="5000" w:type="dxa"/>
-            <w:tcBorders>
-              <w:top w:val="single" w:sz="4" w:space="0" w:color="000000"/>
-              <w:left w:val="single" w:sz="4" w:space="0" w:color="000000"/>
-              <w:bottom w:val="single" w:sz="4" w:space="0" w:color="000000"/>
-              <w:right w:val="single" w:sz="4" w:space="0" w:color="000000"/>
-            </w:tcBorders>
-            <w:tcMar>
-              <w:top w:w="60" w:type="dxa"/>
-              <w:left w:w="100" w:type="dxa"/>
-              <w:bottom w:w="60" w:type="dxa"/>
-              <w:right w:w="100" w:type="dxa"/>
-            </w:tcMar>
-          </w:tcPr>
-          <w:p>
-            <w:pPr>
-              <w:spacing w:after="40"/>
-            </w:pPr>
-            <w:r>
-              <w:t>Igual à do produto.</w:t>
-            </w:r>
-          </w:p>
-        </w:tc>
-        <w:tc>
-          <w:tcPr>
-            <w:tcW w:w="4770" w:type="dxa"/>
-            <w:tcBorders>
-              <w:top w:val="single" w:sz="4" w:space="0" w:color="000000"/>
-              <w:left w:val="single" w:sz="4" w:space="0" w:color="000000"/>
-              <w:bottom w:val="single" w:sz="4" w:space="0" w:color="000000"/>
-              <w:right w:val="single" w:sz="4" w:space="0" w:color="000000"/>
-            </w:tcBorders>
-            <w:tcMar>
-              <w:top w:w="60" w:type="dxa"/>
-              <w:left w:w="100" w:type="dxa"/>
-              <w:bottom w:w="60" w:type="dxa"/>
-              <w:right w:w="100" w:type="dxa"/>
-            </w:tcMar>
-          </w:tcPr>
-          <w:p>
-            <w:pPr>
-              <w:spacing w:after="40"/>
-            </w:pPr>
-            <w:r>
-              <w:t>Removido. Vem do produto.</w:t>
-            </w:r>
-          </w:p>
-        </w:tc>
-      </w:tr>
-      <w:tr>
-        <w:trPr>
-          <w:cantSplit/>
-        </w:trPr>
-        <w:tc>
-          <w:tcPr>
-            <w:tcW w:w="1500" w:type="dxa"/>
-            <w:tcBorders>
-              <w:top w:val="single" w:sz="4" w:space="0" w:color="000000"/>
-              <w:left w:val="single" w:sz="4" w:space="0" w:color="000000"/>
-              <w:bottom w:val="single" w:sz="4" w:space="0" w:color="000000"/>
-              <w:right w:val="single" w:sz="4" w:space="0" w:color="000000"/>
-            </w:tcBorders>
-            <w:tcMar>
-              <w:top w:w="60" w:type="dxa"/>
-              <w:left w:w="100" w:type="dxa"/>
-              <w:bottom w:w="60" w:type="dxa"/>
-              <w:right w:w="100" w:type="dxa"/>
-            </w:tcMar>
-          </w:tcPr>
-          <w:p>
-            <w:pPr>
-              <w:spacing w:after="40"/>
-            </w:pPr>
-            <w:r>
-              <w:t>Vendas</w:t>
-            </w:r>
-          </w:p>
-        </w:tc>
-        <w:tc>
-          <w:tcPr>
-            <w:tcW w:w="3300" w:type="dxa"/>
-            <w:tcBorders>
-              <w:top w:val="single" w:sz="4" w:space="0" w:color="000000"/>
-              <w:left w:val="single" w:sz="4" w:space="0" w:color="000000"/>
-              <w:bottom w:val="single" w:sz="4" w:space="0" w:color="000000"/>
-              <w:right w:val="single" w:sz="4" w:space="0" w:color="000000"/>
-            </w:tcBorders>
-            <w:tcMar>
-              <w:top w:w="60" w:type="dxa"/>
-              <w:left w:w="100" w:type="dxa"/>
-              <w:bottom w:w="60" w:type="dxa"/>
-              <w:right w:w="100" w:type="dxa"/>
-            </w:tcMar>
-          </w:tcPr>
-          <w:p>
-            <w:pPr>
-              <w:spacing w:after="40"/>
-            </w:pPr>
-            <w:r>
-              <w:t>tamanho</w:t>
-            </w:r>
-          </w:p>
-        </w:tc>
-        <w:tc>
-          <w:tcPr>
-            <w:tcW w:w="5000" w:type="dxa"/>
-            <w:tcBorders>
-              <w:top w:val="single" w:sz="4" w:space="0" w:color="000000"/>
-              <w:left w:val="single" w:sz="4" w:space="0" w:color="000000"/>
-              <w:bottom w:val="single" w:sz="4" w:space="0" w:color="000000"/>
-              <w:right w:val="single" w:sz="4" w:space="0" w:color="000000"/>
-            </w:tcBorders>
-            <w:tcMar>
-              <w:top w:w="60" w:type="dxa"/>
-              <w:left w:w="100" w:type="dxa"/>
-              <w:bottom w:w="60" w:type="dxa"/>
-              <w:right w:w="100" w:type="dxa"/>
-            </w:tcMar>
-          </w:tcPr>
-          <w:p>
-            <w:pPr>
-              <w:spacing w:after="40"/>
-            </w:pPr>
-            <w:r>
-              <w:t>PP, P, M, G, GG (inclusive em tênis).</w:t>
-            </w:r>
-          </w:p>
-        </w:tc>
-        <w:tc>
-          <w:tcPr>
-            <w:tcW w:w="4770" w:type="dxa"/>
-            <w:tcBorders>
-              <w:top w:val="single" w:sz="4" w:space="0" w:color="000000"/>
-              <w:left w:val="single" w:sz="4" w:space="0" w:color="000000"/>
-              <w:bottom w:val="single" w:sz="4" w:space="0" w:color="000000"/>
-              <w:right w:val="single" w:sz="4" w:space="0" w:color="000000"/>
-            </w:tcBorders>
-            <w:tcMar>
-              <w:top w:w="60" w:type="dxa"/>
-              <w:left w:w="100" w:type="dxa"/>
-              <w:bottom w:w="60" w:type="dxa"/>
-              <w:right w:w="100" w:type="dxa"/>
-            </w:tcMar>
-          </w:tcPr>
-          <w:p>
-            <w:pPr>
-              <w:spacing w:after="40"/>
-            </w:pPr>
-            <w:proofErr w:type="spellStart"/>
-            <w:r>
-              <w:t>item_</w:t>
-            </w:r>
-            <w:proofErr w:type="gramStart"/>
-            <w:r>
-              <w:t>pedido.tamanho</w:t>
-            </w:r>
-            <w:proofErr w:type="spellEnd"/>
-            <w:proofErr w:type="gramEnd"/>
-            <w:r>
-              <w:t xml:space="preserve"> (</w:t>
-            </w:r>
-            <w:proofErr w:type="gramStart"/>
-            <w:r>
-              <w:t>enum Tamanho</w:t>
-            </w:r>
-            <w:proofErr w:type="gramEnd"/>
-            <w:r>
-              <w:t>)</w:t>
-            </w:r>
-          </w:p>
-        </w:tc>
-      </w:tr>
-      <w:tr>
-        <w:trPr>
-          <w:cantSplit/>
-        </w:trPr>
-        <w:tc>
-          <w:tcPr>
-            <w:tcW w:w="1500" w:type="dxa"/>
-            <w:tcBorders>
-              <w:top w:val="single" w:sz="4" w:space="0" w:color="000000"/>
-              <w:left w:val="single" w:sz="4" w:space="0" w:color="000000"/>
-              <w:bottom w:val="single" w:sz="4" w:space="0" w:color="000000"/>
-              <w:right w:val="single" w:sz="4" w:space="0" w:color="000000"/>
-            </w:tcBorders>
-            <w:tcMar>
-              <w:top w:w="60" w:type="dxa"/>
-              <w:left w:w="100" w:type="dxa"/>
-              <w:bottom w:w="60" w:type="dxa"/>
-              <w:right w:w="100" w:type="dxa"/>
-            </w:tcMar>
-          </w:tcPr>
-          <w:p>
-            <w:pPr>
-              <w:spacing w:after="40"/>
-            </w:pPr>
-            <w:r>
-              <w:t>Vendas</w:t>
-            </w:r>
-          </w:p>
-        </w:tc>
-        <w:tc>
-          <w:tcPr>
-            <w:tcW w:w="3300" w:type="dxa"/>
-            <w:tcBorders>
-              <w:top w:val="single" w:sz="4" w:space="0" w:color="000000"/>
-              <w:left w:val="single" w:sz="4" w:space="0" w:color="000000"/>
-              <w:bottom w:val="single" w:sz="4" w:space="0" w:color="000000"/>
-              <w:right w:val="single" w:sz="4" w:space="0" w:color="000000"/>
-            </w:tcBorders>
-            <w:tcMar>
-              <w:top w:w="60" w:type="dxa"/>
-              <w:left w:w="100" w:type="dxa"/>
-              <w:bottom w:w="60" w:type="dxa"/>
-              <w:right w:w="100" w:type="dxa"/>
-            </w:tcMar>
-          </w:tcPr>
-          <w:p>
-            <w:pPr>
-              <w:spacing w:after="40"/>
-            </w:pPr>
-            <w:r>
-              <w:t>quantidade</w:t>
-            </w:r>
-          </w:p>
-        </w:tc>
-        <w:tc>
-          <w:tcPr>
-            <w:tcW w:w="5000" w:type="dxa"/>
-            <w:tcBorders>
-              <w:top w:val="single" w:sz="4" w:space="0" w:color="000000"/>
-              <w:left w:val="single" w:sz="4" w:space="0" w:color="000000"/>
-              <w:bottom w:val="single" w:sz="4" w:space="0" w:color="000000"/>
-              <w:right w:val="single" w:sz="4" w:space="0" w:color="000000"/>
-            </w:tcBorders>
-            <w:tcMar>
-              <w:top w:w="60" w:type="dxa"/>
-              <w:left w:w="100" w:type="dxa"/>
-              <w:bottom w:w="60" w:type="dxa"/>
-              <w:right w:w="100" w:type="dxa"/>
-            </w:tcMar>
-          </w:tcPr>
-          <w:p>
-            <w:pPr>
-              <w:spacing w:after="40"/>
-            </w:pPr>
-            <w:r>
-              <w:t>Inteiro de 1 a 5.</w:t>
-            </w:r>
-          </w:p>
-        </w:tc>
-        <w:tc>
-          <w:tcPr>
-            <w:tcW w:w="4770" w:type="dxa"/>
-            <w:tcBorders>
-              <w:top w:val="single" w:sz="4" w:space="0" w:color="000000"/>
-              <w:left w:val="single" w:sz="4" w:space="0" w:color="000000"/>
-              <w:bottom w:val="single" w:sz="4" w:space="0" w:color="000000"/>
-              <w:right w:val="single" w:sz="4" w:space="0" w:color="000000"/>
-            </w:tcBorders>
-            <w:tcMar>
-              <w:top w:w="60" w:type="dxa"/>
-              <w:left w:w="100" w:type="dxa"/>
-              <w:bottom w:w="60" w:type="dxa"/>
-              <w:right w:w="100" w:type="dxa"/>
-            </w:tcMar>
-          </w:tcPr>
-          <w:p>
-            <w:pPr>
-              <w:spacing w:after="40"/>
-            </w:pPr>
-            <w:proofErr w:type="spellStart"/>
-            <w:r>
-              <w:t>item_</w:t>
-            </w:r>
-            <w:proofErr w:type="gramStart"/>
-            <w:r>
-              <w:t>pedido.quantidade</w:t>
-            </w:r>
-            <w:proofErr w:type="spellEnd"/>
-            <w:proofErr w:type="gramEnd"/>
-          </w:p>
-        </w:tc>
-      </w:tr>
-      <w:tr>
-        <w:trPr>
-          <w:cantSplit/>
-        </w:trPr>
-        <w:tc>
-          <w:tcPr>
-            <w:tcW w:w="1500" w:type="dxa"/>
-            <w:tcBorders>
-              <w:top w:val="single" w:sz="4" w:space="0" w:color="000000"/>
-              <w:left w:val="single" w:sz="4" w:space="0" w:color="000000"/>
-              <w:bottom w:val="single" w:sz="4" w:space="0" w:color="000000"/>
-              <w:right w:val="single" w:sz="4" w:space="0" w:color="000000"/>
-            </w:tcBorders>
-            <w:tcMar>
-              <w:top w:w="60" w:type="dxa"/>
-              <w:left w:w="100" w:type="dxa"/>
-              <w:bottom w:w="60" w:type="dxa"/>
-              <w:right w:w="100" w:type="dxa"/>
-            </w:tcMar>
-          </w:tcPr>
-          <w:p>
-            <w:pPr>
-              <w:spacing w:after="40"/>
-            </w:pPr>
-            <w:r>
-              <w:t>Vendas</w:t>
-            </w:r>
-          </w:p>
-        </w:tc>
-        <w:tc>
-          <w:tcPr>
-            <w:tcW w:w="3300" w:type="dxa"/>
-            <w:tcBorders>
-              <w:top w:val="single" w:sz="4" w:space="0" w:color="000000"/>
-              <w:left w:val="single" w:sz="4" w:space="0" w:color="000000"/>
-              <w:bottom w:val="single" w:sz="4" w:space="0" w:color="000000"/>
-              <w:right w:val="single" w:sz="4" w:space="0" w:color="000000"/>
-            </w:tcBorders>
-            <w:tcMar>
-              <w:top w:w="60" w:type="dxa"/>
-              <w:left w:w="100" w:type="dxa"/>
-              <w:bottom w:w="60" w:type="dxa"/>
-              <w:right w:w="100" w:type="dxa"/>
-            </w:tcMar>
-          </w:tcPr>
-          <w:p>
-            <w:pPr>
-              <w:spacing w:after="40"/>
-            </w:pPr>
-            <w:proofErr w:type="spellStart"/>
-            <w:r>
-              <w:t>preco_unitario</w:t>
-            </w:r>
-            <w:proofErr w:type="spellEnd"/>
-          </w:p>
-        </w:tc>
-        <w:tc>
-          <w:tcPr>
-            <w:tcW w:w="5000" w:type="dxa"/>
-            <w:tcBorders>
-              <w:top w:val="single" w:sz="4" w:space="0" w:color="000000"/>
-              <w:left w:val="single" w:sz="4" w:space="0" w:color="000000"/>
-              <w:bottom w:val="single" w:sz="4" w:space="0" w:color="000000"/>
-              <w:right w:val="single" w:sz="4" w:space="0" w:color="000000"/>
-            </w:tcBorders>
-            <w:tcMar>
-              <w:top w:w="60" w:type="dxa"/>
-              <w:left w:w="100" w:type="dxa"/>
-              <w:bottom w:w="60" w:type="dxa"/>
-              <w:right w:w="100" w:type="dxa"/>
-            </w:tcMar>
-          </w:tcPr>
-          <w:p>
-            <w:pPr>
-              <w:spacing w:after="40"/>
-            </w:pPr>
-            <w:r>
-              <w:t>Igual ao preço do cadastro.</w:t>
-            </w:r>
-          </w:p>
-        </w:tc>
-        <w:tc>
-          <w:tcPr>
-            <w:tcW w:w="4770" w:type="dxa"/>
-            <w:tcBorders>
-              <w:top w:val="single" w:sz="4" w:space="0" w:color="000000"/>
-              <w:left w:val="single" w:sz="4" w:space="0" w:color="000000"/>
-              <w:bottom w:val="single" w:sz="4" w:space="0" w:color="000000"/>
-              <w:right w:val="single" w:sz="4" w:space="0" w:color="000000"/>
-            </w:tcBorders>
-            <w:tcMar>
-              <w:top w:w="60" w:type="dxa"/>
-              <w:left w:w="100" w:type="dxa"/>
-              <w:bottom w:w="60" w:type="dxa"/>
-              <w:right w:w="100" w:type="dxa"/>
-            </w:tcMar>
-          </w:tcPr>
-          <w:p>
-            <w:pPr>
-              <w:spacing w:after="40"/>
-            </w:pPr>
-            <w:proofErr w:type="spellStart"/>
-            <w:r>
-              <w:t>item_</w:t>
-            </w:r>
-            <w:proofErr w:type="gramStart"/>
-            <w:r>
-              <w:t>pedido.preco</w:t>
-            </w:r>
-            <w:proofErr w:type="gramEnd"/>
-            <w:r>
-              <w:t>_unitario</w:t>
-            </w:r>
-            <w:proofErr w:type="spellEnd"/>
-          </w:p>
-        </w:tc>
-      </w:tr>
-      <w:tr>
-        <w:trPr>
-          <w:cantSplit/>
-        </w:trPr>
-        <w:tc>
-          <w:tcPr>
-            <w:tcW w:w="1500" w:type="dxa"/>
-            <w:tcBorders>
-              <w:top w:val="single" w:sz="4" w:space="0" w:color="000000"/>
-              <w:left w:val="single" w:sz="4" w:space="0" w:color="000000"/>
-              <w:bottom w:val="single" w:sz="4" w:space="0" w:color="000000"/>
-              <w:right w:val="single" w:sz="4" w:space="0" w:color="000000"/>
-            </w:tcBorders>
-            <w:tcMar>
-              <w:top w:w="60" w:type="dxa"/>
-              <w:left w:w="100" w:type="dxa"/>
-              <w:bottom w:w="60" w:type="dxa"/>
-              <w:right w:w="100" w:type="dxa"/>
-            </w:tcMar>
-          </w:tcPr>
-          <w:p>
-            <w:pPr>
-              <w:spacing w:after="40"/>
-            </w:pPr>
-            <w:r>
-              <w:t>Vendas</w:t>
-            </w:r>
-          </w:p>
-        </w:tc>
-        <w:tc>
-          <w:tcPr>
-            <w:tcW w:w="3300" w:type="dxa"/>
-            <w:tcBorders>
-              <w:top w:val="single" w:sz="4" w:space="0" w:color="000000"/>
-              <w:left w:val="single" w:sz="4" w:space="0" w:color="000000"/>
-              <w:bottom w:val="single" w:sz="4" w:space="0" w:color="000000"/>
-              <w:right w:val="single" w:sz="4" w:space="0" w:color="000000"/>
-            </w:tcBorders>
-            <w:tcMar>
-              <w:top w:w="60" w:type="dxa"/>
-              <w:left w:w="100" w:type="dxa"/>
-              <w:bottom w:w="60" w:type="dxa"/>
-              <w:right w:w="100" w:type="dxa"/>
-            </w:tcMar>
-          </w:tcPr>
-          <w:p>
-            <w:pPr>
-              <w:spacing w:after="40"/>
-            </w:pPr>
-            <w:proofErr w:type="spellStart"/>
-            <w:r>
-              <w:t>desconto_percentual</w:t>
-            </w:r>
-            <w:proofErr w:type="spellEnd"/>
-          </w:p>
-        </w:tc>
-        <w:tc>
-          <w:tcPr>
-            <w:tcW w:w="5000" w:type="dxa"/>
-            <w:tcBorders>
-              <w:top w:val="single" w:sz="4" w:space="0" w:color="000000"/>
-              <w:left w:val="single" w:sz="4" w:space="0" w:color="000000"/>
-              <w:bottom w:val="single" w:sz="4" w:space="0" w:color="000000"/>
-              <w:right w:val="single" w:sz="4" w:space="0" w:color="000000"/>
-            </w:tcBorders>
-            <w:tcMar>
-              <w:top w:w="60" w:type="dxa"/>
-              <w:left w:w="100" w:type="dxa"/>
-              <w:bottom w:w="60" w:type="dxa"/>
-              <w:right w:w="100" w:type="dxa"/>
-            </w:tcMar>
-          </w:tcPr>
-          <w:p>
-            <w:pPr>
-              <w:spacing w:after="40"/>
-            </w:pPr>
-            <w:r>
-              <w:t>0, 0,05, 0,10 ou 0,15.</w:t>
-            </w:r>
-          </w:p>
-        </w:tc>
-        <w:tc>
-          <w:tcPr>
-            <w:tcW w:w="4770" w:type="dxa"/>
-            <w:tcBorders>
-              <w:top w:val="single" w:sz="4" w:space="0" w:color="000000"/>
-              <w:left w:val="single" w:sz="4" w:space="0" w:color="000000"/>
-              <w:bottom w:val="single" w:sz="4" w:space="0" w:color="000000"/>
-              <w:right w:val="single" w:sz="4" w:space="0" w:color="000000"/>
-            </w:tcBorders>
-            <w:tcMar>
-              <w:top w:w="60" w:type="dxa"/>
-              <w:left w:w="100" w:type="dxa"/>
-              <w:bottom w:w="60" w:type="dxa"/>
-              <w:right w:w="100" w:type="dxa"/>
-            </w:tcMar>
-          </w:tcPr>
-          <w:p>
-            <w:pPr>
-              <w:spacing w:after="40"/>
-            </w:pPr>
-            <w:proofErr w:type="spellStart"/>
-            <w:r>
-              <w:t>item_</w:t>
-            </w:r>
-            <w:proofErr w:type="gramStart"/>
-            <w:r>
-              <w:t>pedido.desconto</w:t>
-            </w:r>
-            <w:proofErr w:type="gramEnd"/>
-            <w:r>
-              <w:t>_percentual</w:t>
-            </w:r>
-            <w:proofErr w:type="spellEnd"/>
-          </w:p>
-        </w:tc>
-      </w:tr>
-      <w:tr>
-        <w:trPr>
-          <w:cantSplit/>
-        </w:trPr>
-        <w:tc>
-          <w:tcPr>
-            <w:tcW w:w="1500" w:type="dxa"/>
-            <w:tcBorders>
-              <w:top w:val="single" w:sz="4" w:space="0" w:color="000000"/>
-              <w:left w:val="single" w:sz="4" w:space="0" w:color="000000"/>
-              <w:bottom w:val="single" w:sz="4" w:space="0" w:color="000000"/>
-              <w:right w:val="single" w:sz="4" w:space="0" w:color="000000"/>
-            </w:tcBorders>
-            <w:tcMar>
-              <w:top w:w="60" w:type="dxa"/>
-              <w:left w:w="100" w:type="dxa"/>
-              <w:bottom w:w="60" w:type="dxa"/>
-              <w:right w:w="100" w:type="dxa"/>
-            </w:tcMar>
-          </w:tcPr>
-          <w:p>
-            <w:pPr>
-              <w:spacing w:after="40"/>
-            </w:pPr>
-            <w:r>
-              <w:t>Vendas</w:t>
-            </w:r>
-          </w:p>
-        </w:tc>
-        <w:tc>
-          <w:tcPr>
-            <w:tcW w:w="3300" w:type="dxa"/>
-            <w:tcBorders>
-              <w:top w:val="single" w:sz="4" w:space="0" w:color="000000"/>
-              <w:left w:val="single" w:sz="4" w:space="0" w:color="000000"/>
-              <w:bottom w:val="single" w:sz="4" w:space="0" w:color="000000"/>
-              <w:right w:val="single" w:sz="4" w:space="0" w:color="000000"/>
-            </w:tcBorders>
-            <w:tcMar>
-              <w:top w:w="60" w:type="dxa"/>
-              <w:left w:w="100" w:type="dxa"/>
-              <w:bottom w:w="60" w:type="dxa"/>
-              <w:right w:w="100" w:type="dxa"/>
-            </w:tcMar>
-          </w:tcPr>
-          <w:p>
-            <w:pPr>
-              <w:spacing w:after="40"/>
-            </w:pPr>
-            <w:proofErr w:type="spellStart"/>
-            <w:r>
-              <w:t>valor_total</w:t>
-            </w:r>
-            <w:proofErr w:type="spellEnd"/>
-          </w:p>
-        </w:tc>
-        <w:tc>
-          <w:tcPr>
-            <w:tcW w:w="5000" w:type="dxa"/>
-            <w:tcBorders>
-              <w:top w:val="single" w:sz="4" w:space="0" w:color="000000"/>
-              <w:left w:val="single" w:sz="4" w:space="0" w:color="000000"/>
-              <w:bottom w:val="single" w:sz="4" w:space="0" w:color="000000"/>
-              <w:right w:val="single" w:sz="4" w:space="0" w:color="000000"/>
-            </w:tcBorders>
-            <w:tcMar>
-              <w:top w:w="60" w:type="dxa"/>
-              <w:left w:w="100" w:type="dxa"/>
-              <w:bottom w:w="60" w:type="dxa"/>
-              <w:right w:w="100" w:type="dxa"/>
-            </w:tcMar>
-          </w:tcPr>
-          <w:p>
-            <w:pPr>
-              <w:spacing w:after="40"/>
-            </w:pPr>
-            <w:r>
-              <w:t>Calculado: quantidade x preço x (1 menos desconto).</w:t>
-            </w:r>
-          </w:p>
-        </w:tc>
-        <w:tc>
-          <w:tcPr>
-            <w:tcW w:w="4770" w:type="dxa"/>
-            <w:tcBorders>
-              <w:top w:val="single" w:sz="4" w:space="0" w:color="000000"/>
-              <w:left w:val="single" w:sz="4" w:space="0" w:color="000000"/>
-              <w:bottom w:val="single" w:sz="4" w:space="0" w:color="000000"/>
-              <w:right w:val="single" w:sz="4" w:space="0" w:color="000000"/>
-            </w:tcBorders>
-            <w:tcMar>
-              <w:top w:w="60" w:type="dxa"/>
-              <w:left w:w="100" w:type="dxa"/>
-              <w:bottom w:w="60" w:type="dxa"/>
-              <w:right w:w="100" w:type="dxa"/>
-            </w:tcMar>
-          </w:tcPr>
-          <w:p>
-            <w:pPr>
-              <w:spacing w:after="40"/>
-            </w:pPr>
-            <w:proofErr w:type="spellStart"/>
-            <w:proofErr w:type="gramStart"/>
-            <w:r>
-              <w:t>pedido.valor</w:t>
-            </w:r>
-            <w:proofErr w:type="gramEnd"/>
-            <w:r>
-              <w:t>_total</w:t>
-            </w:r>
-            <w:proofErr w:type="spellEnd"/>
-            <w:r>
-              <w:t xml:space="preserve"> (calculado pelo sistema)</w:t>
-            </w:r>
-          </w:p>
-        </w:tc>
-      </w:tr>
-      <w:tr>
-        <w:trPr>
-          <w:cantSplit/>
-        </w:trPr>
-        <w:tc>
-          <w:tcPr>
-            <w:tcW w:w="1500" w:type="dxa"/>
-            <w:tcBorders>
-              <w:top w:val="single" w:sz="4" w:space="0" w:color="000000"/>
-              <w:left w:val="single" w:sz="4" w:space="0" w:color="000000"/>
-              <w:bottom w:val="single" w:sz="4" w:space="0" w:color="000000"/>
-              <w:right w:val="single" w:sz="4" w:space="0" w:color="000000"/>
-            </w:tcBorders>
-            <w:tcMar>
-              <w:top w:w="60" w:type="dxa"/>
-              <w:left w:w="100" w:type="dxa"/>
-              <w:bottom w:w="60" w:type="dxa"/>
-              <w:right w:w="100" w:type="dxa"/>
-            </w:tcMar>
-          </w:tcPr>
-          <w:p>
-            <w:pPr>
-              <w:spacing w:after="40"/>
-            </w:pPr>
-            <w:r>
-              <w:t>Vendas</w:t>
-            </w:r>
-          </w:p>
-        </w:tc>
-        <w:tc>
-          <w:tcPr>
-            <w:tcW w:w="3300" w:type="dxa"/>
-            <w:tcBorders>
-              <w:top w:val="single" w:sz="4" w:space="0" w:color="000000"/>
-              <w:left w:val="single" w:sz="4" w:space="0" w:color="000000"/>
-              <w:bottom w:val="single" w:sz="4" w:space="0" w:color="000000"/>
-              <w:right w:val="single" w:sz="4" w:space="0" w:color="000000"/>
-            </w:tcBorders>
-            <w:tcMar>
-              <w:top w:w="60" w:type="dxa"/>
-              <w:left w:w="100" w:type="dxa"/>
-              <w:bottom w:w="60" w:type="dxa"/>
-              <w:right w:w="100" w:type="dxa"/>
-            </w:tcMar>
-          </w:tcPr>
-          <w:p>
-            <w:pPr>
-              <w:spacing w:after="40"/>
-            </w:pPr>
-            <w:proofErr w:type="spellStart"/>
-            <w:r>
-              <w:t>lucro_estimado</w:t>
-            </w:r>
-            <w:proofErr w:type="spellEnd"/>
-          </w:p>
-        </w:tc>
-        <w:tc>
-          <w:tcPr>
-            <w:tcW w:w="5000" w:type="dxa"/>
-            <w:tcBorders>
-              <w:top w:val="single" w:sz="4" w:space="0" w:color="000000"/>
-              <w:left w:val="single" w:sz="4" w:space="0" w:color="000000"/>
-              <w:bottom w:val="single" w:sz="4" w:space="0" w:color="000000"/>
-              <w:right w:val="single" w:sz="4" w:space="0" w:color="000000"/>
-            </w:tcBorders>
-            <w:tcMar>
-              <w:top w:w="60" w:type="dxa"/>
-              <w:left w:w="100" w:type="dxa"/>
-              <w:bottom w:w="60" w:type="dxa"/>
-              <w:right w:w="100" w:type="dxa"/>
-            </w:tcMar>
-          </w:tcPr>
-          <w:p>
-            <w:pPr>
-              <w:spacing w:after="40"/>
-            </w:pPr>
-            <w:r>
-              <w:t xml:space="preserve">Calculado: </w:t>
-            </w:r>
-            <w:proofErr w:type="spellStart"/>
-            <w:r>
-              <w:t>valor_total</w:t>
-            </w:r>
-            <w:proofErr w:type="spellEnd"/>
-            <w:r>
-              <w:t xml:space="preserve"> menos quantidade x custo.</w:t>
-            </w:r>
-          </w:p>
-        </w:tc>
-        <w:tc>
-          <w:tcPr>
-            <w:tcW w:w="4770" w:type="dxa"/>
-            <w:tcBorders>
-              <w:top w:val="single" w:sz="4" w:space="0" w:color="000000"/>
-              <w:left w:val="single" w:sz="4" w:space="0" w:color="000000"/>
-              <w:bottom w:val="single" w:sz="4" w:space="0" w:color="000000"/>
-              <w:right w:val="single" w:sz="4" w:space="0" w:color="000000"/>
-            </w:tcBorders>
-            <w:tcMar>
-              <w:top w:w="60" w:type="dxa"/>
-              <w:left w:w="100" w:type="dxa"/>
-              <w:bottom w:w="60" w:type="dxa"/>
-              <w:right w:w="100" w:type="dxa"/>
-            </w:tcMar>
-          </w:tcPr>
-          <w:p>
-            <w:pPr>
-              <w:spacing w:after="40"/>
-            </w:pPr>
-            <w:proofErr w:type="spellStart"/>
-            <w:proofErr w:type="gramStart"/>
-            <w:r>
-              <w:t>pedido.lucro</w:t>
-            </w:r>
-            <w:proofErr w:type="gramEnd"/>
-            <w:r>
-              <w:t>_estimado</w:t>
-            </w:r>
-            <w:proofErr w:type="spellEnd"/>
-            <w:r>
-              <w:t xml:space="preserve"> (calculado pelo sistema)</w:t>
-            </w:r>
-          </w:p>
-        </w:tc>
-      </w:tr>
-      <w:tr>
-        <w:trPr>
-          <w:cantSplit/>
-        </w:trPr>
-        <w:tc>
-          <w:tcPr>
-            <w:tcW w:w="1500" w:type="dxa"/>
-            <w:tcBorders>
-              <w:top w:val="single" w:sz="4" w:space="0" w:color="000000"/>
-              <w:left w:val="single" w:sz="4" w:space="0" w:color="000000"/>
-              <w:bottom w:val="single" w:sz="4" w:space="0" w:color="000000"/>
-              <w:right w:val="single" w:sz="4" w:space="0" w:color="000000"/>
-            </w:tcBorders>
-            <w:tcMar>
-              <w:top w:w="60" w:type="dxa"/>
-              <w:left w:w="100" w:type="dxa"/>
-              <w:bottom w:w="60" w:type="dxa"/>
-              <w:right w:w="100" w:type="dxa"/>
-            </w:tcMar>
-          </w:tcPr>
-          <w:p>
-            <w:pPr>
-              <w:spacing w:after="40"/>
-            </w:pPr>
-            <w:r>
-              <w:lastRenderedPageBreak/>
-              <w:t>Vendas</w:t>
-            </w:r>
-          </w:p>
-        </w:tc>
-        <w:tc>
-          <w:tcPr>
-            <w:tcW w:w="3300" w:type="dxa"/>
-            <w:tcBorders>
-              <w:top w:val="single" w:sz="4" w:space="0" w:color="000000"/>
-              <w:left w:val="single" w:sz="4" w:space="0" w:color="000000"/>
-              <w:bottom w:val="single" w:sz="4" w:space="0" w:color="000000"/>
-              <w:right w:val="single" w:sz="4" w:space="0" w:color="000000"/>
-            </w:tcBorders>
-            <w:tcMar>
-              <w:top w:w="60" w:type="dxa"/>
-              <w:left w:w="100" w:type="dxa"/>
-              <w:bottom w:w="60" w:type="dxa"/>
-              <w:right w:w="100" w:type="dxa"/>
-            </w:tcMar>
-          </w:tcPr>
-          <w:p>
-            <w:pPr>
-              <w:spacing w:after="40"/>
-            </w:pPr>
-            <w:proofErr w:type="spellStart"/>
-            <w:r>
-              <w:t>canal_venda</w:t>
-            </w:r>
-            <w:proofErr w:type="spellEnd"/>
-          </w:p>
-        </w:tc>
-        <w:tc>
-          <w:tcPr>
-            <w:tcW w:w="5000" w:type="dxa"/>
-            <w:tcBorders>
-              <w:top w:val="single" w:sz="4" w:space="0" w:color="000000"/>
-              <w:left w:val="single" w:sz="4" w:space="0" w:color="000000"/>
-              <w:bottom w:val="single" w:sz="4" w:space="0" w:color="000000"/>
-              <w:right w:val="single" w:sz="4" w:space="0" w:color="000000"/>
-            </w:tcBorders>
-            <w:tcMar>
-              <w:top w:w="60" w:type="dxa"/>
-              <w:left w:w="100" w:type="dxa"/>
-              <w:bottom w:w="60" w:type="dxa"/>
-              <w:right w:w="100" w:type="dxa"/>
-            </w:tcMar>
-          </w:tcPr>
-          <w:p>
-            <w:pPr>
-              <w:spacing w:after="40"/>
-            </w:pPr>
-            <w:r>
-              <w:t>Marketplace, Comércio eletrônico, Loja Física.</w:t>
-            </w:r>
-          </w:p>
-        </w:tc>
-        <w:tc>
-          <w:tcPr>
-            <w:tcW w:w="4770" w:type="dxa"/>
-            <w:tcBorders>
-              <w:top w:val="single" w:sz="4" w:space="0" w:color="000000"/>
-              <w:left w:val="single" w:sz="4" w:space="0" w:color="000000"/>
-              <w:bottom w:val="single" w:sz="4" w:space="0" w:color="000000"/>
-              <w:right w:val="single" w:sz="4" w:space="0" w:color="000000"/>
-            </w:tcBorders>
-            <w:tcMar>
-              <w:top w:w="60" w:type="dxa"/>
-              <w:left w:w="100" w:type="dxa"/>
-              <w:bottom w:w="60" w:type="dxa"/>
-              <w:right w:w="100" w:type="dxa"/>
-            </w:tcMar>
-          </w:tcPr>
-          <w:p>
-            <w:pPr>
-              <w:spacing w:after="40"/>
-            </w:pPr>
-            <w:proofErr w:type="spellStart"/>
-            <w:proofErr w:type="gramStart"/>
-            <w:r>
-              <w:t>pedido.canal</w:t>
-            </w:r>
-            <w:proofErr w:type="gramEnd"/>
-            <w:r>
-              <w:t>_venda</w:t>
-            </w:r>
-            <w:proofErr w:type="spellEnd"/>
-            <w:r>
-              <w:t xml:space="preserve"> (enum Canal)</w:t>
-            </w:r>
-          </w:p>
-        </w:tc>
-      </w:tr>
-      <w:tr>
-        <w:trPr>
-          <w:cantSplit/>
-        </w:trPr>
-        <w:tc>
-          <w:tcPr>
-            <w:tcW w:w="1500" w:type="dxa"/>
-            <w:tcBorders>
-              <w:top w:val="single" w:sz="4" w:space="0" w:color="000000"/>
-              <w:left w:val="single" w:sz="4" w:space="0" w:color="000000"/>
-              <w:bottom w:val="single" w:sz="4" w:space="0" w:color="000000"/>
-              <w:right w:val="single" w:sz="4" w:space="0" w:color="000000"/>
-            </w:tcBorders>
-            <w:tcMar>
-              <w:top w:w="60" w:type="dxa"/>
-              <w:left w:w="100" w:type="dxa"/>
-              <w:bottom w:w="60" w:type="dxa"/>
-              <w:right w:w="100" w:type="dxa"/>
-            </w:tcMar>
-          </w:tcPr>
-          <w:p>
-            <w:pPr>
-              <w:spacing w:after="40"/>
-            </w:pPr>
-            <w:r>
-              <w:t>Vendas</w:t>
-            </w:r>
-          </w:p>
-        </w:tc>
-        <w:tc>
-          <w:tcPr>
-            <w:tcW w:w="3300" w:type="dxa"/>
-            <w:tcBorders>
-              <w:top w:val="single" w:sz="4" w:space="0" w:color="000000"/>
-              <w:left w:val="single" w:sz="4" w:space="0" w:color="000000"/>
-              <w:bottom w:val="single" w:sz="4" w:space="0" w:color="000000"/>
-              <w:right w:val="single" w:sz="4" w:space="0" w:color="000000"/>
-            </w:tcBorders>
-            <w:tcMar>
-              <w:top w:w="60" w:type="dxa"/>
-              <w:left w:w="100" w:type="dxa"/>
-              <w:bottom w:w="60" w:type="dxa"/>
-              <w:right w:w="100" w:type="dxa"/>
-            </w:tcMar>
-          </w:tcPr>
-          <w:p>
-            <w:pPr>
-              <w:spacing w:after="40"/>
-            </w:pPr>
-            <w:proofErr w:type="spellStart"/>
-            <w:r>
-              <w:t>forma_pagamento</w:t>
-            </w:r>
-            <w:proofErr w:type="spellEnd"/>
-          </w:p>
-        </w:tc>
-        <w:tc>
-          <w:tcPr>
-            <w:tcW w:w="5000" w:type="dxa"/>
-            <w:tcBorders>
-              <w:top w:val="single" w:sz="4" w:space="0" w:color="000000"/>
-              <w:left w:val="single" w:sz="4" w:space="0" w:color="000000"/>
-              <w:bottom w:val="single" w:sz="4" w:space="0" w:color="000000"/>
-              <w:right w:val="single" w:sz="4" w:space="0" w:color="000000"/>
-            </w:tcBorders>
-            <w:tcMar>
-              <w:top w:w="60" w:type="dxa"/>
-              <w:left w:w="100" w:type="dxa"/>
-              <w:bottom w:w="60" w:type="dxa"/>
-              <w:right w:w="100" w:type="dxa"/>
-            </w:tcMar>
-          </w:tcPr>
-          <w:p>
-            <w:pPr>
-              <w:spacing w:after="40"/>
-            </w:pPr>
-            <w:r>
-              <w:t>Pix, Cartão Débito, Cartão Crédito, Boleto.</w:t>
-            </w:r>
-          </w:p>
-        </w:tc>
-        <w:tc>
-          <w:tcPr>
-            <w:tcW w:w="4770" w:type="dxa"/>
-            <w:tcBorders>
-              <w:top w:val="single" w:sz="4" w:space="0" w:color="000000"/>
-              <w:left w:val="single" w:sz="4" w:space="0" w:color="000000"/>
-              <w:bottom w:val="single" w:sz="4" w:space="0" w:color="000000"/>
-              <w:right w:val="single" w:sz="4" w:space="0" w:color="000000"/>
-            </w:tcBorders>
-            <w:tcMar>
-              <w:top w:w="60" w:type="dxa"/>
-              <w:left w:w="100" w:type="dxa"/>
-              <w:bottom w:w="60" w:type="dxa"/>
-              <w:right w:w="100" w:type="dxa"/>
-            </w:tcMar>
-          </w:tcPr>
-          <w:p>
-            <w:pPr>
-              <w:spacing w:after="40"/>
-            </w:pPr>
-            <w:proofErr w:type="spellStart"/>
-            <w:proofErr w:type="gramStart"/>
-            <w:r>
-              <w:t>pedido.forma</w:t>
-            </w:r>
-            <w:proofErr w:type="gramEnd"/>
-            <w:r>
-              <w:t>_pagamento</w:t>
-            </w:r>
-            <w:proofErr w:type="spellEnd"/>
-            <w:r>
-              <w:t xml:space="preserve"> (enum </w:t>
-            </w:r>
-            <w:proofErr w:type="spellStart"/>
-            <w:r>
-              <w:t>FormaPagamento</w:t>
-            </w:r>
-            <w:proofErr w:type="spellEnd"/>
-            <w:r>
-              <w:t>)</w:t>
-            </w:r>
-          </w:p>
-        </w:tc>
-      </w:tr>
-      <w:tr>
-        <w:trPr>
-          <w:cantSplit/>
-        </w:trPr>
-        <w:tc>
-          <w:tcPr>
-            <w:tcW w:w="1500" w:type="dxa"/>
-            <w:tcBorders>
-              <w:top w:val="single" w:sz="4" w:space="0" w:color="000000"/>
-              <w:left w:val="single" w:sz="4" w:space="0" w:color="000000"/>
-              <w:bottom w:val="single" w:sz="4" w:space="0" w:color="000000"/>
-              <w:right w:val="single" w:sz="4" w:space="0" w:color="000000"/>
-            </w:tcBorders>
-            <w:tcMar>
-              <w:top w:w="60" w:type="dxa"/>
-              <w:left w:w="100" w:type="dxa"/>
-              <w:bottom w:w="60" w:type="dxa"/>
-              <w:right w:w="100" w:type="dxa"/>
-            </w:tcMar>
-          </w:tcPr>
-          <w:p>
-            <w:pPr>
-              <w:spacing w:after="40"/>
-            </w:pPr>
-            <w:r>
-              <w:t>Vendas</w:t>
-            </w:r>
-          </w:p>
-        </w:tc>
-        <w:tc>
-          <w:tcPr>
-            <w:tcW w:w="3300" w:type="dxa"/>
-            <w:tcBorders>
-              <w:top w:val="single" w:sz="4" w:space="0" w:color="000000"/>
-              <w:left w:val="single" w:sz="4" w:space="0" w:color="000000"/>
-              <w:bottom w:val="single" w:sz="4" w:space="0" w:color="000000"/>
-              <w:right w:val="single" w:sz="4" w:space="0" w:color="000000"/>
-            </w:tcBorders>
-            <w:tcMar>
-              <w:top w:w="60" w:type="dxa"/>
-              <w:left w:w="100" w:type="dxa"/>
-              <w:bottom w:w="60" w:type="dxa"/>
-              <w:right w:w="100" w:type="dxa"/>
-            </w:tcMar>
-          </w:tcPr>
-          <w:p>
-            <w:pPr>
-              <w:spacing w:after="40"/>
-            </w:pPr>
-            <w:proofErr w:type="spellStart"/>
-            <w:r>
-              <w:t>status_pedido</w:t>
-            </w:r>
-            <w:proofErr w:type="spellEnd"/>
-          </w:p>
-        </w:tc>
-        <w:tc>
-          <w:tcPr>
-            <w:tcW w:w="5000" w:type="dxa"/>
-            <w:tcBorders>
-              <w:top w:val="single" w:sz="4" w:space="0" w:color="000000"/>
-              <w:left w:val="single" w:sz="4" w:space="0" w:color="000000"/>
-              <w:bottom w:val="single" w:sz="4" w:space="0" w:color="000000"/>
-              <w:right w:val="single" w:sz="4" w:space="0" w:color="000000"/>
-            </w:tcBorders>
-            <w:tcMar>
-              <w:top w:w="60" w:type="dxa"/>
-              <w:left w:w="100" w:type="dxa"/>
-              <w:bottom w:w="60" w:type="dxa"/>
-              <w:right w:w="100" w:type="dxa"/>
-            </w:tcMar>
-          </w:tcPr>
-          <w:p>
-            <w:pPr>
-              <w:spacing w:after="40"/>
-            </w:pPr>
-            <w:r>
-              <w:t>Concluído, Entregue, Cancelado, Troca.</w:t>
-            </w:r>
-          </w:p>
-        </w:tc>
-        <w:tc>
-          <w:tcPr>
-            <w:tcW w:w="4770" w:type="dxa"/>
-            <w:tcBorders>
-              <w:top w:val="single" w:sz="4" w:space="0" w:color="000000"/>
-              <w:left w:val="single" w:sz="4" w:space="0" w:color="000000"/>
-              <w:bottom w:val="single" w:sz="4" w:space="0" w:color="000000"/>
-              <w:right w:val="single" w:sz="4" w:space="0" w:color="000000"/>
-            </w:tcBorders>
-            <w:tcMar>
-              <w:top w:w="60" w:type="dxa"/>
-              <w:left w:w="100" w:type="dxa"/>
-              <w:bottom w:w="60" w:type="dxa"/>
-              <w:right w:w="100" w:type="dxa"/>
-            </w:tcMar>
-          </w:tcPr>
-          <w:p>
-            <w:pPr>
-              <w:spacing w:after="40"/>
-            </w:pPr>
-            <w:proofErr w:type="spellStart"/>
-            <w:proofErr w:type="gramStart"/>
-            <w:r>
-              <w:t>pedido.status</w:t>
-            </w:r>
-            <w:proofErr w:type="gramEnd"/>
-            <w:r>
-              <w:t>_pedido</w:t>
-            </w:r>
-            <w:proofErr w:type="spellEnd"/>
-            <w:r>
-              <w:t xml:space="preserve"> (enum Status, seção 4)</w:t>
-            </w:r>
-          </w:p>
-        </w:tc>
-      </w:tr>
-      <w:tr>
-        <w:trPr>
-          <w:cantSplit/>
-        </w:trPr>
-        <w:tc>
-          <w:tcPr>
-            <w:tcW w:w="1500" w:type="dxa"/>
-            <w:tcBorders>
-              <w:top w:val="single" w:sz="4" w:space="0" w:color="000000"/>
-              <w:left w:val="single" w:sz="4" w:space="0" w:color="000000"/>
-              <w:bottom w:val="single" w:sz="4" w:space="0" w:color="000000"/>
-              <w:right w:val="single" w:sz="4" w:space="0" w:color="000000"/>
-            </w:tcBorders>
-            <w:tcMar>
-              <w:top w:w="60" w:type="dxa"/>
-              <w:left w:w="100" w:type="dxa"/>
-              <w:bottom w:w="60" w:type="dxa"/>
-              <w:right w:w="100" w:type="dxa"/>
-            </w:tcMar>
-          </w:tcPr>
-          <w:p>
-            <w:pPr>
-              <w:spacing w:after="40"/>
-            </w:pPr>
-            <w:r>
-              <w:t>Vendas</w:t>
-            </w:r>
-          </w:p>
-        </w:tc>
-        <w:tc>
-          <w:tcPr>
-            <w:tcW w:w="3300" w:type="dxa"/>
-            <w:tcBorders>
-              <w:top w:val="single" w:sz="4" w:space="0" w:color="000000"/>
-              <w:left w:val="single" w:sz="4" w:space="0" w:color="000000"/>
-              <w:bottom w:val="single" w:sz="4" w:space="0" w:color="000000"/>
-              <w:right w:val="single" w:sz="4" w:space="0" w:color="000000"/>
-            </w:tcBorders>
-            <w:tcMar>
-              <w:top w:w="60" w:type="dxa"/>
-              <w:left w:w="100" w:type="dxa"/>
-              <w:bottom w:w="60" w:type="dxa"/>
-              <w:right w:w="100" w:type="dxa"/>
-            </w:tcMar>
-          </w:tcPr>
-          <w:p>
-            <w:pPr>
-              <w:spacing w:after="40"/>
-            </w:pPr>
-            <w:proofErr w:type="spellStart"/>
-            <w:r>
-              <w:t>estado_entrega</w:t>
-            </w:r>
-            <w:proofErr w:type="spellEnd"/>
-          </w:p>
-        </w:tc>
-        <w:tc>
-          <w:tcPr>
-            <w:tcW w:w="5000" w:type="dxa"/>
-            <w:tcBorders>
-              <w:top w:val="single" w:sz="4" w:space="0" w:color="000000"/>
-              <w:left w:val="single" w:sz="4" w:space="0" w:color="000000"/>
-              <w:bottom w:val="single" w:sz="4" w:space="0" w:color="000000"/>
-              <w:right w:val="single" w:sz="4" w:space="0" w:color="000000"/>
-            </w:tcBorders>
-            <w:tcMar>
-              <w:top w:w="60" w:type="dxa"/>
-              <w:left w:w="100" w:type="dxa"/>
-              <w:bottom w:w="60" w:type="dxa"/>
-              <w:right w:w="100" w:type="dxa"/>
-            </w:tcMar>
-          </w:tcPr>
-          <w:p>
-            <w:pPr>
-              <w:spacing w:after="40"/>
-            </w:pPr>
-            <w:r>
-              <w:t>Depende da cidade de entrega.</w:t>
-            </w:r>
-          </w:p>
-        </w:tc>
-        <w:tc>
-          <w:tcPr>
-            <w:tcW w:w="4770" w:type="dxa"/>
-            <w:tcBorders>
-              <w:top w:val="single" w:sz="4" w:space="0" w:color="000000"/>
-              <w:left w:val="single" w:sz="4" w:space="0" w:color="000000"/>
-              <w:bottom w:val="single" w:sz="4" w:space="0" w:color="000000"/>
-              <w:right w:val="single" w:sz="4" w:space="0" w:color="000000"/>
-            </w:tcBorders>
-            <w:tcMar>
-              <w:top w:w="60" w:type="dxa"/>
-              <w:left w:w="100" w:type="dxa"/>
-              <w:bottom w:w="60" w:type="dxa"/>
-              <w:right w:w="100" w:type="dxa"/>
-            </w:tcMar>
-          </w:tcPr>
-          <w:p>
-            <w:pPr>
-              <w:spacing w:after="40"/>
-            </w:pPr>
-            <w:proofErr w:type="spellStart"/>
-            <w:proofErr w:type="gramStart"/>
-            <w:r>
-              <w:t>entrega.estado</w:t>
-            </w:r>
-            <w:proofErr w:type="gramEnd"/>
-            <w:r>
-              <w:t>_entrega</w:t>
-            </w:r>
-            <w:proofErr w:type="spellEnd"/>
-          </w:p>
-        </w:tc>
-      </w:tr>
-      <w:tr>
-        <w:trPr>
-          <w:cantSplit/>
-        </w:trPr>
-        <w:tc>
-          <w:tcPr>
-            <w:tcW w:w="1500" w:type="dxa"/>
-            <w:tcBorders>
-              <w:top w:val="single" w:sz="4" w:space="0" w:color="000000"/>
-              <w:left w:val="single" w:sz="4" w:space="0" w:color="000000"/>
-              <w:bottom w:val="single" w:sz="4" w:space="0" w:color="000000"/>
-              <w:right w:val="single" w:sz="4" w:space="0" w:color="000000"/>
-            </w:tcBorders>
-            <w:tcMar>
-              <w:top w:w="60" w:type="dxa"/>
-              <w:left w:w="100" w:type="dxa"/>
-              <w:bottom w:w="60" w:type="dxa"/>
-              <w:right w:w="100" w:type="dxa"/>
-            </w:tcMar>
-          </w:tcPr>
-          <w:p>
-            <w:pPr>
-              <w:spacing w:after="40"/>
-            </w:pPr>
-            <w:r>
-              <w:t>Vendas</w:t>
-            </w:r>
-          </w:p>
-        </w:tc>
-        <w:tc>
-          <w:tcPr>
-            <w:tcW w:w="3300" w:type="dxa"/>
-            <w:tcBorders>
-              <w:top w:val="single" w:sz="4" w:space="0" w:color="000000"/>
-              <w:left w:val="single" w:sz="4" w:space="0" w:color="000000"/>
-              <w:bottom w:val="single" w:sz="4" w:space="0" w:color="000000"/>
-              <w:right w:val="single" w:sz="4" w:space="0" w:color="000000"/>
-            </w:tcBorders>
-            <w:tcMar>
-              <w:top w:w="60" w:type="dxa"/>
-              <w:left w:w="100" w:type="dxa"/>
-              <w:bottom w:w="60" w:type="dxa"/>
-              <w:right w:w="100" w:type="dxa"/>
-            </w:tcMar>
-          </w:tcPr>
-          <w:p>
-            <w:pPr>
-              <w:spacing w:after="40"/>
-            </w:pPr>
-            <w:proofErr w:type="spellStart"/>
-            <w:r>
-              <w:t>cidade_entrega</w:t>
-            </w:r>
-            <w:proofErr w:type="spellEnd"/>
-          </w:p>
-        </w:tc>
-        <w:tc>
-          <w:tcPr>
-            <w:tcW w:w="5000" w:type="dxa"/>
-            <w:tcBorders>
-              <w:top w:val="single" w:sz="4" w:space="0" w:color="000000"/>
-              <w:left w:val="single" w:sz="4" w:space="0" w:color="000000"/>
-              <w:bottom w:val="single" w:sz="4" w:space="0" w:color="000000"/>
-              <w:right w:val="single" w:sz="4" w:space="0" w:color="000000"/>
-            </w:tcBorders>
-            <w:tcMar>
-              <w:top w:w="60" w:type="dxa"/>
-              <w:left w:w="100" w:type="dxa"/>
-              <w:bottom w:w="60" w:type="dxa"/>
-              <w:right w:w="100" w:type="dxa"/>
-            </w:tcMar>
-          </w:tcPr>
-          <w:p>
-            <w:pPr>
-              <w:spacing w:after="40"/>
-            </w:pPr>
-            <w:r>
-              <w:t>Igual à cidade do cliente.</w:t>
-            </w:r>
-          </w:p>
-        </w:tc>
-        <w:tc>
-          <w:tcPr>
-            <w:tcW w:w="4770" w:type="dxa"/>
-            <w:tcBorders>
-              <w:top w:val="single" w:sz="4" w:space="0" w:color="000000"/>
-              <w:left w:val="single" w:sz="4" w:space="0" w:color="000000"/>
-              <w:bottom w:val="single" w:sz="4" w:space="0" w:color="000000"/>
-              <w:right w:val="single" w:sz="4" w:space="0" w:color="000000"/>
-            </w:tcBorders>
-            <w:tcMar>
-              <w:top w:w="60" w:type="dxa"/>
-              <w:left w:w="100" w:type="dxa"/>
-              <w:bottom w:w="60" w:type="dxa"/>
-              <w:right w:w="100" w:type="dxa"/>
-            </w:tcMar>
-          </w:tcPr>
-          <w:p>
-            <w:pPr>
-              <w:spacing w:after="40"/>
-            </w:pPr>
-            <w:proofErr w:type="spellStart"/>
-            <w:proofErr w:type="gramStart"/>
-            <w:r>
-              <w:t>entrega.cidade</w:t>
-            </w:r>
-            <w:proofErr w:type="gramEnd"/>
-            <w:r>
-              <w:t>_entrega</w:t>
-            </w:r>
-            <w:proofErr w:type="spellEnd"/>
-          </w:p>
-        </w:tc>
-      </w:tr>
-      <w:tr>
-        <w:trPr>
-          <w:cantSplit/>
-        </w:trPr>
-        <w:tc>
-          <w:tcPr>
-            <w:tcW w:w="1500" w:type="dxa"/>
-            <w:tcBorders>
-              <w:top w:val="single" w:sz="4" w:space="0" w:color="000000"/>
-              <w:left w:val="single" w:sz="4" w:space="0" w:color="000000"/>
-              <w:bottom w:val="single" w:sz="4" w:space="0" w:color="000000"/>
-              <w:right w:val="single" w:sz="4" w:space="0" w:color="000000"/>
-            </w:tcBorders>
-            <w:tcMar>
-              <w:top w:w="60" w:type="dxa"/>
-              <w:left w:w="100" w:type="dxa"/>
-              <w:bottom w:w="60" w:type="dxa"/>
-              <w:right w:w="100" w:type="dxa"/>
-            </w:tcMar>
-          </w:tcPr>
-          <w:p>
-            <w:pPr>
-              <w:spacing w:after="40"/>
-            </w:pPr>
-            <w:r>
-              <w:t>Estoque</w:t>
-            </w:r>
-          </w:p>
-        </w:tc>
-        <w:tc>
-          <w:tcPr>
-            <w:tcW w:w="3300" w:type="dxa"/>
-            <w:tcBorders>
-              <w:top w:val="single" w:sz="4" w:space="0" w:color="000000"/>
-              <w:left w:val="single" w:sz="4" w:space="0" w:color="000000"/>
-              <w:bottom w:val="single" w:sz="4" w:space="0" w:color="000000"/>
-              <w:right w:val="single" w:sz="4" w:space="0" w:color="000000"/>
-            </w:tcBorders>
-            <w:tcMar>
-              <w:top w:w="60" w:type="dxa"/>
-              <w:left w:w="100" w:type="dxa"/>
-              <w:bottom w:w="60" w:type="dxa"/>
-              <w:right w:w="100" w:type="dxa"/>
-            </w:tcMar>
-          </w:tcPr>
-          <w:p>
-            <w:pPr>
-              <w:spacing w:after="40"/>
-            </w:pPr>
-            <w:proofErr w:type="spellStart"/>
-            <w:r>
-              <w:t>id_produto</w:t>
-            </w:r>
-            <w:proofErr w:type="spellEnd"/>
-          </w:p>
-        </w:tc>
-        <w:tc>
-          <w:tcPr>
-            <w:tcW w:w="5000" w:type="dxa"/>
-            <w:tcBorders>
-              <w:top w:val="single" w:sz="4" w:space="0" w:color="000000"/>
-              <w:left w:val="single" w:sz="4" w:space="0" w:color="000000"/>
-              <w:bottom w:val="single" w:sz="4" w:space="0" w:color="000000"/>
-              <w:right w:val="single" w:sz="4" w:space="0" w:color="000000"/>
-            </w:tcBorders>
-            <w:tcMar>
-              <w:top w:w="60" w:type="dxa"/>
-              <w:left w:w="100" w:type="dxa"/>
-              <w:bottom w:w="60" w:type="dxa"/>
-              <w:right w:w="100" w:type="dxa"/>
-            </w:tcMar>
-          </w:tcPr>
-          <w:p>
-            <w:pPr>
-              <w:spacing w:after="40"/>
-            </w:pPr>
-            <w:r>
-              <w:t>Mesmo id de Produtos (2 a 126).</w:t>
-            </w:r>
-          </w:p>
-        </w:tc>
-        <w:tc>
-          <w:tcPr>
-            <w:tcW w:w="4770" w:type="dxa"/>
-            <w:tcBorders>
-              <w:top w:val="single" w:sz="4" w:space="0" w:color="000000"/>
-              <w:left w:val="single" w:sz="4" w:space="0" w:color="000000"/>
-              <w:bottom w:val="single" w:sz="4" w:space="0" w:color="000000"/>
-              <w:right w:val="single" w:sz="4" w:space="0" w:color="000000"/>
-            </w:tcBorders>
-            <w:tcMar>
-              <w:top w:w="60" w:type="dxa"/>
-              <w:left w:w="100" w:type="dxa"/>
-              <w:bottom w:w="60" w:type="dxa"/>
-              <w:right w:w="100" w:type="dxa"/>
-            </w:tcMar>
-          </w:tcPr>
-          <w:p>
-            <w:pPr>
-              <w:spacing w:after="40"/>
-            </w:pPr>
-            <w:proofErr w:type="spellStart"/>
-            <w:r>
-              <w:t>produto.id_produto</w:t>
-            </w:r>
-            <w:proofErr w:type="spellEnd"/>
-            <w:r>
-              <w:t xml:space="preserve"> (mesmo registro)</w:t>
-            </w:r>
-          </w:p>
-        </w:tc>
-      </w:tr>
-      <w:tr>
-        <w:trPr>
-          <w:cantSplit/>
-        </w:trPr>
-        <w:tc>
-          <w:tcPr>
-            <w:tcW w:w="1500" w:type="dxa"/>
-            <w:tcBorders>
-              <w:top w:val="single" w:sz="4" w:space="0" w:color="000000"/>
-              <w:left w:val="single" w:sz="4" w:space="0" w:color="000000"/>
-              <w:bottom w:val="single" w:sz="4" w:space="0" w:color="000000"/>
-              <w:right w:val="single" w:sz="4" w:space="0" w:color="000000"/>
-            </w:tcBorders>
-            <w:tcMar>
-              <w:top w:w="60" w:type="dxa"/>
-              <w:left w:w="100" w:type="dxa"/>
-              <w:bottom w:w="60" w:type="dxa"/>
-              <w:right w:w="100" w:type="dxa"/>
-            </w:tcMar>
-          </w:tcPr>
-          <w:p>
-            <w:pPr>
-              <w:spacing w:after="40"/>
-            </w:pPr>
-            <w:r>
-              <w:t>Estoque</w:t>
-            </w:r>
-          </w:p>
-        </w:tc>
-        <w:tc>
-          <w:tcPr>
-            <w:tcW w:w="3300" w:type="dxa"/>
-            <w:tcBorders>
-              <w:top w:val="single" w:sz="4" w:space="0" w:color="000000"/>
-              <w:left w:val="single" w:sz="4" w:space="0" w:color="000000"/>
-              <w:bottom w:val="single" w:sz="4" w:space="0" w:color="000000"/>
-              <w:right w:val="single" w:sz="4" w:space="0" w:color="000000"/>
-            </w:tcBorders>
-            <w:tcMar>
-              <w:top w:w="60" w:type="dxa"/>
-              <w:left w:w="100" w:type="dxa"/>
-              <w:bottom w:w="60" w:type="dxa"/>
-              <w:right w:w="100" w:type="dxa"/>
-            </w:tcMar>
-          </w:tcPr>
-          <w:p>
-            <w:pPr>
-              <w:spacing w:after="40"/>
-            </w:pPr>
-            <w:r>
-              <w:t>categoria</w:t>
-            </w:r>
-          </w:p>
-        </w:tc>
-        <w:tc>
-          <w:tcPr>
-            <w:tcW w:w="5000" w:type="dxa"/>
-            <w:tcBorders>
-              <w:top w:val="single" w:sz="4" w:space="0" w:color="000000"/>
-              <w:left w:val="single" w:sz="4" w:space="0" w:color="000000"/>
-              <w:bottom w:val="single" w:sz="4" w:space="0" w:color="000000"/>
-              <w:right w:val="single" w:sz="4" w:space="0" w:color="000000"/>
-            </w:tcBorders>
-            <w:tcMar>
-              <w:top w:w="60" w:type="dxa"/>
-              <w:left w:w="100" w:type="dxa"/>
-              <w:bottom w:w="60" w:type="dxa"/>
-              <w:right w:w="100" w:type="dxa"/>
-            </w:tcMar>
-          </w:tcPr>
-          <w:p>
-            <w:pPr>
-              <w:spacing w:after="40"/>
-            </w:pPr>
-            <w:r>
-              <w:t>Repete Produtos.</w:t>
-            </w:r>
-          </w:p>
-        </w:tc>
-        <w:tc>
-          <w:tcPr>
-            <w:tcW w:w="4770" w:type="dxa"/>
-            <w:tcBorders>
-              <w:top w:val="single" w:sz="4" w:space="0" w:color="000000"/>
-              <w:left w:val="single" w:sz="4" w:space="0" w:color="000000"/>
-              <w:bottom w:val="single" w:sz="4" w:space="0" w:color="000000"/>
-              <w:right w:val="single" w:sz="4" w:space="0" w:color="000000"/>
-            </w:tcBorders>
-            <w:tcMar>
-              <w:top w:w="60" w:type="dxa"/>
-              <w:left w:w="100" w:type="dxa"/>
-              <w:bottom w:w="60" w:type="dxa"/>
-              <w:right w:w="100" w:type="dxa"/>
-            </w:tcMar>
-          </w:tcPr>
-          <w:p>
-            <w:pPr>
-              <w:spacing w:after="40"/>
-            </w:pPr>
-            <w:r>
-              <w:t>Removido.</w:t>
-            </w:r>
-          </w:p>
-        </w:tc>
-      </w:tr>
-      <w:tr>
-        <w:trPr>
-          <w:cantSplit/>
-        </w:trPr>
-        <w:tc>
-          <w:tcPr>
-            <w:tcW w:w="1500" w:type="dxa"/>
-            <w:tcBorders>
-              <w:top w:val="single" w:sz="4" w:space="0" w:color="000000"/>
-              <w:left w:val="single" w:sz="4" w:space="0" w:color="000000"/>
-              <w:bottom w:val="single" w:sz="4" w:space="0" w:color="000000"/>
-              <w:right w:val="single" w:sz="4" w:space="0" w:color="000000"/>
-            </w:tcBorders>
-            <w:tcMar>
-              <w:top w:w="60" w:type="dxa"/>
-              <w:left w:w="100" w:type="dxa"/>
-              <w:bottom w:w="60" w:type="dxa"/>
-              <w:right w:w="100" w:type="dxa"/>
-            </w:tcMar>
-          </w:tcPr>
-          <w:p>
-            <w:pPr>
-              <w:spacing w:after="40"/>
-            </w:pPr>
-            <w:r>
-              <w:t>Estoque</w:t>
-            </w:r>
-          </w:p>
-        </w:tc>
-        <w:tc>
-          <w:tcPr>
-            <w:tcW w:w="3300" w:type="dxa"/>
-            <w:tcBorders>
-              <w:top w:val="single" w:sz="4" w:space="0" w:color="000000"/>
-              <w:left w:val="single" w:sz="4" w:space="0" w:color="000000"/>
-              <w:bottom w:val="single" w:sz="4" w:space="0" w:color="000000"/>
-              <w:right w:val="single" w:sz="4" w:space="0" w:color="000000"/>
-            </w:tcBorders>
-            <w:tcMar>
-              <w:top w:w="60" w:type="dxa"/>
-              <w:left w:w="100" w:type="dxa"/>
-              <w:bottom w:w="60" w:type="dxa"/>
-              <w:right w:w="100" w:type="dxa"/>
-            </w:tcMar>
-          </w:tcPr>
-          <w:p>
-            <w:pPr>
-              <w:spacing w:after="40"/>
-            </w:pPr>
-            <w:r>
-              <w:t>subcategoria</w:t>
-            </w:r>
-          </w:p>
-        </w:tc>
-        <w:tc>
-          <w:tcPr>
-            <w:tcW w:w="5000" w:type="dxa"/>
-            <w:tcBorders>
-              <w:top w:val="single" w:sz="4" w:space="0" w:color="000000"/>
-              <w:left w:val="single" w:sz="4" w:space="0" w:color="000000"/>
-              <w:bottom w:val="single" w:sz="4" w:space="0" w:color="000000"/>
-              <w:right w:val="single" w:sz="4" w:space="0" w:color="000000"/>
-            </w:tcBorders>
-            <w:tcMar>
-              <w:top w:w="60" w:type="dxa"/>
-              <w:left w:w="100" w:type="dxa"/>
-              <w:bottom w:w="60" w:type="dxa"/>
-              <w:right w:w="100" w:type="dxa"/>
-            </w:tcMar>
-          </w:tcPr>
-          <w:p>
-            <w:pPr>
-              <w:spacing w:after="40"/>
-            </w:pPr>
-            <w:r>
-              <w:t>Repete Produtos.</w:t>
-            </w:r>
-          </w:p>
-        </w:tc>
-        <w:tc>
-          <w:tcPr>
-            <w:tcW w:w="4770" w:type="dxa"/>
-            <w:tcBorders>
-              <w:top w:val="single" w:sz="4" w:space="0" w:color="000000"/>
-              <w:left w:val="single" w:sz="4" w:space="0" w:color="000000"/>
-              <w:bottom w:val="single" w:sz="4" w:space="0" w:color="000000"/>
-              <w:right w:val="single" w:sz="4" w:space="0" w:color="000000"/>
-            </w:tcBorders>
-            <w:tcMar>
-              <w:top w:w="60" w:type="dxa"/>
-              <w:left w:w="100" w:type="dxa"/>
-              <w:bottom w:w="60" w:type="dxa"/>
-              <w:right w:w="100" w:type="dxa"/>
-            </w:tcMar>
-          </w:tcPr>
-          <w:p>
-            <w:pPr>
-              <w:spacing w:after="40"/>
-            </w:pPr>
-            <w:r>
-              <w:t>Removido.</w:t>
-            </w:r>
-          </w:p>
-        </w:tc>
-      </w:tr>
-      <w:tr>
-        <w:trPr>
-          <w:cantSplit/>
-        </w:trPr>
-        <w:tc>
-          <w:tcPr>
-            <w:tcW w:w="1500" w:type="dxa"/>
-            <w:tcBorders>
-              <w:top w:val="single" w:sz="4" w:space="0" w:color="000000"/>
-              <w:left w:val="single" w:sz="4" w:space="0" w:color="000000"/>
-              <w:bottom w:val="single" w:sz="4" w:space="0" w:color="000000"/>
-              <w:right w:val="single" w:sz="4" w:space="0" w:color="000000"/>
-            </w:tcBorders>
-            <w:tcMar>
-              <w:top w:w="60" w:type="dxa"/>
-              <w:left w:w="100" w:type="dxa"/>
-              <w:bottom w:w="60" w:type="dxa"/>
-              <w:right w:w="100" w:type="dxa"/>
-            </w:tcMar>
-          </w:tcPr>
-          <w:p>
-            <w:pPr>
-              <w:spacing w:after="40"/>
-            </w:pPr>
-            <w:r>
-              <w:t>Estoque</w:t>
-            </w:r>
-          </w:p>
-        </w:tc>
-        <w:tc>
-          <w:tcPr>
-            <w:tcW w:w="3300" w:type="dxa"/>
-            <w:tcBorders>
-              <w:top w:val="single" w:sz="4" w:space="0" w:color="000000"/>
-              <w:left w:val="single" w:sz="4" w:space="0" w:color="000000"/>
-              <w:bottom w:val="single" w:sz="4" w:space="0" w:color="000000"/>
-              <w:right w:val="single" w:sz="4" w:space="0" w:color="000000"/>
-            </w:tcBorders>
-            <w:tcMar>
-              <w:top w:w="60" w:type="dxa"/>
-              <w:left w:w="100" w:type="dxa"/>
-              <w:bottom w:w="60" w:type="dxa"/>
-              <w:right w:w="100" w:type="dxa"/>
-            </w:tcMar>
-          </w:tcPr>
-          <w:p>
-            <w:pPr>
-              <w:spacing w:after="40"/>
-            </w:pPr>
-            <w:proofErr w:type="spellStart"/>
-            <w:r>
-              <w:t>estoque_atual</w:t>
-            </w:r>
-            <w:proofErr w:type="spellEnd"/>
-          </w:p>
-        </w:tc>
-        <w:tc>
-          <w:tcPr>
-            <w:tcW w:w="5000" w:type="dxa"/>
-            <w:tcBorders>
-              <w:top w:val="single" w:sz="4" w:space="0" w:color="000000"/>
-              <w:left w:val="single" w:sz="4" w:space="0" w:color="000000"/>
-              <w:bottom w:val="single" w:sz="4" w:space="0" w:color="000000"/>
-              <w:right w:val="single" w:sz="4" w:space="0" w:color="000000"/>
-            </w:tcBorders>
-            <w:tcMar>
-              <w:top w:w="60" w:type="dxa"/>
-              <w:left w:w="100" w:type="dxa"/>
-              <w:bottom w:w="60" w:type="dxa"/>
-              <w:right w:w="100" w:type="dxa"/>
-            </w:tcMar>
-          </w:tcPr>
-          <w:p>
-            <w:pPr>
-              <w:spacing w:after="40"/>
-            </w:pPr>
-            <w:r>
-              <w:t>De 10 a 495.</w:t>
-            </w:r>
-          </w:p>
-        </w:tc>
-        <w:tc>
-          <w:tcPr>
-            <w:tcW w:w="4770" w:type="dxa"/>
-            <w:tcBorders>
-              <w:top w:val="single" w:sz="4" w:space="0" w:color="000000"/>
-              <w:left w:val="single" w:sz="4" w:space="0" w:color="000000"/>
-              <w:bottom w:val="single" w:sz="4" w:space="0" w:color="000000"/>
-              <w:right w:val="single" w:sz="4" w:space="0" w:color="000000"/>
-            </w:tcBorders>
-            <w:tcMar>
-              <w:top w:w="60" w:type="dxa"/>
-              <w:left w:w="100" w:type="dxa"/>
-              <w:bottom w:w="60" w:type="dxa"/>
-              <w:right w:w="100" w:type="dxa"/>
-            </w:tcMar>
-          </w:tcPr>
-          <w:p>
-            <w:pPr>
-              <w:spacing w:after="40"/>
-            </w:pPr>
-            <w:proofErr w:type="spellStart"/>
-            <w:proofErr w:type="gramStart"/>
-            <w:r>
-              <w:t>produto.estoque</w:t>
-            </w:r>
-            <w:proofErr w:type="gramEnd"/>
-            <w:r>
-              <w:t>_atual</w:t>
-            </w:r>
-            <w:proofErr w:type="spellEnd"/>
-          </w:p>
-        </w:tc>
-      </w:tr>
-      <w:tr>
-        <w:trPr>
-          <w:cantSplit/>
-        </w:trPr>
-        <w:tc>
-          <w:tcPr>
-            <w:tcW w:w="1500" w:type="dxa"/>
-            <w:tcBorders>
-              <w:top w:val="single" w:sz="4" w:space="0" w:color="000000"/>
-              <w:left w:val="single" w:sz="4" w:space="0" w:color="000000"/>
-              <w:bottom w:val="single" w:sz="4" w:space="0" w:color="000000"/>
-              <w:right w:val="single" w:sz="4" w:space="0" w:color="000000"/>
-            </w:tcBorders>
-            <w:tcMar>
-              <w:top w:w="60" w:type="dxa"/>
-              <w:left w:w="100" w:type="dxa"/>
-              <w:bottom w:w="60" w:type="dxa"/>
-              <w:right w:w="100" w:type="dxa"/>
-            </w:tcMar>
-          </w:tcPr>
-          <w:p>
-            <w:pPr>
-              <w:spacing w:after="40"/>
-            </w:pPr>
-            <w:r>
-              <w:t>Estoque</w:t>
-            </w:r>
-          </w:p>
-        </w:tc>
-        <w:tc>
-          <w:tcPr>
-            <w:tcW w:w="3300" w:type="dxa"/>
-            <w:tcBorders>
-              <w:top w:val="single" w:sz="4" w:space="0" w:color="000000"/>
-              <w:left w:val="single" w:sz="4" w:space="0" w:color="000000"/>
-              <w:bottom w:val="single" w:sz="4" w:space="0" w:color="000000"/>
-              <w:right w:val="single" w:sz="4" w:space="0" w:color="000000"/>
-            </w:tcBorders>
-            <w:tcMar>
-              <w:top w:w="60" w:type="dxa"/>
-              <w:left w:w="100" w:type="dxa"/>
-              <w:bottom w:w="60" w:type="dxa"/>
-              <w:right w:w="100" w:type="dxa"/>
-            </w:tcMar>
-          </w:tcPr>
-          <w:p>
-            <w:pPr>
-              <w:spacing w:after="40"/>
-            </w:pPr>
-            <w:proofErr w:type="spellStart"/>
-            <w:r>
-              <w:t>estoque_minimo</w:t>
-            </w:r>
-            <w:proofErr w:type="spellEnd"/>
-          </w:p>
-        </w:tc>
-        <w:tc>
-          <w:tcPr>
-            <w:tcW w:w="5000" w:type="dxa"/>
-            <w:tcBorders>
-              <w:top w:val="single" w:sz="4" w:space="0" w:color="000000"/>
-              <w:left w:val="single" w:sz="4" w:space="0" w:color="000000"/>
-              <w:bottom w:val="single" w:sz="4" w:space="0" w:color="000000"/>
-              <w:right w:val="single" w:sz="4" w:space="0" w:color="000000"/>
-            </w:tcBorders>
-            <w:tcMar>
-              <w:top w:w="60" w:type="dxa"/>
-              <w:left w:w="100" w:type="dxa"/>
-              <w:bottom w:w="60" w:type="dxa"/>
-              <w:right w:w="100" w:type="dxa"/>
-            </w:tcMar>
-          </w:tcPr>
-          <w:p>
-            <w:pPr>
-              <w:spacing w:after="40"/>
-            </w:pPr>
-            <w:r>
-              <w:t>De 5 a 40. 8 produtos abaixo do mínimo.</w:t>
-            </w:r>
-          </w:p>
-        </w:tc>
-        <w:tc>
-          <w:tcPr>
-            <w:tcW w:w="4770" w:type="dxa"/>
-            <w:tcBorders>
-              <w:top w:val="single" w:sz="4" w:space="0" w:color="000000"/>
-              <w:left w:val="single" w:sz="4" w:space="0" w:color="000000"/>
-              <w:bottom w:val="single" w:sz="4" w:space="0" w:color="000000"/>
-              <w:right w:val="single" w:sz="4" w:space="0" w:color="000000"/>
-            </w:tcBorders>
-            <w:tcMar>
-              <w:top w:w="60" w:type="dxa"/>
-              <w:left w:w="100" w:type="dxa"/>
-              <w:bottom w:w="60" w:type="dxa"/>
-              <w:right w:w="100" w:type="dxa"/>
-            </w:tcMar>
-          </w:tcPr>
-          <w:p>
-            <w:pPr>
-              <w:spacing w:after="40"/>
-            </w:pPr>
-            <w:proofErr w:type="spellStart"/>
-            <w:proofErr w:type="gramStart"/>
-            <w:r>
-              <w:t>produto.estoque</w:t>
-            </w:r>
-            <w:proofErr w:type="gramEnd"/>
-            <w:r>
-              <w:t>_minimo</w:t>
-            </w:r>
-            <w:proofErr w:type="spellEnd"/>
-          </w:p>
-        </w:tc>
-      </w:tr>
-      <w:tr>
-        <w:trPr>
-          <w:cantSplit/>
-        </w:trPr>
-        <w:tc>
-          <w:tcPr>
-            <w:tcW w:w="1500" w:type="dxa"/>
-            <w:tcBorders>
-              <w:top w:val="single" w:sz="4" w:space="0" w:color="000000"/>
-              <w:left w:val="single" w:sz="4" w:space="0" w:color="000000"/>
-              <w:bottom w:val="single" w:sz="4" w:space="0" w:color="000000"/>
-              <w:right w:val="single" w:sz="4" w:space="0" w:color="000000"/>
-            </w:tcBorders>
-            <w:tcMar>
-              <w:top w:w="60" w:type="dxa"/>
-              <w:left w:w="100" w:type="dxa"/>
-              <w:bottom w:w="60" w:type="dxa"/>
-              <w:right w:w="100" w:type="dxa"/>
-            </w:tcMar>
-          </w:tcPr>
-          <w:p>
-            <w:pPr>
-              <w:spacing w:after="40"/>
-            </w:pPr>
-            <w:r>
-              <w:t>Estoque</w:t>
-            </w:r>
-          </w:p>
-        </w:tc>
-        <w:tc>
-          <w:tcPr>
-            <w:tcW w:w="3300" w:type="dxa"/>
-            <w:tcBorders>
-              <w:top w:val="single" w:sz="4" w:space="0" w:color="000000"/>
-              <w:left w:val="single" w:sz="4" w:space="0" w:color="000000"/>
-              <w:bottom w:val="single" w:sz="4" w:space="0" w:color="000000"/>
-              <w:right w:val="single" w:sz="4" w:space="0" w:color="000000"/>
-            </w:tcBorders>
-            <w:tcMar>
-              <w:top w:w="60" w:type="dxa"/>
-              <w:left w:w="100" w:type="dxa"/>
-              <w:bottom w:w="60" w:type="dxa"/>
-              <w:right w:w="100" w:type="dxa"/>
-            </w:tcMar>
-          </w:tcPr>
-          <w:p>
-            <w:pPr>
-              <w:spacing w:after="40"/>
-            </w:pPr>
-            <w:r>
-              <w:t>fornecedor</w:t>
-            </w:r>
-          </w:p>
-        </w:tc>
-        <w:tc>
-          <w:tcPr>
-            <w:tcW w:w="5000" w:type="dxa"/>
-            <w:tcBorders>
-              <w:top w:val="single" w:sz="4" w:space="0" w:color="000000"/>
-              <w:left w:val="single" w:sz="4" w:space="0" w:color="000000"/>
-              <w:bottom w:val="single" w:sz="4" w:space="0" w:color="000000"/>
-              <w:right w:val="single" w:sz="4" w:space="0" w:color="000000"/>
-            </w:tcBorders>
-            <w:tcMar>
-              <w:top w:w="60" w:type="dxa"/>
-              <w:left w:w="100" w:type="dxa"/>
-              <w:bottom w:w="60" w:type="dxa"/>
-              <w:right w:w="100" w:type="dxa"/>
-            </w:tcMar>
-          </w:tcPr>
-          <w:p>
-            <w:pPr>
-              <w:spacing w:after="40"/>
-            </w:pPr>
-            <w:r>
-              <w:t>4 valores.</w:t>
-            </w:r>
-          </w:p>
-        </w:tc>
-        <w:tc>
-          <w:tcPr>
-            <w:tcW w:w="4770" w:type="dxa"/>
-            <w:tcBorders>
-              <w:top w:val="single" w:sz="4" w:space="0" w:color="000000"/>
-              <w:left w:val="single" w:sz="4" w:space="0" w:color="000000"/>
-              <w:bottom w:val="single" w:sz="4" w:space="0" w:color="000000"/>
-              <w:right w:val="single" w:sz="4" w:space="0" w:color="000000"/>
-            </w:tcBorders>
-            <w:tcMar>
-              <w:top w:w="60" w:type="dxa"/>
-              <w:left w:w="100" w:type="dxa"/>
-              <w:bottom w:w="60" w:type="dxa"/>
-              <w:right w:w="100" w:type="dxa"/>
-            </w:tcMar>
-          </w:tcPr>
-          <w:p>
-            <w:pPr>
-              <w:spacing w:after="40"/>
-            </w:pPr>
-            <w:proofErr w:type="spellStart"/>
-            <w:proofErr w:type="gramStart"/>
-            <w:r>
-              <w:t>produto.fornecedor</w:t>
-            </w:r>
-            <w:proofErr w:type="spellEnd"/>
-            <w:proofErr w:type="gramEnd"/>
-          </w:p>
-        </w:tc>
-      </w:tr>
-      <w:tr>
-        <w:trPr>
-          <w:cantSplit/>
-        </w:trPr>
-        <w:tc>
-          <w:tcPr>
-            <w:tcW w:w="1500" w:type="dxa"/>
-            <w:tcBorders>
-              <w:top w:val="single" w:sz="4" w:space="0" w:color="000000"/>
-              <w:left w:val="single" w:sz="4" w:space="0" w:color="000000"/>
-              <w:bottom w:val="single" w:sz="4" w:space="0" w:color="000000"/>
-              <w:right w:val="single" w:sz="4" w:space="0" w:color="000000"/>
-            </w:tcBorders>
-            <w:tcMar>
-              <w:top w:w="60" w:type="dxa"/>
-              <w:left w:w="100" w:type="dxa"/>
-              <w:bottom w:w="60" w:type="dxa"/>
-              <w:right w:w="100" w:type="dxa"/>
-            </w:tcMar>
-          </w:tcPr>
-          <w:p>
-            <w:pPr>
-              <w:spacing w:after="40"/>
-            </w:pPr>
-            <w:r>
-              <w:t>Estoque</w:t>
-            </w:r>
-          </w:p>
-        </w:tc>
-        <w:tc>
-          <w:tcPr>
-            <w:tcW w:w="3300" w:type="dxa"/>
-            <w:tcBorders>
-              <w:top w:val="single" w:sz="4" w:space="0" w:color="000000"/>
-              <w:left w:val="single" w:sz="4" w:space="0" w:color="000000"/>
-              <w:bottom w:val="single" w:sz="4" w:space="0" w:color="000000"/>
-              <w:right w:val="single" w:sz="4" w:space="0" w:color="000000"/>
-            </w:tcBorders>
-            <w:tcMar>
-              <w:top w:w="60" w:type="dxa"/>
-              <w:left w:w="100" w:type="dxa"/>
-              <w:bottom w:w="60" w:type="dxa"/>
-              <w:right w:w="100" w:type="dxa"/>
-            </w:tcMar>
-          </w:tcPr>
-          <w:p>
-            <w:pPr>
-              <w:spacing w:after="40"/>
-            </w:pPr>
-            <w:proofErr w:type="spellStart"/>
-            <w:r>
-              <w:t>tempo_reposicao_dias</w:t>
-            </w:r>
-            <w:proofErr w:type="spellEnd"/>
-          </w:p>
-        </w:tc>
-        <w:tc>
-          <w:tcPr>
-            <w:tcW w:w="5000" w:type="dxa"/>
-            <w:tcBorders>
-              <w:top w:val="single" w:sz="4" w:space="0" w:color="000000"/>
-              <w:left w:val="single" w:sz="4" w:space="0" w:color="000000"/>
-              <w:bottom w:val="single" w:sz="4" w:space="0" w:color="000000"/>
-              <w:right w:val="single" w:sz="4" w:space="0" w:color="000000"/>
-            </w:tcBorders>
-            <w:tcMar>
-              <w:top w:w="60" w:type="dxa"/>
-              <w:left w:w="100" w:type="dxa"/>
-              <w:bottom w:w="60" w:type="dxa"/>
-              <w:right w:w="100" w:type="dxa"/>
-            </w:tcMar>
-          </w:tcPr>
-          <w:p>
-            <w:pPr>
-              <w:spacing w:after="40"/>
-            </w:pPr>
-            <w:r>
-              <w:t>De 7 a 45 dias.</w:t>
-            </w:r>
-          </w:p>
-        </w:tc>
-        <w:tc>
-          <w:tcPr>
-            <w:tcW w:w="4770" w:type="dxa"/>
-            <w:tcBorders>
-              <w:top w:val="single" w:sz="4" w:space="0" w:color="000000"/>
-              <w:left w:val="single" w:sz="4" w:space="0" w:color="000000"/>
-              <w:bottom w:val="single" w:sz="4" w:space="0" w:color="000000"/>
-              <w:right w:val="single" w:sz="4" w:space="0" w:color="000000"/>
-            </w:tcBorders>
-            <w:tcMar>
-              <w:top w:w="60" w:type="dxa"/>
-              <w:left w:w="100" w:type="dxa"/>
-              <w:bottom w:w="60" w:type="dxa"/>
-              <w:right w:w="100" w:type="dxa"/>
-            </w:tcMar>
-          </w:tcPr>
-          <w:p>
-            <w:pPr>
-              <w:spacing w:after="40"/>
-            </w:pPr>
-            <w:proofErr w:type="spellStart"/>
-            <w:proofErr w:type="gramStart"/>
-            <w:r>
-              <w:t>produto.tempo</w:t>
-            </w:r>
-            <w:proofErr w:type="gramEnd"/>
-            <w:r>
-              <w:t>_reposicao_dias</w:t>
-            </w:r>
-            <w:proofErr w:type="spellEnd"/>
-          </w:p>
-        </w:tc>
-      </w:tr>
-    </w:tbl>
-    <w:p/>
     <w:sectPr>
       <w:footerReference w:type="default" r:id="rId17"/>
       <w:pgSz w:w="16838" w:h="11906" w:orient="landscape"/>
@@ -22626,7 +15457,7 @@
 <w:ftr xmlns:wpc="http://schemas.microsoft.com/office/word/2010/wordprocessingCanvas" xmlns:cx="http://schemas.microsoft.com/office/drawing/2014/chartex" xmlns:cx1="http://schemas.microsoft.com/office/drawing/2015/9/8/chartex" xmlns:cx2="http://schemas.microsoft.com/office/drawing/2015/10/21/chartex" xmlns:cx3="http://schemas.microsoft.com/office/drawing/2016/5/9/chartex" xmlns:cx4="http://schemas.microsoft.com/office/drawing/2016/5/10/chartex" xmlns:cx5="http://schemas.microsoft.com/office/drawing/2016/5/11/chartex" xmlns:cx6="http://schemas.microsoft.com/office/drawing/2016/5/12/chartex" xmlns:cx7="http://schemas.microsoft.com/office/drawing/2016/5/13/chartex" xmlns:cx8="http://schemas.microsoft.com/office/drawing/2016/5/14/chartex" xmlns:mc="http://schemas.openxmlformats.org/markup-compatibility/2006" xmlns:aink="http://schemas.microsoft.com/office/drawing/2016/ink" xmlns:am3d="http://schemas.microsoft.com/office/drawing/2017/model3d" xmlns:o="urn:schemas-microsoft-com:office:office" xmlns:oel="http://schemas.microsoft.com/office/2019/extlst" xmlns:r="http://schemas.openxmlformats.org/officeDocument/2006/relationships" xmlns:m="http://schemas.openxmlformats.org/officeDocument/2006/math" xmlns:v="urn:schemas-microsoft-com:vml" xmlns:wp14="http://schemas.microsoft.com/office/word/2010/wordprocessingDrawing" xmlns:wp="http://schemas.openxmlformats.org/drawingml/2006/wordprocessingDrawing" xmlns:w10="urn:schemas-microsoft-com:office:word" xmlns:w="http://schemas.openxmlformats.org/wordprocessingml/2006/main" xmlns:w14="http://schemas.microsoft.com/office/word/2010/wordml" xmlns:w15="http://schemas.microsoft.com/office/word/2012/wordml" xmlns:w16cex="http://schemas.microsoft.com/office/word/2018/wordml/cex" xmlns:w16cid="http://schemas.microsoft.com/office/word/2016/wordml/cid" xmlns:w16="http://schemas.microsoft.com/office/word/2018/wordml" xmlns:w16du="http://schemas.microsoft.com/office/word/2023/wordml/word16du" xmlns:w16sdtdh="http://schemas.microsoft.com/office/word/2020/wordml/sdtdatahash" xmlns:w16sdtfl="http://schemas.microsoft.com/office/word/2024/wordml/sdtformatlock" xmlns:w16se="http://schemas.microsoft.com/office/word/2015/wordml/symex" xmlns:wpg="http://schemas.microsoft.com/office/word/2010/wordprocessingGroup" xmlns:wpi="http://schemas.microsoft.com/office/word/2010/wordprocessingInk" xmlns:wne="http://schemas.microsoft.com/office/word/2006/wordml" xmlns:wps="http://schemas.microsoft.com/office/word/2010/wordprocessingShape" mc:Ignorable="w14 w15 w16se w16cid w16 w16cex w16sdtdh w16sdtfl w16du wp14">
   <w:p>
     <w:pPr>
-      <w:pStyle w:val="Rodap"/>
+      <w:pStyle w:val="Footer"/>
     </w:pPr>
   </w:p>
 </w:ftr>
@@ -22667,7 +15498,7 @@
 <w:ftr xmlns:wpc="http://schemas.microsoft.com/office/word/2010/wordprocessingCanvas" xmlns:cx="http://schemas.microsoft.com/office/drawing/2014/chartex" xmlns:cx1="http://schemas.microsoft.com/office/drawing/2015/9/8/chartex" xmlns:cx2="http://schemas.microsoft.com/office/drawing/2015/10/21/chartex" xmlns:cx3="http://schemas.microsoft.com/office/drawing/2016/5/9/chartex" xmlns:cx4="http://schemas.microsoft.com/office/drawing/2016/5/10/chartex" xmlns:cx5="http://schemas.microsoft.com/office/drawing/2016/5/11/chartex" xmlns:cx6="http://schemas.microsoft.com/office/drawing/2016/5/12/chartex" xmlns:cx7="http://schemas.microsoft.com/office/drawing/2016/5/13/chartex" xmlns:cx8="http://schemas.microsoft.com/office/drawing/2016/5/14/chartex" xmlns:mc="http://schemas.openxmlformats.org/markup-compatibility/2006" xmlns:aink="http://schemas.microsoft.com/office/drawing/2016/ink" xmlns:am3d="http://schemas.microsoft.com/office/drawing/2017/model3d" xmlns:o="urn:schemas-microsoft-com:office:office" xmlns:oel="http://schemas.microsoft.com/office/2019/extlst" xmlns:r="http://schemas.openxmlformats.org/officeDocument/2006/relationships" xmlns:m="http://schemas.openxmlformats.org/officeDocument/2006/math" xmlns:v="urn:schemas-microsoft-com:vml" xmlns:wp14="http://schemas.microsoft.com/office/word/2010/wordprocessingDrawing" xmlns:wp="http://schemas.openxmlformats.org/drawingml/2006/wordprocessingDrawing" xmlns:w10="urn:schemas-microsoft-com:office:word" xmlns:w="http://schemas.openxmlformats.org/wordprocessingml/2006/main" xmlns:w14="http://schemas.microsoft.com/office/word/2010/wordml" xmlns:w15="http://schemas.microsoft.com/office/word/2012/wordml" xmlns:w16cex="http://schemas.microsoft.com/office/word/2018/wordml/cex" xmlns:w16cid="http://schemas.microsoft.com/office/word/2016/wordml/cid" xmlns:w16="http://schemas.microsoft.com/office/word/2018/wordml" xmlns:w16du="http://schemas.microsoft.com/office/word/2023/wordml/word16du" xmlns:w16sdtdh="http://schemas.microsoft.com/office/word/2020/wordml/sdtdatahash" xmlns:w16sdtfl="http://schemas.microsoft.com/office/word/2024/wordml/sdtformatlock" xmlns:w16se="http://schemas.microsoft.com/office/word/2015/wordml/symex" xmlns:wpg="http://schemas.microsoft.com/office/word/2010/wordprocessingGroup" xmlns:wpi="http://schemas.microsoft.com/office/word/2010/wordprocessingInk" xmlns:wne="http://schemas.microsoft.com/office/word/2006/wordml" xmlns:wps="http://schemas.microsoft.com/office/word/2010/wordprocessingShape" mc:Ignorable="w14 w15 w16se w16cid w16 w16cex w16sdtdh w16sdtfl w16du wp14">
   <w:p>
     <w:pPr>
-      <w:pStyle w:val="Rodap"/>
+      <w:pStyle w:val="Footer"/>
     </w:pPr>
   </w:p>
 </w:ftr>
@@ -22680,7 +15511,10 @@
       <w:jc w:val="center"/>
     </w:pPr>
     <w:r>
-      <w:t xml:space="preserve">Projeto Integrador Full Stack | Entrega 1 | Página </w:t>
+      <w:t xml:space="preserve">Projeto </w:t>
+    </w:r>
+    <w:r>
+      <w:t xml:space="preserve">Integrador Full Stack | Entrega 1 | Página </w:t>
     </w:r>
     <w:r>
       <w:fldChar w:fldCharType="begin"/>
@@ -22711,7 +15545,10 @@
       <w:jc w:val="center"/>
     </w:pPr>
     <w:r>
-      <w:t xml:space="preserve">Projeto Integrador Full Stack | Entrega 1 | Página </w:t>
+      <w:t xml:space="preserve">Projeto </w:t>
+    </w:r>
+    <w:r>
+      <w:t xml:space="preserve">Integrador Full Stack | Entrega 1 | Página </w:t>
     </w:r>
     <w:r>
       <w:fldChar w:fldCharType="begin"/>
@@ -22742,7 +15579,10 @@
       <w:jc w:val="center"/>
     </w:pPr>
     <w:r>
-      <w:t xml:space="preserve">Projeto Integrador Full Stack | Entrega 1 | Página </w:t>
+      <w:t xml:space="preserve">Projeto </w:t>
+    </w:r>
+    <w:r>
+      <w:t xml:space="preserve">Integrador Full Stack | Entrega 1 | Página </w:t>
     </w:r>
     <w:r>
       <w:fldChar w:fldCharType="begin"/>
@@ -22773,7 +15613,10 @@
       <w:jc w:val="center"/>
     </w:pPr>
     <w:r>
-      <w:t xml:space="preserve">Projeto Integrador Full Stack | Entrega 1 | Página </w:t>
+      <w:t xml:space="preserve">Projeto </w:t>
+    </w:r>
+    <w:r>
+      <w:t xml:space="preserve">Integrador Full Stack | Entrega 1 | Página </w:t>
     </w:r>
     <w:r>
       <w:fldChar w:fldCharType="begin"/>
@@ -22820,7 +15663,7 @@
 <w:hdr xmlns:wpc="http://schemas.microsoft.com/office/word/2010/wordprocessingCanvas" xmlns:cx="http://schemas.microsoft.com/office/drawing/2014/chartex" xmlns:cx1="http://schemas.microsoft.com/office/drawing/2015/9/8/chartex" xmlns:cx2="http://schemas.microsoft.com/office/drawing/2015/10/21/chartex" xmlns:cx3="http://schemas.microsoft.com/office/drawing/2016/5/9/chartex" xmlns:cx4="http://schemas.microsoft.com/office/drawing/2016/5/10/chartex" xmlns:cx5="http://schemas.microsoft.com/office/drawing/2016/5/11/chartex" xmlns:cx6="http://schemas.microsoft.com/office/drawing/2016/5/12/chartex" xmlns:cx7="http://schemas.microsoft.com/office/drawing/2016/5/13/chartex" xmlns:cx8="http://schemas.microsoft.com/office/drawing/2016/5/14/chartex" xmlns:mc="http://schemas.openxmlformats.org/markup-compatibility/2006" xmlns:aink="http://schemas.microsoft.com/office/drawing/2016/ink" xmlns:am3d="http://schemas.microsoft.com/office/drawing/2017/model3d" xmlns:o="urn:schemas-microsoft-com:office:office" xmlns:oel="http://schemas.microsoft.com/office/2019/extlst" xmlns:r="http://schemas.openxmlformats.org/officeDocument/2006/relationships" xmlns:m="http://schemas.openxmlformats.org/officeDocument/2006/math" xmlns:v="urn:schemas-microsoft-com:vml" xmlns:wp14="http://schemas.microsoft.com/office/word/2010/wordprocessingDrawing" xmlns:wp="http://schemas.openxmlformats.org/drawingml/2006/wordprocessingDrawing" xmlns:w10="urn:schemas-microsoft-com:office:word" xmlns:w="http://schemas.openxmlformats.org/wordprocessingml/2006/main" xmlns:w14="http://schemas.microsoft.com/office/word/2010/wordml" xmlns:w15="http://schemas.microsoft.com/office/word/2012/wordml" xmlns:w16cex="http://schemas.microsoft.com/office/word/2018/wordml/cex" xmlns:w16cid="http://schemas.microsoft.com/office/word/2016/wordml/cid" xmlns:w16="http://schemas.microsoft.com/office/word/2018/wordml" xmlns:w16du="http://schemas.microsoft.com/office/word/2023/wordml/word16du" xmlns:w16sdtdh="http://schemas.microsoft.com/office/word/2020/wordml/sdtdatahash" xmlns:w16sdtfl="http://schemas.microsoft.com/office/word/2024/wordml/sdtformatlock" xmlns:w16se="http://schemas.microsoft.com/office/word/2015/wordml/symex" xmlns:wpg="http://schemas.microsoft.com/office/word/2010/wordprocessingGroup" xmlns:wpi="http://schemas.microsoft.com/office/word/2010/wordprocessingInk" xmlns:wne="http://schemas.microsoft.com/office/word/2006/wordml" xmlns:wps="http://schemas.microsoft.com/office/word/2010/wordprocessingShape" mc:Ignorable="w14 w15 w16se w16cid w16 w16cex w16sdtdh w16sdtfl w16du wp14">
   <w:p>
     <w:pPr>
-      <w:pStyle w:val="Cabealho"/>
+      <w:pStyle w:val="Header"/>
     </w:pPr>
   </w:p>
 </w:hdr>
@@ -22830,7 +15673,7 @@
 <w:hdr xmlns:wpc="http://schemas.microsoft.com/office/word/2010/wordprocessingCanvas" xmlns:cx="http://schemas.microsoft.com/office/drawing/2014/chartex" xmlns:cx1="http://schemas.microsoft.com/office/drawing/2015/9/8/chartex" xmlns:cx2="http://schemas.microsoft.com/office/drawing/2015/10/21/chartex" xmlns:cx3="http://schemas.microsoft.com/office/drawing/2016/5/9/chartex" xmlns:cx4="http://schemas.microsoft.com/office/drawing/2016/5/10/chartex" xmlns:cx5="http://schemas.microsoft.com/office/drawing/2016/5/11/chartex" xmlns:cx6="http://schemas.microsoft.com/office/drawing/2016/5/12/chartex" xmlns:cx7="http://schemas.microsoft.com/office/drawing/2016/5/13/chartex" xmlns:cx8="http://schemas.microsoft.com/office/drawing/2016/5/14/chartex" xmlns:mc="http://schemas.openxmlformats.org/markup-compatibility/2006" xmlns:aink="http://schemas.microsoft.com/office/drawing/2016/ink" xmlns:am3d="http://schemas.microsoft.com/office/drawing/2017/model3d" xmlns:o="urn:schemas-microsoft-com:office:office" xmlns:oel="http://schemas.microsoft.com/office/2019/extlst" xmlns:r="http://schemas.openxmlformats.org/officeDocument/2006/relationships" xmlns:m="http://schemas.openxmlformats.org/officeDocument/2006/math" xmlns:v="urn:schemas-microsoft-com:vml" xmlns:wp14="http://schemas.microsoft.com/office/word/2010/wordprocessingDrawing" xmlns:wp="http://schemas.openxmlformats.org/drawingml/2006/wordprocessingDrawing" xmlns:w10="urn:schemas-microsoft-com:office:word" xmlns:w="http://schemas.openxmlformats.org/wordprocessingml/2006/main" xmlns:w14="http://schemas.microsoft.com/office/word/2010/wordml" xmlns:w15="http://schemas.microsoft.com/office/word/2012/wordml" xmlns:w16cex="http://schemas.microsoft.com/office/word/2018/wordml/cex" xmlns:w16cid="http://schemas.microsoft.com/office/word/2016/wordml/cid" xmlns:w16="http://schemas.microsoft.com/office/word/2018/wordml" xmlns:w16du="http://schemas.microsoft.com/office/word/2023/wordml/word16du" xmlns:w16sdtdh="http://schemas.microsoft.com/office/word/2020/wordml/sdtdatahash" xmlns:w16sdtfl="http://schemas.microsoft.com/office/word/2024/wordml/sdtformatlock" xmlns:w16se="http://schemas.microsoft.com/office/word/2015/wordml/symex" xmlns:wpg="http://schemas.microsoft.com/office/word/2010/wordprocessingGroup" xmlns:wpi="http://schemas.microsoft.com/office/word/2010/wordprocessingInk" xmlns:wne="http://schemas.microsoft.com/office/word/2006/wordml" xmlns:wps="http://schemas.microsoft.com/office/word/2010/wordprocessingShape" mc:Ignorable="w14 w15 w16se w16cid w16 w16cex w16sdtdh w16sdtfl w16du wp14">
   <w:p>
     <w:pPr>
-      <w:pStyle w:val="Cabealho"/>
+      <w:pStyle w:val="Header"/>
     </w:pPr>
   </w:p>
 </w:hdr>
@@ -22840,7 +15683,7 @@
 <w:hdr xmlns:wpc="http://schemas.microsoft.com/office/word/2010/wordprocessingCanvas" xmlns:cx="http://schemas.microsoft.com/office/drawing/2014/chartex" xmlns:cx1="http://schemas.microsoft.com/office/drawing/2015/9/8/chartex" xmlns:cx2="http://schemas.microsoft.com/office/drawing/2015/10/21/chartex" xmlns:cx3="http://schemas.microsoft.com/office/drawing/2016/5/9/chartex" xmlns:cx4="http://schemas.microsoft.com/office/drawing/2016/5/10/chartex" xmlns:cx5="http://schemas.microsoft.com/office/drawing/2016/5/11/chartex" xmlns:cx6="http://schemas.microsoft.com/office/drawing/2016/5/12/chartex" xmlns:cx7="http://schemas.microsoft.com/office/drawing/2016/5/13/chartex" xmlns:cx8="http://schemas.microsoft.com/office/drawing/2016/5/14/chartex" xmlns:mc="http://schemas.openxmlformats.org/markup-compatibility/2006" xmlns:aink="http://schemas.microsoft.com/office/drawing/2016/ink" xmlns:am3d="http://schemas.microsoft.com/office/drawing/2017/model3d" xmlns:o="urn:schemas-microsoft-com:office:office" xmlns:oel="http://schemas.microsoft.com/office/2019/extlst" xmlns:r="http://schemas.openxmlformats.org/officeDocument/2006/relationships" xmlns:m="http://schemas.openxmlformats.org/officeDocument/2006/math" xmlns:v="urn:schemas-microsoft-com:vml" xmlns:wp14="http://schemas.microsoft.com/office/word/2010/wordprocessingDrawing" xmlns:wp="http://schemas.openxmlformats.org/drawingml/2006/wordprocessingDrawing" xmlns:w10="urn:schemas-microsoft-com:office:word" xmlns:w="http://schemas.openxmlformats.org/wordprocessingml/2006/main" xmlns:w14="http://schemas.microsoft.com/office/word/2010/wordml" xmlns:w15="http://schemas.microsoft.com/office/word/2012/wordml" xmlns:w16cex="http://schemas.microsoft.com/office/word/2018/wordml/cex" xmlns:w16cid="http://schemas.microsoft.com/office/word/2016/wordml/cid" xmlns:w16="http://schemas.microsoft.com/office/word/2018/wordml" xmlns:w16du="http://schemas.microsoft.com/office/word/2023/wordml/word16du" xmlns:w16sdtdh="http://schemas.microsoft.com/office/word/2020/wordml/sdtdatahash" xmlns:w16sdtfl="http://schemas.microsoft.com/office/word/2024/wordml/sdtformatlock" xmlns:w16se="http://schemas.microsoft.com/office/word/2015/wordml/symex" xmlns:wpg="http://schemas.microsoft.com/office/word/2010/wordprocessingGroup" xmlns:wpi="http://schemas.microsoft.com/office/word/2010/wordprocessingInk" xmlns:wne="http://schemas.microsoft.com/office/word/2006/wordml" xmlns:wps="http://schemas.microsoft.com/office/word/2010/wordprocessingShape" mc:Ignorable="w14 w15 w16se w16cid w16 w16cex w16sdtdh w16sdtfl w16du wp14">
   <w:p>
     <w:pPr>
-      <w:pStyle w:val="Cabealho"/>
+      <w:pStyle w:val="Header"/>
     </w:pPr>
   </w:p>
 </w:hdr>
@@ -23527,7 +16370,7 @@
     <w:name w:val="Normal"/>
     <w:qFormat/>
   </w:style>
-  <w:style w:type="paragraph" w:styleId="Ttulo1">
+  <w:style w:type="paragraph" w:styleId="Heading1">
     <w:name w:val="heading 1"/>
     <w:basedOn w:val="Normal"/>
     <w:next w:val="Normal"/>
@@ -23545,7 +16388,7 @@
       <w:szCs w:val="32"/>
     </w:rPr>
   </w:style>
-  <w:style w:type="paragraph" w:styleId="Ttulo2">
+  <w:style w:type="paragraph" w:styleId="Heading2">
     <w:name w:val="heading 2"/>
     <w:basedOn w:val="Normal"/>
     <w:next w:val="Normal"/>
@@ -23564,7 +16407,7 @@
       <w:szCs w:val="28"/>
     </w:rPr>
   </w:style>
-  <w:style w:type="paragraph" w:styleId="Ttulo3">
+  <w:style w:type="paragraph" w:styleId="Heading3">
     <w:name w:val="heading 3"/>
     <w:basedOn w:val="Normal"/>
     <w:next w:val="Normal"/>
@@ -23580,7 +16423,7 @@
       <w:bCs/>
     </w:rPr>
   </w:style>
-  <w:style w:type="paragraph" w:styleId="Ttulo4">
+  <w:style w:type="paragraph" w:styleId="Heading4">
     <w:name w:val="heading 4"/>
     <w:basedOn w:val="Normal"/>
     <w:next w:val="Normal"/>
@@ -23597,7 +16440,7 @@
       <w:color w:val="000000"/>
     </w:rPr>
   </w:style>
-  <w:style w:type="paragraph" w:styleId="Ttulo5">
+  <w:style w:type="paragraph" w:styleId="Heading5">
     <w:name w:val="heading 5"/>
     <w:basedOn w:val="Normal"/>
     <w:next w:val="Normal"/>
@@ -23612,7 +16455,7 @@
       <w:color w:val="000000"/>
     </w:rPr>
   </w:style>
-  <w:style w:type="paragraph" w:styleId="Ttulo6">
+  <w:style w:type="paragraph" w:styleId="Heading6">
     <w:name w:val="heading 6"/>
     <w:basedOn w:val="Normal"/>
     <w:next w:val="Normal"/>
@@ -23627,13 +16470,13 @@
       <w:color w:val="000000"/>
     </w:rPr>
   </w:style>
-  <w:style w:type="character" w:default="1" w:styleId="Fontepargpadro">
+  <w:style w:type="character" w:default="1" w:styleId="DefaultParagraphFont">
     <w:name w:val="Default Paragraph Font"/>
     <w:uiPriority w:val="1"/>
     <w:semiHidden/>
     <w:unhideWhenUsed/>
   </w:style>
-  <w:style w:type="table" w:default="1" w:styleId="Tabelanormal">
+  <w:style w:type="table" w:default="1" w:styleId="TableNormal">
     <w:name w:val="Normal Table"/>
     <w:uiPriority w:val="99"/>
     <w:semiHidden/>
@@ -23648,13 +16491,13 @@
       </w:tblCellMar>
     </w:tblPr>
   </w:style>
-  <w:style w:type="numbering" w:default="1" w:styleId="Semlista">
+  <w:style w:type="numbering" w:default="1" w:styleId="NoList">
     <w:name w:val="No List"/>
     <w:uiPriority w:val="99"/>
     <w:semiHidden/>
     <w:unhideWhenUsed/>
   </w:style>
-  <w:style w:type="paragraph" w:styleId="Ttulo">
+  <w:style w:type="paragraph" w:styleId="Title">
     <w:name w:val="Title"/>
     <w:basedOn w:val="Normal"/>
     <w:next w:val="Normal"/>
@@ -23675,7 +16518,7 @@
       <w:bCs/>
     </w:rPr>
   </w:style>
-  <w:style w:type="paragraph" w:styleId="PargrafodaLista">
+  <w:style w:type="paragraph" w:styleId="ListParagraph">
     <w:name w:val="List Paragraph"/>
     <w:basedOn w:val="Normal"/>
     <w:qFormat/>
@@ -23689,7 +16532,7 @@
       <w:u w:val="single"/>
     </w:rPr>
   </w:style>
-  <w:style w:type="character" w:styleId="Refdenotaderodap">
+  <w:style w:type="character" w:styleId="FootnoteReference">
     <w:name w:val="footnote reference"/>
     <w:uiPriority w:val="99"/>
     <w:semiHidden/>
@@ -23698,10 +16541,10 @@
       <w:vertAlign w:val="superscript"/>
     </w:rPr>
   </w:style>
-  <w:style w:type="paragraph" w:styleId="Textodenotaderodap">
+  <w:style w:type="paragraph" w:styleId="FootnoteText">
     <w:name w:val="footnote text"/>
     <w:basedOn w:val="Normal"/>
-    <w:link w:val="TextodenotaderodapChar"/>
+    <w:link w:val="FootnoteTextChar"/>
     <w:uiPriority w:val="99"/>
     <w:semiHidden/>
     <w:unhideWhenUsed/>
@@ -23710,9 +16553,9 @@
       <w:szCs w:val="20"/>
     </w:rPr>
   </w:style>
-  <w:style w:type="character" w:customStyle="1" w:styleId="TextodenotaderodapChar">
-    <w:name w:val="Texto de nota de rodapé Char"/>
-    <w:link w:val="Textodenotaderodap"/>
+  <w:style w:type="character" w:customStyle="1" w:styleId="FootnoteTextChar">
+    <w:name w:val="Footnote Text Char"/>
+    <w:link w:val="FootnoteText"/>
     <w:uiPriority w:val="99"/>
     <w:semiHidden/>
     <w:unhideWhenUsed/>
@@ -23721,7 +16564,7 @@
       <w:szCs w:val="20"/>
     </w:rPr>
   </w:style>
-  <w:style w:type="character" w:styleId="Refdenotadefim">
+  <w:style w:type="character" w:styleId="EndnoteReference">
     <w:name w:val="endnote reference"/>
     <w:uiPriority w:val="99"/>
     <w:semiHidden/>
@@ -23730,10 +16573,10 @@
       <w:vertAlign w:val="superscript"/>
     </w:rPr>
   </w:style>
-  <w:style w:type="paragraph" w:styleId="Textodenotadefim">
+  <w:style w:type="paragraph" w:styleId="EndnoteText">
     <w:name w:val="endnote text"/>
     <w:basedOn w:val="Normal"/>
-    <w:link w:val="TextodenotadefimChar"/>
+    <w:link w:val="EndnoteTextChar"/>
     <w:uiPriority w:val="99"/>
     <w:semiHidden/>
     <w:unhideWhenUsed/>
@@ -23742,9 +16585,9 @@
       <w:szCs w:val="20"/>
     </w:rPr>
   </w:style>
-  <w:style w:type="character" w:customStyle="1" w:styleId="TextodenotadefimChar">
-    <w:name w:val="Texto de nota de fim Char"/>
-    <w:link w:val="Textodenotadefim"/>
+  <w:style w:type="character" w:customStyle="1" w:styleId="EndnoteTextChar">
+    <w:name w:val="Endnote Text Char"/>
+    <w:link w:val="EndnoteText"/>
     <w:uiPriority w:val="99"/>
     <w:semiHidden/>
     <w:unhideWhenUsed/>
@@ -23753,10 +16596,10 @@
       <w:szCs w:val="20"/>
     </w:rPr>
   </w:style>
-  <w:style w:type="paragraph" w:styleId="Cabealho">
+  <w:style w:type="paragraph" w:styleId="Header">
     <w:name w:val="header"/>
     <w:basedOn w:val="Normal"/>
-    <w:link w:val="CabealhoChar"/>
+    <w:link w:val="HeaderChar"/>
     <w:uiPriority w:val="99"/>
     <w:unhideWhenUsed/>
     <w:rsid w:val="00CD7195"/>
@@ -23767,17 +16610,17 @@
       </w:tabs>
     </w:pPr>
   </w:style>
-  <w:style w:type="character" w:customStyle="1" w:styleId="CabealhoChar">
-    <w:name w:val="Cabeçalho Char"/>
-    <w:basedOn w:val="Fontepargpadro"/>
-    <w:link w:val="Cabealho"/>
+  <w:style w:type="character" w:customStyle="1" w:styleId="HeaderChar">
+    <w:name w:val="Header Char"/>
+    <w:basedOn w:val="DefaultParagraphFont"/>
+    <w:link w:val="Header"/>
     <w:uiPriority w:val="99"/>
     <w:rsid w:val="00CD7195"/>
   </w:style>
-  <w:style w:type="paragraph" w:styleId="Rodap">
+  <w:style w:type="paragraph" w:styleId="Footer">
     <w:name w:val="footer"/>
     <w:basedOn w:val="Normal"/>
-    <w:link w:val="RodapChar"/>
+    <w:link w:val="FooterChar"/>
     <w:uiPriority w:val="99"/>
     <w:unhideWhenUsed/>
     <w:rsid w:val="00CD7195"/>
@@ -23788,10 +16631,10 @@
       </w:tabs>
     </w:pPr>
   </w:style>
-  <w:style w:type="character" w:customStyle="1" w:styleId="RodapChar">
-    <w:name w:val="Rodapé Char"/>
-    <w:basedOn w:val="Fontepargpadro"/>
-    <w:link w:val="Rodap"/>
+  <w:style w:type="character" w:customStyle="1" w:styleId="FooterChar">
+    <w:name w:val="Footer Char"/>
+    <w:basedOn w:val="DefaultParagraphFont"/>
+    <w:link w:val="Footer"/>
     <w:uiPriority w:val="99"/>
     <w:rsid w:val="00CD7195"/>
   </w:style>
